--- a/Printed Exam Notes/Unit 2 Quick Guides.docx
+++ b/Printed Exam Notes/Unit 2 Quick Guides.docx
@@ -789,7 +789,7 @@
       </w:pPr>
       <w:r>
         <w:rPr/>
-        <w:t>Ch 24 is the anatomy of a flowering plant, built up from cells to tissues to organs. A tissue is a group of specialized cells doing one job; an organ, such as a root, stem or leaf, is made of several tissues (24.1.4).</w:t>
+        <w:t>Ch 24 is the anatomy of a flowering plant, built up from cells to tissues to organs. As in animals, a cell is the basic unit of life; a tissue is a group of specialized cells doing one job; an organ, such as a root, stem or leaf, is made of several tissues (24.1.4).</w:t>
       </w:r>
     </w:p>
     <w:p>
@@ -798,7 +798,7 @@
       </w:pPr>
       <w:r>
         <w:rPr/>
-        <w:t>Everything grows from meristems, zones of cells that keep dividing for the plant's whole life (24.1.6). The new cells become three tissue types: epidermal (the outer covering), ground (the filler that photosynthesizes, stores and supports) and vascular (the plumbing: xylem and phloem) (24.1.3, 24.1.7, 24.1.10, 24.1.13). Those tissues build the vegetative organs: roots, stems and leaves (24.2.18).</w:t>
+        <w:t>Everything grows from meristems: undifferentiated cells that keep dividing for the plant's whole life. Each division leaves one meristem cell and one cell that goes on to specialize (24.1.5, 24.1.6). The new cells become three tissue types: epidermal tissue (the outer covering), ground tissue (the filler that photosynthesizes, stores and supports) and vascular tissue (the plumbing: xylem and phloem) (24.1.3, 24.1.6). These tissues build the three vegetative organs: roots, stems and leaves (24.2.18).</w:t>
       </w:r>
     </w:p>
     <w:p>
@@ -807,7 +807,7 @@
       </w:pPr>
       <w:r>
         <w:rPr/>
-        <w:t>This chapter is very term-heavy. Understand the ideas here, and look up the names in the tables.</w:t>
+        <w:t>Two kinds of growth run through the chapter. Primary growth, from apical meristems at the tips, makes roots and stems longer; secondary growth, from lateral meristems, makes woody stems thicker (24.1.6, 24.4.41, 24.4.42). The chapter is very term-heavy: understand the ideas here, and look up the names in the tables.</w:t>
       </w:r>
     </w:p>
     <w:p>
@@ -833,7 +833,7 @@
       </w:pPr>
       <w:r>
         <w:rPr/>
-        <w:t>Apical meristems at the tips of roots and shoots make the plant longer. Their cells form three primary meristems: protoderm (becomes the epidermis), ground meristem (ground tissue) and procambium (vascular tissue) (24.1.3, 24.1.6).</w:t>
+        <w:t>Apical meristems at the tips of stems and roots make them longer. They produce three primary meristems, each of which makes one tissue type: protoderm makes epidermal tissue, ground meristem makes ground tissue, and procambium makes vascular tissue (24.1.3, 24.1.6).</w:t>
       </w:r>
     </w:p>
     <w:p>
@@ -842,7 +842,7 @@
       </w:pPr>
       <w:r>
         <w:rPr/>
-        <w:t>Epidermal tissue</w:t>
+        <w:t>Epidermal tissue: the protective skin</w:t>
       </w:r>
     </w:p>
     <w:p>
@@ -855,7 +855,7 @@
       </w:pPr>
       <w:r>
         <w:rPr/>
-        <w:t>The outer protective covering: closely packed cells, covered by a waxy cuticle where they face the air (24.1.7).</w:t>
+        <w:t>Closely packed epidermal cells; where they face the air they're covered by a waxy cuticle, which limits water loss (24.1.7).</w:t>
       </w:r>
     </w:p>
     <w:p>
@@ -868,7 +868,7 @@
       </w:pPr>
       <w:r>
         <w:rPr/>
-        <w:t>Root epidermal cells have root hairs, which add surface for taking up water (24.1.7).</w:t>
+        <w:t>Root epidermal cells grow root hairs, which increase the root's surface area for absorbing water (24.1.7).</w:t>
       </w:r>
     </w:p>
     <w:p>
@@ -881,7 +881,7 @@
       </w:pPr>
       <w:r>
         <w:rPr/>
-        <w:t>Trichomes (hairs) on stems and leaves protect from sun and moisture loss and discourage plant-eaters (24.1.8).</w:t>
+        <w:t>Epidermal cells of stems, leaves and reproductive organs grow trichomes (hairs), which protect from sun and moisture loss and discourage herbivory (being eaten) (24.1.8).</w:t>
       </w:r>
     </w:p>
     <w:p>
@@ -894,16 +894,7 @@
       </w:pPr>
       <w:r>
         <w:rPr/>
-        <w:t>The lower leaf surface has stomata. In older woody plants the epidermis is replaced by periderm (cork) (24.1.8).</w:t>
-      </w:r>
-    </w:p>
-    <w:p>
-      <w:pPr>
-        <w:pStyle w:val="Guidesubheading"/>
-      </w:pPr>
-      <w:r>
-        <w:rPr/>
-        <w:t>Ground tissue</w:t>
+        <w:t>The lower leaf surface has stomata: pores, each between two guard cells, for gas exchange (24.1.8, 24.1.9).</w:t>
       </w:r>
     </w:p>
     <w:p>
@@ -916,7 +907,16 @@
       </w:pPr>
       <w:r>
         <w:rPr/>
-        <w:t>Parenchyma: the least specialized and most abundant cells; they can divide, and some contain chloroplasts and photosynthesize (24.1.10).</w:t>
+        <w:t>In older woody stems the epidermis is replaced by periderm, mainly cork, made by the cork cambium (24.1.8). Cork cells contain waterproof suberin, so gases pass only at lenticels, loose spots in the cork (24.4.44).</w:t>
+      </w:r>
+    </w:p>
+    <w:p>
+      <w:pPr>
+        <w:pStyle w:val="Guidesubheading"/>
+      </w:pPr>
+      <w:r>
+        <w:rPr/>
+        <w:t>Ground tissue: the bulk of the plant</w:t>
       </w:r>
     </w:p>
     <w:p>
@@ -929,7 +929,7 @@
       </w:pPr>
       <w:r>
         <w:rPr/>
-        <w:t>Collenchyma: thicker walls; flexible support for young stems (the strings in celery) (24.1.10).</w:t>
+        <w:t>Parenchyma: the least specialized and most abundant cells, found in every organ. They can divide and give rise to more specialized cells, and those with chloroplasts photosynthesize (24.1.10).</w:t>
       </w:r>
     </w:p>
     <w:p>
@@ -942,16 +942,7 @@
       </w:pPr>
       <w:r>
         <w:rPr/>
-        <w:t>Sclerenchyma: thick walls with lignin, mostly dead at maturity; rigid support. Fibers are long (hemp, rope); sclereids are short (nutshells, seed coats) (24.1.11).</w:t>
-      </w:r>
-    </w:p>
-    <w:p>
-      <w:pPr>
-        <w:pStyle w:val="Guidesubheading"/>
-      </w:pPr>
-      <w:r>
-        <w:rPr/>
-        <w:t>Vascular tissue</w:t>
+        <w:t>Collenchyma: living cells with thicker primary walls, in bundles under the epidermis; flexible support for young regions, like the strings in celery stalks (24.1.10).</w:t>
       </w:r>
     </w:p>
     <w:p>
@@ -964,7 +955,16 @@
       </w:pPr>
       <w:r>
         <w:rPr/>
-        <w:t>Xylem carries water and minerals up. Its conducting cells are tracheids (long, tapered, water passes through pits) and vessel elements (larger, with perforation plates, joined end to end into open pipes) (24.1.13, 24.1.15).</w:t>
+        <w:t>Sclerenchyma: thick secondary walls hardened with lignin; most are dead at maturity; they support mature regions. Fibers are long and slender (hemp, rope); sclereids are shorter and varied (seed coats, nutshells) (24.1.11).</w:t>
+      </w:r>
+    </w:p>
+    <w:p>
+      <w:pPr>
+        <w:pStyle w:val="Guidesubheading"/>
+      </w:pPr>
+      <w:r>
+        <w:rPr/>
+        <w:t>Vascular tissue: the plumbing</w:t>
       </w:r>
     </w:p>
     <w:p>
@@ -977,7 +977,7 @@
       </w:pPr>
       <w:r>
         <w:rPr/>
-        <w:t>Phloem carries sugar. Its conducting cells, sieve-tube members, have cytoplasm but no nucleus and connect through sieve plates; each has a companion cell, with a nucleus, that supports it (24.1.16).</w:t>
+        <w:t>Xylem carries water and minerals from the roots to the leaves. Its two water-conducting cells are tracheids, long with tapered ends, where water crosses through pits in the walls, and vessel elements, larger, with perforation plates in their end walls, lined up into a continuous vessel (24.1.13, 24.1.15). Both are dead and hollow when they work (textbook).</w:t>
       </w:r>
     </w:p>
     <w:p>
@@ -990,60 +990,7 @@
       </w:pPr>
       <w:r>
         <w:rPr/>
-        <w:t>Where they are: the vascular cylinder in roots, vascular bundles in stems, veins in leaves (24.1.13).</w:t>
-      </w:r>
-    </w:p>
-    <w:p>
-      <w:pPr>
-        <w:pStyle w:val="Guidetext"/>
-      </w:pPr>
-      <w:r>
-        <w:rPr/>
-        <w:t>Traps: tracheids vs vessel elements (both xylem); sieve-tube member (no nucleus) vs companion cell; collenchyma (flexible, living) vs sclerenchyma (rigid, mostly dead) (24.1.10, 24.1.11, 24.1.15, 24.1.16).</w:t>
-      </w:r>
-    </w:p>
-    <w:p>
-      <w:pPr>
-        <w:pStyle w:val="Guidepart"/>
-      </w:pPr>
-      <w:bookmarkStart w:id="10" w:name="g242"/>
-      <w:r>
-        <w:rPr>
-          <w:rStyle w:val="Slidecode"/>
-        </w:rPr>
-        <w:t>24.2 Organs of Flowering Plants</w:t>
-      </w:r>
-      <w:r>
-        <w:rPr/>
-        <w:t xml:space="preserve"> (slides 18–25)</w:t>
-      </w:r>
-      <w:bookmarkEnd w:id="10"/>
-    </w:p>
-    <w:p>
-      <w:pPr>
-        <w:pStyle w:val="Guidetext"/>
-      </w:pPr>
-      <w:r>
-        <w:rPr/>
-        <w:t>The vegetative organs are all the plant parts except the reproductive ones: roots, stems and leaves. Most flowering plants have a root system below ground and a shoot system above (24.2.18).</w:t>
-      </w:r>
-    </w:p>
-    <w:p>
-      <w:pPr>
-        <w:pStyle w:val="Guidetext"/>
-      </w:pPr>
-      <w:r>
-        <w:rPr/>
-        <w:t>The shoot system is the stem, branches and leaves. Nodes are where leaves attach to the stem; internodes are the stretches of stem between nodes (24.2.20). A terminal bud sits at the stem tip, and axillary buds sit where leaves meet the stem (24.2.21, 24.4.35).</w:t>
-      </w:r>
-    </w:p>
-    <w:p>
-      <w:pPr>
-        <w:pStyle w:val="Guidesubheading"/>
-      </w:pPr>
-      <w:r>
-        <w:rPr/>
-        <w:t>Monocots vs eudicots</w:t>
+        <w:t>Vascular rays between rows of tracheids carry water sideways, across the width of the plant (24.1.15).</w:t>
       </w:r>
     </w:p>
     <w:p>
@@ -1056,7 +1003,7 @@
       </w:pPr>
       <w:r>
         <w:rPr/>
-        <w:t>Monocots: one cotyledon, which transfers nutrients from the endosperm; parallel leaf veins; flower parts in threes; root vascular tissue in a ring (24.2.22).</w:t>
+        <w:t>Phloem carries sucrose and other organic compounds. Its conducting cells, sieve-tube members, have cytoplasm but no nucleus, and their walls have sieve plates (clusters of pores). Each has a companion cell, which has a nucleus and helps with transport; plasmodesmata (channels between plant cells) connect the two (24.1.16).</w:t>
       </w:r>
     </w:p>
     <w:p>
@@ -1069,7 +1016,7 @@
       </w:pPr>
       <w:r>
         <w:rPr/>
-        <w:t>Eudicots: two cotyledons, which supply the seedling's nutrients; netted leaf veins; flower parts in fours or fives; root phloem between the arms of the xylem (24.2.23).</w:t>
+        <w:t>Where it is: the vascular cylinder in roots, vascular bundles in stems, leaf veins in leaves (24.1.13).</w:t>
       </w:r>
     </w:p>
     <w:p>
@@ -1078,25 +1025,25 @@
       </w:pPr>
       <w:r>
         <w:rPr/>
-        <w:t>Annual plants live one growing season: they make flowers and seeds, then die. Perennial plants live three or more seasons. The flower-inducing genes LEAFY and Apetala 1 act as the switch: blocking them in an annual makes it grow like a perennial (24.2.25).</w:t>
+        <w:t>Traps: tracheid vs vessel element (both xylem, both carry water); sieve-tube member (no nucleus) vs companion cell (nucleus); collenchyma (living, flexible) vs sclerenchyma (mostly dead, rigid, lignin); fibers (long) vs sclereids (short) (24.1.10, 24.1.11, 24.1.15, 24.1.16).</w:t>
       </w:r>
     </w:p>
     <w:p>
       <w:pPr>
         <w:pStyle w:val="Guidepart"/>
       </w:pPr>
-      <w:bookmarkStart w:id="11" w:name="g243"/>
+      <w:bookmarkStart w:id="10" w:name="g242"/>
       <w:r>
         <w:rPr>
           <w:rStyle w:val="Slidecode"/>
         </w:rPr>
-        <w:t>24.3 Organization and Diversity of Roots</w:t>
-      </w:r>
-      <w:r>
-        <w:rPr/>
-        <w:t xml:space="preserve"> (slides 26–34)</w:t>
-      </w:r>
-      <w:bookmarkEnd w:id="11"/>
+        <w:t>24.2 Organs of Flowering Plants</w:t>
+      </w:r>
+      <w:r>
+        <w:rPr/>
+        <w:t xml:space="preserve"> (slides 18–25)</w:t>
+      </w:r>
+      <w:bookmarkEnd w:id="10"/>
     </w:p>
     <w:p>
       <w:pPr>
@@ -1104,7 +1051,16 @@
       </w:pPr>
       <w:r>
         <w:rPr/>
-        <w:t>Root zones, from the tip up (24.3.26): the root cap protects the root apical meristem; then come the zone of cell division, the zone of elongation (cells lengthen and start to specialize) and the zone of maturation (fully differentiated cells, with root hairs).</w:t>
+        <w:t>Vegetative organs are all the plant parts except the reproductive structures (flowers, seeds and fruits); they handle growth and nutrition. There are three: roots, stems and leaves (24.2.18). Most flowering plants have a root system, which is just the roots, and a shoot system, the stem and leaves (24.2.18, 24.2.19).</w:t>
+      </w:r>
+    </w:p>
+    <w:p>
+      <w:pPr>
+        <w:pStyle w:val="Guidetext"/>
+      </w:pPr>
+      <w:r>
+        <w:rPr/>
+        <w:t>The stem is the main axis; it grows longer and produces leaves. Nodes are where leaves attach; internodes are the stretches of stem between nodes. The terminal bud at the stem's end contains the shoot apical meristem and produces new leaves (24.2.20, 24.2.21). Lateral (axillary) buds sit where a leaf joins the stem and can grow into branches (24.2.19, 24.2.21).</w:t>
       </w:r>
     </w:p>
     <w:p>
@@ -1113,7 +1069,7 @@
       </w:pPr>
       <w:r>
         <w:rPr/>
-        <w:t>Root tissues, from the outside in</w:t>
+        <w:t>Monocots vs eudicots (24.2.22 to 24.2.24)</w:t>
       </w:r>
     </w:p>
     <w:p>
@@ -1126,7 +1082,7 @@
       </w:pPr>
       <w:r>
         <w:rPr/>
-        <w:t>Epidermis: the outer layer (24.3.27).</w:t>
+        <w:t>Cotyledons (seed leaves): monocots have one, which acts as transfer tissue, passing on nutrients from the endosperm; eudicots have two, which supply the seedling's nutrients themselves (24.2.22, 24.2.23).</w:t>
       </w:r>
     </w:p>
     <w:p>
@@ -1139,7 +1095,7 @@
       </w:pPr>
       <w:r>
         <w:rPr/>
-        <w:t>Cortex: parenchyma cells that water and minerals move through (24.3.27).</w:t>
+        <w:t>Roots: monocot vascular tissue is in a ring; in eudicots the phloem sits between the arms of the xylem (24.2.22, 24.2.23).</w:t>
       </w:r>
     </w:p>
     <w:p>
@@ -1152,7 +1108,7 @@
       </w:pPr>
       <w:r>
         <w:rPr/>
-        <w:t>Endodermis: the boundary around the vascular cylinder. Its Casparian strip is waterproof, so water and minerals must pass through the endodermal cells themselves (24.3.27).</w:t>
+        <w:t>Stems: monocot vascular bundles are scattered; eudicot bundles are in a distinct ring (24.2.24).</w:t>
       </w:r>
     </w:p>
     <w:p>
@@ -1165,7 +1121,7 @@
       </w:pPr>
       <w:r>
         <w:rPr/>
-        <w:t>Pericycle: dividing cells where branch (lateral) roots start (24.3.27).</w:t>
+        <w:t>Leaves: monocots have parallel veins; eudicots have netted veins (24.2.22, 24.2.23).</w:t>
       </w:r>
     </w:p>
     <w:p>
@@ -1178,7 +1134,7 @@
       </w:pPr>
       <w:r>
         <w:rPr/>
-        <w:t>The vascular cylinder in the center (24.3.27, 24.3.28).</w:t>
+        <w:t>Flowers: monocot parts in threes; eudicot parts in fours or fives. Pollen: monocots have one pore or slit, eudicots three (24.2.24).</w:t>
       </w:r>
     </w:p>
     <w:p>
@@ -1187,7 +1143,7 @@
       </w:pPr>
       <w:r>
         <w:rPr/>
-        <w:t>Monocot roots have the same growth zones, but pith in the center surrounded by a ring of vascular tissue, and they don't undergo secondary growth (24.3.30).</w:t>
+        <w:t>Annual plants live one growing season: they make just enough vegetative structures to support flowers and seeds, and die after the seeds are dispersed. Perennial plants live three or more seasons and spend energy on vegetative structures that let them survive for years (24.2.25).</w:t>
       </w:r>
     </w:p>
     <w:p>
@@ -1196,34 +1152,25 @@
       </w:pPr>
       <w:r>
         <w:rPr/>
-        <w:t>Root types (24.3.32): a taproot is one long, fleshy main root that grows straight down and stores food; a fibrous root system is many slender roots that anchor the plant (found in monocots). Some roots are specialized: storage roots, prop roots, pneumatophores that let swamp roots get oxygen, and aerial roots (24.3.32, 24.3.33).</w:t>
-      </w:r>
-    </w:p>
-    <w:p>
-      <w:pPr>
-        <w:pStyle w:val="Guidetext"/>
-      </w:pPr>
-      <w:r>
-        <w:rPr/>
-        <w:t>Root partners (24.3.34): mycorrhizae are fungi that live with roots and help them extract water and minerals; root nodules contain nitrogen-fixing bacteria, because plants can't take nitrogen from the air themselves.</w:t>
+        <w:t>The switch between the two is a pair of flower-inducing genes, LEAFY and Apetala 1: when they turn on, the shoot apical meristem stops making leaves and starts making flowers (textbook). Blocking these genes in an annual makes it grow like a perennial (24.2.25).</w:t>
       </w:r>
     </w:p>
     <w:p>
       <w:pPr>
         <w:pStyle w:val="Guidepart"/>
       </w:pPr>
-      <w:bookmarkStart w:id="12" w:name="g244"/>
+      <w:bookmarkStart w:id="11" w:name="g243"/>
       <w:r>
         <w:rPr>
           <w:rStyle w:val="Slidecode"/>
         </w:rPr>
-        <w:t>24.4 Organization and Diversity of Stems</w:t>
-      </w:r>
-      <w:r>
-        <w:rPr/>
-        <w:t xml:space="preserve"> (slides 35–49)</w:t>
-      </w:r>
-      <w:bookmarkEnd w:id="12"/>
+        <w:t>24.3 Organization and Diversity of Roots</w:t>
+      </w:r>
+      <w:r>
+        <w:rPr/>
+        <w:t xml:space="preserve"> (slides 26–34)</w:t>
+      </w:r>
+      <w:bookmarkEnd w:id="11"/>
     </w:p>
     <w:p>
       <w:pPr>
@@ -1231,117 +1178,17 @@
       </w:pPr>
       <w:r>
         <w:rPr/>
-        <w:t>A woody twig (24.4.35, 24.4.36): the terminal bud at the tip is protected by bud scales. Each spring the scales drop and leave a scar, so each ring of scars is one year of growth. Leaves attach at nodes, with axillary buds above them.</w:t>
-      </w:r>
-    </w:p>
-    <w:p>
-      <w:pPr>
-        <w:pStyle w:val="Guidetext"/>
-      </w:pPr>
-      <w:r>
-        <w:rPr/>
-        <w:t>Herbaceous (non-woody) stems have only primary growth and are covered with a waxy cuticle. Their vascular bundles are in a ring in eudicots and scattered in monocots (24.4.38, 24.4.39, 24.4.40).</w:t>
-      </w:r>
-    </w:p>
-    <w:p>
-      <w:pPr>
-        <w:pStyle w:val="Guidetext"/>
-      </w:pPr>
-      <w:r>
-        <w:rPr/>
-        <w:t>Woody stems also have secondary growth, which makes them thicker; secondary tissues come from lateral meristems each year (24.4.41, 24.4.42). A woody stem has three regions: bark, wood and pith (24.4.42). The slide's "woody stems have no vascular tissue" is wrong: wood is secondary xylem, and bark contains phloem (24.4.44, 24.4.45).</w:t>
-      </w:r>
-    </w:p>
-    <w:p>
-      <w:pPr>
-        <w:pStyle w:val="Guidetext"/>
-      </w:pPr>
-      <w:r>
-        <w:rPr/>
-        <w:t>Bark contains cork, cork cambium, cortex and phloem. Girdling (removing a ring of bark all the way around) kills a tree, because the phloem in the bark can no longer carry organic nutrients (24.4.44).</w:t>
-      </w:r>
-    </w:p>
-    <w:p>
-      <w:pPr>
-        <w:pStyle w:val="Guidetext"/>
-      </w:pPr>
-      <w:r>
-        <w:rPr/>
-        <w:t>Wood is secondary xylem that builds up year after year. One annual ring is spring wood plus summer wood; summer wood has fewer vessels. In older trees the inner rings, the heartwood, no longer carry water (24.4.45, 24.4.47).</w:t>
-      </w:r>
-    </w:p>
-    <w:p>
-      <w:pPr>
-        <w:pStyle w:val="Guidetext"/>
-      </w:pPr>
-      <w:r>
-        <w:rPr/>
-        <w:t>Stem types (24.4.48, 24.4.49): stolons are above-ground horizontal stems that make new plants where nodes touch the ground; rhizomes are underground horizontal stems; tubers (potato) are enlarged storage stems; corms are underground stems that make new plants the next season. Uses: sugar cane gives table sugar, bark gives cinnamon and quinine, and wood gives paper and building materials (24.4.48).</w:t>
-      </w:r>
-    </w:p>
-    <w:p>
-      <w:pPr>
-        <w:pStyle w:val="Guidepart"/>
-      </w:pPr>
-      <w:bookmarkStart w:id="13" w:name="g245"/>
-      <w:r>
-        <w:rPr>
-          <w:rStyle w:val="Slidecode"/>
-        </w:rPr>
-        <w:t>24.5 Organization and Diversity of Leaves</w:t>
-      </w:r>
-      <w:r>
-        <w:rPr/>
-        <w:t xml:space="preserve"> (slides 50–55)</w:t>
-      </w:r>
-      <w:bookmarkEnd w:id="13"/>
-    </w:p>
-    <w:p>
-      <w:pPr>
-        <w:pStyle w:val="Guidetext"/>
-      </w:pPr>
-      <w:r>
-        <w:rPr/>
-        <w:t>The leaf is the main organ of photosynthesis, which needs water, carbon dioxide and sunlight (24.5.50). A foliage leaf has a wide blade on a stalk called the petiole (24.5.50).</w:t>
-      </w:r>
-    </w:p>
-    <w:p>
-      <w:pPr>
-        <w:pStyle w:val="Guidetext"/>
-      </w:pPr>
-      <w:r>
-        <w:rPr/>
-        <w:t>Inside a leaf (24.5.51, 24.5.52): upper and lower epidermis with a waxy cuticle and trichomes, stomata in the lower epidermis for gas exchange, and the mesophyll in between. In eudicots the mesophyll is palisade mesophyll (elongated cells near the top) over spongy mesophyll (irregular cells with air spaces). Leaf veins carry the xylem and phloem.</w:t>
-      </w:r>
-    </w:p>
-    <w:p>
-      <w:pPr>
-        <w:pStyle w:val="Guidetext"/>
-      </w:pPr>
-      <w:r>
-        <w:rPr/>
-        <w:t>Leaves vary (24.5.53, 24.5.54): they can be arranged alternate, opposite or whorled on the stem; the blade can be simple or compound; and they adapt to their environment, as shade leaves, spines, climbing tendrils or insect-catching leaves (24.5.53, 24.5.55).</w:t>
-      </w:r>
-    </w:p>
-    <w:p>
-      <w:pPr>
-        <w:pStyle w:val="Guidetext"/>
-      </w:pPr>
-      <w:r>
-        <w:rPr/>
-        <w:t>Traps: stolon vs rhizome; palisade vs spongy mesophyll; simple vs compound leaves; taproot vs fibrous roots (24.3.32, 24.4.48, 24.5.51, 24.5.53).</w:t>
-      </w:r>
-    </w:p>
-    <w:p>
-      <w:pPr>
-        <w:pStyle w:val="Guidepart"/>
-      </w:pPr>
-      <w:bookmarkStart w:id="14" w:name="g249"/>
-      <w:r>
-        <w:rPr/>
-        <w:t>Look these up, don't memorize</w:t>
-      </w:r>
-      <w:bookmarkEnd w:id="14"/>
+        <w:t>Root zones, from the tip up (24.3.26, 24.3.28): the root cap covers and protects the root apical meristem; in the zone of cell division the primary meristems divide; in the zone of elongation cells lengthen and begin to specialize; in the zone of maturation cells are fully differentiated, and root hairs grow there.</w:t>
+      </w:r>
+    </w:p>
+    <w:p>
+      <w:pPr>
+        <w:pStyle w:val="Guidesubheading"/>
+      </w:pPr>
+      <w:r>
+        <w:rPr/>
+        <w:t>Eudicot root tissues, from the outside in</w:t>
+      </w:r>
     </w:p>
     <w:p>
       <w:pPr>
@@ -1353,7 +1200,7 @@
       </w:pPr>
       <w:r>
         <w:rPr/>
-        <w:t>Which tissue does which job: the ground-tissue and vascular-tissue tables.</w:t>
+        <w:t>Epidermis: the outer layer of the root, with the root hairs (24.3.27, 24.3.28).</w:t>
       </w:r>
     </w:p>
     <w:p>
@@ -1366,7 +1213,7 @@
       </w:pPr>
       <w:r>
         <w:rPr/>
-        <w:t>Root zones and root tissues in order: the root tables.</w:t>
+        <w:t>Cortex: parenchyma cells; water and minerals move between and through them (24.3.27). It mainly stores food (textbook).</w:t>
       </w:r>
     </w:p>
     <w:p>
@@ -1379,7 +1226,7 @@
       </w:pPr>
       <w:r>
         <w:rPr/>
-        <w:t>Stem types, leaf types and leaf adaptations: the stem and leaf tables.</w:t>
+        <w:t>Endodermis: one layer of cells forming the boundary between the cortex and the vascular cylinder. Its Casparian strip, made of lignin and suberin, is a waterproof band, so water and minerals can't slip between the cells and must pass through the endodermal cells, which control what enters (24.3.27, 24.3.28). The slide says "protein lignin" (so does the textbook), but lignin isn't a protein.</w:t>
       </w:r>
     </w:p>
     <w:p>
@@ -1392,93 +1239,7 @@
       </w:pPr>
       <w:r>
         <w:rPr/>
-        <w:t>Monocot vs eudicot details: the comparison table and 24.2.22, 24.2.23.</w:t>
-      </w:r>
-    </w:p>
-    <w:p>
-      <w:pPr>
-        <w:pStyle w:val="Chapterheading"/>
-      </w:pPr>
-      <w:r>
-        <w:rPr>
-          <w:rStyle w:val="Slidecode"/>
-        </w:rPr>
-        <w:t>Chapter 25: Flowering Plants: Nutrition and Transport</w:t>
-      </w:r>
-    </w:p>
-    <w:p>
-      <w:pPr>
-        <w:pStyle w:val="Guideheading"/>
-      </w:pPr>
-      <w:bookmarkStart w:id="15" w:name="g250"/>
-      <w:r>
-        <w:rPr>
-          <w:rStyle w:val="Slidecode"/>
-        </w:rPr>
-        <w:t>Quick guide: the big picture</w:t>
-      </w:r>
-      <w:bookmarkEnd w:id="15"/>
-    </w:p>
-    <w:p>
-      <w:pPr>
-        <w:pStyle w:val="Guidetext"/>
-      </w:pPr>
-      <w:r>
-        <w:rPr/>
-        <w:t>Ch 25 is about how a plant feeds itself. It builds most of its body from carbon dioxide and water, takes other elements from the soil as minerals, pulls water up through the xylem, and pushes sugar through the phloem to wherever it's needed (25.1.3, 25.2.19, 25.3.28, 25.3.29).</w:t>
-      </w:r>
-    </w:p>
-    <w:p>
-      <w:pPr>
-        <w:pStyle w:val="Guidepart"/>
-      </w:pPr>
-      <w:bookmarkStart w:id="16" w:name="g251"/>
-      <w:r>
-        <w:rPr>
-          <w:rStyle w:val="Slidecode"/>
-        </w:rPr>
-        <w:t>25.1 Plant Nutrition and Soil</w:t>
-      </w:r>
-      <w:r>
-        <w:rPr/>
-        <w:t xml:space="preserve"> (slides 3–18)</w:t>
-      </w:r>
-      <w:bookmarkEnd w:id="16"/>
-    </w:p>
-    <w:p>
-      <w:pPr>
-        <w:pStyle w:val="Guidetext"/>
-      </w:pPr>
-      <w:r>
-        <w:rPr/>
-        <w:t>About 95% of a plant's dry weight is carbon, hydrogen and oxygen, which come from carbon dioxide and water (25.1.3). Everything else enters through the roots as minerals.</w:t>
-      </w:r>
-    </w:p>
-    <w:p>
-      <w:pPr>
-        <w:pStyle w:val="Guidetext"/>
-      </w:pPr>
-      <w:r>
-        <w:rPr/>
-        <w:t>A nutrient is essential if it has an identifiable role, no other nutrient can substitute for it, and a deficiency causes the plant to die (25.1.4). Macronutrients are needed in large amounts; micronutrients in small amounts (25.1.4). The slide's macronutrient list leaves out nitrogen; the textbook includes it.</w:t>
-      </w:r>
-    </w:p>
-    <w:p>
-      <w:pPr>
-        <w:pStyle w:val="Guidetext"/>
-      </w:pPr>
-      <w:r>
-        <w:rPr/>
-        <w:t>Hydroponics (growing plants in water with dissolved nutrients) showed which nutrients are essential: omit one and the plant grows poorly (25.1.6, 25.1.7). Fertilizer's three numbers, NPK, give its nitrogen, phosphorus and potassium (25.1.6, 25.1.8).</w:t>
-      </w:r>
-    </w:p>
-    <w:p>
-      <w:pPr>
-        <w:pStyle w:val="Guidesubheading"/>
-      </w:pPr>
-      <w:r>
-        <w:rPr/>
-        <w:t>Soil</w:t>
+        <w:t>Pericycle: just inside the endodermis; its cells keep dividing and start branch (lateral) roots, which grow out through the cortex (24.3.27, 24.3.29).</w:t>
       </w:r>
     </w:p>
     <w:p>
@@ -1491,7 +1252,34 @@
       </w:pPr>
       <w:r>
         <w:rPr/>
-        <w:t>Soil is mineral particles, decaying organic material, living organisms, air and water. It forms by weathering of rock, which can be mechanical (wind, rain, ice) or chemical (25.1.9).</w:t>
+        <w:t>Vascular cylinder: in eudicots, star-shaped xylem with phloem between its arms (24.2.23, 24.3.28).</w:t>
+      </w:r>
+    </w:p>
+    <w:p>
+      <w:pPr>
+        <w:pStyle w:val="Guidetext"/>
+      </w:pPr>
+      <w:r>
+        <w:rPr/>
+        <w:t>Monocot roots have the same growth zones and the same layers (pericycle, endodermis, cortex, epidermis), but a central pith surrounded by a ring of vascular tissue, and they don't undergo secondary growth (24.3.30, 24.3.31). (One textbook sentence says they do, but the textbook also says secondary growth occurs only in conifers and woody eudicots, which agrees with the slide.)</w:t>
+      </w:r>
+    </w:p>
+    <w:p>
+      <w:pPr>
+        <w:pStyle w:val="Guidetext"/>
+      </w:pPr>
+      <w:r>
+        <w:rPr/>
+        <w:t>Root types (24.3.32): a taproot is one long, fleshy main root that grows straight down and stores food (eudicots; textbook); a fibrous root system is many slender roots and lateral branches that anchor the plant (monocots).</w:t>
+      </w:r>
+    </w:p>
+    <w:p>
+      <w:pPr>
+        <w:pStyle w:val="Guidesubheading"/>
+      </w:pPr>
+      <w:r>
+        <w:rPr/>
+        <w:t>Root specializations (24.3.32, 24.3.33; examples from the textbook)</w:t>
       </w:r>
     </w:p>
     <w:p>
@@ -1504,7 +1292,7 @@
       </w:pPr>
       <w:r>
         <w:rPr/>
-        <w:t>Its particles are sand (largest; water drains fast), silt and clay (smallest) (25.1.10).</w:t>
+        <w:t>Storage roots store large amounts of carbohydrate (sweet potato) (24.3.32, 24.3.33).</w:t>
       </w:r>
     </w:p>
     <w:p>
@@ -1517,7 +1305,7 @@
       </w:pPr>
       <w:r>
         <w:rPr/>
-        <w:t>Humus (decaying organic matter) decreases runoff, prevents leaching and holds positively charged minerals (25.1.11).</w:t>
+        <w:t>Prop roots grow from the base of the stem for support in high wind (corn) (24.3.32, 24.3.33).</w:t>
       </w:r>
     </w:p>
     <w:p>
@@ -1530,7 +1318,7 @@
       </w:pPr>
       <w:r>
         <w:rPr/>
-        <w:t>Cation exchange: negatively charged clay and humus hold positive minerals such as calcium and potassium. Hydrogen ions from the root swap places with them, so the root can take them up (25.1.12).</w:t>
+        <w:t>Pneumatophores grow up out of the water so the roots can get oxygen (mangrove, bald cypress) (24.3.33).</w:t>
       </w:r>
     </w:p>
     <w:p>
@@ -1543,7 +1331,7 @@
       </w:pPr>
       <w:r>
         <w:rPr/>
-        <w:t>Soil profile: the A horizon (topsoil, with litter and humus), the B horizon (subsoil, with inorganic nutrients) and the C horizon (weathered parent material) (25.1.15, 25.1.16).</w:t>
+        <w:t>Aerial roots support, climb or take up moisture and sunlight (orchids, English ivy) (24.3.32, 24.3.33).</w:t>
       </w:r>
     </w:p>
     <w:p>
@@ -1552,25 +1340,34 @@
       </w:pPr>
       <w:r>
         <w:rPr/>
-        <w:t>Erosion is water or wind carrying soil away. Crop rotation, reduced tillage, companion crops and trees reduce it (25.1.17, 25.1.18).</w:t>
+        <w:t>Root partners (24.3.34): mycorrhizae are mutualistic fungi on roots that help extract water and minerals. Root nodules hold nitrogen-fixing bacteria: plants can't extract nitrogen from the air, but the bacteria take it up and reduce it, so the plant gets nitrogen and the bacteria get carbohydrates.</w:t>
+      </w:r>
+    </w:p>
+    <w:p>
+      <w:pPr>
+        <w:pStyle w:val="Guidetext"/>
+      </w:pPr>
+      <w:r>
+        <w:rPr/>
+        <w:t>Traps: root cap (protects the tip) vs root hairs (absorb, in the zone of maturation); endodermis (Casparian strip, controls entry) vs pericycle (makes branch roots); taproot vs fibrous roots; mycorrhizae (fungi) vs nodules (bacteria) (24.3.26, 24.3.27, 24.3.32, 24.3.34).</w:t>
       </w:r>
     </w:p>
     <w:p>
       <w:pPr>
         <w:pStyle w:val="Guidepart"/>
       </w:pPr>
-      <w:bookmarkStart w:id="17" w:name="g252"/>
+      <w:bookmarkStart w:id="12" w:name="g244"/>
       <w:r>
         <w:rPr>
           <w:rStyle w:val="Slidecode"/>
         </w:rPr>
-        <w:t>25.2 Water and Mineral Uptake</w:t>
-      </w:r>
-      <w:r>
-        <w:rPr/>
-        <w:t xml:space="preserve"> (slides 19–27)</w:t>
-      </w:r>
-      <w:bookmarkEnd w:id="17"/>
+        <w:t>24.4 Organization and Diversity of Stems</w:t>
+      </w:r>
+      <w:r>
+        <w:rPr/>
+        <w:t xml:space="preserve"> (slides 35–49)</w:t>
+      </w:r>
+      <w:bookmarkEnd w:id="12"/>
     </w:p>
     <w:p>
       <w:pPr>
@@ -1578,7 +1375,7 @@
       </w:pPr>
       <w:r>
         <w:rPr/>
-        <w:t>Water and minerals enter the root by the same pathways: between the porous cell walls until the Casparian strip forces them into the endodermal cells, or through root hairs and from cell to cell (25.2.19).</w:t>
+        <w:t>A woody twig (24.4.35, 24.4.36): the terminal bud at the tip holds the shoot tip, protected by bud scales. Each spring the scales drop and leave a ring of scars, so each scar ring marks one year of growth. Leaves attach at nodes, with axillary buds; lenticels dot the bark.</w:t>
       </w:r>
     </w:p>
     <w:p>
@@ -1587,7 +1384,52 @@
       </w:pPr>
       <w:r>
         <w:rPr/>
-        <w:t>Plant cells spend energy to take up minerals actively and concentrate them; the Casparian strip prevents minerals from leaking back out (25.2.20).</w:t>
+        <w:t>The shoot apical meristem, inside the terminal bud and wrapped in leaf primordia (young leaves), makes the cells that lengthen the stem. Its primary meristems: protoderm makes the epidermis, ground meristem makes the pith and cortex, procambium makes primary xylem and phloem. Mature vascular bundles also contain vascular cambium (24.4.35, 24.4.37).</w:t>
+      </w:r>
+    </w:p>
+    <w:p>
+      <w:pPr>
+        <w:pStyle w:val="Guidetext"/>
+      </w:pPr>
+      <w:r>
+        <w:rPr/>
+        <w:t>Herbaceous (non-woody) stems have only primary growth and a waxy cuticle. Their vascular bundles are in a distinct ring in eudicots, with cortex outside and pith inside, and scattered in monocots (24.4.38, 24.4.39, 24.4.40).</w:t>
+      </w:r>
+    </w:p>
+    <w:p>
+      <w:pPr>
+        <w:pStyle w:val="Guidetext"/>
+      </w:pPr>
+      <w:r>
+        <w:rPr/>
+        <w:t>Woody stems have both primary growth, which adds length, and secondary growth, which adds girth (thickness). Secondary tissues come from lateral meristems: the vascular cambium makes secondary xylem and secondary phloem each year, and the cork cambium makes cork (24.4.41, 24.4.42, 24.4.43).</w:t>
+      </w:r>
+    </w:p>
+    <w:p>
+      <w:pPr>
+        <w:pStyle w:val="Guidetext"/>
+      </w:pPr>
+      <w:r>
+        <w:rPr/>
+        <w:t>A woody stem has three regions: bark, wood and pith (24.4.42, 24.4.46). The slide's "woody stems have no vascular tissue" is wrong (the professor confirmed it): wood is secondary xylem and bark contains phloem (24.4.44, 24.4.45). The slide also lists only bark and pith; the third region is wood.</w:t>
+      </w:r>
+    </w:p>
+    <w:p>
+      <w:pPr>
+        <w:pStyle w:val="Guidetext"/>
+      </w:pPr>
+      <w:r>
+        <w:rPr/>
+        <w:t>Bark is everything outside the vascular cambium: cork, cork cambium, cortex and phloem (24.4.44). Girdling, removing a ring of bark all the way around, kills the tree, because the phloem in the bark can no longer carry organic nutrients (24.4.44).</w:t>
+      </w:r>
+    </w:p>
+    <w:p>
+      <w:pPr>
+        <w:pStyle w:val="Guidetext"/>
+      </w:pPr>
+      <w:r>
+        <w:rPr/>
+        <w:t>Wood is secondary xylem that builds up year after year; the vascular cambium is dormant in winter. Each annual ring is spring wood plus summer wood, and summer wood has fewer vessels, so counting rings gives the age. Sapwood, the outer rings, still carries water; heartwood, the inner rings of older trees, no longer does (24.4.45, 24.4.46, 24.4.47).</w:t>
       </w:r>
     </w:p>
     <w:p>
@@ -1596,7 +1438,7 @@
       </w:pPr>
       <w:r>
         <w:rPr/>
-        <w:t>Order of mineral uptake</w:t>
+        <w:t>Stem types (24.4.48, 24.4.49)</w:t>
       </w:r>
     </w:p>
     <w:p>
@@ -1609,7 +1451,7 @@
       </w:pPr>
       <w:r>
         <w:rPr/>
-        <w:t>1. A proton pump in the plasma membrane pushes hydrogen ions (H+) out of the cell (25.2.21).</w:t>
+        <w:t>Stolons: above-ground horizontal stems that make new plants where their nodes touch the ground (strawberry runners) (24.4.48, 24.4.49).</w:t>
       </w:r>
     </w:p>
     <w:p>
@@ -1622,7 +1464,7 @@
       </w:pPr>
       <w:r>
         <w:rPr/>
-        <w:t>2. The resulting electrochemical gradient drives positive ions such as K+ into the cell, through channel proteins (25.2.21, 25.2.23).</w:t>
+        <w:t>Rhizomes: underground horizontal stems that contribute to asexual reproduction (iris) (24.4.48, 24.4.49).</w:t>
       </w:r>
     </w:p>
     <w:p>
@@ -1635,108 +1477,8 @@
       </w:pPr>
       <w:r>
         <w:rPr/>
-        <w:t>3. Negative mineral ions, such as nitrate, come in together with H+ through carrier proteins (25.2.21, 25.2.23).</w:t>
-      </w:r>
-    </w:p>
-    <w:p>
-      <w:pPr>
-        <w:pStyle w:val="Guidetext"/>
-      </w:pPr>
-      <w:r>
-        <w:rPr/>
-        <w:t>Helpers (25.2.24, 25.2.25, 25.2.26): Rhizobium bacteria in root nodules fix nitrogen from the air, and the host plant gives them carbohydrates; mycorrhizal fungi add surface for taking up water and minerals, and get sugars from the root. Other plants get nutrients other ways: parasitic plants tap a host plant, and carnivorous plants such as the sundew digest insects (25.2.27).</w:t>
-      </w:r>
-    </w:p>
-    <w:p>
-      <w:pPr>
-        <w:pStyle w:val="Guidepart"/>
-      </w:pPr>
-      <w:bookmarkStart w:id="18" w:name="g253"/>
-      <w:r>
-        <w:rPr>
-          <w:rStyle w:val="Slidecode"/>
-        </w:rPr>
-        <w:t>25.3 Transport Mechanisms in Plants</w:t>
-      </w:r>
-      <w:r>
-        <w:rPr/>
-        <w:t xml:space="preserve"> (slides 28–48)</w:t>
-      </w:r>
-      <w:bookmarkEnd w:id="18"/>
-    </w:p>
-    <w:p>
-      <w:pPr>
-        <w:pStyle w:val="Guidetext"/>
-      </w:pPr>
-      <w:r>
-        <w:rPr/>
-        <w:t>Xylem carries water and minerals from the bottom of the plant to the top, through tracheids and vessel elements. Phloem carries sucrose in any direction, through sieve-tube members with companion cells (25.3.28, 25.3.29).</w:t>
-      </w:r>
-    </w:p>
-    <w:p>
-      <w:pPr>
-        <w:pStyle w:val="Guidetext"/>
-      </w:pPr>
-      <w:r>
-        <w:rPr/>
-        <w:t>Water potential is the energy of water. Water moves passively from higher to lower water potential: from the soil into the root, up the stem, out of the leaves into the air (25.3.31, 25.3.32). Pressure raises water potential and dissolved solutes lower it (25.3.33). Turgor pressure, the pressure of water inside a cell, keeps it firm; a wilted plant has lost it (25.3.34).</w:t>
-      </w:r>
-    </w:p>
-    <w:p>
-      <w:pPr>
-        <w:pStyle w:val="Guidetext"/>
-      </w:pPr>
-      <w:r>
-        <w:rPr/>
-        <w:t>Water entering the roots creates root pressure, which pushes some water up and can force droplets out of leaf edges (guttation) (25.3.35, 25.3.36).</w:t>
-      </w:r>
-    </w:p>
-    <w:p>
-      <w:pPr>
-        <w:pStyle w:val="Guidetext"/>
-      </w:pPr>
-      <w:r>
-        <w:rPr/>
-        <w:t>Cohesion-tension model (25.3.37, 25.3.38, 25.3.39): transpiration, water evaporating from the leaves through stomata, pulls on the water in the xylem. Cohesion (water molecules clinging together) keeps the column unbroken from leaf to root, and adhesion (water clinging to the vessel walls) holds it up. It's passive: the plant spends no energy.</w:t>
-      </w:r>
-    </w:p>
-    <w:p>
-      <w:pPr>
-        <w:pStyle w:val="Guidetext"/>
-      </w:pPr>
-      <w:r>
-        <w:rPr/>
-        <w:t>Stomata (25.3.41, 25.3.42): each stoma is bordered by two guard cells. Potassium ions are actively pumped into the guard cells, water follows by osmosis, turgor rises and the stoma opens; when they leave, it closes. Light regulates opening and closing, and the hormone ABA can close them. The waxy cuticle prevents water loss while they're closed (25.3.39).</w:t>
-      </w:r>
-    </w:p>
-    <w:p>
-      <w:pPr>
-        <w:pStyle w:val="Guidetext"/>
-      </w:pPr>
-      <w:r>
-        <w:rPr/>
-        <w:t>Pressure-flow model (25.3.43 to 25.3.47): at a source (a leaf), sucrose is actively loaded into the sieve tubes using a hydrogen-ion gradient (25.3.45). Water follows by osmosis, building pressure that pushes the sap to a sink, such as roots or fruit, where the sugar is unloaded and used or stored (25.3.46). Evidence: girdling makes the bark swell just above the cut, where sugar collects, and aphids tap the sieve tubes to collect phloem sap (25.3.43, 25.3.48).</w:t>
-      </w:r>
-    </w:p>
-    <w:p>
-      <w:pPr>
-        <w:pStyle w:val="Guidetext"/>
-      </w:pPr>
-      <w:r>
-        <w:rPr/>
-        <w:t>Traps: cohesion vs adhesion; source vs sink; xylem (bottom to top, pulled) vs phloem (any direction, pushed); minerals taken up actively vs water entering passively (25.2.20, 25.3.29, 25.3.37, 25.3.43).</w:t>
-      </w:r>
-    </w:p>
-    <w:p>
-      <w:pPr>
-        <w:pStyle w:val="Guidepart"/>
-      </w:pPr>
-      <w:bookmarkStart w:id="19" w:name="g259"/>
-      <w:r>
-        <w:rPr/>
-        <w:t>Look these up, don't memorize</w:t>
-      </w:r>
-      <w:bookmarkEnd w:id="19"/>
+        <w:t>Tubers: enlarged parts of rhizomes that store food; a potato is a tuber (24.4.48, 24.4.49).</w:t>
+      </w:r>
     </w:p>
     <w:p>
       <w:pPr>
@@ -1748,7 +1490,7 @@
       </w:pPr>
       <w:r>
         <w:rPr/>
-        <w:t>Which nutrients are macro and micro: the nutrients table (add N, which the slide leaves out).</w:t>
+        <w:t>Corms: underground stems that make new plants the next season (gladiolus) (24.4.48, 24.4.49).</w:t>
       </w:r>
     </w:p>
     <w:p>
@@ -1761,8 +1503,99 @@
       </w:pPr>
       <w:r>
         <w:rPr/>
-        <w:t>Soil horizons A, B and C: the soil table.</w:t>
-      </w:r>
+        <w:t>Uses: sugar cane stems give table sugar; bark gives cinnamon and quinine; wood gives paper and building materials (24.4.48).</w:t>
+      </w:r>
+    </w:p>
+    <w:p>
+      <w:pPr>
+        <w:pStyle w:val="Guidetext"/>
+      </w:pPr>
+      <w:r>
+        <w:rPr/>
+        <w:t>Traps: primary growth (length, apical meristems) vs secondary growth (girth, lateral meristems); bark vs wood; spring vs summer wood; heartwood vs sapwood; stolon (above ground) vs rhizome (below ground); bundles in a ring (eudicot) vs scattered (monocot) (24.4.38, 24.4.42, 24.4.45, 24.4.47, 24.4.48).</w:t>
+      </w:r>
+    </w:p>
+    <w:p>
+      <w:pPr>
+        <w:pStyle w:val="Guidepart"/>
+      </w:pPr>
+      <w:bookmarkStart w:id="13" w:name="g245"/>
+      <w:r>
+        <w:rPr>
+          <w:rStyle w:val="Slidecode"/>
+        </w:rPr>
+        <w:t>24.5 Organization and Diversity of Leaves</w:t>
+      </w:r>
+      <w:r>
+        <w:rPr/>
+        <w:t xml:space="preserve"> (slides 50–55)</w:t>
+      </w:r>
+      <w:bookmarkEnd w:id="13"/>
+    </w:p>
+    <w:p>
+      <w:pPr>
+        <w:pStyle w:val="Guidetext"/>
+      </w:pPr>
+      <w:r>
+        <w:rPr/>
+        <w:t>The leaf carries on most of the plant's photosynthesis, which needs water, carbon dioxide and sunlight (24.5.50). A foliage leaf is usually broad and thin: the blade is the wide part, the petiole is the stalk attaching it to the stem, and the leaf axil, the upper angle between petiole and stem, holds the axillary bud (24.5.50). Evergreens keep their leaves all year; deciduous plants lose all of them (24.5.50).</w:t>
+      </w:r>
+    </w:p>
+    <w:p>
+      <w:pPr>
+        <w:pStyle w:val="Guidetext"/>
+      </w:pPr>
+      <w:r>
+        <w:rPr/>
+        <w:t>Inside a leaf (24.5.51, 24.5.52): upper and lower epidermis with a waxy cuticle and trichomes; stomata in the lower epidermis for gas exchange; and mesophyll, the chloroplast-filled middle. In eudicots the mesophyll has two layers: palisade mesophyll, elongated cells near the top, and spongy mesophyll, irregular cells bounded by air spaces. Leaf veins bring water and minerals in through the xylem and carry sugar out through the phloem.</w:t>
+      </w:r>
+    </w:p>
+    <w:p>
+      <w:pPr>
+        <w:pStyle w:val="Guidetext"/>
+      </w:pPr>
+      <w:r>
+        <w:rPr/>
+        <w:t>The palisade layer does most of the photosynthesis, and the spongy layer's air spaces let carbon dioxide spread through the leaf (textbook). Carbon dioxide enters through the stomata, and oxygen and water vapor leave; the figure description saying carbon dioxide leaves is a slip (24.5.52).</w:t>
+      </w:r>
+    </w:p>
+    <w:p>
+      <w:pPr>
+        <w:pStyle w:val="Guidetext"/>
+      </w:pPr>
+      <w:r>
+        <w:rPr/>
+        <w:t>Leaf variety (24.5.53, 24.5.54): leaves are arranged on the stem as alternate (beech), opposite (maple) or whorled (bedstraw); a simple leaf has one blade (magnolia), while a compound leaf is divided into leaflets, pinnately in pairs (black walnut) or palmately from one point (buckeye).</w:t>
+      </w:r>
+    </w:p>
+    <w:p>
+      <w:pPr>
+        <w:pStyle w:val="Guidetext"/>
+      </w:pPr>
+      <w:r>
+        <w:rPr/>
+        <w:t>Leaves are adapted to their environment (24.5.53, 24.5.55; examples from the textbook): broad shade leaves; cactus spines, which are modified leaves that protect the fleshy stem; climbing leaves modified into tendrils (cucumber); reduced leaves (desert plants); and insect-catching leaves, as in the sundew (sticky hairs) and the Venus flytrap (hinged leaves that snap shut). Carnivorous plants grow where soil nitrogen is scarce, and the digested insects supply it (textbook).</w:t>
+      </w:r>
+    </w:p>
+    <w:p>
+      <w:pPr>
+        <w:pStyle w:val="Guidetext"/>
+      </w:pPr>
+      <w:r>
+        <w:rPr/>
+        <w:t>Traps: blade vs petiole; palisade vs spongy mesophyll; simple vs compound; alternate vs opposite vs whorled; evergreen vs deciduous; cactus spines are leaves, not stems (24.5.50, 24.5.51, 24.5.53, 24.5.55).</w:t>
+      </w:r>
+    </w:p>
+    <w:p>
+      <w:pPr>
+        <w:pStyle w:val="Guidepart"/>
+      </w:pPr>
+      <w:bookmarkStart w:id="14" w:name="g249"/>
+      <w:r>
+        <w:rPr/>
+        <w:t>Look these up, don't memorize</w:t>
+      </w:r>
+      <w:bookmarkEnd w:id="14"/>
     </w:p>
     <w:p>
       <w:pPr>
@@ -1774,7 +1607,7 @@
       </w:pPr>
       <w:r>
         <w:rPr/>
-        <w:t>The three steps of mineral uptake, and how stomata open and close: the sequences.</w:t>
+        <w:t>Primary meristems and what each one makes; the three tissue types and their cells: the tissue tables.</w:t>
       </w:r>
     </w:p>
     <w:p>
@@ -1787,93 +1620,7 @@
       </w:pPr>
       <w:r>
         <w:rPr/>
-        <w:t>Exact numbers (particle sizes, humus percentages, erosion statistics): don't memorize them.</w:t>
-      </w:r>
-    </w:p>
-    <w:p>
-      <w:pPr>
-        <w:pStyle w:val="Chapterheading"/>
-      </w:pPr>
-      <w:r>
-        <w:rPr>
-          <w:rStyle w:val="Slidecode"/>
-        </w:rPr>
-        <w:t>Chapter 26: Flowering Plants: Control of Growth Responses</w:t>
-      </w:r>
-    </w:p>
-    <w:p>
-      <w:pPr>
-        <w:pStyle w:val="Guideheading"/>
-      </w:pPr>
-      <w:bookmarkStart w:id="20" w:name="g260"/>
-      <w:r>
-        <w:rPr>
-          <w:rStyle w:val="Slidecode"/>
-        </w:rPr>
-        <w:t>Quick guide: the big picture</w:t>
-      </w:r>
-      <w:bookmarkEnd w:id="20"/>
-    </w:p>
-    <w:p>
-      <w:pPr>
-        <w:pStyle w:val="Guidetext"/>
-      </w:pPr>
-      <w:r>
-        <w:rPr/>
-        <w:t>Plants can't move away from danger or toward food, so they respond by changing how they grow (26.1.3). Ch 26 covers the hormones that carry signals around the plant (26.1), growth and movement responses to light, gravity and touch (26.2), and phytochrome, the pigment that lets plants measure day and night length (26.3).</w:t>
-      </w:r>
-    </w:p>
-    <w:p>
-      <w:pPr>
-        <w:pStyle w:val="Guidepart"/>
-      </w:pPr>
-      <w:bookmarkStart w:id="21" w:name="g261"/>
-      <w:r>
-        <w:rPr>
-          <w:rStyle w:val="Slidecode"/>
-        </w:rPr>
-        <w:t>26.1 Plant Hormones</w:t>
-      </w:r>
-      <w:r>
-        <w:rPr/>
-        <w:t xml:space="preserve"> (slides 3–23)</w:t>
-      </w:r>
-      <w:bookmarkEnd w:id="21"/>
-    </w:p>
-    <w:p>
-      <w:pPr>
-        <w:pStyle w:val="Guidetext"/>
-      </w:pPr>
-      <w:r>
-        <w:rPr/>
-        <w:t>Plants respond to stimuli such as light, gravity, carbon dioxide, infection, drought and touch. Some responses are short-term (stomata opening and closing); others are long-term (roots growing down and stems growing up) (26.1.3).</w:t>
-      </w:r>
-    </w:p>
-    <w:p>
-      <w:pPr>
-        <w:pStyle w:val="Guidetext"/>
-      </w:pPr>
-      <w:r>
-        <w:rPr/>
-        <w:t>Signal transduction (26.1.4, 26.1.5): a receptor is activated by a signal; a chain of relay proteins amplifies it and passes it on; the cell responds, often by turning genes on or off.</w:t>
-      </w:r>
-    </w:p>
-    <w:p>
-      <w:pPr>
-        <w:pStyle w:val="Guidetext"/>
-      </w:pPr>
-      <w:r>
-        <w:rPr/>
-        <w:t>Hormones are chemical signals made in one part of the plant that travel in the phloem or from cell to cell and coordinate cell responses (26.1.6).</w:t>
-      </w:r>
-    </w:p>
-    <w:p>
-      <w:pPr>
-        <w:pStyle w:val="Guidesubheading"/>
-      </w:pPr>
-      <w:r>
-        <w:rPr/>
-        <w:t>The five hormones</w:t>
+        <w:t>Root zones and root tissues in order, root types and root specializations: the root tables.</w:t>
       </w:r>
     </w:p>
     <w:p>
@@ -1886,7 +1633,7 @@
       </w:pPr>
       <w:r>
         <w:rPr/>
-        <w:t>Auxin: made in the shoot apical meristem. It stops the axillary buds below from growing (apical dominance), promotes root and fruit growth, prevents leaf loss, and bends stems toward light (26.1.8). Synthetic auxins are used as weed killers (26.1.10).</w:t>
+        <w:t>Monocot vs eudicot: the comparison table.</w:t>
       </w:r>
     </w:p>
     <w:p>
@@ -1899,7 +1646,7 @@
       </w:pPr>
       <w:r>
         <w:rPr/>
-        <w:t>Gibberellins: growth-promoting hormones that cause stem elongation and break dormancy (26.1.12, 26.1.13).</w:t>
+        <w:t>Stem types, leaf arrangements and leaf adaptations: the stem and leaf tables.</w:t>
       </w:r>
     </w:p>
     <w:p>
@@ -1912,7 +1659,129 @@
       </w:pPr>
       <w:r>
         <w:rPr/>
-        <w:t>Cytokinins: promote cell division and organ formation; with auxin, their ratio decides which organs form; low levels in autumn let leaves change color and die (26.1.14, 26.1.15, 26.1.16).</w:t>
+        <w:t>Exact numbers: don't memorize them.</w:t>
+      </w:r>
+    </w:p>
+    <w:p>
+      <w:pPr>
+        <w:pStyle w:val="Chapterheading"/>
+      </w:pPr>
+      <w:r>
+        <w:rPr>
+          <w:rStyle w:val="Slidecode"/>
+        </w:rPr>
+        <w:t>Chapter 25: Flowering Plants: Nutrition and Transport</w:t>
+      </w:r>
+    </w:p>
+    <w:p>
+      <w:pPr>
+        <w:pStyle w:val="Guideheading"/>
+      </w:pPr>
+      <w:bookmarkStart w:id="15" w:name="g250"/>
+      <w:r>
+        <w:rPr>
+          <w:rStyle w:val="Slidecode"/>
+        </w:rPr>
+        <w:t>Quick guide: the big picture</w:t>
+      </w:r>
+      <w:bookmarkEnd w:id="15"/>
+    </w:p>
+    <w:p>
+      <w:pPr>
+        <w:pStyle w:val="Guidetext"/>
+      </w:pPr>
+      <w:r>
+        <w:rPr/>
+        <w:t>Ch 25 is about how a plant feeds itself and moves materials around. A plant builds most of its body from carbon dioxide and water; everything else comes from the soil as minerals (25.1.3). Water and minerals travel up in the xylem, and sugar travels in the phloem to wherever it's needed (25.3.28, 25.3.29).</w:t>
+      </w:r>
+    </w:p>
+    <w:p>
+      <w:pPr>
+        <w:pStyle w:val="Guidetext"/>
+      </w:pPr>
+      <w:r>
+        <w:rPr/>
+        <w:t>Most of the chapter is about how things move. Water always moves passively, from higher to lower water potential, and the plant spends no energy on it (25.3.31, 25.3.37). Minerals and sugar are moved actively: a pump uses ATP to push hydrogen ions (H+) out of a cell, and the H+ gradient then drives minerals and sugar across the membrane (25.2.21, 25.3.45).</w:t>
+      </w:r>
+    </w:p>
+    <w:p>
+      <w:pPr>
+        <w:pStyle w:val="Guidetext"/>
+      </w:pPr>
+      <w:r>
+        <w:rPr/>
+        <w:t>This deck is from the same edition as the textbook, so the slides and the book match closely.</w:t>
+      </w:r>
+    </w:p>
+    <w:p>
+      <w:pPr>
+        <w:pStyle w:val="Guidepart"/>
+      </w:pPr>
+      <w:bookmarkStart w:id="16" w:name="g251"/>
+      <w:r>
+        <w:rPr>
+          <w:rStyle w:val="Slidecode"/>
+        </w:rPr>
+        <w:t>25.1 Plant Nutrition and Soil</w:t>
+      </w:r>
+      <w:r>
+        <w:rPr/>
+        <w:t xml:space="preserve"> (slides 3–18)</w:t>
+      </w:r>
+      <w:bookmarkEnd w:id="16"/>
+    </w:p>
+    <w:p>
+      <w:pPr>
+        <w:pStyle w:val="Guidetext"/>
+      </w:pPr>
+      <w:r>
+        <w:rPr/>
+        <w:t>About 95% of a plant's dry weight is carbon, hydrogen and oxygen, the building blocks of organic compounds such as carbohydrates. Carbon dioxide supplies the carbon, and water supplies the hydrogen and oxygen (25.1.3). Everything else is absorbed by the roots as minerals; a mineral is an inorganic substance, usually with two or more elements (25.1.3).</w:t>
+      </w:r>
+    </w:p>
+    <w:p>
+      <w:pPr>
+        <w:pStyle w:val="Guidetext"/>
+      </w:pPr>
+      <w:r>
+        <w:rPr/>
+        <w:t>Leaves take in carbon dioxide and release oxygen and water; roots take in water, oxygen and minerals and release carbon dioxide, because root cells carry on cellular respiration (25.1.5). That's why roots need air in the soil: overwatering fills the air spaces and the plant dies (textbook).</w:t>
+      </w:r>
+    </w:p>
+    <w:p>
+      <w:pPr>
+        <w:pStyle w:val="Guidetext"/>
+      </w:pPr>
+      <w:r>
+        <w:rPr/>
+        <w:t>A nutrient is essential if it has an identifiable role, no other nutrient can substitute for it, and a deficiency causes the plant to die (25.1.4). Essential nutrients are macronutrients, needed in larger amounts (C, H, O, N, P, K, S, Ca, Mg), or micronutrients, needed in smaller amounts (Fe, B, Mn, Cu, Zn, Cl, Mo) (25.1.4). The slide's macronutrient list leaves out nitrogen (N); the textbook includes it.</w:t>
+      </w:r>
+    </w:p>
+    <w:p>
+      <w:pPr>
+        <w:pStyle w:val="Guidetext"/>
+      </w:pPr>
+      <w:r>
+        <w:rPr/>
+        <w:t>Why minerals matter (textbook): nitrogen goes into nucleic acids and proteins, magnesium into chlorophyll, and iron into cytochromes.</w:t>
+      </w:r>
+    </w:p>
+    <w:p>
+      <w:pPr>
+        <w:pStyle w:val="Guidetext"/>
+      </w:pPr>
+      <w:r>
+        <w:rPr/>
+        <w:t>Hydroponics, growing plants in water with dissolved nutrients, proved that plants need only sunlight, water and minerals; leaving one nutrient out and watching growth suffer shows it's essential (25.1.6, 25.1.7). Deficiencies cause stunted growth and other symptoms, such as light yellow leaves without nitrogen (25.1.6, 25.1.8). Fertilizer's NPK ratio is its percentage by weight of nitrogen, phosphorus and potassium (25.1.6, 25.1.8).</w:t>
+      </w:r>
+    </w:p>
+    <w:p>
+      <w:pPr>
+        <w:pStyle w:val="Guidesubheading"/>
+      </w:pPr>
+      <w:r>
+        <w:rPr/>
+        <w:t>Soil</w:t>
       </w:r>
     </w:p>
     <w:p>
@@ -1925,7 +1794,7 @@
       </w:pPr>
       <w:r>
         <w:rPr/>
-        <w:t>Abscisic acid (ABA), the stress hormone: starts and maintains seed and bud dormancy and closes stomata. Corn that can't respond to it sprouts on the cob (26.1.17, 26.1.18, 26.1.19).</w:t>
+        <w:t>Soil is a mixture of mineral particles, decaying organic material, living organisms, air and water (25.1.9).</w:t>
       </w:r>
     </w:p>
     <w:p>
@@ -1938,60 +1807,7 @@
       </w:pPr>
       <w:r>
         <w:rPr/>
-        <w:t>Ethylene: a gas made from the amino acid methionine; it causes leaves, fruit or flowers to drop (abscission) and ripens fruit (26.1.20, 26.1.21, 26.1.22).</w:t>
-      </w:r>
-    </w:p>
-    <w:p>
-      <w:pPr>
-        <w:pStyle w:val="Guidetext"/>
-      </w:pPr>
-      <w:r>
-        <w:rPr/>
-        <w:t>How auxin bends a stem toward light (26.1.9, 26.1.11): when light comes from one side, auxin moves to the shady side. There, cells pump hydrogen ions into their walls, the walls loosen, water enters and the cells stretch, so the stem bends toward the light.</w:t>
-      </w:r>
-    </w:p>
-    <w:p>
-      <w:pPr>
-        <w:pStyle w:val="Guidetext"/>
-      </w:pPr>
-      <w:r>
-        <w:rPr/>
-        <w:t>Plants also defend themselves against living threats, such as plant-eaters and parasites, by making protective chemicals (26.1.23).</w:t>
-      </w:r>
-    </w:p>
-    <w:p>
-      <w:pPr>
-        <w:pStyle w:val="Guidepart"/>
-      </w:pPr>
-      <w:bookmarkStart w:id="22" w:name="g262"/>
-      <w:r>
-        <w:rPr>
-          <w:rStyle w:val="Slidecode"/>
-        </w:rPr>
-        <w:t>26.2 Plant Growth and Movement Responses</w:t>
-      </w:r>
-      <w:r>
-        <w:rPr/>
-        <w:t xml:space="preserve"> (slides 24–35)</w:t>
-      </w:r>
-      <w:bookmarkEnd w:id="22"/>
-    </w:p>
-    <w:p>
-      <w:pPr>
-        <w:pStyle w:val="Guidetext"/>
-      </w:pPr>
-      <w:r>
-        <w:rPr/>
-        <w:t>A tropism is growth toward (positive) or away from (negative) a stimulus that comes from one direction (26.2.24).</w:t>
-      </w:r>
-    </w:p>
-    <w:p>
-      <w:pPr>
-        <w:pStyle w:val="Guidesubheading"/>
-      </w:pPr>
-      <w:r>
-        <w:rPr/>
-        <w:t>Tropisms</w:t>
+        <w:t>It forms by weathering of rock: mechanical (wind, rain, ice, rock grinding on rock) or chemical (acid rain, degradation by lichens and mosses) (25.1.9).</w:t>
       </w:r>
     </w:p>
     <w:p>
@@ -2004,7 +1820,7 @@
       </w:pPr>
       <w:r>
         <w:rPr/>
-        <w:t>Phototropism (light): stems grow toward light because cells on the shady side elongate under auxin. The receptor pigment, phototropin, absorbs blue light (26.2.25, 26.2.26).</w:t>
+        <w:t>Particles: sand is largest, and water drains readily between the grains; silt is in between; clay is smallest, with small spaces that fill with water. Loam combines sand's aeration with the mineral retention of silt and clay (25.1.10).</w:t>
       </w:r>
     </w:p>
     <w:p>
@@ -2017,7 +1833,7 @@
       </w:pPr>
       <w:r>
         <w:rPr/>
-        <w:t>Thigmotropism (touch): tendrils of runner beans and morning glories coil around supports. Thigmomorphogenesis is a change in the whole plant's shape because of touch or wind (26.2.27).</w:t>
+        <w:t>Humus (decaying organic material) decreases runoff, prevents leaching (minerals being washed away), makes soil more acidic and retains positively charged minerals; bacteria and fungi break it down and return its nutrients to plants (25.1.11).</w:t>
       </w:r>
     </w:p>
     <w:p>
@@ -2030,7 +1846,7 @@
       </w:pPr>
       <w:r>
         <w:rPr/>
-        <w:t>Gravitropism (gravity): a plant laid on its side grows its stem upward and its roots downward. Statoliths, starch grains inside amyloplasts in root-cap cells, settle to the bottom of the cell and signal which way is down (26.2.29). The slide's "stems with root caps grow downward" means roots.</w:t>
+        <w:t>Living organisms: plant roots open soil to bedrock, earthworms and ants mix and aerate it, microorganisms decompose humus, and soil bacteria make nitrogen available to plants (25.1.14).</w:t>
       </w:r>
     </w:p>
     <w:p>
@@ -2039,7 +1855,7 @@
       </w:pPr>
       <w:r>
         <w:rPr/>
-        <w:t>Arabidopsis thaliana, a small plant related to cabbage and mustard with no commercial value, is the model organism for studying plant molecular genetics (26.2.31).</w:t>
+        <w:t>Cation exchange (25.1.12, 25.1.13): clay and humus are negatively charged, so they hold positive mineral ions such as calcium (Ca2+) and potassium (K+), which keeps them from leaching away. A root hair releases hydrogen ions (H+), which exchange places with those minerals, so the root can take them up. Cation exchange capacity (CEC) is how many negative sites a soil has to bind them; sandy soil has a lower CEC.</w:t>
       </w:r>
     </w:p>
     <w:p>
@@ -2048,25 +1864,43 @@
       </w:pPr>
       <w:r>
         <w:rPr/>
-        <w:t>Turgor (nastic) movements don't involve growth and don't depend on the stimulus's direction; they come from changes in water pressure inside cells. Examples: Mimosa leaflets folding when touched, the Venus flytrap closing, and daily sleep movements (26.2.33, 26.2.35).</w:t>
+        <w:t>A soil profile is a vertical section from the surface down to unaltered rock, in layers called horizons (25.1.15, 25.1.16): A, the topsoil, with litter and the most humus; B, the subsoil, where inorganic nutrients leached from above accumulate; C, the weathered parent material (bedrock). The profile varies with the parent rock and climate.</w:t>
+      </w:r>
+    </w:p>
+    <w:p>
+      <w:pPr>
+        <w:pStyle w:val="Guidetext"/>
+      </w:pPr>
+      <w:r>
+        <w:rPr/>
+        <w:t>Erosion is water or wind carrying soil away; plowing, overgrazing, clearing land and stronger coastal storms make it worse. Crop rotation, reduced tillage and companion crops reduce farmland erosion, and trees prevent coastal erosion (25.1.17, 25.1.18).</w:t>
+      </w:r>
+    </w:p>
+    <w:p>
+      <w:pPr>
+        <w:pStyle w:val="Guidetext"/>
+      </w:pPr>
+      <w:r>
+        <w:rPr/>
+        <w:t>Traps: macro vs micro (amount needed, not importance); sand (drains) vs clay (holds water); A vs B vs C horizon; leaching vs cation exchange (25.1.4, 25.1.10, 25.1.12, 25.1.15).</w:t>
       </w:r>
     </w:p>
     <w:p>
       <w:pPr>
         <w:pStyle w:val="Guidepart"/>
       </w:pPr>
-      <w:bookmarkStart w:id="23" w:name="g263"/>
+      <w:bookmarkStart w:id="17" w:name="g252"/>
       <w:r>
         <w:rPr>
           <w:rStyle w:val="Slidecode"/>
         </w:rPr>
-        <w:t>26.3 Plant Responses to Phytochrome</w:t>
-      </w:r>
-      <w:r>
-        <w:rPr/>
-        <w:t xml:space="preserve"> (slides 36–46)</w:t>
-      </w:r>
-      <w:bookmarkEnd w:id="23"/>
+        <w:t>25.2 Water and Mineral Uptake</w:t>
+      </w:r>
+      <w:r>
+        <w:rPr/>
+        <w:t xml:space="preserve"> (slides 19–27)</w:t>
+      </w:r>
+      <w:bookmarkEnd w:id="17"/>
     </w:p>
     <w:p>
       <w:pPr>
@@ -2074,7 +1908,7 @@
       </w:pPr>
       <w:r>
         <w:rPr/>
-        <w:t>Photoperiodism is any response to changes in day or night length, such as when to flower. It needs a biological clock and a photoreceptor pigment called phytochrome (26.3.36).</w:t>
+        <w:t>Water and minerals enter the root by the same two pathways (25.2.19, 25.2.23): pathway A, between the porous cell walls until the Casparian strip of the endodermis blocks the way and forces them into the endodermal cells; pathway B, into root hairs and then from cell to cell through plasmodesmata (cytoplasmic strands connecting neighboring cells). Either way, everything reaching the xylem has passed through the endodermal cells.</w:t>
       </w:r>
     </w:p>
     <w:p>
@@ -2083,55 +1917,17 @@
       </w:pPr>
       <w:r>
         <w:rPr/>
-        <w:t>Phytochrome has two forms (26.3.37, 26.3.38, 26.3.39): Pr absorbs red light (in daylight) and becomes Pfr, the active form; Pfr turns back into Pr in darkness or far-red light. Switching between them lets the plant detect changes in day length. Phytochrome also promotes seed germination and flowering and inhibits shoot elongation.</w:t>
-      </w:r>
-    </w:p>
-    <w:p>
-      <w:pPr>
-        <w:pStyle w:val="Guidetext"/>
-      </w:pPr>
-      <w:r>
-        <w:rPr/>
-        <w:t>Flowering (26.3.40, 26.3.41, 26.3.42): short-day plants flower when the day is shorter than a critical length, so they're really long-night plants; long-day plants flower when the day is longer. A flash of light that interrupts the long night stops a short-day plant from flowering but lets a long-day plant flower. Day-neutral plants flower whatever the day length.</w:t>
-      </w:r>
-    </w:p>
-    <w:p>
-      <w:pPr>
-        <w:pStyle w:val="Guidetext"/>
-      </w:pPr>
-      <w:r>
-        <w:rPr/>
-        <w:t>Shade and spacing (26.3.43, 26.3.44): leaf shade increases far-red light relative to red, which tells a plant it has neighbors, and it grows taller to compete. In darkness, stems keep elongating and stay yellow (etiolation; textbook).</w:t>
-      </w:r>
-    </w:p>
-    <w:p>
-      <w:pPr>
-        <w:pStyle w:val="Guidetext"/>
-      </w:pPr>
-      <w:r>
-        <w:rPr/>
-        <w:t>Circadian rhythms are roughly 24-hour cycles that keep going even without outside cues, run by a biological clock; sleep movements of leaves are an example (26.3.45, 26.3.46).</w:t>
-      </w:r>
-    </w:p>
-    <w:p>
-      <w:pPr>
-        <w:pStyle w:val="Guidetext"/>
-      </w:pPr>
-      <w:r>
-        <w:rPr/>
-        <w:t>Traps: tropism (growth, directional) vs turgor movement (not growth); Pr vs Pfr; short-day (long-night) vs long-day plants (26.2.24, 26.2.33, 26.3.39, 26.3.41).</w:t>
-      </w:r>
-    </w:p>
-    <w:p>
-      <w:pPr>
-        <w:pStyle w:val="Guidepart"/>
-      </w:pPr>
-      <w:bookmarkStart w:id="24" w:name="g269"/>
-      <w:r>
-        <w:rPr/>
-        <w:t>Look these up, don't memorize</w:t>
-      </w:r>
-      <w:bookmarkEnd w:id="24"/>
+        <w:t>Water enters root cells passively, by osmosis, when there is more water outside the root than inside; the slide words this as the root's osmotic pressure being lower than the soil's (25.2.19). Minerals are different: plant cells spend energy to take them up actively and concentrate them, and the Casparian strip prevents backflow, so root xylem holds far more minerals than the soil (25.2.19, 25.2.20).</w:t>
+      </w:r>
+    </w:p>
+    <w:p>
+      <w:pPr>
+        <w:pStyle w:val="Guidesubheading"/>
+      </w:pPr>
+      <w:r>
+        <w:rPr/>
+        <w:t>Order of mineral uptake across the membrane</w:t>
+      </w:r>
     </w:p>
     <w:p>
       <w:pPr>
@@ -2143,7 +1939,7 @@
       </w:pPr>
       <w:r>
         <w:rPr/>
-        <w:t>Each hormone's effects and commercial uses: the hormone table (26.1.7).</w:t>
+        <w:t>1. A proton pump in the plasma membrane uses ATP to pump hydrogen ions (H+) out of the cell (25.2.21, 25.2.23).</w:t>
       </w:r>
     </w:p>
     <w:p>
@@ -2156,7 +1952,7 @@
       </w:pPr>
       <w:r>
         <w:rPr/>
-        <w:t>Short-day, long-day and day-neutral plants, and what a night flash does: the photoperiod table.</w:t>
+        <w:t>2. The resulting electrochemical gradient drives positive ions such as potassium (K+) into the cell through channel proteins (25.2.21, 25.2.23).</w:t>
       </w:r>
     </w:p>
     <w:p>
@@ -2169,273 +1965,8 @@
       </w:pPr>
       <w:r>
         <w:rPr/>
-        <w:t>Which tropism responds to what, and which receptor: the tropism table.</w:t>
-      </w:r>
-    </w:p>
-    <w:p>
-      <w:pPr>
-        <w:pStyle w:val="Chapterheading"/>
-      </w:pPr>
-      <w:r>
-        <w:rPr>
-          <w:rStyle w:val="Slidecode"/>
-        </w:rPr>
-        <w:t>Chapter 27: Flowering Plants: Reproduction</w:t>
-      </w:r>
-    </w:p>
-    <w:p>
-      <w:pPr>
-        <w:pStyle w:val="Guideheading"/>
-      </w:pPr>
-      <w:bookmarkStart w:id="25" w:name="g270"/>
-      <w:r>
-        <w:rPr>
-          <w:rStyle w:val="Slidecode"/>
-        </w:rPr>
-        <w:t>Quick guide: the big picture</w:t>
-      </w:r>
-      <w:bookmarkEnd w:id="25"/>
-    </w:p>
-    <w:p>
-      <w:pPr>
-        <w:pStyle w:val="Guidetext"/>
-      </w:pPr>
-      <w:r>
-        <w:rPr/>
-        <w:t>Ch 27 follows a flowering plant's life cycle in detail: how a flower makes pollen and the embryo sac, pollination and double fertilization, how the embryo develops inside the seed, fruits and how seeds spread, germination, and reproduction without seeds (27.1.3, 27.2.20, 27.3.27, 27.4.36).</w:t>
-      </w:r>
-    </w:p>
-    <w:p>
-      <w:pPr>
-        <w:pStyle w:val="Guidepart"/>
-      </w:pPr>
-      <w:bookmarkStart w:id="26" w:name="g271"/>
-      <w:r>
-        <w:rPr>
-          <w:rStyle w:val="Slidecode"/>
-        </w:rPr>
-        <w:t>27.1 Sexual Reproductive Strategies</w:t>
-      </w:r>
-      <w:r>
-        <w:rPr/>
-        <w:t xml:space="preserve"> (slides 3–19)</w:t>
-      </w:r>
-      <w:bookmarkEnd w:id="26"/>
-    </w:p>
-    <w:p>
-      <w:pPr>
-        <w:pStyle w:val="Guidetext"/>
-      </w:pPr>
-      <w:r>
-        <w:rPr/>
-        <w:t>The diploid sporophyte, the plant you see, is dominant: it bears the flowers and makes haploid spores by meiosis (27.1.3). A microspore becomes the male gametophyte (the pollen grain), and a megaspore becomes the female gametophyte (27.1.5). The slide calls the spores themselves gametophytes; each spore becomes one.</w:t>
-      </w:r>
-    </w:p>
-    <w:p>
-      <w:pPr>
-        <w:pStyle w:val="Guidetext"/>
-      </w:pPr>
-      <w:r>
-        <w:rPr/>
-        <w:t>Flowers are unique to angiosperms: they attract pollinators and produce fruits that enclose seeds (27.1.6). A eudicot flower has four whorls attached to a receptacle at the end of a stalk called the peduncle: sepals protect the bud, petals attract pollinators, stamens make pollen, and carpels hold the ovules (27.1.7).</w:t>
-      </w:r>
-    </w:p>
-    <w:p>
-      <w:pPr>
-        <w:pStyle w:val="Guidetext"/>
-      </w:pPr>
-      <w:r>
-        <w:rPr/>
-        <w:t>Complete flowers have sepals, petals, stamens and a carpel; incomplete flowers lack one or more. Perfect flowers have both stamens and carpels; imperfect flowers have only one kind (27.1.10). Monoecious plants carry both kinds of imperfect flower; dioecious plants (holly) carry only one kind per plant (27.1.10, 27.1.11).</w:t>
-      </w:r>
-    </w:p>
-    <w:p>
-      <w:pPr>
-        <w:pStyle w:val="Guidetext"/>
-      </w:pPr>
-      <w:r>
-        <w:rPr/>
-        <w:t>Male gametophyte (27.1.12): each anther has four pollen sacs with many microspore mother cells. Meiosis makes four haploid microspores; each becomes a pollen grain with a tube cell and a generative cell, and the generative cell divides into two sperm.</w:t>
-      </w:r>
-    </w:p>
-    <w:p>
-      <w:pPr>
-        <w:pStyle w:val="Guidetext"/>
-      </w:pPr>
-      <w:r>
-        <w:rPr/>
-        <w:t>Female gametophyte (27.1.14): in the ovule, a megaspore mother cell undergoes meiosis to make four megaspores, and three of them die. The survivor divides by mitosis into the embryo sac, with eight nuclei: the egg, two synergids beside it, a central cell with two polar nuclei, and three antipodal cells. The ovule's integuments become the seed coat.</w:t>
-      </w:r>
-    </w:p>
-    <w:p>
-      <w:pPr>
-        <w:pStyle w:val="Guidetext"/>
-      </w:pPr>
-      <w:r>
-        <w:rPr/>
-        <w:t>Pollination is the transfer of pollen from an anther to a stigma: self-pollination if the pollen comes from the same plant, cross-pollination if it comes from another plant of the same species (27.1.15). Fertilization comes afterwards: the pollen grain germinates on the stigma, its pollen tube grows through the style to the ovule's micropyle, and double fertilization follows: one sperm + the egg make the zygote, the other + the polar nuclei make the endosperm (27.1.17).</w:t>
-      </w:r>
-    </w:p>
-    <w:p>
-      <w:pPr>
-        <w:pStyle w:val="Guidetext"/>
-      </w:pPr>
-      <w:r>
-        <w:rPr/>
-        <w:t>Pollinators (27.1.18, 27.1.19; textbook): bees prefer yellow, blue or white flowers with ultraviolet markings; hummingbirds prefer red, tube-shaped flowers with lots of nectar; bats prefer large, pale flowers that open at night.</w:t>
-      </w:r>
-    </w:p>
-    <w:p>
-      <w:pPr>
-        <w:pStyle w:val="Guidepart"/>
-      </w:pPr>
-      <w:bookmarkStart w:id="27" w:name="g272"/>
-      <w:r>
-        <w:rPr>
-          <w:rStyle w:val="Slidecode"/>
-        </w:rPr>
-        <w:t>27.2 Seed Development</w:t>
-      </w:r>
-      <w:r>
-        <w:rPr/>
-        <w:t xml:space="preserve"> (slides 20–26)</w:t>
-      </w:r>
-      <w:bookmarkEnd w:id="27"/>
-    </w:p>
-    <w:p>
-      <w:pPr>
-        <w:pStyle w:val="Guidetext"/>
-      </w:pPr>
-      <w:r>
-        <w:rPr/>
-        <w:t>Development is a programmed series of stages from simple to complex (27.2.20). After double fertilization, the zygote divides into an embryo and a suspensor that anchors it. The embryo goes through a globular stage, then a heart stage when the cotyledons appear, then a torpedo stage as it elongates (27.2.20, 27.2.21).</w:t>
-      </w:r>
-    </w:p>
-    <w:p>
-      <w:pPr>
-        <w:pStyle w:val="Guidetext"/>
-      </w:pPr>
-      <w:r>
-        <w:rPr/>
-        <w:t>The mature embryo (27.2.22): the epicotyl, above the cotyledons, becomes the shoot; the hypocotyl, below them, becomes the stem; the radicle is the embryonic root.</w:t>
-      </w:r>
-    </w:p>
-    <w:p>
-      <w:pPr>
-        <w:pStyle w:val="Guidetext"/>
-      </w:pPr>
-      <w:r>
-        <w:rPr/>
-        <w:t>Monocot vs eudicot seeds (27.2.25, 27.2.26): a monocot has one cotyledon, which stores some nutrients, absorbs others from the endosperm and passes them to the embryo; eudicot cotyledons store all the nutrients the embryo needs.</w:t>
-      </w:r>
-    </w:p>
-    <w:p>
-      <w:pPr>
-        <w:pStyle w:val="Guidepart"/>
-      </w:pPr>
-      <w:bookmarkStart w:id="28" w:name="g273"/>
-      <w:r>
-        <w:rPr>
-          <w:rStyle w:val="Slidecode"/>
-        </w:rPr>
-        <w:t>27.3 Fruit Types and Seed Dispersal</w:t>
-      </w:r>
-      <w:r>
-        <w:rPr/>
-        <w:t xml:space="preserve"> (slides 27–35)</w:t>
-      </w:r>
-      <w:bookmarkEnd w:id="28"/>
-    </w:p>
-    <w:p>
-      <w:pPr>
-        <w:pStyle w:val="Guidetext"/>
-      </w:pPr>
-      <w:r>
-        <w:rPr/>
-        <w:t>A fruit is a mature ovary (27.3.27). Simple fruits come from a single ovary; aggregate fruits from many ovaries of one flower (blackberry); multiple fruits from the ovaries of many flowers (pineapple) (27.3.27).</w:t>
-      </w:r>
-    </w:p>
-    <w:p>
-      <w:pPr>
-        <w:pStyle w:val="Guidetext"/>
-      </w:pPr>
-      <w:r>
-        <w:rPr/>
-        <w:t>The ovary wall becomes the pericarp, with up to three layers: exocarp (the skin), mesocarp (the flesh) and endocarp (around the seed) (27.3.28). Dry fruits either split open when ripe (dehiscent: legumes) or stay closed (indehiscent: grains) (27.3.29). Named fruit types include drupe, berry, legume and samara (27.3.30).</w:t>
-      </w:r>
-    </w:p>
-    <w:p>
-      <w:pPr>
-        <w:pStyle w:val="Guidetext"/>
-      </w:pPr>
-      <w:r>
-        <w:rPr/>
-        <w:t>Fruits help spread seeds: by wind (hairs, plumes, wings), by animals that eat the fruit, and by hooks and spines that catch on fur and clothing (27.3.31, 27.3.32).</w:t>
-      </w:r>
-    </w:p>
-    <w:p>
-      <w:pPr>
-        <w:pStyle w:val="Guidetext"/>
-      </w:pPr>
-      <w:r>
-        <w:rPr/>
-        <w:t>Germination (27.3.33, 27.3.34, 27.3.35): the embryo resumes growth. Some seeds must go through a dormant period first; in temperate zones cold weather breaks dormancy, and fleshy fruits contain inhibitors so seeds don't sprout on the plant. A seed needs oxygen, warmth and water. In corn, a sheath called the coleoptile covers the first leaf as it grows up.</w:t>
-      </w:r>
-    </w:p>
-    <w:p>
-      <w:pPr>
-        <w:pStyle w:val="Guidepart"/>
-      </w:pPr>
-      <w:bookmarkStart w:id="29" w:name="g274"/>
-      <w:r>
-        <w:rPr>
-          <w:rStyle w:val="Slidecode"/>
-        </w:rPr>
-        <w:t>27.4 Asexual Reproductive Strategies</w:t>
-      </w:r>
-      <w:r>
-        <w:rPr/>
-        <w:t xml:space="preserve"> (slides 36–41)</w:t>
-      </w:r>
-      <w:bookmarkEnd w:id="29"/>
-    </w:p>
-    <w:p>
-      <w:pPr>
-        <w:pStyle w:val="Guidetext"/>
-      </w:pPr>
-      <w:r>
-        <w:rPr/>
-        <w:t>Asexual reproduction makes clones, genetically identical copies. Plants use stolons (horizontal stems above ground), rhizomes (underground stems) and tubers; new growth starts at the nodes of stems, and a potato's "eyes" are buds (27.4.36, 27.4.37).</w:t>
-      </w:r>
-    </w:p>
-    <w:p>
-      <w:pPr>
-        <w:pStyle w:val="Guidetext"/>
-      </w:pPr>
-      <w:r>
-        <w:rPr/>
-        <w:t>Tissue culture grows a plant tissue on an artificial medium. It works because many plant cells are totipotent: each can become an entire plant (27.4.38). Meristem tissue on a medium with auxin, cytokinins and nutrients first forms an undifferentiated callus, then organs, then plantlets, all clones (27.4.39, 27.4.40). In cell suspension culture, cells grow in liquid to make chemicals, such as heart drugs from Digitalis (27.4.40).</w:t>
-      </w:r>
-    </w:p>
-    <w:p>
-      <w:pPr>
-        <w:pStyle w:val="Guidetext"/>
-      </w:pPr>
-      <w:r>
-        <w:rPr/>
-        <w:t>Traps: pollination vs fertilization; microspore vs megaspore; epicotyl vs hypocotyl vs radicle; aggregate vs multiple fruit; dehiscent vs indehiscent (27.1.15, 27.1.17, 27.2.22, 27.3.27, 27.3.29).</w:t>
-      </w:r>
-    </w:p>
-    <w:p>
-      <w:pPr>
-        <w:pStyle w:val="Guidepart"/>
-      </w:pPr>
-      <w:bookmarkStart w:id="30" w:name="g279"/>
-      <w:r>
-        <w:rPr/>
-        <w:t>Look these up, don't memorize</w:t>
-      </w:r>
-      <w:bookmarkEnd w:id="30"/>
+        <w:t>3. Negative mineral ions such as nitrate (NO3-) and phosphate (HPO4 2-) come in together with H+ through carrier proteins; this needs no extra energy, because H+ is moving down its gradient (25.2.21, 25.2.23).</w:t>
+      </w:r>
     </w:p>
     <w:p>
       <w:pPr>
@@ -2447,8 +1978,144 @@
       </w:pPr>
       <w:r>
         <w:rPr/>
-        <w:t>The cells of the embryo sac and the steps of each gametophyte: the gametophyte table.</w:t>
-      </w:r>
+        <w:t>Using a gradient this way is chemiosmosis. The minerals then move into the xylem and up to the leaves (25.2.21).</w:t>
+      </w:r>
+    </w:p>
+    <w:p>
+      <w:pPr>
+        <w:pStyle w:val="Guidetext"/>
+      </w:pPr>
+      <w:r>
+        <w:rPr/>
+        <w:t>Mutualisms for nutrients (25.2.24, 25.2.25, 25.2.26): Rhizobium bacteria in root nodules fix atmospheric nitrogen, and the host plant gives them carbohydrates. In mycorrhizae, the fungus increases the surface area for water and mineral uptake and breaks down organic matter, and the root gives the fungus sugars and amino acids; plants with mycorrhizae grow better.</w:t>
+      </w:r>
+    </w:p>
+    <w:p>
+      <w:pPr>
+        <w:pStyle w:val="Guidetext"/>
+      </w:pPr>
+      <w:r>
+        <w:rPr/>
+        <w:t>Other ways to get nutrients (25.2.24, 25.2.27): parasitic plants such as dodder wrap around a host plant and tap its xylem and phloem through root-like projections (haustoria, textbook); carnivorous plants such as the sundew trap prey on sticky hairs that release digestive enzymes.</w:t>
+      </w:r>
+    </w:p>
+    <w:p>
+      <w:pPr>
+        <w:pStyle w:val="Guidetext"/>
+      </w:pPr>
+      <w:r>
+        <w:rPr/>
+        <w:t>Traps: proton pump (H+ out, uses ATP) vs channel protein (K+ in) vs carrier protein (negative ions in with H+); nodules (bacteria, nitrogen) vs mycorrhizae (fungus, surface area); water enters passively vs minerals actively (25.2.20, 25.2.21, 25.2.24).</w:t>
+      </w:r>
+    </w:p>
+    <w:p>
+      <w:pPr>
+        <w:pStyle w:val="Guidepart"/>
+      </w:pPr>
+      <w:bookmarkStart w:id="18" w:name="g253"/>
+      <w:r>
+        <w:rPr>
+          <w:rStyle w:val="Slidecode"/>
+        </w:rPr>
+        <w:t>25.3 Transport Mechanisms in Plants</w:t>
+      </w:r>
+      <w:r>
+        <w:rPr/>
+        <w:t xml:space="preserve"> (slides 28–48)</w:t>
+      </w:r>
+      <w:bookmarkEnd w:id="18"/>
+    </w:p>
+    <w:p>
+      <w:pPr>
+        <w:pStyle w:val="Guidetext"/>
+      </w:pPr>
+      <w:r>
+        <w:rPr/>
+        <w:t>Xylem carries water and minerals from the bottom of the plant to the top, through tracheids and vessel elements. Phloem carries sucrose and other organic materials in any direction, through sieve-tube members, whose end walls are sieve plates crossed by plasmodesmata; companion cells supply them with proteins (25.3.28, 25.3.29, 25.3.30).</w:t>
+      </w:r>
+    </w:p>
+    <w:p>
+      <w:pPr>
+        <w:pStyle w:val="Guidetext"/>
+      </w:pPr>
+      <w:r>
+        <w:rPr/>
+        <w:t>Water potential is the energy of water; water always moves passively from higher to lower water potential (25.3.31). Two things set it (25.3.33): pressure (the higher the pressure, the higher the water potential) and solutes (the more solute, the lower the water potential, so water moves toward the side with more solute). Water potential falls from soil to root to stem to leaf, so water flows that way (25.3.32).</w:t>
+      </w:r>
+    </w:p>
+    <w:p>
+      <w:pPr>
+        <w:pStyle w:val="Guidetext"/>
+      </w:pPr>
+      <w:r>
+        <w:rPr/>
+        <w:t>Turgor pressure is the pressure that builds up inside a cell as water enters by osmosis. Turgid cells keep the plant firm; a wilted plant's cells have lost turgor, and water flows back in until the water potential is equal inside and out (25.3.33, 25.3.34).</w:t>
+      </w:r>
+    </w:p>
+    <w:p>
+      <w:pPr>
+        <w:pStyle w:val="Guidetext"/>
+      </w:pPr>
+      <w:r>
+        <w:rPr/>
+        <w:t>Root pressure: minerals concentrated in the root draw water in, creating a positive pressure that pushes xylem sap upward. It can force water droplets out of vein endings along leaf edges, which is guttation (25.3.35, 25.3.36). Root pressure alone can't lift water to the top of a tall tree (textbook).</w:t>
+      </w:r>
+    </w:p>
+    <w:p>
+      <w:pPr>
+        <w:pStyle w:val="Guidetext"/>
+      </w:pPr>
+      <w:r>
+        <w:rPr/>
+        <w:t>The cohesion-tension model (25.3.37, 25.3.38, 25.3.39) explains how water rises, passively, all the way up. Transpiration, water evaporating from the leaves through the stomata, creates tension that pulls on the water in the xylem. Cohesion, water molecules clinging to each other by hydrogen bonds, keeps the column unbroken from leaf to root, and adhesion, water sticking to the vessel walls, holds it in place. Water lost in the leaf is replaced from the leaf veins, the stem's column is pulled upward, and water enters the root xylem by osmosis. Transpired water rises as mist over forests (25.3.40).</w:t>
+      </w:r>
+    </w:p>
+    <w:p>
+      <w:pPr>
+        <w:pStyle w:val="Guidetext"/>
+      </w:pPr>
+      <w:r>
+        <w:rPr/>
+        <w:t>Stomata (25.3.41, 25.3.42): each stoma is bordered by two guard cells. To open, K+ is actively transported into the guard cells (H+ is pumped out, so H+ builds up outside), water follows by osmosis, turgor rises and the stoma opens. When K+ and then water leave, the stoma closes. Light regulates them, and ABA (abscisic acid) can close them. While stomata are closed, the waxy cuticle prevents water loss (25.3.39), but carbon dioxide can't enter, so photosynthesis slows (textbook).</w:t>
+      </w:r>
+    </w:p>
+    <w:p>
+      <w:pPr>
+        <w:pStyle w:val="Guidetext"/>
+      </w:pPr>
+      <w:r>
+        <w:rPr/>
+        <w:t>Phloem moves sap from source to sink (25.3.43, 25.3.44): a source is where sugar is made or comes from (older leaves); a sink is where it's unloaded (roots, young leaves). Evidence: girdling a tree below the leaves makes the bark swell just above the cut, where sugar accumulates; radioactive tracers confirm that phloem carries organic nutrients; and aphids, whose mouthparts tap the sieve tubes, are used to collect phloem sap (25.3.43, 25.3.48).</w:t>
+      </w:r>
+    </w:p>
+    <w:p>
+      <w:pPr>
+        <w:pStyle w:val="Guidetext"/>
+      </w:pPr>
+      <w:r>
+        <w:rPr/>
+        <w:t>The pressure-flow model (25.3.45, 25.3.46, 25.3.47): at the source, an ATP-driven pump pushes H+ out, and sucrose is loaded into the sieve tubes together with H+ (co-transport). Water follows by osmosis, creating high positive pressure, which pushes the sap toward the sink. At the sink, sugar is unloaded and used for cellular respiration or stored, and the water returns to the xylem.</w:t>
+      </w:r>
+    </w:p>
+    <w:p>
+      <w:pPr>
+        <w:pStyle w:val="Guidetext"/>
+      </w:pPr>
+      <w:r>
+        <w:rPr/>
+        <w:t>Traps: cohesion (water to water) vs adhesion (water to walls); transpiration (pull from the top) vs root pressure (push from below); xylem (one way, up, pulled, no energy) vs phloem (any direction, pushed, active loading); source vs sink; stomata open when K+ enters, close when it leaves (25.3.29, 25.3.35, 25.3.37, 25.3.41, 25.3.43).</w:t>
+      </w:r>
+    </w:p>
+    <w:p>
+      <w:pPr>
+        <w:pStyle w:val="Guidepart"/>
+      </w:pPr>
+      <w:bookmarkStart w:id="19" w:name="g259"/>
+      <w:r>
+        <w:rPr/>
+        <w:t>Look these up, don't memorize</w:t>
+      </w:r>
+      <w:bookmarkEnd w:id="19"/>
     </w:p>
     <w:p>
       <w:pPr>
@@ -2460,7 +2127,7 @@
       </w:pPr>
       <w:r>
         <w:rPr/>
-        <w:t>Fruit types and examples: the fruit table.</w:t>
+        <w:t>Macronutrients and micronutrients: the nutrients table (with N added).</w:t>
       </w:r>
     </w:p>
     <w:p>
@@ -2473,7 +2140,7 @@
       </w:pPr>
       <w:r>
         <w:rPr/>
-        <w:t>Pollinators and their flowers: the pollinator table.</w:t>
+        <w:t>Soil particles, horizons and what humus does: the soil tables.</w:t>
       </w:r>
     </w:p>
     <w:p>
@@ -2486,7 +2153,1376 @@
       </w:pPr>
       <w:r>
         <w:rPr/>
-        <w:t>Germination steps for bean and corn: 27.3.35.</w:t>
+        <w:t>The three steps of mineral uptake, stomata opening and closing, cohesion-tension and pressure-flow: the sequences.</w:t>
+      </w:r>
+    </w:p>
+    <w:p>
+      <w:pPr>
+        <w:pStyle w:val="Guidebullet"/>
+        <w:numPr>
+          <w:ilvl w:val="0"/>
+          <w:numId w:val="90"/>
+        </w:numPr>
+      </w:pPr>
+      <w:r>
+        <w:rPr/>
+        <w:t>Xylem vs phloem: the comparison table.</w:t>
+      </w:r>
+    </w:p>
+    <w:p>
+      <w:pPr>
+        <w:pStyle w:val="Guidebullet"/>
+        <w:numPr>
+          <w:ilvl w:val="0"/>
+          <w:numId w:val="90"/>
+        </w:numPr>
+      </w:pPr>
+      <w:r>
+        <w:rPr/>
+        <w:t>Exact numbers (particle sizes, 10-20% humus, 10,000 times, erosion statistics): don't memorize them.</w:t>
+      </w:r>
+    </w:p>
+    <w:p>
+      <w:pPr>
+        <w:pStyle w:val="Chapterheading"/>
+      </w:pPr>
+      <w:r>
+        <w:rPr>
+          <w:rStyle w:val="Slidecode"/>
+        </w:rPr>
+        <w:t>Chapter 26: Flowering Plants: Control of Growth Responses</w:t>
+      </w:r>
+    </w:p>
+    <w:p>
+      <w:pPr>
+        <w:pStyle w:val="Guideheading"/>
+      </w:pPr>
+      <w:bookmarkStart w:id="20" w:name="g260"/>
+      <w:r>
+        <w:rPr>
+          <w:rStyle w:val="Slidecode"/>
+        </w:rPr>
+        <w:t>Quick guide: the big picture</w:t>
+      </w:r>
+      <w:bookmarkEnd w:id="20"/>
+    </w:p>
+    <w:p>
+      <w:pPr>
+        <w:pStyle w:val="Guidetext"/>
+      </w:pPr>
+      <w:r>
+        <w:rPr/>
+        <w:t>Plants can't move away from danger or toward food, so they respond to their surroundings mostly by changing how they grow (26.1.3). Ch 26 has three parts: the hormones that carry signals around the plant (26.1), growth and movement responses to light, gravity and touch (26.2), and phytochrome, the pigment that lets plants track day and night length (26.3).</w:t>
+      </w:r>
+    </w:p>
+    <w:p>
+      <w:pPr>
+        <w:pStyle w:val="Guidetext"/>
+      </w:pPr>
+      <w:r>
+        <w:rPr/>
+        <w:t>One pattern repeats throughout: a stimulus is detected by a receptor, the signal is passed along and amplified inside the cell, and the cell responds, often by changing which genes are turned on (26.1.4, 26.1.5).</w:t>
+      </w:r>
+    </w:p>
+    <w:p>
+      <w:pPr>
+        <w:pStyle w:val="Guidepart"/>
+      </w:pPr>
+      <w:bookmarkStart w:id="21" w:name="g261"/>
+      <w:r>
+        <w:rPr>
+          <w:rStyle w:val="Slidecode"/>
+        </w:rPr>
+        <w:t>26.1 Plant Hormones</w:t>
+      </w:r>
+      <w:r>
+        <w:rPr/>
+        <w:t xml:space="preserve"> (slides 3–23)</w:t>
+      </w:r>
+      <w:bookmarkEnd w:id="21"/>
+    </w:p>
+    <w:p>
+      <w:pPr>
+        <w:pStyle w:val="Guidetext"/>
+      </w:pPr>
+      <w:r>
+        <w:rPr/>
+        <w:t>Plants respond to stimuli such as light, gravity, carbon dioxide levels, pathogen infection, drought and touch, and responding helps the species survive. Responses can be short-term, like stomata opening and closing with light levels, or long-term, like roots growing down and stems growing up in response to gravity (26.1.3).</w:t>
+      </w:r>
+    </w:p>
+    <w:p>
+      <w:pPr>
+        <w:pStyle w:val="Guidetext"/>
+      </w:pPr>
+      <w:r>
+        <w:rPr/>
+        <w:t>Signal transduction (26.1.4, 26.1.5): a receptor, a protein in the plasma membrane, cytoplasm or nucleus, is activated by a specific signal (for example, blue light); a transduction pathway of relay proteins or enzymes amplifies the signal and converts it into one the cell's machinery understands; the cellular response follows, most often a change in gene expression (for example, a stem bending or roots growing).</w:t>
+      </w:r>
+    </w:p>
+    <w:p>
+      <w:pPr>
+        <w:pStyle w:val="Guidetext"/>
+      </w:pPr>
+      <w:r>
+        <w:rPr/>
+        <w:t>Hormones are chemical signals that let plant cells communicate and coordinate their responses. Each is made in one part of the plant and travels in the phloem or from cell to cell (26.1.6). There are five main ones (26.1.7).</w:t>
+      </w:r>
+    </w:p>
+    <w:p>
+      <w:pPr>
+        <w:pStyle w:val="Guidesubheading"/>
+      </w:pPr>
+      <w:r>
+        <w:rPr/>
+        <w:t>Auxin (26.1.8 to 26.1.11)</w:t>
+      </w:r>
+    </w:p>
+    <w:p>
+      <w:pPr>
+        <w:pStyle w:val="Guidebullet"/>
+        <w:numPr>
+          <w:ilvl w:val="0"/>
+          <w:numId w:val="90"/>
+        </w:numPr>
+      </w:pPr>
+      <w:r>
+        <w:rPr/>
+        <w:t>Made in the shoot apical meristem; found in young leaves, flowers and fruits (26.1.8).</w:t>
+      </w:r>
+    </w:p>
+    <w:p>
+      <w:pPr>
+        <w:pStyle w:val="Guidebullet"/>
+        <w:numPr>
+          <w:ilvl w:val="0"/>
+          <w:numId w:val="90"/>
+        </w:numPr>
+      </w:pPr>
+      <w:r>
+        <w:rPr/>
+        <w:t>Apical dominance: auxin from the shoot tip prevents the axillary buds below from growing (26.1.8), which is why pruning the tip makes a plant bushier (textbook).</w:t>
+      </w:r>
+    </w:p>
+    <w:p>
+      <w:pPr>
+        <w:pStyle w:val="Guidebullet"/>
+        <w:numPr>
+          <w:ilvl w:val="0"/>
+          <w:numId w:val="90"/>
+        </w:numPr>
+      </w:pPr>
+      <w:r>
+        <w:rPr/>
+        <w:t>Promotes growth of roots and fruit, prevents loss of leaves and fruit, and makes stems bend toward light (positive phototropism) (26.1.8).</w:t>
+      </w:r>
+    </w:p>
+    <w:p>
+      <w:pPr>
+        <w:pStyle w:val="Guidebullet"/>
+        <w:numPr>
+          <w:ilvl w:val="0"/>
+          <w:numId w:val="90"/>
+        </w:numPr>
+      </w:pPr>
+      <w:r>
+        <w:rPr/>
+        <w:t>Discovery: auxin from a coleoptile tip (the sheath over a grass seedling's first leaves), collected in a block of agar and placed on one side of a cut seedling, makes it curve (26.1.9).</w:t>
+      </w:r>
+    </w:p>
+    <w:p>
+      <w:pPr>
+        <w:pStyle w:val="Guidebullet"/>
+        <w:numPr>
+          <w:ilvl w:val="0"/>
+          <w:numId w:val="90"/>
+        </w:numPr>
+      </w:pPr>
+      <w:r>
+        <w:rPr/>
+        <w:t>How it bends a stem (26.1.10, 26.1.11): with light from one side, auxin moves to the shady side; it binds receptors, which activates proton pumps; H+ pumped into the cell wall activates enzymes that break cellulose fibers and loosen the wall; water enters, turgor pressure rises, the cell enlarges and rebuilds a longer wall. Only the shady-side cells lengthen, so the stem bends toward the light.</w:t>
+      </w:r>
+    </w:p>
+    <w:p>
+      <w:pPr>
+        <w:pStyle w:val="Guidebullet"/>
+        <w:numPr>
+          <w:ilvl w:val="0"/>
+          <w:numId w:val="90"/>
+        </w:numPr>
+      </w:pPr>
+      <w:r>
+        <w:rPr/>
+        <w:t>Synthetic auxins are used as herbicides (2,4-D; Agent Orange defoliated forests in Vietnam), and auxin can make fruit form without pollination (26.1.7, 26.1.10).</w:t>
+      </w:r>
+    </w:p>
+    <w:p>
+      <w:pPr>
+        <w:pStyle w:val="Guidesubheading"/>
+      </w:pPr>
+      <w:r>
+        <w:rPr/>
+        <w:t>Gibberellins (26.1.12, 26.1.13)</w:t>
+      </w:r>
+    </w:p>
+    <w:p>
+      <w:pPr>
+        <w:pStyle w:val="Guidebullet"/>
+        <w:numPr>
+          <w:ilvl w:val="0"/>
+          <w:numId w:val="90"/>
+        </w:numPr>
+      </w:pPr>
+      <w:r>
+        <w:rPr/>
+        <w:t>Growth-promoting hormones that cause stem elongation; the most common is gibberellic acid (26.1.12).</w:t>
+      </w:r>
+    </w:p>
+    <w:p>
+      <w:pPr>
+        <w:pStyle w:val="Guidebullet"/>
+        <w:numPr>
+          <w:ilvl w:val="0"/>
+          <w:numId w:val="90"/>
+        </w:numPr>
+      </w:pPr>
+      <w:r>
+        <w:rPr/>
+        <w:t>They break the dormancy of buds and seeds; dormancy is a period when growth is suspended (26.1.12).</w:t>
+      </w:r>
+    </w:p>
+    <w:p>
+      <w:pPr>
+        <w:pStyle w:val="Guidebullet"/>
+        <w:numPr>
+          <w:ilvl w:val="0"/>
+          <w:numId w:val="90"/>
+        </w:numPr>
+      </w:pPr>
+      <w:r>
+        <w:rPr/>
+        <w:t>Commercial use: inducing growth in crops; treated plants grow taller and treated grapes grow larger (26.1.12, 26.1.13).</w:t>
+      </w:r>
+    </w:p>
+    <w:p>
+      <w:pPr>
+        <w:pStyle w:val="Guidesubheading"/>
+      </w:pPr>
+      <w:r>
+        <w:rPr/>
+        <w:t>Cytokinins (26.1.14 to 26.1.16)</w:t>
+      </w:r>
+    </w:p>
+    <w:p>
+      <w:pPr>
+        <w:pStyle w:val="Guidebullet"/>
+        <w:numPr>
+          <w:ilvl w:val="0"/>
+          <w:numId w:val="90"/>
+        </w:numPr>
+      </w:pPr>
+      <w:r>
+        <w:rPr/>
+        <w:t>Promote cell division and organ formation; found in dividing root tissue, seeds and fruits (26.1.14).</w:t>
+      </w:r>
+    </w:p>
+    <w:p>
+      <w:pPr>
+        <w:pStyle w:val="Guidebullet"/>
+        <w:numPr>
+          <w:ilvl w:val="0"/>
+          <w:numId w:val="90"/>
+        </w:numPr>
+      </w:pPr>
+      <w:r>
+        <w:rPr/>
+        <w:t>Responsible for root nodules (which house nitrogen-fixing bacteria) and galls on wounded trees (26.1.14).</w:t>
+      </w:r>
+    </w:p>
+    <w:p>
+      <w:pPr>
+        <w:pStyle w:val="Guidebullet"/>
+        <w:numPr>
+          <w:ilvl w:val="0"/>
+          <w:numId w:val="90"/>
+        </w:numPr>
+      </w:pPr>
+      <w:r>
+        <w:rPr/>
+        <w:t>Together with auxin, prevent senescence (aging); in autumn, low cytokinin levels let leaves change color and die; used to prolong the life of cut flowers and stored vegetables (26.1.14, 26.1.16).</w:t>
+      </w:r>
+    </w:p>
+    <w:p>
+      <w:pPr>
+        <w:pStyle w:val="Guidebullet"/>
+        <w:numPr>
+          <w:ilvl w:val="0"/>
+          <w:numId w:val="90"/>
+        </w:numPr>
+      </w:pPr>
+      <w:r>
+        <w:rPr/>
+        <w:t>In tissue culture, the ratio of auxin to cytokinin decides what forms: an undifferentiated callus, roots, leafy shoots or flowers (26.1.15; textbook).</w:t>
+      </w:r>
+    </w:p>
+    <w:p>
+      <w:pPr>
+        <w:pStyle w:val="Guidesubheading"/>
+      </w:pPr>
+      <w:r>
+        <w:rPr/>
+        <w:t>Abscisic acid, ABA (26.1.17 to 26.1.19)</w:t>
+      </w:r>
+    </w:p>
+    <w:p>
+      <w:pPr>
+        <w:pStyle w:val="Guidebullet"/>
+        <w:numPr>
+          <w:ilvl w:val="0"/>
+          <w:numId w:val="90"/>
+        </w:numPr>
+      </w:pPr>
+      <w:r>
+        <w:rPr/>
+        <w:t>Produced by any green tissue; called the stress hormone (26.1.17).</w:t>
+      </w:r>
+    </w:p>
+    <w:p>
+      <w:pPr>
+        <w:pStyle w:val="Guidebullet"/>
+        <w:numPr>
+          <w:ilvl w:val="0"/>
+          <w:numId w:val="90"/>
+        </w:numPr>
+      </w:pPr>
+      <w:r>
+        <w:rPr/>
+        <w:t>Starts and maintains seed and bud dormancy; corn that can't respond to ABA shows vivipary, sprouting while still on the cob (26.1.17, 26.1.18).</w:t>
+      </w:r>
+    </w:p>
+    <w:p>
+      <w:pPr>
+        <w:pStyle w:val="Guidebullet"/>
+        <w:numPr>
+          <w:ilvl w:val="0"/>
+          <w:numId w:val="90"/>
+        </w:numPr>
+      </w:pPr>
+      <w:r>
+        <w:rPr/>
+        <w:t>Closes stomata (26.1.17, 26.1.19). How (textbook): ABA binds a receptor on the guard cell, calcium ions enter as a second messenger, K+ channels open, K+ and then water leave, and the stoma closes.</w:t>
+      </w:r>
+    </w:p>
+    <w:p>
+      <w:pPr>
+        <w:pStyle w:val="Guidebullet"/>
+        <w:numPr>
+          <w:ilvl w:val="0"/>
+          <w:numId w:val="90"/>
+        </w:numPr>
+      </w:pPr>
+      <w:r>
+        <w:rPr/>
+        <w:t>Commercial use: thinning fruit so the remaining fruit grows larger (26.1.7).</w:t>
+      </w:r>
+    </w:p>
+    <w:p>
+      <w:pPr>
+        <w:pStyle w:val="Guidesubheading"/>
+      </w:pPr>
+      <w:r>
+        <w:rPr/>
+        <w:t>Ethylene (26.1.20 to 26.1.22)</w:t>
+      </w:r>
+    </w:p>
+    <w:p>
+      <w:pPr>
+        <w:pStyle w:val="Guidebullet"/>
+        <w:numPr>
+          <w:ilvl w:val="0"/>
+          <w:numId w:val="90"/>
+        </w:numPr>
+      </w:pPr>
+      <w:r>
+        <w:rPr/>
+        <w:t>A gas formed from the amino acid methionine (26.1.20).</w:t>
+      </w:r>
+    </w:p>
+    <w:p>
+      <w:pPr>
+        <w:pStyle w:val="Guidebullet"/>
+        <w:numPr>
+          <w:ilvl w:val="0"/>
+          <w:numId w:val="90"/>
+        </w:numPr>
+      </w:pPr>
+      <w:r>
+        <w:rPr/>
+        <w:t>Causes abscission, the dropping of leaves, fruit or flowers, by stimulating enzymes such as cellulase; a ripe apple under a jar makes a holly twig drop its leaves (26.1.20, 26.1.21).</w:t>
+      </w:r>
+    </w:p>
+    <w:p>
+      <w:pPr>
+        <w:pStyle w:val="Guidebullet"/>
+        <w:numPr>
+          <w:ilvl w:val="0"/>
+          <w:numId w:val="90"/>
+        </w:numPr>
+      </w:pPr>
+      <w:r>
+        <w:rPr/>
+        <w:t>Ripens fruit, by activating enzymes that soften it and produce its flavor and smell; tomatoes engineered not to make ethylene are harvested green (26.1.20, 26.1.22).</w:t>
+      </w:r>
+    </w:p>
+    <w:p>
+      <w:pPr>
+        <w:pStyle w:val="Guidebullet"/>
+        <w:numPr>
+          <w:ilvl w:val="0"/>
+          <w:numId w:val="90"/>
+        </w:numPr>
+      </w:pPr>
+      <w:r>
+        <w:rPr/>
+        <w:t>Also inhibits axillary buds and suppresses stem and root elongation (26.1.20).</w:t>
+      </w:r>
+    </w:p>
+    <w:p>
+      <w:pPr>
+        <w:pStyle w:val="Guidetext"/>
+      </w:pPr>
+      <w:r>
+        <w:rPr/>
+        <w:t>Hormones mainly handle abiotic stimuli (light, oxygen, water, pH, temperature). Against biotic threats (herbivores, parasites, competing plants), plants rely on their epidermis and bark and on secondary metabolites, defense chemicals once thought to be waste products. Primary metabolites, such as sugars and amino acids, are the ones every cell needs to work normally (26.1.23).</w:t>
+      </w:r>
+    </w:p>
+    <w:p>
+      <w:pPr>
+        <w:pStyle w:val="Guidetext"/>
+      </w:pPr>
+      <w:r>
+        <w:rPr/>
+        <w:t>Traps: abscisic acid vs abscission (the ABA slide defines abscission, but ethylene causes it; the textbook says ABA no longer counts as its natural cause); gibberellins (break dormancy) vs ABA (keeps dormancy); auxin (apical dominance, elongation) vs cytokinins (cell division); primary vs secondary metabolites (26.1.12, 26.1.17, 26.1.20, 26.1.23).</w:t>
+      </w:r>
+    </w:p>
+    <w:p>
+      <w:pPr>
+        <w:pStyle w:val="Guidepart"/>
+      </w:pPr>
+      <w:bookmarkStart w:id="22" w:name="g262"/>
+      <w:r>
+        <w:rPr>
+          <w:rStyle w:val="Slidecode"/>
+        </w:rPr>
+        <w:t>26.2 Plant Growth and Movement Responses</w:t>
+      </w:r>
+      <w:r>
+        <w:rPr/>
+        <w:t xml:space="preserve"> (slides 24–35)</w:t>
+      </w:r>
+      <w:bookmarkEnd w:id="22"/>
+    </w:p>
+    <w:p>
+      <w:pPr>
+        <w:pStyle w:val="Guidetext"/>
+      </w:pPr>
+      <w:r>
+        <w:rPr/>
+        <w:t>A tropism is plant growth toward or away from a stimulus that comes from one direction: positive tropism is growth toward it, negative tropism is growth away (26.2.24). It happens because one side of the organ grows faster than the other (textbook).</w:t>
+      </w:r>
+    </w:p>
+    <w:p>
+      <w:pPr>
+        <w:pStyle w:val="Guidesubheading"/>
+      </w:pPr>
+      <w:r>
+        <w:rPr/>
+        <w:t>The three tropisms</w:t>
+      </w:r>
+    </w:p>
+    <w:p>
+      <w:pPr>
+        <w:pStyle w:val="Guidebullet"/>
+        <w:numPr>
+          <w:ilvl w:val="0"/>
+          <w:numId w:val="90"/>
+        </w:numPr>
+      </w:pPr>
+      <w:r>
+        <w:rPr/>
+        <w:t>Phototropism (light): stems bend toward light because auxin makes the cells on the shady side elongate. The receptor pigment phototropin absorbs blue light, becomes phosphorylated and starts the transduction pathway that moves auxin. Roots are insensitive to light or grow away from it (26.2.25, 26.2.26).</w:t>
+      </w:r>
+    </w:p>
+    <w:p>
+      <w:pPr>
+        <w:pStyle w:val="Guidebullet"/>
+        <w:numPr>
+          <w:ilvl w:val="0"/>
+          <w:numId w:val="90"/>
+        </w:numPr>
+      </w:pPr>
+      <w:r>
+        <w:rPr/>
+        <w:t>Thigmotropism (touch from another plant, an animal, a rock or wind): stems and tendrils of runner beans and morning glories coil around a support. Thigmomorphogenesis is a change in the plant's overall shape due to touch, such as a barrier, wind or rain (26.2.27, 26.2.28); wind-blown plants grow shorter and sturdier (textbook).</w:t>
+      </w:r>
+    </w:p>
+    <w:p>
+      <w:pPr>
+        <w:pStyle w:val="Guidebullet"/>
+        <w:numPr>
+          <w:ilvl w:val="0"/>
+          <w:numId w:val="90"/>
+        </w:numPr>
+      </w:pPr>
+      <w:r>
+        <w:rPr/>
+        <w:t>Gravitropism (gravity): a plant laid on its side grows its stem upward and its roots downward. Roots sense gravity with statoliths, starch grains inside organelles called amyloplasts in root-cap cells, which settle to the bottom of each cell and signal the downward direction; auxin may then direct the bending (26.2.29, 26.2.30). A clinostat keeps a plant turning so statoliths can't settle (26.2.30). The slide's "stems with root caps grow downward" should say roots (26.2.29).</w:t>
+      </w:r>
+    </w:p>
+    <w:p>
+      <w:pPr>
+        <w:pStyle w:val="Guidetext"/>
+      </w:pPr>
+      <w:r>
+        <w:rPr/>
+        <w:t>Arabidopsis thaliana, a small flowering plant related to cabbage and mustard with no commercial value, is the model organism for plant molecular genetics, including signal transduction: it's small, matures in 5 to 6 weeks, normally self-pollinates but is easily cross-pollinated, and has relatively few base pairs of DNA (26.2.31, 26.2.32).</w:t>
+      </w:r>
+    </w:p>
+    <w:p>
+      <w:pPr>
+        <w:pStyle w:val="Guidetext"/>
+      </w:pPr>
+      <w:r>
+        <w:rPr/>
+        <w:t>Turgor movements, also called nastic movements, are caused by internal stimuli: they don't involve growth and don't depend on the direction of the stimulus. They come from electrical impulses, hormone action or changes in turgor pressure: a cell that fills with water is turgid, and one that loses water goes limp (26.2.33, 26.2.34).</w:t>
+      </w:r>
+    </w:p>
+    <w:p>
+      <w:pPr>
+        <w:pStyle w:val="Guidetext"/>
+      </w:pPr>
+      <w:r>
+        <w:rPr/>
+        <w:t>Examples (26.2.33, 26.2.35): touching Mimosa pudica (the sensitive plant) makes its leaflets collapse within a second, because cells in the leaf petiole lose turgor pressure; the Venus flytrap snaps shut when touched; and sleep movements, leaves folding daily with light and dark, follow a circadian rhythm.</w:t>
+      </w:r>
+    </w:p>
+    <w:p>
+      <w:pPr>
+        <w:pStyle w:val="Guidetext"/>
+      </w:pPr>
+      <w:r>
+        <w:rPr/>
+        <w:t>Traps: tropism (growth, directional) vs turgor movement (no growth, not directional); positive vs negative tropism; phototropin (blue light, phototropism) vs phytochrome (red and far-red, photoperiod) (26.2.24, 26.2.25, 26.2.33, 26.3.37).</w:t>
+      </w:r>
+    </w:p>
+    <w:p>
+      <w:pPr>
+        <w:pStyle w:val="Guidepart"/>
+      </w:pPr>
+      <w:bookmarkStart w:id="23" w:name="g263"/>
+      <w:r>
+        <w:rPr>
+          <w:rStyle w:val="Slidecode"/>
+        </w:rPr>
+        <w:t>26.3 Plant Responses to Phytochrome</w:t>
+      </w:r>
+      <w:r>
+        <w:rPr/>
+        <w:t xml:space="preserve"> (slides 36–46)</w:t>
+      </w:r>
+      <w:bookmarkEnd w:id="23"/>
+    </w:p>
+    <w:p>
+      <w:pPr>
+        <w:pStyle w:val="Guidetext"/>
+      </w:pPr>
+      <w:r>
+        <w:rPr/>
+        <w:t>Photoperiodism is any physiological response to changes in the length of day or night, such as when to flower. It requires a biological clock and the photoreceptor phytochrome (26.3.36).</w:t>
+      </w:r>
+    </w:p>
+    <w:p>
+      <w:pPr>
+        <w:pStyle w:val="Guidetext"/>
+      </w:pPr>
+      <w:r>
+        <w:rPr/>
+        <w:t>Phytochrome is a blue-green leaf pigment with two forms (26.3.37, 26.3.38, 26.3.39). Pr (phytochrome red), the inactive form, absorbs red light, which is plentiful in daylight, and turns into Pfr, the active form. Pfr absorbs far-red light and turns back into Pr in the evening, and whenever light is limited (shade, night). Switching between the two lets the plant detect photoperiod changes. Phytochrome also promotes seed germination and flowering and inhibits shoot elongation (26.3.37).</w:t>
+      </w:r>
+    </w:p>
+    <w:p>
+      <w:pPr>
+        <w:pStyle w:val="Guidetext"/>
+      </w:pPr>
+      <w:r>
+        <w:rPr/>
+        <w:t>Flowering (26.3.40, 26.3.41, 26.3.42): short-day plants flower when the day is shorter than a critical length; long-day plants, such as clover, flower when it is longer; day-neutral plants flower regardless of day length. What really counts is night length: a flash of light in the middle of the long night stops a short-day plant from flowering but makes a long-day plant flower. So short-day plants are long-night plants, and long-day plants are short-night plants.</w:t>
+      </w:r>
+    </w:p>
+    <w:p>
+      <w:pPr>
+        <w:pStyle w:val="Guidetext"/>
+      </w:pPr>
+      <w:r>
+        <w:rPr/>
+        <w:t>Shade and spacing (26.3.43, 26.3.44): leaf shade increases far-red light relative to red light, and plants measure the far-red light bounced back by neighboring plants; the more far-red they sense, the more energy they spend growing taller to outcompete the others for sunlight. Seedlings grown in darkness are etiolated: the shoot keeps elongating, and the leaves stay small and yellow (26.3.43; textbook).</w:t>
+      </w:r>
+    </w:p>
+    <w:p>
+      <w:pPr>
+        <w:pStyle w:val="Guidetext"/>
+      </w:pPr>
+      <w:r>
+        <w:rPr/>
+        <w:t>Circadian rhythms are biological rhythms with a cycle of about 24 hours, such as sleep movements and flowers opening and closing (26.3.45, 26.3.46). They persist without outside cues because a biological clock runs them, but a plant kept in dim light shifts its sleep cycle (26.3.45). Entrainment means being synchronized to light at daybreak (26.3.45).</w:t>
+      </w:r>
+    </w:p>
+    <w:p>
+      <w:pPr>
+        <w:pStyle w:val="Guidetext"/>
+      </w:pPr>
+      <w:r>
+        <w:rPr/>
+        <w:t>Traps: Pr (inactive, absorbs red) vs Pfr (active, absorbs far-red); short-day means long-night; a night flash changes night length, not day length; photoperiodism (seasons) vs circadian rhythm (daily) (26.3.37, 26.3.41, 26.3.42, 26.3.45). The text alternative printed with 26.3.41 actually describes Mimosa's leaves (26.2.35).</w:t>
+      </w:r>
+    </w:p>
+    <w:p>
+      <w:pPr>
+        <w:pStyle w:val="Guidepart"/>
+      </w:pPr>
+      <w:bookmarkStart w:id="24" w:name="g269"/>
+      <w:r>
+        <w:rPr/>
+        <w:t>Look these up, don't memorize</w:t>
+      </w:r>
+      <w:bookmarkEnd w:id="24"/>
+    </w:p>
+    <w:p>
+      <w:pPr>
+        <w:pStyle w:val="Guidebullet"/>
+        <w:numPr>
+          <w:ilvl w:val="0"/>
+          <w:numId w:val="90"/>
+        </w:numPr>
+      </w:pPr>
+      <w:r>
+        <w:rPr/>
+        <w:t>Each hormone: where it's made, what it does, its commercial use: the hormone table.</w:t>
+      </w:r>
+    </w:p>
+    <w:p>
+      <w:pPr>
+        <w:pStyle w:val="Guidebullet"/>
+        <w:numPr>
+          <w:ilvl w:val="0"/>
+          <w:numId w:val="90"/>
+        </w:numPr>
+      </w:pPr>
+      <w:r>
+        <w:rPr/>
+        <w:t>Tropisms and turgor movements side by side: the movements table.</w:t>
+      </w:r>
+    </w:p>
+    <w:p>
+      <w:pPr>
+        <w:pStyle w:val="Guidebullet"/>
+        <w:numPr>
+          <w:ilvl w:val="0"/>
+          <w:numId w:val="90"/>
+        </w:numPr>
+      </w:pPr>
+      <w:r>
+        <w:rPr/>
+        <w:t>Short-day, long-day and day-neutral plants, and what a night flash does: the photoperiod table.</w:t>
+      </w:r>
+    </w:p>
+    <w:p>
+      <w:pPr>
+        <w:pStyle w:val="Guidebullet"/>
+        <w:numPr>
+          <w:ilvl w:val="0"/>
+          <w:numId w:val="90"/>
+        </w:numPr>
+      </w:pPr>
+      <w:r>
+        <w:rPr/>
+        <w:t>Exact numbers (136 gibberellins, Arabidopsis details): don't memorize them.</w:t>
+      </w:r>
+    </w:p>
+    <w:p>
+      <w:pPr>
+        <w:pStyle w:val="Chapterheading"/>
+      </w:pPr>
+      <w:r>
+        <w:rPr>
+          <w:rStyle w:val="Slidecode"/>
+        </w:rPr>
+        <w:t>Chapter 27: Flowering Plants: Reproduction</w:t>
+      </w:r>
+    </w:p>
+    <w:p>
+      <w:pPr>
+        <w:pStyle w:val="Guideheading"/>
+      </w:pPr>
+      <w:bookmarkStart w:id="25" w:name="g270"/>
+      <w:r>
+        <w:rPr>
+          <w:rStyle w:val="Slidecode"/>
+        </w:rPr>
+        <w:t>Quick guide: the big picture</w:t>
+      </w:r>
+      <w:bookmarkEnd w:id="25"/>
+    </w:p>
+    <w:p>
+      <w:pPr>
+        <w:pStyle w:val="Guidetext"/>
+      </w:pPr>
+      <w:r>
+        <w:rPr/>
+        <w:t>Ch 27 follows the flowering plant's life cycle in detail: how a flower makes pollen (the male gametophyte) and the embryo sac (the female gametophyte), pollination and double fertilization (27.1), how the embryo develops inside the seed (27.2), fruits, seed dispersal and germination (27.3), and reproduction without seeds (27.4).</w:t>
+      </w:r>
+    </w:p>
+    <w:p>
+      <w:pPr>
+        <w:pStyle w:val="Guidetext"/>
+      </w:pPr>
+      <w:r>
+        <w:rPr/>
+        <w:t>It builds on the Ch 23 life cycle. Keep two rules in mind: meiosis makes spores and mitosis makes gametes; after fertilization, the ovule becomes the seed and the ovary becomes the fruit (27.1.3, 27.1.5).</w:t>
+      </w:r>
+    </w:p>
+    <w:p>
+      <w:pPr>
+        <w:pStyle w:val="Guidepart"/>
+      </w:pPr>
+      <w:bookmarkStart w:id="26" w:name="g271"/>
+      <w:r>
+        <w:rPr>
+          <w:rStyle w:val="Slidecode"/>
+        </w:rPr>
+        <w:t>27.1 Sexual Reproductive Strategies</w:t>
+      </w:r>
+      <w:r>
+        <w:rPr/>
+        <w:t xml:space="preserve"> (slides 3–19)</w:t>
+      </w:r>
+      <w:bookmarkEnd w:id="26"/>
+    </w:p>
+    <w:p>
+      <w:pPr>
+        <w:pStyle w:val="Guidetext"/>
+      </w:pPr>
+      <w:r>
+        <w:rPr/>
+        <w:t>Plants have a two-stage, alternating life cycle (27.1.3). The diploid (2n) sporophyte is dominant; it is the plant you see and the stage that bears flowers. Its flowers make two kinds of haploid spores by meiosis: microspores (in anthers) and megaspores (in ovules). Each spore divides by mitosis into a haploid gametophyte, which makes gametes; gametes fuse into a diploid zygote, which grows by mitosis into a new sporophyte (27.1.3, 27.1.4).</w:t>
+      </w:r>
+    </w:p>
+    <w:p>
+      <w:pPr>
+        <w:pStyle w:val="Guidetext"/>
+      </w:pPr>
+      <w:r>
+        <w:rPr/>
+        <w:t>A microspore becomes the male gametophyte, the pollen grain; a megaspore becomes the female gametophyte, the embryo sac, inside an ovule inside an ovary. The ovule becomes a seed, and the ovary becomes a fruit (27.1.5). The slide's "Microspore – Male gametophyte" means a microspore becomes one; the spore itself isn't the gametophyte.</w:t>
+      </w:r>
+    </w:p>
+    <w:p>
+      <w:pPr>
+        <w:pStyle w:val="Guidetext"/>
+      </w:pPr>
+      <w:r>
+        <w:rPr/>
+        <w:t>The cycle suits life on land (textbook): the tiny gametophytes develop inside the sporophyte, protected from drying out; pollen has a tough wall; sperm reach the egg through a pollen tube, so no outside water is needed; and the seed coat protects the embryo until conditions favor germination.</w:t>
+      </w:r>
+    </w:p>
+    <w:p>
+      <w:pPr>
+        <w:pStyle w:val="Guidetext"/>
+      </w:pPr>
+      <w:r>
+        <w:rPr/>
+        <w:t>Flowers are unique to angiosperms: they attract pollinators and produce fruits that enclose seeds. Flowering often responds to signals such as day length: a meristem stops producing leaves and starts producing flowers. Monocot flower parts come in threes, eudicot parts in fours or fives (27.1.6, 27.1.9).</w:t>
+      </w:r>
+    </w:p>
+    <w:p>
+      <w:pPr>
+        <w:pStyle w:val="Guidesubheading"/>
+      </w:pPr>
+      <w:r>
+        <w:rPr/>
+        <w:t>Flower structure (27.1.7, 27.1.8)</w:t>
+      </w:r>
+    </w:p>
+    <w:p>
+      <w:pPr>
+        <w:pStyle w:val="Guidebullet"/>
+        <w:numPr>
+          <w:ilvl w:val="0"/>
+          <w:numId w:val="90"/>
+        </w:numPr>
+      </w:pPr>
+      <w:r>
+        <w:rPr/>
+        <w:t>Four whorls of modified leaves sit on the receptacle, at the end of the flower stalk (peduncle) (27.1.7).</w:t>
+      </w:r>
+    </w:p>
+    <w:p>
+      <w:pPr>
+        <w:pStyle w:val="Guidebullet"/>
+        <w:numPr>
+          <w:ilvl w:val="0"/>
+          <w:numId w:val="90"/>
+        </w:numPr>
+      </w:pPr>
+      <w:r>
+        <w:rPr/>
+        <w:t>Sepals protect the bud; petals attract pollinators (27.1.7).</w:t>
+      </w:r>
+    </w:p>
+    <w:p>
+      <w:pPr>
+        <w:pStyle w:val="Guidebullet"/>
+        <w:numPr>
+          <w:ilvl w:val="0"/>
+          <w:numId w:val="90"/>
+        </w:numPr>
+      </w:pPr>
+      <w:r>
+        <w:rPr/>
+        <w:t>Stamen (male): the anther, a saclike container where pollen forms, on a slender filament (27.1.7).</w:t>
+      </w:r>
+    </w:p>
+    <w:p>
+      <w:pPr>
+        <w:pStyle w:val="Guidebullet"/>
+        <w:numPr>
+          <w:ilvl w:val="0"/>
+          <w:numId w:val="90"/>
+        </w:numPr>
+      </w:pPr>
+      <w:r>
+        <w:rPr/>
+        <w:t>Carpel (female): the stigma, an enlarged sticky knob; the style, a slender stalk; and the ovary, the enlarged base enclosing the ovules, which produce the megaspores (27.1.7).</w:t>
+      </w:r>
+    </w:p>
+    <w:p>
+      <w:pPr>
+        <w:pStyle w:val="Guidesubheading"/>
+      </w:pPr>
+      <w:r>
+        <w:rPr/>
+        <w:t>Flower and plant types (27.1.10, 27.1.11)</w:t>
+      </w:r>
+    </w:p>
+    <w:p>
+      <w:pPr>
+        <w:pStyle w:val="Guidebullet"/>
+        <w:numPr>
+          <w:ilvl w:val="0"/>
+          <w:numId w:val="90"/>
+        </w:numPr>
+      </w:pPr>
+      <w:r>
+        <w:rPr/>
+        <w:t>Complete flowers have sepals, petals, stamens and a carpel; incomplete flowers are missing one or more (27.1.10).</w:t>
+      </w:r>
+    </w:p>
+    <w:p>
+      <w:pPr>
+        <w:pStyle w:val="Guidebullet"/>
+        <w:numPr>
+          <w:ilvl w:val="0"/>
+          <w:numId w:val="90"/>
+        </w:numPr>
+      </w:pPr>
+      <w:r>
+        <w:rPr/>
+        <w:t>Perfect (bisexual) flowers have both stamens and carpels; imperfect (unisexual) flowers have one but not the other (27.1.10).</w:t>
+      </w:r>
+    </w:p>
+    <w:p>
+      <w:pPr>
+        <w:pStyle w:val="Guidebullet"/>
+        <w:numPr>
+          <w:ilvl w:val="0"/>
+          <w:numId w:val="90"/>
+        </w:numPr>
+      </w:pPr>
+      <w:r>
+        <w:rPr/>
+        <w:t>Monoecious plants have staminate (male) and carpellate (female) flowers on the same plant (Jatropha); dioecious plants have them on separate plants, so only female holly trees bear berries (27.1.10, 27.1.11).</w:t>
+      </w:r>
+    </w:p>
+    <w:p>
+      <w:pPr>
+        <w:pStyle w:val="Guidetext"/>
+      </w:pPr>
+      <w:r>
+        <w:rPr/>
+        <w:t>Male gametophyte (27.1.12, 27.1.13): each anther has four pollen sacs full of microspore mother cells. Each mother cell undergoes meiosis to make four haploid microspores, and each microspore undergoes mitosis to make a pollen grain. At first it is an immature gametophyte of two cells: a tube cell, which will produce the pollen tube, and a generative cell, which divides by mitosis into two sperm. Then the pollen grain is the mature male gametophyte.</w:t>
+      </w:r>
+    </w:p>
+    <w:p>
+      <w:pPr>
+        <w:pStyle w:val="Guidetext"/>
+      </w:pPr>
+      <w:r>
+        <w:rPr/>
+        <w:t>Female gametophyte (27.1.13, 27.1.14): an ovule is a central mass of parenchyma cells covered by integuments. One cell enlarges into a megaspore mother cell, which undergoes meiosis to make four haploid megaspores, three of them nonfunctional. The functional megaspore divides by mitosis until there are eight nuclei. The embryo sac then has one egg cell with two synergid cells beside it, a central cell with two polar nuclei, and three antipodal cells (seven cells, eight nuclei; textbook).</w:t>
+      </w:r>
+    </w:p>
+    <w:p>
+      <w:pPr>
+        <w:pStyle w:val="Guidetext"/>
+      </w:pPr>
+      <w:r>
+        <w:rPr/>
+        <w:t>Pollination is the transfer of pollen from an anther to the stigma of a carpel: self-pollination if the pollen comes from the same plant, cross-pollination if it comes from a different plant of the same species (27.1.15). Wind-pollinated plants such as grasses release huge amounts of pollen (27.1.16; textbook).</w:t>
+      </w:r>
+    </w:p>
+    <w:p>
+      <w:pPr>
+        <w:pStyle w:val="Guidetext"/>
+      </w:pPr>
+      <w:r>
+        <w:rPr/>
+        <w:t>Fertilization comes after pollination (27.1.17): the pollen grain germinates on the stigma, and its pollen tube passes between the stigma and style to the ovule's micropyle (a small opening). Double fertilization follows: one sperm unites with the egg to make the 2n zygote, and the other unites with the two polar nuclei to make the 3n endosperm nucleus, which develops into the endosperm, the embryo's food. A mature seed contains the embryo, stored food and the seed coat (27.1.17).</w:t>
+      </w:r>
+    </w:p>
+    <w:p>
+      <w:pPr>
+        <w:pStyle w:val="Guidetext"/>
+      </w:pPr>
+      <w:r>
+        <w:rPr/>
+        <w:t>Pollinators (27.1.18, 27.1.19; textbook): bees favor yellow, blue or white flowers (bees can't see red) with ultraviolet nectar guides; butterflies favor flowers with a landing platform, such as composite flowers; hummingbirds favor red, slender-tubed flowers curved back, with lots of nectar and little smell; bats favor large, sturdy, pale flowers that open at night and smell musky. Plants and their pollinators coevolved, each adapting to the other (textbook).</w:t>
+      </w:r>
+    </w:p>
+    <w:p>
+      <w:pPr>
+        <w:pStyle w:val="Guidetext"/>
+      </w:pPr>
+      <w:r>
+        <w:rPr/>
+        <w:t>Traps: pollination (pollen reaches the stigma) vs fertilization (sperm meets egg); microspore vs megaspore; tube cell vs generative cell; synergids (beside the egg) vs antipodals vs polar nuclei; complete vs perfect; monoecious vs dioecious; zygote (2n) vs endosperm (3n) (27.1.10, 27.1.12, 27.1.14, 27.1.15, 27.1.17).</w:t>
+      </w:r>
+    </w:p>
+    <w:p>
+      <w:pPr>
+        <w:pStyle w:val="Guidepart"/>
+      </w:pPr>
+      <w:bookmarkStart w:id="27" w:name="g272"/>
+      <w:r>
+        <w:rPr>
+          <w:rStyle w:val="Slidecode"/>
+        </w:rPr>
+        <w:t>27.2 Seed Development</w:t>
+      </w:r>
+      <w:r>
+        <w:rPr/>
+        <w:t xml:space="preserve"> (slides 20–26)</w:t>
+      </w:r>
+      <w:bookmarkEnd w:id="27"/>
+    </w:p>
+    <w:p>
+      <w:pPr>
+        <w:pStyle w:val="Guidetext"/>
+      </w:pPr>
+      <w:r>
+        <w:rPr/>
+        <w:t>Development is a programmed series of stages from a simple to a more complex form, and cells differentiate (specialize) as it proceeds (27.2.20).</w:t>
+      </w:r>
+    </w:p>
+    <w:p>
+      <w:pPr>
+        <w:pStyle w:val="Guidesubheading"/>
+      </w:pPr>
+      <w:r>
+        <w:rPr/>
+        <w:t>Stages of a eudicot embryo (27.2.20 to 27.2.24)</w:t>
+      </w:r>
+    </w:p>
+    <w:p>
+      <w:pPr>
+        <w:pStyle w:val="Guidebullet"/>
+        <w:numPr>
+          <w:ilvl w:val="0"/>
+          <w:numId w:val="90"/>
+        </w:numPr>
+      </w:pPr>
+      <w:r>
+        <w:rPr/>
+        <w:t>Zygote: right after double fertilization, the zygote and the endosperm appear (27.2.23).</w:t>
+      </w:r>
+    </w:p>
+    <w:p>
+      <w:pPr>
+        <w:pStyle w:val="Guidebullet"/>
+        <w:numPr>
+          <w:ilvl w:val="0"/>
+          <w:numId w:val="90"/>
+        </w:numPr>
+      </w:pPr>
+      <w:r>
+        <w:rPr/>
+        <w:t>Proembryo: the zygote divides repeatedly into a proembryo and a suspensor, a stalk that anchors the embryo; the root-shoot axis is already set (27.2.20, 27.2.23).</w:t>
+      </w:r>
+    </w:p>
+    <w:p>
+      <w:pPr>
+        <w:pStyle w:val="Guidebullet"/>
+        <w:numPr>
+          <w:ilvl w:val="0"/>
+          <w:numId w:val="90"/>
+        </w:numPr>
+      </w:pPr>
+      <w:r>
+        <w:rPr/>
+        <w:t>Globular stage: the proembryo is a ball of cells; its outermost cells will become the dermal tissue, which protects against drying out and includes stomata (27.2.20, 27.2.24).</w:t>
+      </w:r>
+    </w:p>
+    <w:p>
+      <w:pPr>
+        <w:pStyle w:val="Guidebullet"/>
+        <w:numPr>
+          <w:ilvl w:val="0"/>
+          <w:numId w:val="90"/>
+        </w:numPr>
+      </w:pPr>
+      <w:r>
+        <w:rPr/>
+        <w:t>Heart stage: the embryo becomes heart-shaped as the cotyledons (seed leaves) appear (27.2.21, 27.2.24).</w:t>
+      </w:r>
+    </w:p>
+    <w:p>
+      <w:pPr>
+        <w:pStyle w:val="Guidebullet"/>
+        <w:numPr>
+          <w:ilvl w:val="0"/>
+          <w:numId w:val="90"/>
+        </w:numPr>
+      </w:pPr>
+      <w:r>
+        <w:rPr/>
+        <w:t>Torpedo stage: the embryo enlarges and elongates; the shoot apical meristem (for aboveground growth) and root apical meristem (for underground growth) are present (27.2.21, 27.2.24).</w:t>
+      </w:r>
+    </w:p>
+    <w:p>
+      <w:pPr>
+        <w:pStyle w:val="Guidebullet"/>
+        <w:numPr>
+          <w:ilvl w:val="0"/>
+          <w:numId w:val="90"/>
+        </w:numPr>
+      </w:pPr>
+      <w:r>
+        <w:rPr/>
+        <w:t>Mature embryo: the epicotyl, above the cotyledons, develops into the shoot; the hypocotyl, below them, contributes to the stem and ends in the radicle, the embryonic root (27.2.22). The figure's description calls the hypocotyl the root axis (27.2.24); the slide's wording is the safer one.</w:t>
+      </w:r>
+    </w:p>
+    <w:p>
+      <w:pPr>
+        <w:pStyle w:val="Guidetext"/>
+      </w:pPr>
+      <w:r>
+        <w:rPr/>
+        <w:t>As the embryo develops, the ovule's integuments become the seed coat, which protects the embryo and its food (textbook).</w:t>
+      </w:r>
+    </w:p>
+    <w:p>
+      <w:pPr>
+        <w:pStyle w:val="Guidetext"/>
+      </w:pPr>
+      <w:r>
+        <w:rPr/>
+        <w:t>Monocot vs eudicot seeds (27.2.25, 27.2.26): a monocot has one cotyledon, which stores some nutrients, absorbs others from the endosperm and passes them to the embryo, so a corn kernel still has endosperm when mature. Eudicot cotyledons store all the nutrients the embryo needs, because they have taken up the endosperm, as in a bean seed (27.2.25). In corn, the coleoptile is a sheath protecting the shoot, and the coleorhiza a sheath protecting the root (27.2.26; textbook).</w:t>
+      </w:r>
+    </w:p>
+    <w:p>
+      <w:pPr>
+        <w:pStyle w:val="Guidetext"/>
+      </w:pPr>
+      <w:r>
+        <w:rPr/>
+        <w:t>Traps: epicotyl (shoot) vs hypocotyl (stem, below the cotyledons) vs radicle (root); suspensor (anchors the embryo) vs cotyledon (seed leaf); globular, then heart, then torpedo; coleoptile (shoot sheath) vs coleorhiza (root sheath) (27.2.20, 27.2.21, 27.2.22, 27.2.26).</w:t>
+      </w:r>
+    </w:p>
+    <w:p>
+      <w:pPr>
+        <w:pStyle w:val="Guidepart"/>
+      </w:pPr>
+      <w:bookmarkStart w:id="28" w:name="g273"/>
+      <w:r>
+        <w:rPr>
+          <w:rStyle w:val="Slidecode"/>
+        </w:rPr>
+        <w:t>27.3 Fruit Types and Seed Dispersal</w:t>
+      </w:r>
+      <w:r>
+        <w:rPr/>
+        <w:t xml:space="preserve"> (slides 27–35)</w:t>
+      </w:r>
+      <w:bookmarkEnd w:id="28"/>
+    </w:p>
+    <w:p>
+      <w:pPr>
+        <w:pStyle w:val="Guidetext"/>
+      </w:pPr>
+      <w:r>
+        <w:rPr/>
+        <w:t>A fruit is a mature ovary (27.3.27); fruits protect seeds and help disperse them (textbook). Simple fruits come from a single ovary, with one or several chambers. Compound fruits come from several ovaries: aggregate fruits from the ovaries of a single flower on one receptacle (blackberry), and multiple fruits from the ovaries of separate flowers clustered together (pineapple) (27.3.27).</w:t>
+      </w:r>
+    </w:p>
+    <w:p>
+      <w:pPr>
+        <w:pStyle w:val="Guidetext"/>
+      </w:pPr>
+      <w:r>
+        <w:rPr/>
+        <w:t>As the fruit develops, the ovary wall thickens into the pericarp, which can have three layers: the exocarp (the outermost skin), the mesocarp (the flesh) and the endocarp (the boundary around the seeds, like a peach pit) (27.3.28).</w:t>
+      </w:r>
+    </w:p>
+    <w:p>
+      <w:pPr>
+        <w:pStyle w:val="Guidetext"/>
+      </w:pPr>
+      <w:r>
+        <w:rPr/>
+        <w:t>In dry fruits the pericarp is papery, leathery or woody at maturity. Dehiscent fruits split open when ripe (legumes, such as pea pods); indehiscent fruits don't (grains) (27.3.29).</w:t>
+      </w:r>
+    </w:p>
+    <w:p>
+      <w:pPr>
+        <w:pStyle w:val="Guidesubheading"/>
+      </w:pPr>
+      <w:r>
+        <w:rPr/>
+        <w:t>Named fruit types (27.3.30; examples from the textbook)</w:t>
+      </w:r>
+    </w:p>
+    <w:p>
+      <w:pPr>
+        <w:pStyle w:val="Guidebullet"/>
+        <w:numPr>
+          <w:ilvl w:val="0"/>
+          <w:numId w:val="90"/>
+        </w:numPr>
+      </w:pPr>
+      <w:r>
+        <w:rPr/>
+        <w:t>Drupe: fleshy, with a pit containing a single seed, from a simple ovary (peach) (27.3.30).</w:t>
+      </w:r>
+    </w:p>
+    <w:p>
+      <w:pPr>
+        <w:pStyle w:val="Guidebullet"/>
+        <w:numPr>
+          <w:ilvl w:val="0"/>
+          <w:numId w:val="90"/>
+        </w:numPr>
+      </w:pPr>
+      <w:r>
+        <w:rPr/>
+        <w:t>Berry: fleshy, with seeds and pulp, from a compound ovary (tomato) (27.3.30).</w:t>
+      </w:r>
+    </w:p>
+    <w:p>
+      <w:pPr>
+        <w:pStyle w:val="Guidebullet"/>
+        <w:numPr>
+          <w:ilvl w:val="0"/>
+          <w:numId w:val="90"/>
+        </w:numPr>
+      </w:pPr>
+      <w:r>
+        <w:rPr/>
+        <w:t>Legume: dry and dehiscent, from a single ovary (pea) (27.3.30).</w:t>
+      </w:r>
+    </w:p>
+    <w:p>
+      <w:pPr>
+        <w:pStyle w:val="Guidebullet"/>
+        <w:numPr>
+          <w:ilvl w:val="0"/>
+          <w:numId w:val="90"/>
+        </w:numPr>
+      </w:pPr>
+      <w:r>
+        <w:rPr/>
+        <w:t>Samara: dry and indehiscent, winged, from a simple ovary (maple) (27.3.30).</w:t>
+      </w:r>
+    </w:p>
+    <w:p>
+      <w:pPr>
+        <w:pStyle w:val="Guidetext"/>
+      </w:pPr>
+      <w:r>
+        <w:rPr/>
+        <w:t>Dispersal (27.3.31, 27.3.32): many dry fruits are carried by wind on woolly hairs, plumes or wings (dandelion); fleshy fruits feed animals (peaches, cherries, tomatoes), which carry the seeds away; hooks and spines attach dry fruits to animal fur and clothing (burdock); and dehiscent fruits disperse their seeds by forced ejection.</w:t>
+      </w:r>
+    </w:p>
+    <w:p>
+      <w:pPr>
+        <w:pStyle w:val="Guidetext"/>
+      </w:pPr>
+      <w:r>
+        <w:rPr/>
+        <w:t>Germination is when the embryo resumes growth and metabolic activity (27.3.33). Some seeds first need a dormant period with no growth: in temperate zones cold weather breaks dormancy, and fleshy fruits contain inhibitors so seeds don't germinate while still on the plant (27.3.33). A seed needs oxygen (for metabolism), warmth (for enzyme activity) and water (to hydrate its cells) (27.3.34).</w:t>
+      </w:r>
+    </w:p>
+    <w:p>
+      <w:pPr>
+        <w:pStyle w:val="Guidetext"/>
+      </w:pPr>
+      <w:r>
+        <w:rPr/>
+        <w:t>Bean vs corn germination (27.3.35; textbook): in a bean (eudicot) the root emerges first, the shoot is hook-shaped to protect the young leaves as it pushes up through the soil, and the two cotyledons feed the seedling until its leaves photosynthesize, then wither. In corn (monocot) the coleoptile covers the first leaf and the coleorhiza covers the first root as they emerge; later come adventitious and prop roots.</w:t>
+      </w:r>
+    </w:p>
+    <w:p>
+      <w:pPr>
+        <w:pStyle w:val="Guidetext"/>
+      </w:pPr>
+      <w:r>
+        <w:rPr/>
+        <w:t>Traps: simple vs aggregate vs multiple fruit; dehiscent vs indehiscent; exocarp vs mesocarp vs endocarp; drupe vs berry; dormancy vs germination (27.3.27, 27.3.28, 27.3.29, 27.3.30, 27.3.33).</w:t>
+      </w:r>
+    </w:p>
+    <w:p>
+      <w:pPr>
+        <w:pStyle w:val="Guidepart"/>
+      </w:pPr>
+      <w:bookmarkStart w:id="29" w:name="g274"/>
+      <w:r>
+        <w:rPr>
+          <w:rStyle w:val="Slidecode"/>
+        </w:rPr>
+        <w:t>27.4 Asexual Reproductive Strategies</w:t>
+      </w:r>
+      <w:r>
+        <w:rPr/>
+        <w:t xml:space="preserve"> (slides 36–41)</w:t>
+      </w:r>
+      <w:bookmarkEnd w:id="29"/>
+    </w:p>
+    <w:p>
+      <w:pPr>
+        <w:pStyle w:val="Guidetext"/>
+      </w:pPr>
+      <w:r>
+        <w:rPr/>
+        <w:t>Asexual reproduction makes clones, offspring genetically identical to their single parent (textbook). Plants do it with stolons, horizontal stems that run above ground (strawberry), and rhizomes, underground stems that produce new plants. New plants arise at the nodes of stolons and rhizomes, where new growth can occur; the "eyes" of a white potato are buds that can produce a new plant if planted with a portion of the tuber (27.4.36, 27.4.37).</w:t>
+      </w:r>
+    </w:p>
+    <w:p>
+      <w:pPr>
+        <w:pStyle w:val="Guidetext"/>
+      </w:pPr>
+      <w:r>
+        <w:rPr/>
+        <w:t>Tissue culture is the growth of a plant tissue in an artificial liquid or solid medium. It works because many plant cells are totipotent: each has the genetic capability of becoming an entire plant (27.4.38).</w:t>
+      </w:r>
+    </w:p>
+    <w:p>
+      <w:pPr>
+        <w:pStyle w:val="Guidetext"/>
+      </w:pPr>
+      <w:r>
+        <w:rPr/>
+        <w:t>Steps (27.4.39, 27.4.40): meristem tissue is placed on a medium containing auxin, cytokinins and nutrients; an undifferentiated mass of cells, the callus, forms first; organogenesis (organ formation) then starts roots and shoots; finally a plantlet forms. The plantlets are clones with identical traits, and rare plants such as the ladyslipper orchid are grown this way for conservation (27.4.40, 27.4.41).</w:t>
+      </w:r>
+    </w:p>
+    <w:p>
+      <w:pPr>
+        <w:pStyle w:val="Guidetext"/>
+      </w:pPr>
+      <w:r>
+        <w:rPr/>
+        <w:t>Cell suspension culture (27.4.40): rapidly growing calluses are cut into small pieces and shaken into a liquid nutrient medium, where single cells or small clumps form a suspension. Chemicals can be extracted from these cells, such as heart-disease drugs from Digitalis, which avoids overcollecting wild plants.</w:t>
+      </w:r>
+    </w:p>
+    <w:p>
+      <w:pPr>
+        <w:pStyle w:val="Guidetext"/>
+      </w:pPr>
+      <w:r>
+        <w:rPr/>
+        <w:t>Traps: stolon (above ground) vs rhizome (underground) vs tuber (swollen storage part); callus (undifferentiated) vs plantlet; tissue culture (whole plants) vs cell suspension culture (chemicals) (27.4.36, 27.4.40).</w:t>
+      </w:r>
+    </w:p>
+    <w:p>
+      <w:pPr>
+        <w:pStyle w:val="Guidepart"/>
+      </w:pPr>
+      <w:bookmarkStart w:id="30" w:name="g279"/>
+      <w:r>
+        <w:rPr/>
+        <w:t>Look these up, don't memorize</w:t>
+      </w:r>
+      <w:bookmarkEnd w:id="30"/>
+    </w:p>
+    <w:p>
+      <w:pPr>
+        <w:pStyle w:val="Guidebullet"/>
+        <w:numPr>
+          <w:ilvl w:val="0"/>
+          <w:numId w:val="90"/>
+        </w:numPr>
+      </w:pPr>
+      <w:r>
+        <w:rPr/>
+        <w:t>Male vs female gametophyte, step by step: the gametophyte table.</w:t>
+      </w:r>
+    </w:p>
+    <w:p>
+      <w:pPr>
+        <w:pStyle w:val="Guidebullet"/>
+        <w:numPr>
+          <w:ilvl w:val="0"/>
+          <w:numId w:val="90"/>
+        </w:numPr>
+      </w:pPr>
+      <w:r>
+        <w:rPr/>
+        <w:t>Flower parts and flower terms: the flower tables.</w:t>
+      </w:r>
+    </w:p>
+    <w:p>
+      <w:pPr>
+        <w:pStyle w:val="Guidebullet"/>
+        <w:numPr>
+          <w:ilvl w:val="0"/>
+          <w:numId w:val="90"/>
+        </w:numPr>
+      </w:pPr>
+      <w:r>
+        <w:rPr/>
+        <w:t>Embryo stages, seed parts, fruit types and dispersal: the seed and fruit tables.</w:t>
+      </w:r>
+    </w:p>
+    <w:p>
+      <w:pPr>
+        <w:pStyle w:val="Guidebullet"/>
+        <w:numPr>
+          <w:ilvl w:val="0"/>
+          <w:numId w:val="90"/>
+        </w:numPr>
+      </w:pPr>
+      <w:r>
+        <w:rPr/>
+        <w:t>Pollinators and their flowers: the pollinator table.</w:t>
+      </w:r>
+    </w:p>
+    <w:p>
+      <w:pPr>
+        <w:pStyle w:val="Guidebullet"/>
+        <w:numPr>
+          <w:ilvl w:val="0"/>
+          <w:numId w:val="90"/>
+        </w:numPr>
+      </w:pPr>
+      <w:r>
+        <w:rPr/>
+        <w:t>Exact numbers (species counts, seed sizes): don't memorize them.</w:t>
       </w:r>
     </w:p>
     <w:sectPr>
@@ -14797,13 +15833,13 @@
     <w:name w:val="How to"/>
     <w:basedOn w:val="Normal"/>
     <w:pPr>
-      <w:spacing w:before="0" w:after="0"/>
       <w:pBdr>
         <w:top w:val="single" w:sz="4" w:space="2" w:color="auto"/>
         <w:left w:val="single" w:sz="4" w:space="2" w:color="auto"/>
         <w:bottom w:val="single" w:sz="4" w:space="2" w:color="auto"/>
         <w:right w:val="single" w:sz="4" w:space="2" w:color="auto"/>
       </w:pBdr>
+      <w:spacing w:before="0" w:after="0"/>
     </w:pPr>
     <w:rPr/>
   </w:style>
@@ -14811,14 +15847,14 @@
     <w:name w:val="How to step"/>
     <w:basedOn w:val="Normal"/>
     <w:pPr>
-      <w:spacing w:before="0" w:after="0"/>
-      <w:ind w:left="220" w:hanging="220"/>
       <w:pBdr>
         <w:top w:val="single" w:sz="4" w:space="2" w:color="auto"/>
         <w:left w:val="single" w:sz="4" w:space="2" w:color="auto"/>
         <w:bottom w:val="single" w:sz="4" w:space="2" w:color="auto"/>
         <w:right w:val="single" w:sz="4" w:space="2" w:color="auto"/>
       </w:pBdr>
+      <w:spacing w:before="0" w:after="0"/>
+      <w:ind w:left="220" w:hanging="220"/>
     </w:pPr>
     <w:rPr/>
   </w:style>
@@ -14967,12 +16003,6 @@
     <w:pPr>
       <w:keepNext/>
       <w:spacing w:before="44" w:after="33"/>
-      <w:pBdr>
-        <w:top w:val="single" w:sz="4" w:space="2" w:color="auto"/>
-        <w:left w:val="single" w:sz="4" w:space="2" w:color="auto"/>
-        <w:bottom w:val="single" w:sz="4" w:space="2" w:color="auto"/>
-        <w:right w:val="single" w:sz="4" w:space="2" w:color="auto"/>
-      </w:pBdr>
     </w:pPr>
     <w:rPr>
       <w:b/>
@@ -14985,12 +16015,6 @@
     <w:pPr>
       <w:keepNext/>
       <w:spacing w:before="88" w:after="22"/>
-      <w:pBdr>
-        <w:top w:val="single" w:sz="4" w:space="2" w:color="auto"/>
-        <w:left w:val="single" w:sz="4" w:space="2" w:color="auto"/>
-        <w:bottom w:val="single" w:sz="4" w:space="2" w:color="auto"/>
-        <w:right w:val="single" w:sz="4" w:space="2" w:color="auto"/>
-      </w:pBdr>
     </w:pPr>
     <w:rPr>
       <w:b/>
@@ -15003,12 +16027,6 @@
     <w:pPr>
       <w:keepNext/>
       <w:spacing w:before="55" w:after="0"/>
-      <w:pBdr>
-        <w:top w:val="single" w:sz="4" w:space="2" w:color="auto"/>
-        <w:left w:val="single" w:sz="4" w:space="2" w:color="auto"/>
-        <w:bottom w:val="single" w:sz="4" w:space="2" w:color="auto"/>
-        <w:right w:val="single" w:sz="4" w:space="2" w:color="auto"/>
-      </w:pBdr>
     </w:pPr>
     <w:rPr>
       <w:b/>
@@ -15019,12 +16037,6 @@
     <w:basedOn w:val="Normal"/>
     <w:pPr>
       <w:spacing w:before="0" w:after="55"/>
-      <w:pBdr>
-        <w:top w:val="single" w:sz="4" w:space="2" w:color="auto"/>
-        <w:left w:val="single" w:sz="4" w:space="2" w:color="auto"/>
-        <w:bottom w:val="single" w:sz="4" w:space="2" w:color="auto"/>
-        <w:right w:val="single" w:sz="4" w:space="2" w:color="auto"/>
-      </w:pBdr>
     </w:pPr>
     <w:rPr/>
   </w:style>
@@ -15033,12 +16045,6 @@
     <w:basedOn w:val="Normal"/>
     <w:pPr>
       <w:spacing w:before="0" w:after="0"/>
-      <w:pBdr>
-        <w:top w:val="single" w:sz="4" w:space="2" w:color="auto"/>
-        <w:left w:val="single" w:sz="4" w:space="2" w:color="auto"/>
-        <w:bottom w:val="single" w:sz="4" w:space="2" w:color="auto"/>
-        <w:right w:val="single" w:sz="4" w:space="2" w:color="auto"/>
-      </w:pBdr>
     </w:pPr>
     <w:rPr/>
   </w:style>

--- a/Printed Exam Notes/Unit 2 Quick Guides.docx
+++ b/Printed Exam Notes/Unit 2 Quick Guides.docx
@@ -8,7 +8,7 @@
       </w:pPr>
       <w:r>
         <w:rPr/>
-        <w:t>BIO II Unit 2 quick guides (reading copy)</w:t>
+        <w:t>BIO II Unit 2 quick guides</w:t>
       </w:r>
     </w:p>
     <w:p>
@@ -163,15 +163,6 @@
     </w:p>
     <w:p>
       <w:pPr>
-        <w:pStyle w:val="Guidesubheading"/>
-      </w:pPr>
-      <w:r>
-        <w:rPr/>
-        <w:t>Alternation of generations</w:t>
-      </w:r>
-    </w:p>
-    <w:p>
-      <w:pPr>
         <w:pStyle w:val="Guidebullet"/>
         <w:numPr>
           <w:ilvl w:val="0"/>
@@ -180,7 +171,16 @@
       </w:pPr>
       <w:r>
         <w:rPr/>
-        <w:t>The gametophyte is the haploid (n) plant. It makes eggs and sperm by mitosis in gametangia: antheridia make sperm, archegonia make eggs (23.1.12).</w:t>
+        <w:t>A body made of tissues also loses less water than branched filaments do, because it has a lower surface-area-to-volume ratio (23.1.11).</w:t>
+      </w:r>
+    </w:p>
+    <w:p>
+      <w:pPr>
+        <w:pStyle w:val="Guidesubheading"/>
+      </w:pPr>
+      <w:r>
+        <w:rPr/>
+        <w:t>Alternation of generations</w:t>
       </w:r>
     </w:p>
     <w:p>
@@ -193,7 +193,7 @@
       </w:pPr>
       <w:r>
         <w:rPr/>
-        <w:t>Egg + sperm make a diploid zygote, which grows into the sporophyte, the diploid (2n) plant (23.1.12, 23.1.13).</w:t>
+        <w:t>The gametophyte is the haploid (n) plant. It makes eggs and sperm by mitosis in gametangia: antheridia make sperm, archegonia make eggs (23.1.12).</w:t>
       </w:r>
     </w:p>
     <w:p>
@@ -206,7 +206,7 @@
       </w:pPr>
       <w:r>
         <w:rPr/>
-        <w:t>The sporophyte makes spores by meiosis in a sporangium. A spore lands, germinates and grows by mitosis into a new gametophyte (23.1.12).</w:t>
+        <w:t>Egg + sperm make a diploid zygote, which grows into the sporophyte, the diploid (2n) plant (23.1.12, 23.1.13).</w:t>
       </w:r>
     </w:p>
     <w:p>
@@ -219,51 +219,7 @@
       </w:pPr>
       <w:r>
         <w:rPr/>
-        <w:t>Trap: gametes are made by mitosis, spores by meiosis (23.1.12).</w:t>
-      </w:r>
-    </w:p>
-    <w:p>
-      <w:pPr>
-        <w:pStyle w:val="Guidetext"/>
-      </w:pPr>
-      <w:r>
-        <w:rPr/>
-        <w:t>The dominant generation is the one you notice. In mosses it's the gametophyte; in ferns, pine trees and flowering plants it's the sporophyte (23.1.14). The shift to a dominant sporophyte is an adaptation to land: only sporophytes have vascular systems, and the gametophyte shrinks and becomes dependent on the sporophyte (23.1.14, 23.1.15).</w:t>
-      </w:r>
-    </w:p>
-    <w:p>
-      <w:pPr>
-        <w:pStyle w:val="Guidepart"/>
-      </w:pPr>
-      <w:bookmarkStart w:id="3" w:name="g232"/>
-      <w:r>
-        <w:rPr>
-          <w:rStyle w:val="Slidecode"/>
-        </w:rPr>
-        <w:t>23.2 Evolution of Bryophytes: Colonization of Land</w:t>
-      </w:r>
-      <w:r>
-        <w:rPr/>
-        <w:t xml:space="preserve"> (slides 16–30)</w:t>
-      </w:r>
-      <w:bookmarkEnd w:id="3"/>
-    </w:p>
-    <w:p>
-      <w:pPr>
-        <w:pStyle w:val="Guidetext"/>
-      </w:pPr>
-      <w:r>
-        <w:rPr/>
-        <w:t>Bryophytes (liverworts, hornworts and mosses) were the first plants to colonize land. With no vascular tissue they stay low-lying and have no true roots, stems or leaves. The gametophyte is dominant, and its flagellated sperm swim to the egg in a film of water, so bryophytes need moist places (23.2.16).</w:t>
-      </w:r>
-    </w:p>
-    <w:p>
-      <w:pPr>
-        <w:pStyle w:val="Guidesubheading"/>
-      </w:pPr>
-      <w:r>
-        <w:rPr/>
-        <w:t>The three groups</w:t>
+        <w:t>The sporophyte makes spores by meiosis in a sporangium. A spore lands, germinates and grows by mitosis into a new gametophyte (23.1.12).</w:t>
       </w:r>
     </w:p>
     <w:p>
@@ -276,7 +232,51 @@
       </w:pPr>
       <w:r>
         <w:rPr/>
-        <w:t>Liverworts: a flat body (thallus) or leafy shoots. Marchantia has rhizoids (hair-like anchors, not true roots) and reproduces asexually with gemmae, groups of cells that detach and start a new plant (23.2.17, 23.2.18).</w:t>
+        <w:t>Trap: gametes are made by mitosis, spores by meiosis (23.1.12).</w:t>
+      </w:r>
+    </w:p>
+    <w:p>
+      <w:pPr>
+        <w:pStyle w:val="Guidetext"/>
+      </w:pPr>
+      <w:r>
+        <w:rPr/>
+        <w:t>The dominant generation is the one you notice. In mosses it's the gametophyte; in ferns, pine trees and flowering plants it's the sporophyte (23.1.14). The shift to a dominant sporophyte is an adaptation to land: only sporophytes have vascular systems, and the gametophyte shrinks and becomes dependent on the sporophyte (23.1.14, 23.1.15). In mosses and ferns, spores disperse the gametophyte; in gymnosperms and angiosperms, seeds disperse the sporophyte (23.1.15).</w:t>
+      </w:r>
+    </w:p>
+    <w:p>
+      <w:pPr>
+        <w:pStyle w:val="Guidepart"/>
+      </w:pPr>
+      <w:bookmarkStart w:id="3" w:name="g232"/>
+      <w:r>
+        <w:rPr>
+          <w:rStyle w:val="Slidecode"/>
+        </w:rPr>
+        <w:t>23.2 Evolution of Bryophytes: Colonization of Land</w:t>
+      </w:r>
+      <w:r>
+        <w:rPr/>
+        <w:t xml:space="preserve"> (slides 16–30)</w:t>
+      </w:r>
+      <w:bookmarkEnd w:id="3"/>
+    </w:p>
+    <w:p>
+      <w:pPr>
+        <w:pStyle w:val="Guidetext"/>
+      </w:pPr>
+      <w:r>
+        <w:rPr/>
+        <w:t>Bryophytes (liverworts, hornworts and mosses) were the first plants to colonize land. With no vascular tissue they stay low-lying and have no true roots, stems or leaves. The gametophyte is dominant, and its flagellated sperm swim to the egg in a film of water, so bryophytes need moist places (23.2.16).</w:t>
+      </w:r>
+    </w:p>
+    <w:p>
+      <w:pPr>
+        <w:pStyle w:val="Guidesubheading"/>
+      </w:pPr>
+      <w:r>
+        <w:rPr/>
+        <w:t>The three groups</w:t>
       </w:r>
     </w:p>
     <w:p>
@@ -289,7 +289,7 @@
       </w:pPr>
       <w:r>
         <w:rPr/>
-        <w:t>Hornworts: small horn-shaped sporophytes rise out of the gametophyte; one chloroplast per sporophyte cell; cyanobacteria partners fix nitrogen (23.2.19, 23.2.20).</w:t>
+        <w:t>Liverworts: a flat body (thallus) or leafy shoots. Marchantia has rhizoids (hair-like anchors, not true roots) and reproduces asexually with gemmae, groups of cells that detach and start a new plant (23.2.17, 23.2.18).</w:t>
       </w:r>
     </w:p>
     <w:p>
@@ -302,113 +302,7 @@
       </w:pPr>
       <w:r>
         <w:rPr/>
-        <w:t>Mosses: the largest group of nonvascular plants. They can dry out, turn brown and revive when it rains. Peat moss improves the water capacity of soil (23.2.21).</w:t>
-      </w:r>
-    </w:p>
-    <w:p>
-      <w:pPr>
-        <w:pStyle w:val="Guidetext"/>
-      </w:pPr>
-      <w:r>
-        <w:rPr/>
-        <w:t>Moss life cycle (23.2.22, 23.2.30): a spore germinates into a thread-like protonema, the first stage of the gametophyte, which produces leafy shoots bearing antheridia or archegonia. Sperm swim in external water to the egg. The zygote stays in the archegonium and grows into the sporophyte: a foot, a stalk and a capsule, always attached to the gametophyte. Meiosis in the capsule makes spores, which are dispersed by air currents.</w:t>
-      </w:r>
-    </w:p>
-    <w:p>
-      <w:pPr>
-        <w:pStyle w:val="Guidetext"/>
-      </w:pPr>
-      <w:r>
-        <w:rPr/>
-        <w:t>Traps: the protonema (first stage of the moss gametophyte) vs the prothallus (the fern gametophyte); rhizoids vs true roots (23.2.17, 23.2.22, 23.4.52).</w:t>
-      </w:r>
-    </w:p>
-    <w:p>
-      <w:pPr>
-        <w:pStyle w:val="Guidepart"/>
-      </w:pPr>
-      <w:bookmarkStart w:id="4" w:name="g233"/>
-      <w:r>
-        <w:rPr>
-          <w:rStyle w:val="Slidecode"/>
-        </w:rPr>
-        <w:t>23.3 Evolution of Lycophytes: Vascular Tissue</w:t>
-      </w:r>
-      <w:r>
-        <w:rPr/>
-        <w:t xml:space="preserve"> (slides 31–35)</w:t>
-      </w:r>
-      <w:bookmarkEnd w:id="4"/>
-    </w:p>
-    <w:p>
-      <w:pPr>
-        <w:pStyle w:val="Guidetext"/>
-      </w:pPr>
-      <w:r>
-        <w:rPr/>
-        <w:t>Vascular tissue is the plant's plumbing, and it let plants grow tall. Xylem conducts water and minerals up from the roots, and lignin strengthens its cell walls; phloem conducts sucrose and other organic compounds throughout the plant (23.3.31).</w:t>
-      </w:r>
-    </w:p>
-    <w:p>
-      <w:pPr>
-        <w:pStyle w:val="Guidetext"/>
-      </w:pPr>
-      <w:r>
-        <w:rPr/>
-        <w:t>The first vascular plants, such as Cooksonia, were small and branched; branching meant more sporangia and more spores (23.3.32, 23.3.33). Lycophytes and all later vascular plants have a dominant sporophyte (23.3.32).</w:t>
-      </w:r>
-    </w:p>
-    <w:p>
-      <w:pPr>
-        <w:pStyle w:val="Guidetext"/>
-      </w:pPr>
-      <w:r>
-        <w:rPr/>
-        <w:t>Lycophytes (ground pines, spike mosses and quillworts) have roots and microphylls: small leaves with a single strand of vascular tissue. Their spores are made in cone-shaped strobili (23.3.34).</w:t>
-      </w:r>
-    </w:p>
-    <w:p>
-      <w:pPr>
-        <w:pStyle w:val="Guidetext"/>
-      </w:pPr>
-      <w:r>
-        <w:rPr/>
-        <w:t>Homosporous plants make one type of spore. Heterosporous plants make two: microspores, which become male gametophytes, and megaspores, which become female gametophytes (23.3.34). (The slide says homosporous spores grow into 'one type of gamete'; it should say one type of spore.)</w:t>
-      </w:r>
-    </w:p>
-    <w:p>
-      <w:pPr>
-        <w:pStyle w:val="Guidepart"/>
-      </w:pPr>
-      <w:bookmarkStart w:id="5" w:name="g234"/>
-      <w:r>
-        <w:rPr>
-          <w:rStyle w:val="Slidecode"/>
-        </w:rPr>
-        <w:t>23.4 Evolution of Pteridophytes: Megaphylls</w:t>
-      </w:r>
-      <w:r>
-        <w:rPr/>
-        <w:t xml:space="preserve"> (slides 36–53)</w:t>
-      </w:r>
-      <w:bookmarkEnd w:id="5"/>
-    </w:p>
-    <w:p>
-      <w:pPr>
-        <w:pStyle w:val="Guidetext"/>
-      </w:pPr>
-      <w:r>
-        <w:rPr/>
-        <w:t>Pteridophytes are ferns and their allies (horsetails and whisk ferns): seedless vascular plants that were dominant from the late Devonian through the Carboniferous (23.4.36). Their big new feature is the megaphyll, a broad leaf with branching veins that collects more solar energy (23.4.36, 23.4.37).</w:t>
-      </w:r>
-    </w:p>
-    <w:p>
-      <w:pPr>
-        <w:pStyle w:val="Guidesubheading"/>
-      </w:pPr>
-      <w:r>
-        <w:rPr/>
-        <w:t>The groups</w:t>
+        <w:t>Hornworts: small horn-shaped sporophytes rise out of the gametophyte; one chloroplast per sporophyte cell; cyanobacteria partners fix nitrogen (23.2.19, 23.2.20).</w:t>
       </w:r>
     </w:p>
     <w:p>
@@ -421,7 +315,113 @@
       </w:pPr>
       <w:r>
         <w:rPr/>
-        <w:t>Horsetails (Equisetum): reduced leaves in whorls at the nodes, strobili at the stem tips, and silica that makes the stems tough (23.4.38, 23.4.39).</w:t>
+        <w:t>Mosses: the largest group of nonvascular plants. They can dry out, turn brown and revive when it rains. Peat moss improves the water capacity of soil (23.2.21).</w:t>
+      </w:r>
+    </w:p>
+    <w:p>
+      <w:pPr>
+        <w:pStyle w:val="Guidetext"/>
+      </w:pPr>
+      <w:r>
+        <w:rPr/>
+        <w:t>Moss life cycle (23.2.22, 23.2.30): a spore germinates into a thread-like protonema, the first stage of the gametophyte, which produces leafy shoots bearing antheridia or archegonia. Sperm swim in external water to the egg. The zygote stays in the archegonium and grows into the sporophyte: a foot, a stalk and a capsule, always attached to the gametophyte. Meiosis in the capsule makes spores, which are dispersed by air currents.</w:t>
+      </w:r>
+    </w:p>
+    <w:p>
+      <w:pPr>
+        <w:pStyle w:val="Guidetext"/>
+      </w:pPr>
+      <w:r>
+        <w:rPr/>
+        <w:t>Traps: the protonema (first stage of the moss gametophyte) vs the prothallus (the fern gametophyte); rhizoids vs true roots (23.2.17, 23.2.22, 23.4.52).</w:t>
+      </w:r>
+    </w:p>
+    <w:p>
+      <w:pPr>
+        <w:pStyle w:val="Guidepart"/>
+      </w:pPr>
+      <w:bookmarkStart w:id="4" w:name="g233"/>
+      <w:r>
+        <w:rPr>
+          <w:rStyle w:val="Slidecode"/>
+        </w:rPr>
+        <w:t>23.3 Evolution of Lycophytes: Vascular Tissue</w:t>
+      </w:r>
+      <w:r>
+        <w:rPr/>
+        <w:t xml:space="preserve"> (slides 31–35)</w:t>
+      </w:r>
+      <w:bookmarkEnd w:id="4"/>
+    </w:p>
+    <w:p>
+      <w:pPr>
+        <w:pStyle w:val="Guidetext"/>
+      </w:pPr>
+      <w:r>
+        <w:rPr/>
+        <w:t>Vascular tissue is the plant's plumbing, and it let plants grow tall. Xylem conducts water and minerals up from the roots, and lignin strengthens its cell walls; phloem conducts sucrose and other organic compounds throughout the plant (23.3.31).</w:t>
+      </w:r>
+    </w:p>
+    <w:p>
+      <w:pPr>
+        <w:pStyle w:val="Guidetext"/>
+      </w:pPr>
+      <w:r>
+        <w:rPr/>
+        <w:t>The first vascular plants, such as Cooksonia, were small and branched; branching meant more sporangia and more spores, and shows it had vascular tissue (23.3.32, 23.3.33). Lycophytes and all later vascular plants have a dominant sporophyte (23.3.32).</w:t>
+      </w:r>
+    </w:p>
+    <w:p>
+      <w:pPr>
+        <w:pStyle w:val="Guidetext"/>
+      </w:pPr>
+      <w:r>
+        <w:rPr/>
+        <w:t>Lycophytes (ground pines, spike mosses and quillworts) have roots and microphylls: small leaves with a single strand of vascular tissue. Their spores are made in cone-shaped strobili (23.3.34).</w:t>
+      </w:r>
+    </w:p>
+    <w:p>
+      <w:pPr>
+        <w:pStyle w:val="Guidetext"/>
+      </w:pPr>
+      <w:r>
+        <w:rPr/>
+        <w:t>Homosporous plants make one type of spore. Heterosporous plants make two: microspores, which become male gametophytes, and megaspores, which become female gametophytes (23.3.34). (The slide says homosporous spores grow into 'one type of gamete'; it should say one type of spore.)</w:t>
+      </w:r>
+    </w:p>
+    <w:p>
+      <w:pPr>
+        <w:pStyle w:val="Guidepart"/>
+      </w:pPr>
+      <w:bookmarkStart w:id="5" w:name="g234"/>
+      <w:r>
+        <w:rPr>
+          <w:rStyle w:val="Slidecode"/>
+        </w:rPr>
+        <w:t>23.4 Evolution of Pteridophytes: Megaphylls</w:t>
+      </w:r>
+      <w:r>
+        <w:rPr/>
+        <w:t xml:space="preserve"> (slides 36–53)</w:t>
+      </w:r>
+      <w:bookmarkEnd w:id="5"/>
+    </w:p>
+    <w:p>
+      <w:pPr>
+        <w:pStyle w:val="Guidetext"/>
+      </w:pPr>
+      <w:r>
+        <w:rPr/>
+        <w:t>Pteridophytes are ferns and their allies (horsetails and whisk ferns): seedless vascular plants that were dominant from the late Devonian through the Carboniferous (23.4.36). Their big new feature is the megaphyll, a broad leaf with branching veins that collects more solar energy (23.4.36, 23.4.37).</w:t>
+      </w:r>
+    </w:p>
+    <w:p>
+      <w:pPr>
+        <w:pStyle w:val="Guidesubheading"/>
+      </w:pPr>
+      <w:r>
+        <w:rPr/>
+        <w:t>The groups</w:t>
       </w:r>
     </w:p>
     <w:p>
@@ -434,7 +434,7 @@
       </w:pPr>
       <w:r>
         <w:rPr/>
-        <w:t>Whisk ferns (Psilotum): no leaves at all; stems that fork repeatedly grow up from a horizontal rhizome (23.4.40, 23.4.41).</w:t>
+        <w:t>Horsetails (Equisetum): reduced leaves in whorls at the nodes, strobili at the stem tips, and silica that makes the stems tough (23.4.38, 23.4.39).</w:t>
       </w:r>
     </w:p>
     <w:p>
@@ -447,78 +447,7 @@
       </w:pPr>
       <w:r>
         <w:rPr/>
-        <w:t>Ferns: large leaves called fronds, divided into leaflets, with clusters of sporangia called sori on the undersides (23.4.42).</w:t>
-      </w:r>
-    </w:p>
-    <w:p>
-      <w:pPr>
-        <w:pStyle w:val="Guidetext"/>
-      </w:pPr>
-      <w:r>
-        <w:rPr/>
-        <w:t>Fern life cycle (23.4.43, 23.4.52): the fern you see is the sporophyte. Meiosis in the sporangia makes spores. A spore grows into a small, flat gametophyte, the prothallus, with archegonia and antheridia. Fertilization needs moisture, because the flagellated sperm swim to the egg. The new sporophyte grows out of the prothallus, which then disappears, so both generations live independently.</w:t>
-      </w:r>
-    </w:p>
-    <w:p>
-      <w:pPr>
-        <w:pStyle w:val="Guidetext"/>
-      </w:pPr>
-      <w:r>
-        <w:rPr/>
-        <w:t>Uses: maidenhair fern is the source of a cold medicine, and tropical tree-fern wood resists decay by termites (23.4.53).</w:t>
-      </w:r>
-    </w:p>
-    <w:p>
-      <w:pPr>
-        <w:pStyle w:val="Guidepart"/>
-      </w:pPr>
-      <w:bookmarkStart w:id="6" w:name="g235"/>
-      <w:r>
-        <w:rPr>
-          <w:rStyle w:val="Slidecode"/>
-        </w:rPr>
-        <w:t>23.5 Evolution of Seed Plants: Full Adaptation to Land</w:t>
-      </w:r>
-      <w:r>
-        <w:rPr/>
-        <w:t xml:space="preserve"> (slides 54–91)</w:t>
-      </w:r>
-      <w:bookmarkEnd w:id="6"/>
-    </w:p>
-    <w:p>
-      <w:pPr>
-        <w:pStyle w:val="Guidetext"/>
-      </w:pPr>
-      <w:r>
-        <w:rPr/>
-        <w:t>A seed is a sporophyte embryo plus stored food inside a protective seed coat. It can survive harsh conditions in a dormant state, which largely explains why seed plants dominate today (23.5.54).</w:t>
-      </w:r>
-    </w:p>
-    <w:p>
-      <w:pPr>
-        <w:pStyle w:val="Guidetext"/>
-      </w:pPr>
-      <w:r>
-        <w:rPr/>
-        <w:t>Seed plants are heterosporous and keep their spores instead of releasing them. A microspore becomes a pollen grain (the male gametophyte); a megaspore becomes a female gametophyte inside an ovule, which becomes the seed. Wind or a pollinator carries pollen to the female gametophyte (pollination), and sperm reach the egg through a pollen tube, so no external water is needed (23.5.55).</w:t>
-      </w:r>
-    </w:p>
-    <w:p>
-      <w:pPr>
-        <w:pStyle w:val="Guidetext"/>
-      </w:pPr>
-      <w:r>
-        <w:rPr/>
-        <w:t>Gymnosperms vs angiosperms: gymnosperm ovules aren't completely enclosed ("naked" seeds, mostly on cones); angiosperm ovules are completely enclosed in an ovary, which becomes a fruit (23.5.56, 23.5.57).</w:t>
-      </w:r>
-    </w:p>
-    <w:p>
-      <w:pPr>
-        <w:pStyle w:val="Guidesubheading"/>
-      </w:pPr>
-      <w:r>
-        <w:rPr/>
-        <w:t>Gymnosperm groups</w:t>
+        <w:t>Whisk ferns (Psilotum): no leaves at all; stems that fork repeatedly grow up from a horizontal rhizome (23.4.40, 23.4.41).</w:t>
       </w:r>
     </w:p>
     <w:p>
@@ -531,7 +460,78 @@
       </w:pPr>
       <w:r>
         <w:rPr/>
-        <w:t>Conifers (pines and relatives, the most plentiful): needle-like leaves with a thick cuticle and recessed stomata; windblown pollen; monoecious, meaning one plant has both pollen cones and seed cones (23.5.58).</w:t>
+        <w:t>Ferns: large leaves called fronds, divided into leaflets, with clusters of sporangia called sori on the undersides (23.4.42).</w:t>
+      </w:r>
+    </w:p>
+    <w:p>
+      <w:pPr>
+        <w:pStyle w:val="Guidetext"/>
+      </w:pPr>
+      <w:r>
+        <w:rPr/>
+        <w:t>Fern life cycle (23.4.43, 23.4.52): the fern you see is the sporophyte. Meiosis in the sporangia makes spores. A spore grows into a small, flat gametophyte, the prothallus, with archegonia and antheridia. Fertilization needs moisture, because the flagellated sperm swim to the egg. The new sporophyte grows out of the prothallus, which then disappears, so both generations live independently.</w:t>
+      </w:r>
+    </w:p>
+    <w:p>
+      <w:pPr>
+        <w:pStyle w:val="Guidetext"/>
+      </w:pPr>
+      <w:r>
+        <w:rPr/>
+        <w:t>Uses: maidenhair fern is the source of a cold medicine, and tropical tree-fern wood resists decay by termites (23.4.53).</w:t>
+      </w:r>
+    </w:p>
+    <w:p>
+      <w:pPr>
+        <w:pStyle w:val="Guidepart"/>
+      </w:pPr>
+      <w:bookmarkStart w:id="6" w:name="g235"/>
+      <w:r>
+        <w:rPr>
+          <w:rStyle w:val="Slidecode"/>
+        </w:rPr>
+        <w:t>23.5 Evolution of Seed Plants: Full Adaptation to Land</w:t>
+      </w:r>
+      <w:r>
+        <w:rPr/>
+        <w:t xml:space="preserve"> (slides 54–91)</w:t>
+      </w:r>
+      <w:bookmarkEnd w:id="6"/>
+    </w:p>
+    <w:p>
+      <w:pPr>
+        <w:pStyle w:val="Guidetext"/>
+      </w:pPr>
+      <w:r>
+        <w:rPr/>
+        <w:t>A seed is a sporophyte embryo plus stored food inside a protective seed coat. It can survive harsh conditions in a dormant state, which largely explains why seed plants dominate today (23.5.54).</w:t>
+      </w:r>
+    </w:p>
+    <w:p>
+      <w:pPr>
+        <w:pStyle w:val="Guidetext"/>
+      </w:pPr>
+      <w:r>
+        <w:rPr/>
+        <w:t>Seed plants are heterosporous and keep their spores instead of releasing them. A microspore becomes a pollen grain (the male gametophyte); a megaspore becomes a female gametophyte inside an ovule, which becomes the seed. Wind or a pollinator carries pollen to the female gametophyte (pollination), and sperm reach the egg through a pollen tube, so no external water is needed (23.5.55).</w:t>
+      </w:r>
+    </w:p>
+    <w:p>
+      <w:pPr>
+        <w:pStyle w:val="Guidetext"/>
+      </w:pPr>
+      <w:r>
+        <w:rPr/>
+        <w:t>Gymnosperms vs angiosperms: gymnosperm ovules aren't completely enclosed ("naked" seeds, mostly on cones); angiosperm ovules are completely enclosed in an ovary, which becomes a fruit (23.5.56, 23.5.57).</w:t>
+      </w:r>
+    </w:p>
+    <w:p>
+      <w:pPr>
+        <w:pStyle w:val="Guidesubheading"/>
+      </w:pPr>
+      <w:r>
+        <w:rPr/>
+        <w:t>Gymnosperm groups</w:t>
       </w:r>
     </w:p>
     <w:p>
@@ -544,7 +544,7 @@
       </w:pPr>
       <w:r>
         <w:rPr/>
-        <w:t>Pine life cycle: small pollen cones make winged pollen; seed cones hold ovules; in an ovule, meiosis makes four megaspores and only one survives; a pollen tube grows to the egg; the seed cone releases winged seeds in the fall of the second season (23.5.68).</w:t>
+        <w:t>Conifers (pines and relatives, the most plentiful): needle-like leaves with a thick cuticle and recessed stomata; windblown pollen; monoecious, meaning one plant has both pollen cones and seed cones (23.5.58).</w:t>
       </w:r>
     </w:p>
     <w:p>
@@ -557,7 +557,7 @@
       </w:pPr>
       <w:r>
         <w:rPr/>
-        <w:t>Cycads: palm- or fern-like, with cones that can be over 1 m long, pollen and seed cones on separate plants, insect pollination and sperm with many flagella (23.5.70, 23.5.71).</w:t>
+        <w:t>Pine life cycle: small pollen cones make winged pollen; seed cones hold ovules; in an ovule, meiosis makes four megaspores and only one survives; a pollen tube grows to the egg; the seed cone releases winged seeds in the fall of the second season (23.5.68).</w:t>
       </w:r>
     </w:p>
     <w:p>
@@ -570,7 +570,7 @@
       </w:pPr>
       <w:r>
         <w:rPr/>
-        <w:t>Ginkgo: one surviving species, Ginkgo biloba; dioecious (separate pollen trees and seed trees); resistant to pollution (23.5.72).</w:t>
+        <w:t>Cycads: palm- or fern-like, with cones that can be over 1 m long, pollen and seed cones on separate plants, insect pollination and sperm with many flagella (23.5.70, 23.5.71).</w:t>
       </w:r>
     </w:p>
     <w:p>
@@ -583,25 +583,7 @@
       </w:pPr>
       <w:r>
         <w:rPr/>
-        <w:t>Gnetophytes: Gnetum, Ephedra (source of ephedrine) and Welwitschia (only two strap-like leaves); none have archegonia (23.5.74).</w:t>
-      </w:r>
-    </w:p>
-    <w:p>
-      <w:pPr>
-        <w:pStyle w:val="Guidetext"/>
-      </w:pPr>
-      <w:r>
-        <w:rPr/>
-        <w:t>Angiosperms (flowering plants) are the largest, most successful group; their ovules are always enclosed (23.5.77). The living plant closest to the first flowering plants is Amborella (23.5.78, 23.5.79). The two main classes are monocots (one cotyledon, or seed leaf; flower parts in threes; usually parallel veins) and eudicots (two cotyledons; parts in fours or fives; usually net veins) (23.5.80, 23.5.81).</w:t>
-      </w:r>
-    </w:p>
-    <w:p>
-      <w:pPr>
-        <w:pStyle w:val="Guidesubheading"/>
-      </w:pPr>
-      <w:r>
-        <w:rPr/>
-        <w:t>The flower</w:t>
+        <w:t>Ginkgo: one surviving species, Ginkgo biloba; dioecious (separate pollen trees and seed trees); resistant to pollution; like cycads, its pollen tube bursts to release sperm with many flagella (23.5.72).</w:t>
       </w:r>
     </w:p>
     <w:p>
@@ -614,7 +596,25 @@
       </w:pPr>
       <w:r>
         <w:rPr/>
-        <w:t>Sepals (together, the calyx) protect the flower bud; petals (together, the corolla) attract pollinators (23.5.83).</w:t>
+        <w:t>Gnetophytes: Gnetum, Ephedra (source of ephedrine) and Welwitschia (only two strap-like leaves); none have archegonia (23.5.74).</w:t>
+      </w:r>
+    </w:p>
+    <w:p>
+      <w:pPr>
+        <w:pStyle w:val="Guidetext"/>
+      </w:pPr>
+      <w:r>
+        <w:rPr/>
+        <w:t>Angiosperms (flowering plants) are the largest, most successful group; their ovules are always enclosed (23.5.77). Archaefructus, long the earliest known angiosperm fossil, already has fruit and flowers, and the living plant closest to the first flowering plants is Amborella (23.5.78, 23.5.79). The two main classes are monocots (one cotyledon, or seed leaf; flower parts in threes; pollen with one pore; usually parallel veins; scattered stem bundles; fibrous roots) and eudicots (two cotyledons; parts in fours or fives; three pores; usually net veins; bundles in a ring; a taproot) (23.5.80, 23.5.81).</w:t>
+      </w:r>
+    </w:p>
+    <w:p>
+      <w:pPr>
+        <w:pStyle w:val="Guidesubheading"/>
+      </w:pPr>
+      <w:r>
+        <w:rPr/>
+        <w:t>The flower</w:t>
       </w:r>
     </w:p>
     <w:p>
@@ -627,7 +627,7 @@
       </w:pPr>
       <w:r>
         <w:rPr/>
-        <w:t>Stamen (male): the anther makes pollen, on a stalk called the filament (23.5.84).</w:t>
+        <w:t>Sepals (together, the calyx) protect the flower bud; petals (together, the corolla) attract pollinators (23.5.83).</w:t>
       </w:r>
     </w:p>
     <w:p>
@@ -640,7 +640,7 @@
       </w:pPr>
       <w:r>
         <w:rPr/>
-        <w:t>Carpel (female): the sticky stigma, the stalk-like style, and the ovary, which encloses the ovules (23.5.84).</w:t>
+        <w:t>Stamen (male): the anther makes pollen, on a stalk called the filament (23.5.84).</w:t>
       </w:r>
     </w:p>
     <w:p>
@@ -653,46 +653,8 @@
       </w:pPr>
       <w:r>
         <w:rPr/>
-        <w:t>After fertilization the ovule becomes the seed and the ovary becomes the fruit (23.5.84).</w:t>
-      </w:r>
-    </w:p>
-    <w:p>
-      <w:pPr>
-        <w:pStyle w:val="Guidetext"/>
-      </w:pPr>
-      <w:r>
-        <w:rPr/>
-        <w:t>Flowering plant life cycle (23.5.86, 23.5.87, 23.5.88, 23.5.89): in the anther, meiosis makes microspores, which become pollen grains with a tube cell and a generative cell that divides into two sperm. In the ovule, meiosis makes four megaspores; three disintegrate and one becomes the embryo sac (female gametophyte), with an egg and two polar nuclei. After pollination, the pollen tube grows down the style to the ovule. Double fertilization: one sperm + the egg make the zygote (2n); the other sperm + the two polar nuclei make the endosperm (3n), the seed's food.</w:t>
-      </w:r>
-    </w:p>
-    <w:p>
-      <w:pPr>
-        <w:pStyle w:val="Guidetext"/>
-      </w:pPr>
-      <w:r>
-        <w:rPr/>
-        <w:t>Flowers match their pollinators: wind-pollinated flowers aren't showy, bird- and insect-pollinated ones are colorful, and night-blooming ones are white or cream and aromatic (23.5.90). A complete flower has all four parts; a perfect flower has both stamens and carpels; an inflorescence is a cluster of flowers (23.5.91).</w:t>
-      </w:r>
-    </w:p>
-    <w:p>
-      <w:pPr>
-        <w:pStyle w:val="Guidetext"/>
-      </w:pPr>
-      <w:r>
-        <w:rPr/>
-        <w:t>Traps: monoecious (one plant has both) vs dioecious (separate plants); complete vs perfect; zygote (2n) vs endosperm (3n); pollination (pollen arrives) vs fertilization (sperm meets egg) (23.5.58, 23.5.72, 23.5.88, 23.5.91).</w:t>
-      </w:r>
-    </w:p>
-    <w:p>
-      <w:pPr>
-        <w:pStyle w:val="Guidepart"/>
-      </w:pPr>
-      <w:bookmarkStart w:id="7" w:name="g239"/>
-      <w:r>
-        <w:rPr/>
-        <w:t>Look these up, don't memorize</w:t>
-      </w:r>
-      <w:bookmarkEnd w:id="7"/>
+        <w:t>Carpel (female): the sticky stigma, the stalk-like style, and the ovary, which encloses the ovules (23.5.84).</w:t>
+      </w:r>
     </w:p>
     <w:p>
       <w:pPr>
@@ -704,8 +666,46 @@
       </w:pPr>
       <w:r>
         <w:rPr/>
-        <w:t>Features of each plant group: the Plant groups table and 23.1.4.</w:t>
-      </w:r>
+        <w:t>After fertilization the ovule becomes the seed and the ovary becomes the fruit (23.5.84).</w:t>
+      </w:r>
+    </w:p>
+    <w:p>
+      <w:pPr>
+        <w:pStyle w:val="Guidetext"/>
+      </w:pPr>
+      <w:r>
+        <w:rPr/>
+        <w:t>Flowering plant life cycle (23.5.86, 23.5.87, 23.5.88, 23.5.89): in the anther, meiosis makes microspores, which become pollen grains with a tube cell and a generative cell that divides into two sperm. In the ovule, meiosis makes four megaspores; three disintegrate and one becomes the embryo sac (female gametophyte), with an egg and two polar nuclei. After pollination, the pollen tube grows down the style to the ovule. Double fertilization: one sperm + the egg make the zygote (2n); the other sperm + the two polar nuclei make the endosperm (3n), the seed's food. The mature male gametophyte is just three cells (the tube cell and two sperm), and the embryo sac usually has seven cells (23.5.86, 23.5.87).</w:t>
+      </w:r>
+    </w:p>
+    <w:p>
+      <w:pPr>
+        <w:pStyle w:val="Guidetext"/>
+      </w:pPr>
+      <w:r>
+        <w:rPr/>
+        <w:t>Flowers match their pollinators: wind-pollinated flowers aren't showy, bird- and insect-pollinated ones are colorful, and night-blooming ones are white or cream and aromatic (23.5.90). A complete flower has all four parts; a perfect flower has both stamens and carpels; an inflorescence is a cluster of flowers (23.5.91).</w:t>
+      </w:r>
+    </w:p>
+    <w:p>
+      <w:pPr>
+        <w:pStyle w:val="Guidetext"/>
+      </w:pPr>
+      <w:r>
+        <w:rPr/>
+        <w:t>Traps: monoecious (one plant has both) vs dioecious (separate plants); complete vs perfect; zygote (2n) vs endosperm (3n); pollination (pollen arrives) vs fertilization (sperm meets egg) (23.5.58, 23.5.72, 23.5.88, 23.5.91).</w:t>
+      </w:r>
+    </w:p>
+    <w:p>
+      <w:pPr>
+        <w:pStyle w:val="Guidepart"/>
+      </w:pPr>
+      <w:bookmarkStart w:id="7" w:name="g239"/>
+      <w:r>
+        <w:rPr/>
+        <w:t>Look these up, don't memorize</w:t>
+      </w:r>
+      <w:bookmarkEnd w:id="7"/>
     </w:p>
     <w:p>
       <w:pPr>
@@ -717,7 +717,7 @@
       </w:pPr>
       <w:r>
         <w:rPr/>
-        <w:t>Which generation dominates and where meiosis happens: the Life cycles table, and the full steps at 23.2.30 (moss), 23.4.52 (fern), 23.5.68 (pine) and 23.5.89 (flowering plant).</w:t>
+        <w:t>Features of each plant group: the Plant groups table and 23.1.4.</w:t>
       </w:r>
     </w:p>
     <w:p>
@@ -730,7 +730,7 @@
       </w:pPr>
       <w:r>
         <w:rPr/>
-        <w:t>Which organism has which odd feature (Ephedra, Welwitschia, Psilotum, Equisetum, Marchantia...): the Index file's term index and clue index.</w:t>
+        <w:t>Which generation dominates and where meiosis happens: the Life cycles table, and the full steps at 23.2.30 (moss), 23.4.52 (fern), 23.5.68 (pine) and 23.5.89 (flowering plant).</w:t>
       </w:r>
     </w:p>
     <w:p>
@@ -743,7 +743,7 @@
       </w:pPr>
       <w:r>
         <w:rPr/>
-        <w:t>Uses (peat moss, ferns, pines, ginkgo, Ephedra): the Uses table.</w:t>
+        <w:t>Which organism has which odd feature (Ephedra, Welwitschia, Psilotum, Equisetum, Marchantia...): the Index file's term index and clue index.</w:t>
       </w:r>
     </w:p>
     <w:p>
@@ -756,93 +756,7 @@
       </w:pPr>
       <w:r>
         <w:rPr/>
-        <w:t>Exact numbers and dates (species counts, millions of years ago): don't memorize them.</w:t>
-      </w:r>
-    </w:p>
-    <w:p>
-      <w:pPr>
-        <w:pStyle w:val="Chapterheading"/>
-      </w:pPr>
-      <w:r>
-        <w:rPr>
-          <w:rStyle w:val="Slidecode"/>
-        </w:rPr>
-        <w:t>Chapter 24: Flowering Plants: Structure and Organization</w:t>
-      </w:r>
-    </w:p>
-    <w:p>
-      <w:pPr>
-        <w:pStyle w:val="Guideheading"/>
-      </w:pPr>
-      <w:bookmarkStart w:id="8" w:name="g240"/>
-      <w:r>
-        <w:rPr>
-          <w:rStyle w:val="Slidecode"/>
-        </w:rPr>
-        <w:t>Quick guide: the big picture</w:t>
-      </w:r>
-      <w:bookmarkEnd w:id="8"/>
-    </w:p>
-    <w:p>
-      <w:pPr>
-        <w:pStyle w:val="Guidetext"/>
-      </w:pPr>
-      <w:r>
-        <w:rPr/>
-        <w:t>Ch 24 is the anatomy of a flowering plant, built up from cells to tissues to organs. As in animals, a cell is the basic unit of life; a tissue is a group of specialized cells doing one job; an organ, such as a root, stem or leaf, is made of several tissues (24.1.4).</w:t>
-      </w:r>
-    </w:p>
-    <w:p>
-      <w:pPr>
-        <w:pStyle w:val="Guidetext"/>
-      </w:pPr>
-      <w:r>
-        <w:rPr/>
-        <w:t>Everything grows from meristems: undifferentiated cells that keep dividing for the plant's whole life. Each division leaves one meristem cell and one cell that goes on to specialize (24.1.5, 24.1.6). The new cells become three tissue types: epidermal tissue (the outer covering), ground tissue (the filler that photosynthesizes, stores and supports) and vascular tissue (the plumbing: xylem and phloem) (24.1.3, 24.1.6). These tissues build the three vegetative organs: roots, stems and leaves (24.2.18).</w:t>
-      </w:r>
-    </w:p>
-    <w:p>
-      <w:pPr>
-        <w:pStyle w:val="Guidetext"/>
-      </w:pPr>
-      <w:r>
-        <w:rPr/>
-        <w:t>Two kinds of growth run through the chapter. Primary growth, from apical meristems at the tips, makes roots and stems longer; secondary growth, from lateral meristems, makes woody stems thicker (24.1.6, 24.4.41, 24.4.42). The chapter is very term-heavy: understand the ideas here, and look up the names in the tables.</w:t>
-      </w:r>
-    </w:p>
-    <w:p>
-      <w:pPr>
-        <w:pStyle w:val="Guidepart"/>
-      </w:pPr>
-      <w:bookmarkStart w:id="9" w:name="g241"/>
-      <w:r>
-        <w:rPr>
-          <w:rStyle w:val="Slidecode"/>
-        </w:rPr>
-        <w:t>24.1 Cells and Tissues of Flowering Plants</w:t>
-      </w:r>
-      <w:r>
-        <w:rPr/>
-        <w:t xml:space="preserve"> (slides 3–17)</w:t>
-      </w:r>
-      <w:bookmarkEnd w:id="9"/>
-    </w:p>
-    <w:p>
-      <w:pPr>
-        <w:pStyle w:val="Guidetext"/>
-      </w:pPr>
-      <w:r>
-        <w:rPr/>
-        <w:t>Apical meristems at the tips of stems and roots make them longer. They produce three primary meristems, each of which makes one tissue type: protoderm makes epidermal tissue, ground meristem makes ground tissue, and procambium makes vascular tissue (24.1.3, 24.1.6).</w:t>
-      </w:r>
-    </w:p>
-    <w:p>
-      <w:pPr>
-        <w:pStyle w:val="Guidesubheading"/>
-      </w:pPr>
-      <w:r>
-        <w:rPr/>
-        <w:t>Epidermal tissue: the protective skin</w:t>
+        <w:t>Uses (peat moss, ferns, pines, ginkgo, Ephedra): the Uses table.</w:t>
       </w:r>
     </w:p>
     <w:p>
@@ -855,7 +769,93 @@
       </w:pPr>
       <w:r>
         <w:rPr/>
-        <w:t>Closely packed epidermal cells; where they face the air they're covered by a waxy cuticle, which limits water loss (24.1.7).</w:t>
+        <w:t>Exact numbers and dates (species counts, millions of years ago): don't memorize them.</w:t>
+      </w:r>
+    </w:p>
+    <w:p>
+      <w:pPr>
+        <w:pStyle w:val="Chapterheading"/>
+      </w:pPr>
+      <w:r>
+        <w:rPr>
+          <w:rStyle w:val="Slidecode"/>
+        </w:rPr>
+        <w:t>Chapter 24: Flowering Plants: Structure and Organization</w:t>
+      </w:r>
+    </w:p>
+    <w:p>
+      <w:pPr>
+        <w:pStyle w:val="Guideheading"/>
+      </w:pPr>
+      <w:bookmarkStart w:id="8" w:name="g240"/>
+      <w:r>
+        <w:rPr>
+          <w:rStyle w:val="Slidecode"/>
+        </w:rPr>
+        <w:t>Quick guide: the big picture</w:t>
+      </w:r>
+      <w:bookmarkEnd w:id="8"/>
+    </w:p>
+    <w:p>
+      <w:pPr>
+        <w:pStyle w:val="Guidetext"/>
+      </w:pPr>
+      <w:r>
+        <w:rPr/>
+        <w:t>Ch 24 is the anatomy of a flowering plant, from cells to tissues to organs: a tissue is a group of specialized cells doing one job, and an organ, such as a root, stem or leaf, is made of several tissues (24.1.4).</w:t>
+      </w:r>
+    </w:p>
+    <w:p>
+      <w:pPr>
+        <w:pStyle w:val="Guidetext"/>
+      </w:pPr>
+      <w:r>
+        <w:rPr/>
+        <w:t>Everything grows from meristems, undifferentiated cells that keep dividing for the plant's whole life; each division leaves one meristem cell and one cell that goes on to specialize (24.1.5, 24.1.6). The new cells become three tissue types: epidermal (the outer covering), ground (the filler that photosynthesizes, stores and supports) and vascular (xylem and phloem, the plumbing) (24.1.3, 24.1.6). These build the three vegetative organs: roots, stems and leaves (24.2.18).</w:t>
+      </w:r>
+    </w:p>
+    <w:p>
+      <w:pPr>
+        <w:pStyle w:val="Guidetext"/>
+      </w:pPr>
+      <w:r>
+        <w:rPr/>
+        <w:t>Two kinds of growth run through the chapter: primary growth, from apical meristems at the tips, makes roots and stems longer; secondary growth, from lateral meristems, makes woody stems thicker (24.1.6, 24.4.41, 24.4.42). The chapter is term-heavy: this guide gives the ideas that hold the terms together, and the tables hold the details.</w:t>
+      </w:r>
+    </w:p>
+    <w:p>
+      <w:pPr>
+        <w:pStyle w:val="Guidepart"/>
+      </w:pPr>
+      <w:bookmarkStart w:id="9" w:name="g241"/>
+      <w:r>
+        <w:rPr>
+          <w:rStyle w:val="Slidecode"/>
+        </w:rPr>
+        <w:t>24.1 Cells and Tissues of Flowering Plants</w:t>
+      </w:r>
+      <w:r>
+        <w:rPr/>
+        <w:t xml:space="preserve"> (slides 3–17)</w:t>
+      </w:r>
+      <w:bookmarkEnd w:id="9"/>
+    </w:p>
+    <w:p>
+      <w:pPr>
+        <w:pStyle w:val="Guidetext"/>
+      </w:pPr>
+      <w:r>
+        <w:rPr/>
+        <w:t>Apical meristems at the tips of stems and roots make them longer. They produce three primary meristems, each of which makes one tissue type: protoderm makes epidermal tissue, ground meristem makes ground tissue, and procambium makes vascular tissue (24.1.3, 24.1.6).</w:t>
+      </w:r>
+    </w:p>
+    <w:p>
+      <w:pPr>
+        <w:pStyle w:val="Guidesubheading"/>
+      </w:pPr>
+      <w:r>
+        <w:rPr/>
+        <w:t>Epidermal tissue: the protective skin</w:t>
       </w:r>
     </w:p>
     <w:p>
@@ -868,7 +868,7 @@
       </w:pPr>
       <w:r>
         <w:rPr/>
-        <w:t>Root epidermal cells grow root hairs, which increase the root's surface area for absorbing water (24.1.7).</w:t>
+        <w:t>Closely packed epidermal cells, covered by a waxy cuticle where they face the air (24.1.7).</w:t>
       </w:r>
     </w:p>
     <w:p>
@@ -881,7 +881,7 @@
       </w:pPr>
       <w:r>
         <w:rPr/>
-        <w:t>Epidermal cells of stems, leaves and reproductive organs grow trichomes (hairs), which protect from sun and moisture loss and discourage herbivory (being eaten) (24.1.8).</w:t>
+        <w:t>Root hairs on root epidermal cells increase the root's surface area for absorbing water (24.1.7).</w:t>
       </w:r>
     </w:p>
     <w:p>
@@ -894,7 +894,7 @@
       </w:pPr>
       <w:r>
         <w:rPr/>
-        <w:t>The lower leaf surface has stomata: pores, each between two guard cells, for gas exchange (24.1.8, 24.1.9).</w:t>
+        <w:t>Trichomes (hairs) on stems, leaves and reproductive organs protect from sun and moisture loss and discourage herbivory (being eaten); the lower leaf surface has stomata (24.1.8).</w:t>
       </w:r>
     </w:p>
     <w:p>
@@ -907,7 +907,7 @@
       </w:pPr>
       <w:r>
         <w:rPr/>
-        <w:t>In older woody stems the epidermis is replaced by periderm, mainly cork, made by the cork cambium (24.1.8). Cork cells contain waterproof suberin, so gases pass only at lenticels, loose spots in the cork (24.4.44).</w:t>
+        <w:t>In older woody stems the epidermis is replaced by periderm, mainly cork made by the cork cambium; gases pass through the cork only at lenticels (24.1.8, 24.4.44).</w:t>
       </w:r>
     </w:p>
     <w:p>
@@ -929,7 +929,7 @@
       </w:pPr>
       <w:r>
         <w:rPr/>
-        <w:t>Parenchyma: the least specialized and most abundant cells, found in every organ. They can divide and give rise to more specialized cells, and those with chloroplasts photosynthesize (24.1.10).</w:t>
+        <w:t>Parenchyma: the least specialized and most abundant cells; they can divide, and those with chloroplasts photosynthesize (24.1.10).</w:t>
       </w:r>
     </w:p>
     <w:p>
@@ -942,7 +942,7 @@
       </w:pPr>
       <w:r>
         <w:rPr/>
-        <w:t>Collenchyma: living cells with thicker primary walls, in bundles under the epidermis; flexible support for young regions, like the strings in celery stalks (24.1.10).</w:t>
+        <w:t>Collenchyma: living cells with thicker primary walls; flexible support for young regions, like the strings in celery stalks (24.1.10).</w:t>
       </w:r>
     </w:p>
     <w:p>
@@ -955,7 +955,7 @@
       </w:pPr>
       <w:r>
         <w:rPr/>
-        <w:t>Sclerenchyma: thick secondary walls hardened with lignin; most are dead at maturity; they support mature regions. Fibers are long and slender (hemp, rope); sclereids are shorter and varied (seed coats, nutshells) (24.1.11).</w:t>
+        <w:t>Sclerenchyma: thick walls hardened with lignin; most are dead at maturity; support for mature regions. Fibers are long and slender (hemp, rope); sclereids are shorter (seed coats, nutshells) (24.1.11).</w:t>
       </w:r>
     </w:p>
     <w:p>
@@ -977,7 +977,7 @@
       </w:pPr>
       <w:r>
         <w:rPr/>
-        <w:t>Xylem carries water and minerals from the roots to the leaves. Its two water-conducting cells are tracheids, long with tapered ends, where water crosses through pits in the walls, and vessel elements, larger, with perforation plates in their end walls, lined up into a continuous vessel (24.1.13, 24.1.15). Both are dead and hollow when they work (textbook).</w:t>
+        <w:t>Xylem carries water and minerals from the roots to the leaves through two kinds of cells: tracheids, long with tapered ends, where water crosses through pits in the walls, and vessel elements, larger, with perforation plates in their end walls, joined into a continuous vessel (24.1.13, 24.1.15). Both are dead and hollow when they work (textbook).</w:t>
       </w:r>
     </w:p>
     <w:p>
@@ -990,7 +990,7 @@
       </w:pPr>
       <w:r>
         <w:rPr/>
-        <w:t>Vascular rays between rows of tracheids carry water sideways, across the width of the plant (24.1.15).</w:t>
+        <w:t>Phloem carries sucrose and other organic compounds. Its conducting cells, sieve-tube members, have cytoplasm but no nucleus, and sieve plates (clusters of pores) in their walls. Each has a companion cell, which has a nucleus and helps with transport; plasmodesmata (channels between plant cells) connect the two (24.1.16).</w:t>
       </w:r>
     </w:p>
     <w:p>
@@ -1003,7 +1003,60 @@
       </w:pPr>
       <w:r>
         <w:rPr/>
-        <w:t>Phloem carries sucrose and other organic compounds. Its conducting cells, sieve-tube members, have cytoplasm but no nucleus, and their walls have sieve plates (clusters of pores). Each has a companion cell, which has a nucleus and helps with transport; plasmodesmata (channels between plant cells) connect the two (24.1.16).</w:t>
+        <w:t>Where it is: the vascular cylinder in roots, vascular bundles in stems, leaf veins in leaves (24.1.13).</w:t>
+      </w:r>
+    </w:p>
+    <w:p>
+      <w:pPr>
+        <w:pStyle w:val="Guidetext"/>
+      </w:pPr>
+      <w:r>
+        <w:rPr/>
+        <w:t>Traps: tracheid vs vessel element (both xylem, both carry water); sieve-tube member (no nucleus) vs companion cell (nucleus); collenchyma (living, flexible) vs sclerenchyma (mostly dead, rigid, lignin); fibers (long) vs sclereids (short) (24.1.10, 24.1.11, 24.1.15, 24.1.16).</w:t>
+      </w:r>
+    </w:p>
+    <w:p>
+      <w:pPr>
+        <w:pStyle w:val="Guidepart"/>
+      </w:pPr>
+      <w:bookmarkStart w:id="10" w:name="g242"/>
+      <w:r>
+        <w:rPr>
+          <w:rStyle w:val="Slidecode"/>
+        </w:rPr>
+        <w:t>24.2 Organs of Flowering Plants</w:t>
+      </w:r>
+      <w:r>
+        <w:rPr/>
+        <w:t xml:space="preserve"> (slides 18–25)</w:t>
+      </w:r>
+      <w:bookmarkEnd w:id="10"/>
+    </w:p>
+    <w:p>
+      <w:pPr>
+        <w:pStyle w:val="Guidetext"/>
+      </w:pPr>
+      <w:r>
+        <w:rPr/>
+        <w:t>Vegetative organs are all the plant parts except the reproductive structures (flowers, seeds and fruits); they handle growth and nutrition: roots, stems and leaves. The root system is just the roots; the shoot system is the stem and leaves (24.2.18, 24.2.19).</w:t>
+      </w:r>
+    </w:p>
+    <w:p>
+      <w:pPr>
+        <w:pStyle w:val="Guidetext"/>
+      </w:pPr>
+      <w:r>
+        <w:rPr/>
+        <w:t>The stem is the main axis; it grows longer and produces leaves. Nodes are where leaves attach, and internodes are the stretches of stem between nodes. The terminal bud at the stem's end contains the shoot apical meristem and produces new leaves, and lateral (axillary) buds, where a leaf joins the stem, can grow into branches (24.2.20, 24.2.21).</w:t>
+      </w:r>
+    </w:p>
+    <w:p>
+      <w:pPr>
+        <w:pStyle w:val="Guidesubheading"/>
+      </w:pPr>
+      <w:r>
+        <w:rPr/>
+        <w:t>Monocots vs eudicots (24.2.22 to 24.2.24)</w:t>
       </w:r>
     </w:p>
     <w:p>
@@ -1016,60 +1069,7 @@
       </w:pPr>
       <w:r>
         <w:rPr/>
-        <w:t>Where it is: the vascular cylinder in roots, vascular bundles in stems, leaf veins in leaves (24.1.13).</w:t>
-      </w:r>
-    </w:p>
-    <w:p>
-      <w:pPr>
-        <w:pStyle w:val="Guidetext"/>
-      </w:pPr>
-      <w:r>
-        <w:rPr/>
-        <w:t>Traps: tracheid vs vessel element (both xylem, both carry water); sieve-tube member (no nucleus) vs companion cell (nucleus); collenchyma (living, flexible) vs sclerenchyma (mostly dead, rigid, lignin); fibers (long) vs sclereids (short) (24.1.10, 24.1.11, 24.1.15, 24.1.16).</w:t>
-      </w:r>
-    </w:p>
-    <w:p>
-      <w:pPr>
-        <w:pStyle w:val="Guidepart"/>
-      </w:pPr>
-      <w:bookmarkStart w:id="10" w:name="g242"/>
-      <w:r>
-        <w:rPr>
-          <w:rStyle w:val="Slidecode"/>
-        </w:rPr>
-        <w:t>24.2 Organs of Flowering Plants</w:t>
-      </w:r>
-      <w:r>
-        <w:rPr/>
-        <w:t xml:space="preserve"> (slides 18–25)</w:t>
-      </w:r>
-      <w:bookmarkEnd w:id="10"/>
-    </w:p>
-    <w:p>
-      <w:pPr>
-        <w:pStyle w:val="Guidetext"/>
-      </w:pPr>
-      <w:r>
-        <w:rPr/>
-        <w:t>Vegetative organs are all the plant parts except the reproductive structures (flowers, seeds and fruits); they handle growth and nutrition. There are three: roots, stems and leaves (24.2.18). Most flowering plants have a root system, which is just the roots, and a shoot system, the stem and leaves (24.2.18, 24.2.19).</w:t>
-      </w:r>
-    </w:p>
-    <w:p>
-      <w:pPr>
-        <w:pStyle w:val="Guidetext"/>
-      </w:pPr>
-      <w:r>
-        <w:rPr/>
-        <w:t>The stem is the main axis; it grows longer and produces leaves. Nodes are where leaves attach; internodes are the stretches of stem between nodes. The terminal bud at the stem's end contains the shoot apical meristem and produces new leaves (24.2.20, 24.2.21). Lateral (axillary) buds sit where a leaf joins the stem and can grow into branches (24.2.19, 24.2.21).</w:t>
-      </w:r>
-    </w:p>
-    <w:p>
-      <w:pPr>
-        <w:pStyle w:val="Guidesubheading"/>
-      </w:pPr>
-      <w:r>
-        <w:rPr/>
-        <w:t>Monocots vs eudicots (24.2.22 to 24.2.24)</w:t>
+        <w:t>Cotyledons (seed leaves): monocots have one, which acts as transfer tissue, passing on nutrients from the endosperm; eudicots have two, which supply the seedling's nutrients themselves (24.2.22, 24.2.23).</w:t>
       </w:r>
     </w:p>
     <w:p>
@@ -1082,7 +1082,7 @@
       </w:pPr>
       <w:r>
         <w:rPr/>
-        <w:t>Cotyledons (seed leaves): monocots have one, which acts as transfer tissue, passing on nutrients from the endosperm; eudicots have two, which supply the seedling's nutrients themselves (24.2.22, 24.2.23).</w:t>
+        <w:t>Roots: monocot vascular tissue is in a ring; in eudicots the phloem sits between the arms of the xylem (24.2.22, 24.2.23).</w:t>
       </w:r>
     </w:p>
     <w:p>
@@ -1095,7 +1095,7 @@
       </w:pPr>
       <w:r>
         <w:rPr/>
-        <w:t>Roots: monocot vascular tissue is in a ring; in eudicots the phloem sits between the arms of the xylem (24.2.22, 24.2.23).</w:t>
+        <w:t>Stems: monocot vascular bundles are scattered; eudicot bundles are in a distinct ring (24.2.24).</w:t>
       </w:r>
     </w:p>
     <w:p>
@@ -1108,7 +1108,7 @@
       </w:pPr>
       <w:r>
         <w:rPr/>
-        <w:t>Stems: monocot vascular bundles are scattered; eudicot bundles are in a distinct ring (24.2.24).</w:t>
+        <w:t>Leaves: monocots have parallel veins; eudicots have netted veins (24.2.22, 24.2.23).</w:t>
       </w:r>
     </w:p>
     <w:p>
@@ -1121,7 +1121,51 @@
       </w:pPr>
       <w:r>
         <w:rPr/>
-        <w:t>Leaves: monocots have parallel veins; eudicots have netted veins (24.2.22, 24.2.23).</w:t>
+        <w:t>Flowers: monocot parts in threes; eudicot parts in fours or fives. Pollen: monocots have one pore or slit, eudicots three (24.2.24).</w:t>
+      </w:r>
+    </w:p>
+    <w:p>
+      <w:pPr>
+        <w:pStyle w:val="Guidetext"/>
+      </w:pPr>
+      <w:r>
+        <w:rPr/>
+        <w:t>Annual plants live one growing season: they make just enough vegetative structures to support flowers and seeds, and die after the seeds are dispersed. Perennial plants live three or more seasons and spend energy on vegetative structures that keep them alive for years. The switch is a pair of flower-inducing genes, LEAFY and Apetala 1: blocking them makes an annual grow like a perennial (24.2.25).</w:t>
+      </w:r>
+    </w:p>
+    <w:p>
+      <w:pPr>
+        <w:pStyle w:val="Guidepart"/>
+      </w:pPr>
+      <w:bookmarkStart w:id="11" w:name="g243"/>
+      <w:r>
+        <w:rPr>
+          <w:rStyle w:val="Slidecode"/>
+        </w:rPr>
+        <w:t>24.3 Organization and Diversity of Roots</w:t>
+      </w:r>
+      <w:r>
+        <w:rPr/>
+        <w:t xml:space="preserve"> (slides 26–34)</w:t>
+      </w:r>
+      <w:bookmarkEnd w:id="11"/>
+    </w:p>
+    <w:p>
+      <w:pPr>
+        <w:pStyle w:val="Guidetext"/>
+      </w:pPr>
+      <w:r>
+        <w:rPr/>
+        <w:t>Root zones, from the tip up (24.3.26, 24.3.28): the root cap covers and protects the root apical meristem; in the zone of cell division the primary meristems divide; in the zone of elongation cells lengthen and begin to specialize; in the zone of maturation cells are fully differentiated, and root hairs grow there.</w:t>
+      </w:r>
+    </w:p>
+    <w:p>
+      <w:pPr>
+        <w:pStyle w:val="Guidesubheading"/>
+      </w:pPr>
+      <w:r>
+        <w:rPr/>
+        <w:t>Eudicot root tissues, from the outside in</w:t>
       </w:r>
     </w:p>
     <w:p>
@@ -1134,60 +1178,7 @@
       </w:pPr>
       <w:r>
         <w:rPr/>
-        <w:t>Flowers: monocot parts in threes; eudicot parts in fours or fives. Pollen: monocots have one pore or slit, eudicots three (24.2.24).</w:t>
-      </w:r>
-    </w:p>
-    <w:p>
-      <w:pPr>
-        <w:pStyle w:val="Guidetext"/>
-      </w:pPr>
-      <w:r>
-        <w:rPr/>
-        <w:t>Annual plants live one growing season: they make just enough vegetative structures to support flowers and seeds, and die after the seeds are dispersed. Perennial plants live three or more seasons and spend energy on vegetative structures that let them survive for years (24.2.25).</w:t>
-      </w:r>
-    </w:p>
-    <w:p>
-      <w:pPr>
-        <w:pStyle w:val="Guidetext"/>
-      </w:pPr>
-      <w:r>
-        <w:rPr/>
-        <w:t>The switch between the two is a pair of flower-inducing genes, LEAFY and Apetala 1: when they turn on, the shoot apical meristem stops making leaves and starts making flowers (textbook). Blocking these genes in an annual makes it grow like a perennial (24.2.25).</w:t>
-      </w:r>
-    </w:p>
-    <w:p>
-      <w:pPr>
-        <w:pStyle w:val="Guidepart"/>
-      </w:pPr>
-      <w:bookmarkStart w:id="11" w:name="g243"/>
-      <w:r>
-        <w:rPr>
-          <w:rStyle w:val="Slidecode"/>
-        </w:rPr>
-        <w:t>24.3 Organization and Diversity of Roots</w:t>
-      </w:r>
-      <w:r>
-        <w:rPr/>
-        <w:t xml:space="preserve"> (slides 26–34)</w:t>
-      </w:r>
-      <w:bookmarkEnd w:id="11"/>
-    </w:p>
-    <w:p>
-      <w:pPr>
-        <w:pStyle w:val="Guidetext"/>
-      </w:pPr>
-      <w:r>
-        <w:rPr/>
-        <w:t>Root zones, from the tip up (24.3.26, 24.3.28): the root cap covers and protects the root apical meristem; in the zone of cell division the primary meristems divide; in the zone of elongation cells lengthen and begin to specialize; in the zone of maturation cells are fully differentiated, and root hairs grow there.</w:t>
-      </w:r>
-    </w:p>
-    <w:p>
-      <w:pPr>
-        <w:pStyle w:val="Guidesubheading"/>
-      </w:pPr>
-      <w:r>
-        <w:rPr/>
-        <w:t>Eudicot root tissues, from the outside in</w:t>
+        <w:t>Epidermis: the outer layer of the root, with the root hairs (24.3.27, 24.3.28).</w:t>
       </w:r>
     </w:p>
     <w:p>
@@ -1200,7 +1191,7 @@
       </w:pPr>
       <w:r>
         <w:rPr/>
-        <w:t>Epidermis: the outer layer of the root, with the root hairs (24.3.27, 24.3.28).</w:t>
+        <w:t>Cortex: parenchyma cells; water and minerals move between and through them (24.3.27).</w:t>
       </w:r>
     </w:p>
     <w:p>
@@ -1213,7 +1204,7 @@
       </w:pPr>
       <w:r>
         <w:rPr/>
-        <w:t>Cortex: parenchyma cells; water and minerals move between and through them (24.3.27). It mainly stores food (textbook).</w:t>
+        <w:t>Endodermis: one layer of cells forming the boundary between the cortex and the vascular cylinder. Its Casparian strip, made of lignin and suberin, is a waterproof band, so water and minerals can't slip between the cells and must pass through the endodermal cells, which control what enters (24.3.27, 24.3.28). The slide calls lignin a protein; it isn't one.</w:t>
       </w:r>
     </w:p>
     <w:p>
@@ -1226,7 +1217,7 @@
       </w:pPr>
       <w:r>
         <w:rPr/>
-        <w:t>Endodermis: one layer of cells forming the boundary between the cortex and the vascular cylinder. Its Casparian strip, made of lignin and suberin, is a waterproof band, so water and minerals can't slip between the cells and must pass through the endodermal cells, which control what enters (24.3.27, 24.3.28). The slide says "protein lignin" (so does the textbook), but lignin isn't a protein.</w:t>
+        <w:t>Pericycle: just inside the endodermis; its cells keep dividing and start branch (lateral) roots, which grow out through the cortex (24.3.27, 24.3.29).</w:t>
       </w:r>
     </w:p>
     <w:p>
@@ -1239,7 +1230,132 @@
       </w:pPr>
       <w:r>
         <w:rPr/>
-        <w:t>Pericycle: just inside the endodermis; its cells keep dividing and start branch (lateral) roots, which grow out through the cortex (24.3.27, 24.3.29).</w:t>
+        <w:t>Vascular cylinder: in eudicots, star-shaped xylem with phloem between its arms (24.2.23, 24.3.28).</w:t>
+      </w:r>
+    </w:p>
+    <w:p>
+      <w:pPr>
+        <w:pStyle w:val="Guidetext"/>
+      </w:pPr>
+      <w:r>
+        <w:rPr/>
+        <w:t>Monocot roots have the same growth zones and the same layers (pericycle, endodermis, cortex, epidermis), but a central pith surrounded by a ring of vascular tissue (24.3.30, 24.3.31). The slide says they don't undergo secondary growth; the textbook says they undergo the same secondary growth as eudicot roots, and the textbook wins.</w:t>
+      </w:r>
+    </w:p>
+    <w:p>
+      <w:pPr>
+        <w:pStyle w:val="Guidetext"/>
+      </w:pPr>
+      <w:r>
+        <w:rPr/>
+        <w:t>Root types (24.3.32, 24.3.33): a taproot is one long, fleshy main root that grows straight down and stores food; a fibrous root system is many slender roots that anchor the plant (monocots). Specialized roots include storage roots (sweet potato), prop roots for support (corn), pneumatophores that reach above water for oxygen (mangrove), and aerial roots (orchids).</w:t>
+      </w:r>
+    </w:p>
+    <w:p>
+      <w:pPr>
+        <w:pStyle w:val="Guidetext"/>
+      </w:pPr>
+      <w:r>
+        <w:rPr/>
+        <w:t>Root partners (24.3.34): mycorrhizae are mutualistic fungi on roots that help extract water and minerals. Root nodules hold nitrogen-fixing bacteria: plants can't extract nitrogen from the air, but the bacteria take it up and reduce it, so the plant gets nitrogen and the bacteria get carbohydrates.</w:t>
+      </w:r>
+    </w:p>
+    <w:p>
+      <w:pPr>
+        <w:pStyle w:val="Guidetext"/>
+      </w:pPr>
+      <w:r>
+        <w:rPr/>
+        <w:t>Traps: root cap (protects the tip) vs root hairs (absorb, in the zone of maturation); endodermis (Casparian strip, controls entry) vs pericycle (makes branch roots); taproot vs fibrous roots; mycorrhizae (fungi) vs nodules (bacteria) (24.3.26, 24.3.27, 24.3.32, 24.3.34).</w:t>
+      </w:r>
+    </w:p>
+    <w:p>
+      <w:pPr>
+        <w:pStyle w:val="Guidepart"/>
+      </w:pPr>
+      <w:bookmarkStart w:id="12" w:name="g244"/>
+      <w:r>
+        <w:rPr>
+          <w:rStyle w:val="Slidecode"/>
+        </w:rPr>
+        <w:t>24.4 Organization and Diversity of Stems</w:t>
+      </w:r>
+      <w:r>
+        <w:rPr/>
+        <w:t xml:space="preserve"> (slides 35–49)</w:t>
+      </w:r>
+      <w:bookmarkEnd w:id="12"/>
+    </w:p>
+    <w:p>
+      <w:pPr>
+        <w:pStyle w:val="Guidetext"/>
+      </w:pPr>
+      <w:r>
+        <w:rPr/>
+        <w:t>A woody twig (24.4.35, 24.4.36): the terminal bud at the tip holds the shoot tip, protected by bud scales. Each spring the scales drop and leave a ring of scars, so each scar ring marks one year of growth.</w:t>
+      </w:r>
+    </w:p>
+    <w:p>
+      <w:pPr>
+        <w:pStyle w:val="Guidetext"/>
+      </w:pPr>
+      <w:r>
+        <w:rPr/>
+        <w:t>The shoot tip's primary meristems make the stem's primary tissues: protoderm makes the epidermis, ground meristem makes the pith and cortex, and procambium makes primary xylem and phloem (24.4.35, 24.4.37).</w:t>
+      </w:r>
+    </w:p>
+    <w:p>
+      <w:pPr>
+        <w:pStyle w:val="Guidetext"/>
+      </w:pPr>
+      <w:r>
+        <w:rPr/>
+        <w:t>Herbaceous (non-woody) stems have only primary growth and a waxy cuticle. Their vascular bundles are in a distinct ring in eudicots, with cortex outside and pith inside, and scattered in monocots (24.4.38, 24.4.39, 24.4.40).</w:t>
+      </w:r>
+    </w:p>
+    <w:p>
+      <w:pPr>
+        <w:pStyle w:val="Guidetext"/>
+      </w:pPr>
+      <w:r>
+        <w:rPr/>
+        <w:t>Woody stems have both primary growth, which adds length, and secondary growth, which adds girth (thickness). Secondary tissues come from lateral meristems: the vascular cambium makes secondary xylem and secondary phloem each year, and the cork cambium makes cork (24.4.41, 24.4.42, 24.4.43).</w:t>
+      </w:r>
+    </w:p>
+    <w:p>
+      <w:pPr>
+        <w:pStyle w:val="Guidetext"/>
+      </w:pPr>
+      <w:r>
+        <w:rPr/>
+        <w:t>A woody stem has three regions: bark, wood and pith (24.4.42, 24.4.46). The slide lists only bark and pith and says woody stems have no vascular tissue, which is wrong (the professor confirmed it): wood is secondary xylem and bark contains phloem (24.4.44, 24.4.45).</w:t>
+      </w:r>
+    </w:p>
+    <w:p>
+      <w:pPr>
+        <w:pStyle w:val="Guidetext"/>
+      </w:pPr>
+      <w:r>
+        <w:rPr/>
+        <w:t>Bark is everything outside the vascular cambium: cork, cork cambium, cortex and phloem (24.4.44). Girdling, removing a ring of bark all the way around, kills the tree, because the phloem in the bark can no longer carry organic nutrients (24.4.44).</w:t>
+      </w:r>
+    </w:p>
+    <w:p>
+      <w:pPr>
+        <w:pStyle w:val="Guidetext"/>
+      </w:pPr>
+      <w:r>
+        <w:rPr/>
+        <w:t>Wood is secondary xylem that builds up year after year; the vascular cambium is dormant in winter. Each annual ring is spring wood plus summer wood, and summer wood has fewer vessels, so counting rings gives the age. Sapwood, the outer rings, still carries water; heartwood, the inner rings of older trees, no longer does (24.4.45, 24.4.46, 24.4.47).</w:t>
+      </w:r>
+    </w:p>
+    <w:p>
+      <w:pPr>
+        <w:pStyle w:val="Guidesubheading"/>
+      </w:pPr>
+      <w:r>
+        <w:rPr/>
+        <w:t>Stem types (24.4.48, 24.4.49)</w:t>
       </w:r>
     </w:p>
     <w:p>
@@ -1252,34 +1368,7 @@
       </w:pPr>
       <w:r>
         <w:rPr/>
-        <w:t>Vascular cylinder: in eudicots, star-shaped xylem with phloem between its arms (24.2.23, 24.3.28).</w:t>
-      </w:r>
-    </w:p>
-    <w:p>
-      <w:pPr>
-        <w:pStyle w:val="Guidetext"/>
-      </w:pPr>
-      <w:r>
-        <w:rPr/>
-        <w:t>Monocot roots have the same growth zones and the same layers (pericycle, endodermis, cortex, epidermis), but a central pith surrounded by a ring of vascular tissue, and they don't undergo secondary growth (24.3.30, 24.3.31). (One textbook sentence says they do, but the textbook also says secondary growth occurs only in conifers and woody eudicots, which agrees with the slide.)</w:t>
-      </w:r>
-    </w:p>
-    <w:p>
-      <w:pPr>
-        <w:pStyle w:val="Guidetext"/>
-      </w:pPr>
-      <w:r>
-        <w:rPr/>
-        <w:t>Root types (24.3.32): a taproot is one long, fleshy main root that grows straight down and stores food (eudicots; textbook); a fibrous root system is many slender roots and lateral branches that anchor the plant (monocots).</w:t>
-      </w:r>
-    </w:p>
-    <w:p>
-      <w:pPr>
-        <w:pStyle w:val="Guidesubheading"/>
-      </w:pPr>
-      <w:r>
-        <w:rPr/>
-        <w:t>Root specializations (24.3.32, 24.3.33; examples from the textbook)</w:t>
+        <w:t>Stolons: above-ground horizontal stems that make new plants where their nodes touch the ground (strawberry runners) (24.4.48, 24.4.49).</w:t>
       </w:r>
     </w:p>
     <w:p>
@@ -1292,7 +1381,7 @@
       </w:pPr>
       <w:r>
         <w:rPr/>
-        <w:t>Storage roots store large amounts of carbohydrate (sweet potato) (24.3.32, 24.3.33).</w:t>
+        <w:t>Rhizomes: underground horizontal stems that contribute to asexual reproduction (24.4.48).</w:t>
       </w:r>
     </w:p>
     <w:p>
@@ -1305,7 +1394,7 @@
       </w:pPr>
       <w:r>
         <w:rPr/>
-        <w:t>Prop roots grow from the base of the stem for support in high wind (corn) (24.3.32, 24.3.33).</w:t>
+        <w:t>Tubers: enlarged food-storing parts of rhizomes; a potato is a tuber (24.4.48, 24.4.49).</w:t>
       </w:r>
     </w:p>
     <w:p>
@@ -1318,8 +1407,90 @@
       </w:pPr>
       <w:r>
         <w:rPr/>
-        <w:t>Pneumatophores grow up out of the water so the roots can get oxygen (mangrove, bald cypress) (24.3.33).</w:t>
-      </w:r>
+        <w:t>Corms: underground stems that make new plants the next season (24.4.48).</w:t>
+      </w:r>
+    </w:p>
+    <w:p>
+      <w:pPr>
+        <w:pStyle w:val="Guidetext"/>
+      </w:pPr>
+      <w:r>
+        <w:rPr/>
+        <w:t>Traps: primary growth (length, apical meristems) vs secondary growth (girth, lateral meristems); bark vs wood; spring vs summer wood; heartwood vs sapwood; stolon (above ground) vs rhizome (below ground); bundles in a ring (eudicot) vs scattered (monocot) (24.4.38, 24.4.42, 24.4.45, 24.4.47, 24.4.48).</w:t>
+      </w:r>
+    </w:p>
+    <w:p>
+      <w:pPr>
+        <w:pStyle w:val="Guidepart"/>
+      </w:pPr>
+      <w:bookmarkStart w:id="13" w:name="g245"/>
+      <w:r>
+        <w:rPr>
+          <w:rStyle w:val="Slidecode"/>
+        </w:rPr>
+        <w:t>24.5 Organization and Diversity of Leaves</w:t>
+      </w:r>
+      <w:r>
+        <w:rPr/>
+        <w:t xml:space="preserve"> (slides 50–55)</w:t>
+      </w:r>
+      <w:bookmarkEnd w:id="13"/>
+    </w:p>
+    <w:p>
+      <w:pPr>
+        <w:pStyle w:val="Guidetext"/>
+      </w:pPr>
+      <w:r>
+        <w:rPr/>
+        <w:t>The leaf carries on most of the plant's photosynthesis, which needs water, carbon dioxide and sunlight (24.5.50). A foliage leaf is usually broad and thin: the blade is the wide part, the petiole is the stalk attaching it to the stem, and the leaf axil, the upper angle between petiole and stem, holds the axillary bud. Evergreens keep their leaves all year; deciduous plants lose all of them (24.5.50).</w:t>
+      </w:r>
+    </w:p>
+    <w:p>
+      <w:pPr>
+        <w:pStyle w:val="Guidetext"/>
+      </w:pPr>
+      <w:r>
+        <w:rPr/>
+        <w:t>Inside a leaf (24.5.51, 24.5.52): upper and lower epidermis with a waxy cuticle and trichomes; stomata in the lower epidermis for gas exchange; and mesophyll, the chloroplast-filled middle. In eudicots the mesophyll has two layers: palisade mesophyll, elongated cells near the top that do most of the photosynthesis, and spongy mesophyll, irregular cells bounded by air spaces. Leaf veins bring water and minerals in through the xylem and carry sugar out through the phloem.</w:t>
+      </w:r>
+    </w:p>
+    <w:p>
+      <w:pPr>
+        <w:pStyle w:val="Guidetext"/>
+      </w:pPr>
+      <w:r>
+        <w:rPr/>
+        <w:t>Carbon dioxide enters through the stomata, and oxygen and water vapor leave; the figure description saying carbon dioxide leaves is a slip (24.5.52).</w:t>
+      </w:r>
+    </w:p>
+    <w:p>
+      <w:pPr>
+        <w:pStyle w:val="Guidetext"/>
+      </w:pPr>
+      <w:r>
+        <w:rPr/>
+        <w:t>Leaves are arranged on the stem as alternate, opposite (two per node) or whorled (several per node), and a blade is simple (one piece) or compound (divided into leaflets) (24.5.53, 24.5.54). Leaves are also adapted to their environment: shade leaves, spines (a cactus's spines are modified leaves that protect the stem), climbing tendrils, reduced leaves, and insect-catching leaves such as the sundew's and the Venus flytrap's (24.5.53, 24.5.55).</w:t>
+      </w:r>
+    </w:p>
+    <w:p>
+      <w:pPr>
+        <w:pStyle w:val="Guidetext"/>
+      </w:pPr>
+      <w:r>
+        <w:rPr/>
+        <w:t>Traps: blade vs petiole; palisade vs spongy mesophyll; simple vs compound; alternate vs opposite vs whorled; evergreen vs deciduous; cactus spines are leaves, not stems (24.5.50, 24.5.51, 24.5.53, 24.5.55).</w:t>
+      </w:r>
+    </w:p>
+    <w:p>
+      <w:pPr>
+        <w:pStyle w:val="Guidepart"/>
+      </w:pPr>
+      <w:bookmarkStart w:id="14" w:name="g249"/>
+      <w:r>
+        <w:rPr/>
+        <w:t>Look these up, don't memorize</w:t>
+      </w:r>
+      <w:bookmarkEnd w:id="14"/>
     </w:p>
     <w:p>
       <w:pPr>
@@ -1331,114 +1502,7 @@
       </w:pPr>
       <w:r>
         <w:rPr/>
-        <w:t>Aerial roots support, climb or take up moisture and sunlight (orchids, English ivy) (24.3.32, 24.3.33).</w:t>
-      </w:r>
-    </w:p>
-    <w:p>
-      <w:pPr>
-        <w:pStyle w:val="Guidetext"/>
-      </w:pPr>
-      <w:r>
-        <w:rPr/>
-        <w:t>Root partners (24.3.34): mycorrhizae are mutualistic fungi on roots that help extract water and minerals. Root nodules hold nitrogen-fixing bacteria: plants can't extract nitrogen from the air, but the bacteria take it up and reduce it, so the plant gets nitrogen and the bacteria get carbohydrates.</w:t>
-      </w:r>
-    </w:p>
-    <w:p>
-      <w:pPr>
-        <w:pStyle w:val="Guidetext"/>
-      </w:pPr>
-      <w:r>
-        <w:rPr/>
-        <w:t>Traps: root cap (protects the tip) vs root hairs (absorb, in the zone of maturation); endodermis (Casparian strip, controls entry) vs pericycle (makes branch roots); taproot vs fibrous roots; mycorrhizae (fungi) vs nodules (bacteria) (24.3.26, 24.3.27, 24.3.32, 24.3.34).</w:t>
-      </w:r>
-    </w:p>
-    <w:p>
-      <w:pPr>
-        <w:pStyle w:val="Guidepart"/>
-      </w:pPr>
-      <w:bookmarkStart w:id="12" w:name="g244"/>
-      <w:r>
-        <w:rPr>
-          <w:rStyle w:val="Slidecode"/>
-        </w:rPr>
-        <w:t>24.4 Organization and Diversity of Stems</w:t>
-      </w:r>
-      <w:r>
-        <w:rPr/>
-        <w:t xml:space="preserve"> (slides 35–49)</w:t>
-      </w:r>
-      <w:bookmarkEnd w:id="12"/>
-    </w:p>
-    <w:p>
-      <w:pPr>
-        <w:pStyle w:val="Guidetext"/>
-      </w:pPr>
-      <w:r>
-        <w:rPr/>
-        <w:t>A woody twig (24.4.35, 24.4.36): the terminal bud at the tip holds the shoot tip, protected by bud scales. Each spring the scales drop and leave a ring of scars, so each scar ring marks one year of growth. Leaves attach at nodes, with axillary buds; lenticels dot the bark.</w:t>
-      </w:r>
-    </w:p>
-    <w:p>
-      <w:pPr>
-        <w:pStyle w:val="Guidetext"/>
-      </w:pPr>
-      <w:r>
-        <w:rPr/>
-        <w:t>The shoot apical meristem, inside the terminal bud and wrapped in leaf primordia (young leaves), makes the cells that lengthen the stem. Its primary meristems: protoderm makes the epidermis, ground meristem makes the pith and cortex, procambium makes primary xylem and phloem. Mature vascular bundles also contain vascular cambium (24.4.35, 24.4.37).</w:t>
-      </w:r>
-    </w:p>
-    <w:p>
-      <w:pPr>
-        <w:pStyle w:val="Guidetext"/>
-      </w:pPr>
-      <w:r>
-        <w:rPr/>
-        <w:t>Herbaceous (non-woody) stems have only primary growth and a waxy cuticle. Their vascular bundles are in a distinct ring in eudicots, with cortex outside and pith inside, and scattered in monocots (24.4.38, 24.4.39, 24.4.40).</w:t>
-      </w:r>
-    </w:p>
-    <w:p>
-      <w:pPr>
-        <w:pStyle w:val="Guidetext"/>
-      </w:pPr>
-      <w:r>
-        <w:rPr/>
-        <w:t>Woody stems have both primary growth, which adds length, and secondary growth, which adds girth (thickness). Secondary tissues come from lateral meristems: the vascular cambium makes secondary xylem and secondary phloem each year, and the cork cambium makes cork (24.4.41, 24.4.42, 24.4.43).</w:t>
-      </w:r>
-    </w:p>
-    <w:p>
-      <w:pPr>
-        <w:pStyle w:val="Guidetext"/>
-      </w:pPr>
-      <w:r>
-        <w:rPr/>
-        <w:t>A woody stem has three regions: bark, wood and pith (24.4.42, 24.4.46). The slide's "woody stems have no vascular tissue" is wrong (the professor confirmed it): wood is secondary xylem and bark contains phloem (24.4.44, 24.4.45). The slide also lists only bark and pith; the third region is wood.</w:t>
-      </w:r>
-    </w:p>
-    <w:p>
-      <w:pPr>
-        <w:pStyle w:val="Guidetext"/>
-      </w:pPr>
-      <w:r>
-        <w:rPr/>
-        <w:t>Bark is everything outside the vascular cambium: cork, cork cambium, cortex and phloem (24.4.44). Girdling, removing a ring of bark all the way around, kills the tree, because the phloem in the bark can no longer carry organic nutrients (24.4.44).</w:t>
-      </w:r>
-    </w:p>
-    <w:p>
-      <w:pPr>
-        <w:pStyle w:val="Guidetext"/>
-      </w:pPr>
-      <w:r>
-        <w:rPr/>
-        <w:t>Wood is secondary xylem that builds up year after year; the vascular cambium is dormant in winter. Each annual ring is spring wood plus summer wood, and summer wood has fewer vessels, so counting rings gives the age. Sapwood, the outer rings, still carries water; heartwood, the inner rings of older trees, no longer does (24.4.45, 24.4.46, 24.4.47).</w:t>
-      </w:r>
-    </w:p>
-    <w:p>
-      <w:pPr>
-        <w:pStyle w:val="Guidesubheading"/>
-      </w:pPr>
-      <w:r>
-        <w:rPr/>
-        <w:t>Stem types (24.4.48, 24.4.49)</w:t>
+        <w:t>Which meristem makes what, and every cell type side by side: the Meristems and Cell and tissue types tables.</w:t>
       </w:r>
     </w:p>
     <w:p>
@@ -1451,7 +1515,7 @@
       </w:pPr>
       <w:r>
         <w:rPr/>
-        <w:t>Stolons: above-ground horizontal stems that make new plants where their nodes touch the ground (strawberry runners) (24.4.48, 24.4.49).</w:t>
+        <w:t>Root zones and root tissues in order: the Sequences; root types, specializations and partners: the Roots table.</w:t>
       </w:r>
     </w:p>
     <w:p>
@@ -1464,7 +1528,7 @@
       </w:pPr>
       <w:r>
         <w:rPr/>
-        <w:t>Rhizomes: underground horizontal stems that contribute to asexual reproduction (iris) (24.4.48, 24.4.49).</w:t>
+        <w:t>Monocot vs eudicot features: the Monocots vs eudicots table.</w:t>
       </w:r>
     </w:p>
     <w:p>
@@ -1477,7 +1541,7 @@
       </w:pPr>
       <w:r>
         <w:rPr/>
-        <w:t>Tubers: enlarged parts of rhizomes that store food; a potato is a tuber (24.4.48, 24.4.49).</w:t>
+        <w:t>Woody stem regions, stem types and leaf terms with examples: the Woody stem, Stems and Leaves tables.</w:t>
       </w:r>
     </w:p>
     <w:p>
@@ -1490,7 +1554,111 @@
       </w:pPr>
       <w:r>
         <w:rPr/>
-        <w:t>Corms: underground stems that make new plants the next season (gladiolus) (24.4.48, 24.4.49).</w:t>
+        <w:t>Uses (sugar cane, cinnamon, quinine, wood, hemp): the Uses table.</w:t>
+      </w:r>
+    </w:p>
+    <w:p>
+      <w:pPr>
+        <w:pStyle w:val="Chapterheading"/>
+      </w:pPr>
+      <w:r>
+        <w:rPr>
+          <w:rStyle w:val="Slidecode"/>
+        </w:rPr>
+        <w:t>Chapter 25: Flowering Plants: Nutrition and Transport</w:t>
+      </w:r>
+    </w:p>
+    <w:p>
+      <w:pPr>
+        <w:pStyle w:val="Guideheading"/>
+      </w:pPr>
+      <w:bookmarkStart w:id="15" w:name="g250"/>
+      <w:r>
+        <w:rPr>
+          <w:rStyle w:val="Slidecode"/>
+        </w:rPr>
+        <w:t>Quick guide: the big picture</w:t>
+      </w:r>
+      <w:bookmarkEnd w:id="15"/>
+    </w:p>
+    <w:p>
+      <w:pPr>
+        <w:pStyle w:val="Guidetext"/>
+      </w:pPr>
+      <w:r>
+        <w:rPr/>
+        <w:t>Ch 25 is about how a plant feeds itself and moves materials around. A plant builds most of its body from carbon dioxide and water; everything else comes from the soil as minerals (25.1.3). Water and minerals travel up in the xylem, and sugar travels in the phloem to wherever it's needed (25.3.28, 25.3.29).</w:t>
+      </w:r>
+    </w:p>
+    <w:p>
+      <w:pPr>
+        <w:pStyle w:val="Guidetext"/>
+      </w:pPr>
+      <w:r>
+        <w:rPr/>
+        <w:t>Most of the chapter is about how things move. Water always moves passively, from higher to lower water potential, and the plant spends no energy on it (25.3.31, 25.3.37). Minerals and sugar are moved actively: a pump uses ATP to push hydrogen ions (H+) out of a cell, and the H+ gradient then drives minerals and sugar across the membrane (25.2.21, 25.3.45).</w:t>
+      </w:r>
+    </w:p>
+    <w:p>
+      <w:pPr>
+        <w:pStyle w:val="Guidepart"/>
+      </w:pPr>
+      <w:bookmarkStart w:id="16" w:name="g251"/>
+      <w:r>
+        <w:rPr>
+          <w:rStyle w:val="Slidecode"/>
+        </w:rPr>
+        <w:t>25.1 Plant Nutrition and Soil</w:t>
+      </w:r>
+      <w:r>
+        <w:rPr/>
+        <w:t xml:space="preserve"> (slides 3–18)</w:t>
+      </w:r>
+      <w:bookmarkEnd w:id="16"/>
+    </w:p>
+    <w:p>
+      <w:pPr>
+        <w:pStyle w:val="Guidetext"/>
+      </w:pPr>
+      <w:r>
+        <w:rPr/>
+        <w:t>About 95% of a plant's dry weight is carbon, hydrogen and oxygen, the building blocks of organic compounds such as carbohydrates. Carbon dioxide supplies the carbon, and water supplies the hydrogen and oxygen (25.1.3). Everything else is absorbed by the roots as minerals; a mineral is an inorganic substance, usually with two or more elements (25.1.3).</w:t>
+      </w:r>
+    </w:p>
+    <w:p>
+      <w:pPr>
+        <w:pStyle w:val="Guidetext"/>
+      </w:pPr>
+      <w:r>
+        <w:rPr/>
+        <w:t>Leaves take in carbon dioxide and release oxygen and water; roots take in water, oxygen and minerals and release carbon dioxide, because root cells carry on cellular respiration (25.1.5). That's why roots need air in the soil: overwatering fills the air spaces and the plant dies (textbook).</w:t>
+      </w:r>
+    </w:p>
+    <w:p>
+      <w:pPr>
+        <w:pStyle w:val="Guidetext"/>
+      </w:pPr>
+      <w:r>
+        <w:rPr/>
+        <w:t>A nutrient is essential if it has an identifiable role, no other nutrient can substitute for it, and a deficiency causes the plant to die (25.1.4). Essential nutrients are macronutrients, needed in larger amounts (C, H, O, N, P, K, S, Ca, Mg), or micronutrients, needed in smaller amounts (Fe, B, Mn, Cu, Zn, Cl, Mo) (25.1.4). The slide's macronutrient list leaves out nitrogen (N); the textbook includes it.</w:t>
+      </w:r>
+    </w:p>
+    <w:p>
+      <w:pPr>
+        <w:pStyle w:val="Guidetext"/>
+      </w:pPr>
+      <w:r>
+        <w:rPr/>
+        <w:t>Hydroponics, growing plants in water with dissolved nutrients, proved that plants need only sunlight, water and minerals; leaving one nutrient out and watching growth suffer shows it's essential (25.1.6, 25.1.7). Deficiencies cause stunted growth and other symptoms, such as light yellow leaves without nitrogen (25.1.6, 25.1.8). Fertilizer's NPK ratio is its percentage by weight of nitrogen, phosphorus and potassium (25.1.6, 25.1.8).</w:t>
+      </w:r>
+    </w:p>
+    <w:p>
+      <w:pPr>
+        <w:pStyle w:val="Guidesubheading"/>
+      </w:pPr>
+      <w:r>
+        <w:rPr/>
+        <w:t>Soil</w:t>
       </w:r>
     </w:p>
     <w:p>
@@ -1503,99 +1671,8 @@
       </w:pPr>
       <w:r>
         <w:rPr/>
-        <w:t>Uses: sugar cane stems give table sugar; bark gives cinnamon and quinine; wood gives paper and building materials (24.4.48).</w:t>
-      </w:r>
-    </w:p>
-    <w:p>
-      <w:pPr>
-        <w:pStyle w:val="Guidetext"/>
-      </w:pPr>
-      <w:r>
-        <w:rPr/>
-        <w:t>Traps: primary growth (length, apical meristems) vs secondary growth (girth, lateral meristems); bark vs wood; spring vs summer wood; heartwood vs sapwood; stolon (above ground) vs rhizome (below ground); bundles in a ring (eudicot) vs scattered (monocot) (24.4.38, 24.4.42, 24.4.45, 24.4.47, 24.4.48).</w:t>
-      </w:r>
-    </w:p>
-    <w:p>
-      <w:pPr>
-        <w:pStyle w:val="Guidepart"/>
-      </w:pPr>
-      <w:bookmarkStart w:id="13" w:name="g245"/>
-      <w:r>
-        <w:rPr>
-          <w:rStyle w:val="Slidecode"/>
-        </w:rPr>
-        <w:t>24.5 Organization and Diversity of Leaves</w:t>
-      </w:r>
-      <w:r>
-        <w:rPr/>
-        <w:t xml:space="preserve"> (slides 50–55)</w:t>
-      </w:r>
-      <w:bookmarkEnd w:id="13"/>
-    </w:p>
-    <w:p>
-      <w:pPr>
-        <w:pStyle w:val="Guidetext"/>
-      </w:pPr>
-      <w:r>
-        <w:rPr/>
-        <w:t>The leaf carries on most of the plant's photosynthesis, which needs water, carbon dioxide and sunlight (24.5.50). A foliage leaf is usually broad and thin: the blade is the wide part, the petiole is the stalk attaching it to the stem, and the leaf axil, the upper angle between petiole and stem, holds the axillary bud (24.5.50). Evergreens keep their leaves all year; deciduous plants lose all of them (24.5.50).</w:t>
-      </w:r>
-    </w:p>
-    <w:p>
-      <w:pPr>
-        <w:pStyle w:val="Guidetext"/>
-      </w:pPr>
-      <w:r>
-        <w:rPr/>
-        <w:t>Inside a leaf (24.5.51, 24.5.52): upper and lower epidermis with a waxy cuticle and trichomes; stomata in the lower epidermis for gas exchange; and mesophyll, the chloroplast-filled middle. In eudicots the mesophyll has two layers: palisade mesophyll, elongated cells near the top, and spongy mesophyll, irregular cells bounded by air spaces. Leaf veins bring water and minerals in through the xylem and carry sugar out through the phloem.</w:t>
-      </w:r>
-    </w:p>
-    <w:p>
-      <w:pPr>
-        <w:pStyle w:val="Guidetext"/>
-      </w:pPr>
-      <w:r>
-        <w:rPr/>
-        <w:t>The palisade layer does most of the photosynthesis, and the spongy layer's air spaces let carbon dioxide spread through the leaf (textbook). Carbon dioxide enters through the stomata, and oxygen and water vapor leave; the figure description saying carbon dioxide leaves is a slip (24.5.52).</w:t>
-      </w:r>
-    </w:p>
-    <w:p>
-      <w:pPr>
-        <w:pStyle w:val="Guidetext"/>
-      </w:pPr>
-      <w:r>
-        <w:rPr/>
-        <w:t>Leaf variety (24.5.53, 24.5.54): leaves are arranged on the stem as alternate (beech), opposite (maple) or whorled (bedstraw); a simple leaf has one blade (magnolia), while a compound leaf is divided into leaflets, pinnately in pairs (black walnut) or palmately from one point (buckeye).</w:t>
-      </w:r>
-    </w:p>
-    <w:p>
-      <w:pPr>
-        <w:pStyle w:val="Guidetext"/>
-      </w:pPr>
-      <w:r>
-        <w:rPr/>
-        <w:t>Leaves are adapted to their environment (24.5.53, 24.5.55; examples from the textbook): broad shade leaves; cactus spines, which are modified leaves that protect the fleshy stem; climbing leaves modified into tendrils (cucumber); reduced leaves (desert plants); and insect-catching leaves, as in the sundew (sticky hairs) and the Venus flytrap (hinged leaves that snap shut). Carnivorous plants grow where soil nitrogen is scarce, and the digested insects supply it (textbook).</w:t>
-      </w:r>
-    </w:p>
-    <w:p>
-      <w:pPr>
-        <w:pStyle w:val="Guidetext"/>
-      </w:pPr>
-      <w:r>
-        <w:rPr/>
-        <w:t>Traps: blade vs petiole; palisade vs spongy mesophyll; simple vs compound; alternate vs opposite vs whorled; evergreen vs deciduous; cactus spines are leaves, not stems (24.5.50, 24.5.51, 24.5.53, 24.5.55).</w:t>
-      </w:r>
-    </w:p>
-    <w:p>
-      <w:pPr>
-        <w:pStyle w:val="Guidepart"/>
-      </w:pPr>
-      <w:bookmarkStart w:id="14" w:name="g249"/>
-      <w:r>
-        <w:rPr/>
-        <w:t>Look these up, don't memorize</w:t>
-      </w:r>
-      <w:bookmarkEnd w:id="14"/>
+        <w:t>Soil is a mixture of mineral particles, decaying organic material, living organisms, air and water (25.1.9).</w:t>
+      </w:r>
     </w:p>
     <w:p>
       <w:pPr>
@@ -1607,7 +1684,7 @@
       </w:pPr>
       <w:r>
         <w:rPr/>
-        <w:t>Primary meristems and what each one makes; the three tissue types and their cells: the tissue tables.</w:t>
+        <w:t>It forms by weathering of rock: mechanical (wind, rain, ice, rock grinding on rock) or chemical (acid rain, degradation by lichens and mosses) (25.1.9).</w:t>
       </w:r>
     </w:p>
     <w:p>
@@ -1620,7 +1697,7 @@
       </w:pPr>
       <w:r>
         <w:rPr/>
-        <w:t>Root zones and root tissues in order, root types and root specializations: the root tables.</w:t>
+        <w:t>Particles: sand is largest, and water drains readily between the grains; silt is in between; clay is smallest, with small spaces that fill with water. Loam combines sand's aeration with the mineral retention of silt and clay (25.1.10).</w:t>
       </w:r>
     </w:p>
     <w:p>
@@ -1633,7 +1710,7 @@
       </w:pPr>
       <w:r>
         <w:rPr/>
-        <w:t>Monocot vs eudicot: the comparison table.</w:t>
+        <w:t>Humus (decaying organic material) decreases runoff, prevents leaching (minerals being washed away), makes soil more acidic and retains positively charged minerals; bacteria and fungi break it down and return its nutrients to plants (25.1.11).</w:t>
       </w:r>
     </w:p>
     <w:p>
@@ -1646,7 +1723,87 @@
       </w:pPr>
       <w:r>
         <w:rPr/>
-        <w:t>Stem types, leaf arrangements and leaf adaptations: the stem and leaf tables.</w:t>
+        <w:t>Living organisms: plant roots open soil to bedrock, earthworms and ants mix and aerate it, microorganisms decompose humus, and soil bacteria make nitrogen available to plants (25.1.14).</w:t>
+      </w:r>
+    </w:p>
+    <w:p>
+      <w:pPr>
+        <w:pStyle w:val="Guidetext"/>
+      </w:pPr>
+      <w:r>
+        <w:rPr/>
+        <w:t>Cation exchange (25.1.12, 25.1.13): clay and humus are negatively charged, so they hold positive mineral ions such as calcium (Ca2+) and potassium (K+), which keeps them from leaching away. A root hair releases hydrogen ions (H+), which exchange places with those minerals, so the root can take them up. Cation exchange capacity (CEC) is how many negative sites a soil has to bind them; sandy soil has a lower CEC.</w:t>
+      </w:r>
+    </w:p>
+    <w:p>
+      <w:pPr>
+        <w:pStyle w:val="Guidetext"/>
+      </w:pPr>
+      <w:r>
+        <w:rPr/>
+        <w:t>A soil profile is a vertical section from the surface down to unaltered rock, in layers called horizons (25.1.15, 25.1.16): A, the topsoil, with litter and the most humus; B, the subsoil, where inorganic nutrients leached from above accumulate; C, the weathered parent material (bedrock). The profile varies with the parent rock and climate.</w:t>
+      </w:r>
+    </w:p>
+    <w:p>
+      <w:pPr>
+        <w:pStyle w:val="Guidetext"/>
+      </w:pPr>
+      <w:r>
+        <w:rPr/>
+        <w:t>Erosion is water or wind carrying soil away; plowing, overgrazing, clearing land and stronger coastal storms make it worse. Crop rotation, reduced tillage and companion crops reduce farmland erosion, and trees prevent coastal erosion (25.1.17, 25.1.18).</w:t>
+      </w:r>
+    </w:p>
+    <w:p>
+      <w:pPr>
+        <w:pStyle w:val="Guidetext"/>
+      </w:pPr>
+      <w:r>
+        <w:rPr/>
+        <w:t>Traps: macro vs micro (amount needed, not importance); sand (drains) vs clay (holds water); A vs B vs C horizon; leaching vs cation exchange (25.1.4, 25.1.10, 25.1.12, 25.1.15).</w:t>
+      </w:r>
+    </w:p>
+    <w:p>
+      <w:pPr>
+        <w:pStyle w:val="Guidepart"/>
+      </w:pPr>
+      <w:bookmarkStart w:id="17" w:name="g252"/>
+      <w:r>
+        <w:rPr>
+          <w:rStyle w:val="Slidecode"/>
+        </w:rPr>
+        <w:t>25.2 Water and Mineral Uptake</w:t>
+      </w:r>
+      <w:r>
+        <w:rPr/>
+        <w:t xml:space="preserve"> (slides 19–27)</w:t>
+      </w:r>
+      <w:bookmarkEnd w:id="17"/>
+    </w:p>
+    <w:p>
+      <w:pPr>
+        <w:pStyle w:val="Guidetext"/>
+      </w:pPr>
+      <w:r>
+        <w:rPr/>
+        <w:t>Water and minerals enter the root by the same two pathways (25.2.19, 25.2.23): pathway A, between the porous cell walls until the Casparian strip of the endodermis blocks the way and forces them into the endodermal cells; pathway B, into root hairs and then from cell to cell through plasmodesmata (cytoplasmic strands connecting neighboring cells). Either way, everything reaching the xylem has passed through the endodermal cells.</w:t>
+      </w:r>
+    </w:p>
+    <w:p>
+      <w:pPr>
+        <w:pStyle w:val="Guidetext"/>
+      </w:pPr>
+      <w:r>
+        <w:rPr/>
+        <w:t>Water enters root cells passively, by osmosis, when there is more water outside the root than inside; the slide words this as the root's osmotic pressure being lower than the soil's (25.2.19). Minerals are different: plant cells spend energy to take them up actively and concentrate them, and the Casparian strip prevents backflow, so root xylem holds far more minerals than the soil (25.2.19, 25.2.20).</w:t>
+      </w:r>
+    </w:p>
+    <w:p>
+      <w:pPr>
+        <w:pStyle w:val="Guidesubheading"/>
+      </w:pPr>
+      <w:r>
+        <w:rPr/>
+        <w:t>Order of mineral uptake across the membrane</w:t>
       </w:r>
     </w:p>
     <w:p>
@@ -1659,129 +1816,7 @@
       </w:pPr>
       <w:r>
         <w:rPr/>
-        <w:t>Exact numbers: don't memorize them.</w:t>
-      </w:r>
-    </w:p>
-    <w:p>
-      <w:pPr>
-        <w:pStyle w:val="Chapterheading"/>
-      </w:pPr>
-      <w:r>
-        <w:rPr>
-          <w:rStyle w:val="Slidecode"/>
-        </w:rPr>
-        <w:t>Chapter 25: Flowering Plants: Nutrition and Transport</w:t>
-      </w:r>
-    </w:p>
-    <w:p>
-      <w:pPr>
-        <w:pStyle w:val="Guideheading"/>
-      </w:pPr>
-      <w:bookmarkStart w:id="15" w:name="g250"/>
-      <w:r>
-        <w:rPr>
-          <w:rStyle w:val="Slidecode"/>
-        </w:rPr>
-        <w:t>Quick guide: the big picture</w:t>
-      </w:r>
-      <w:bookmarkEnd w:id="15"/>
-    </w:p>
-    <w:p>
-      <w:pPr>
-        <w:pStyle w:val="Guidetext"/>
-      </w:pPr>
-      <w:r>
-        <w:rPr/>
-        <w:t>Ch 25 is about how a plant feeds itself and moves materials around. A plant builds most of its body from carbon dioxide and water; everything else comes from the soil as minerals (25.1.3). Water and minerals travel up in the xylem, and sugar travels in the phloem to wherever it's needed (25.3.28, 25.3.29).</w:t>
-      </w:r>
-    </w:p>
-    <w:p>
-      <w:pPr>
-        <w:pStyle w:val="Guidetext"/>
-      </w:pPr>
-      <w:r>
-        <w:rPr/>
-        <w:t>Most of the chapter is about how things move. Water always moves passively, from higher to lower water potential, and the plant spends no energy on it (25.3.31, 25.3.37). Minerals and sugar are moved actively: a pump uses ATP to push hydrogen ions (H+) out of a cell, and the H+ gradient then drives minerals and sugar across the membrane (25.2.21, 25.3.45).</w:t>
-      </w:r>
-    </w:p>
-    <w:p>
-      <w:pPr>
-        <w:pStyle w:val="Guidetext"/>
-      </w:pPr>
-      <w:r>
-        <w:rPr/>
-        <w:t>This deck is from the same edition as the textbook, so the slides and the book match closely.</w:t>
-      </w:r>
-    </w:p>
-    <w:p>
-      <w:pPr>
-        <w:pStyle w:val="Guidepart"/>
-      </w:pPr>
-      <w:bookmarkStart w:id="16" w:name="g251"/>
-      <w:r>
-        <w:rPr>
-          <w:rStyle w:val="Slidecode"/>
-        </w:rPr>
-        <w:t>25.1 Plant Nutrition and Soil</w:t>
-      </w:r>
-      <w:r>
-        <w:rPr/>
-        <w:t xml:space="preserve"> (slides 3–18)</w:t>
-      </w:r>
-      <w:bookmarkEnd w:id="16"/>
-    </w:p>
-    <w:p>
-      <w:pPr>
-        <w:pStyle w:val="Guidetext"/>
-      </w:pPr>
-      <w:r>
-        <w:rPr/>
-        <w:t>About 95% of a plant's dry weight is carbon, hydrogen and oxygen, the building blocks of organic compounds such as carbohydrates. Carbon dioxide supplies the carbon, and water supplies the hydrogen and oxygen (25.1.3). Everything else is absorbed by the roots as minerals; a mineral is an inorganic substance, usually with two or more elements (25.1.3).</w:t>
-      </w:r>
-    </w:p>
-    <w:p>
-      <w:pPr>
-        <w:pStyle w:val="Guidetext"/>
-      </w:pPr>
-      <w:r>
-        <w:rPr/>
-        <w:t>Leaves take in carbon dioxide and release oxygen and water; roots take in water, oxygen and minerals and release carbon dioxide, because root cells carry on cellular respiration (25.1.5). That's why roots need air in the soil: overwatering fills the air spaces and the plant dies (textbook).</w:t>
-      </w:r>
-    </w:p>
-    <w:p>
-      <w:pPr>
-        <w:pStyle w:val="Guidetext"/>
-      </w:pPr>
-      <w:r>
-        <w:rPr/>
-        <w:t>A nutrient is essential if it has an identifiable role, no other nutrient can substitute for it, and a deficiency causes the plant to die (25.1.4). Essential nutrients are macronutrients, needed in larger amounts (C, H, O, N, P, K, S, Ca, Mg), or micronutrients, needed in smaller amounts (Fe, B, Mn, Cu, Zn, Cl, Mo) (25.1.4). The slide's macronutrient list leaves out nitrogen (N); the textbook includes it.</w:t>
-      </w:r>
-    </w:p>
-    <w:p>
-      <w:pPr>
-        <w:pStyle w:val="Guidetext"/>
-      </w:pPr>
-      <w:r>
-        <w:rPr/>
-        <w:t>Why minerals matter (textbook): nitrogen goes into nucleic acids and proteins, magnesium into chlorophyll, and iron into cytochromes.</w:t>
-      </w:r>
-    </w:p>
-    <w:p>
-      <w:pPr>
-        <w:pStyle w:val="Guidetext"/>
-      </w:pPr>
-      <w:r>
-        <w:rPr/>
-        <w:t>Hydroponics, growing plants in water with dissolved nutrients, proved that plants need only sunlight, water and minerals; leaving one nutrient out and watching growth suffer shows it's essential (25.1.6, 25.1.7). Deficiencies cause stunted growth and other symptoms, such as light yellow leaves without nitrogen (25.1.6, 25.1.8). Fertilizer's NPK ratio is its percentage by weight of nitrogen, phosphorus and potassium (25.1.6, 25.1.8).</w:t>
-      </w:r>
-    </w:p>
-    <w:p>
-      <w:pPr>
-        <w:pStyle w:val="Guidesubheading"/>
-      </w:pPr>
-      <w:r>
-        <w:rPr/>
-        <w:t>Soil</w:t>
+        <w:t>1. A proton pump in the plasma membrane uses ATP to pump hydrogen ions (H+) out of the cell (25.2.21, 25.2.23).</w:t>
       </w:r>
     </w:p>
     <w:p>
@@ -1794,7 +1829,7 @@
       </w:pPr>
       <w:r>
         <w:rPr/>
-        <w:t>Soil is a mixture of mineral particles, decaying organic material, living organisms, air and water (25.1.9).</w:t>
+        <w:t>2. The resulting electrochemical gradient drives positive ions such as potassium (K+) into the cell through channel proteins (25.2.21, 25.2.23).</w:t>
       </w:r>
     </w:p>
     <w:p>
@@ -1807,7 +1842,7 @@
       </w:pPr>
       <w:r>
         <w:rPr/>
-        <w:t>It forms by weathering of rock: mechanical (wind, rain, ice, rock grinding on rock) or chemical (acid rain, degradation by lichens and mosses) (25.1.9).</w:t>
+        <w:t>3. Negative mineral ions such as nitrate (NO3−) and phosphate (HPO4²−) come in together with H+ through carrier proteins; this needs no extra energy, because H+ is moving down its gradient (25.2.21, 25.2.23).</w:t>
       </w:r>
     </w:p>
     <w:p>
@@ -1820,8 +1855,144 @@
       </w:pPr>
       <w:r>
         <w:rPr/>
-        <w:t>Particles: sand is largest, and water drains readily between the grains; silt is in between; clay is smallest, with small spaces that fill with water. Loam combines sand's aeration with the mineral retention of silt and clay (25.1.10).</w:t>
-      </w:r>
+        <w:t>Using a gradient this way is chemiosmosis. The minerals then move into the xylem and up to the leaves (25.2.21).</w:t>
+      </w:r>
+    </w:p>
+    <w:p>
+      <w:pPr>
+        <w:pStyle w:val="Guidetext"/>
+      </w:pPr>
+      <w:r>
+        <w:rPr/>
+        <w:t>Mutualisms for nutrients (25.2.24, 25.2.25, 25.2.26): Rhizobium bacteria in root nodules fix atmospheric nitrogen, and the host plant gives them carbohydrates. In mycorrhizae, the fungus increases the surface area for water and mineral uptake and breaks down organic matter, and the root gives the fungus sugars and amino acids; plants with mycorrhizae grow better.</w:t>
+      </w:r>
+    </w:p>
+    <w:p>
+      <w:pPr>
+        <w:pStyle w:val="Guidetext"/>
+      </w:pPr>
+      <w:r>
+        <w:rPr/>
+        <w:t>Other ways to get nutrients (25.2.24, 25.2.27): parasitic plants such as dodder wrap around a host plant and tap its xylem and phloem; carnivorous plants such as the sundew trap prey on sticky hairs that release digestive enzymes.</w:t>
+      </w:r>
+    </w:p>
+    <w:p>
+      <w:pPr>
+        <w:pStyle w:val="Guidetext"/>
+      </w:pPr>
+      <w:r>
+        <w:rPr/>
+        <w:t>Traps: proton pump (H+ out, uses ATP) vs channel protein (K+ in) vs carrier protein (negative ions in with H+); nodules (bacteria, nitrogen) vs mycorrhizae (fungus, surface area); water enters passively vs minerals actively (25.2.20, 25.2.21, 25.2.24).</w:t>
+      </w:r>
+    </w:p>
+    <w:p>
+      <w:pPr>
+        <w:pStyle w:val="Guidepart"/>
+      </w:pPr>
+      <w:bookmarkStart w:id="18" w:name="g253"/>
+      <w:r>
+        <w:rPr>
+          <w:rStyle w:val="Slidecode"/>
+        </w:rPr>
+        <w:t>25.3 Transport Mechanisms in Plants</w:t>
+      </w:r>
+      <w:r>
+        <w:rPr/>
+        <w:t xml:space="preserve"> (slides 28–48)</w:t>
+      </w:r>
+      <w:bookmarkEnd w:id="18"/>
+    </w:p>
+    <w:p>
+      <w:pPr>
+        <w:pStyle w:val="Guidetext"/>
+      </w:pPr>
+      <w:r>
+        <w:rPr/>
+        <w:t>Xylem carries water and minerals from the bottom of the plant to the top, through tracheids and vessel elements. Phloem carries sucrose and other organic materials in any direction, through sieve-tube members, whose end walls are sieve plates crossed by plasmodesmata; companion cells supply them with proteins (25.3.28, 25.3.29, 25.3.30).</w:t>
+      </w:r>
+    </w:p>
+    <w:p>
+      <w:pPr>
+        <w:pStyle w:val="Guidetext"/>
+      </w:pPr>
+      <w:r>
+        <w:rPr/>
+        <w:t>Water potential is the energy of water; water always moves passively from higher to lower water potential (25.3.31). Two things set it (25.3.33): pressure (the higher the pressure, the higher the water potential) and solutes (the more solute, the lower the water potential, so water moves toward the side with more solute). Water potential falls from soil to root to stem to leaf, so water flows that way (25.3.32).</w:t>
+      </w:r>
+    </w:p>
+    <w:p>
+      <w:pPr>
+        <w:pStyle w:val="Guidetext"/>
+      </w:pPr>
+      <w:r>
+        <w:rPr/>
+        <w:t>Turgor pressure is the pressure that builds up inside a cell as water enters by osmosis. Turgid cells keep the plant firm; a wilted plant's cells have lost turgor, and water flows back in until the water potential is equal inside and out (25.3.33, 25.3.34).</w:t>
+      </w:r>
+    </w:p>
+    <w:p>
+      <w:pPr>
+        <w:pStyle w:val="Guidetext"/>
+      </w:pPr>
+      <w:r>
+        <w:rPr/>
+        <w:t>Root pressure: minerals concentrated in the root draw water in, creating a positive pressure that pushes xylem sap upward. It can force water droplets out of vein endings along leaf edges, which is guttation (25.3.35, 25.3.36). Root pressure alone can't lift water to the top of a tall tree (textbook).</w:t>
+      </w:r>
+    </w:p>
+    <w:p>
+      <w:pPr>
+        <w:pStyle w:val="Guidetext"/>
+      </w:pPr>
+      <w:r>
+        <w:rPr/>
+        <w:t>The cohesion-tension model (25.3.37, 25.3.38, 25.3.39) explains how water rises, passively, all the way up. Transpiration, water evaporating from the leaves through the stomata, creates tension that pulls on the water in the xylem. Cohesion, water molecules clinging to each other by hydrogen bonds, keeps the column unbroken from leaf to root, and adhesion, water sticking to the vessel walls, holds it in place. Water lost in the leaf is replaced from the leaf veins, the stem's column is pulled upward, and water enters the root xylem by osmosis.</w:t>
+      </w:r>
+    </w:p>
+    <w:p>
+      <w:pPr>
+        <w:pStyle w:val="Guidetext"/>
+      </w:pPr>
+      <w:r>
+        <w:rPr/>
+        <w:t>Stomata (25.3.41, 25.3.42): each stoma is bordered by two guard cells. To open, K+ is actively transported into the guard cells (H+ is pumped out, so H+ builds up outside), water follows by osmosis, turgor rises and the stoma opens. When K+ and then water leave, the stoma closes. Light regulates them, and ABA (abscisic acid) can close them. While stomata are closed, the waxy cuticle prevents water loss (25.3.39), but carbon dioxide can't enter, so photosynthesis slows (textbook).</w:t>
+      </w:r>
+    </w:p>
+    <w:p>
+      <w:pPr>
+        <w:pStyle w:val="Guidetext"/>
+      </w:pPr>
+      <w:r>
+        <w:rPr/>
+        <w:t>Phloem moves sap from source to sink (25.3.43, 25.3.44): a source is where sugar is made or comes from (older leaves); a sink is where it's unloaded (roots, young leaves). Evidence: girdling a tree below the leaves makes the bark swell just above the cut, where sugar accumulates; radioactive tracers confirm that phloem carries organic nutrients; and aphids, whose mouthparts tap the sieve tubes, are used to collect phloem sap (25.3.43, 25.3.48).</w:t>
+      </w:r>
+    </w:p>
+    <w:p>
+      <w:pPr>
+        <w:pStyle w:val="Guidetext"/>
+      </w:pPr>
+      <w:r>
+        <w:rPr/>
+        <w:t>The pressure-flow model (25.3.45, 25.3.46, 25.3.47): at the source, an ATP-driven pump pushes H+ out, and sucrose is loaded into the sieve tubes together with H+ (co-transport). Water follows by osmosis, creating high positive pressure, which pushes the sap toward the sink. At the sink, sugar is unloaded and used for cellular respiration or stored, and the water returns to the xylem.</w:t>
+      </w:r>
+    </w:p>
+    <w:p>
+      <w:pPr>
+        <w:pStyle w:val="Guidetext"/>
+      </w:pPr>
+      <w:r>
+        <w:rPr/>
+        <w:t>Traps: cohesion (water to water) vs adhesion (water to walls); transpiration (pull from the top) vs root pressure (push from below); xylem (one way, up, pulled, no energy) vs phloem (any direction, pushed, active loading); source vs sink; stomata open when K+ enters, close when it leaves (25.3.29, 25.3.35, 25.3.37, 25.3.41, 25.3.43).</w:t>
+      </w:r>
+    </w:p>
+    <w:p>
+      <w:pPr>
+        <w:pStyle w:val="Guidepart"/>
+      </w:pPr>
+      <w:bookmarkStart w:id="19" w:name="g259"/>
+      <w:r>
+        <w:rPr/>
+        <w:t>Look these up, don't memorize</w:t>
+      </w:r>
+      <w:bookmarkEnd w:id="19"/>
     </w:p>
     <w:p>
       <w:pPr>
@@ -1833,7 +2004,7 @@
       </w:pPr>
       <w:r>
         <w:rPr/>
-        <w:t>Humus (decaying organic material) decreases runoff, prevents leaching (minerals being washed away), makes soil more acidic and retains positively charged minerals; bacteria and fungi break it down and return its nutrients to plants (25.1.11).</w:t>
+        <w:t>Macronutrients and micronutrients: the Essential nutrients table (with N added).</w:t>
       </w:r>
     </w:p>
     <w:p>
@@ -1846,87 +2017,7 @@
       </w:pPr>
       <w:r>
         <w:rPr/>
-        <w:t>Living organisms: plant roots open soil to bedrock, earthworms and ants mix and aerate it, microorganisms decompose humus, and soil bacteria make nitrogen available to plants (25.1.14).</w:t>
-      </w:r>
-    </w:p>
-    <w:p>
-      <w:pPr>
-        <w:pStyle w:val="Guidetext"/>
-      </w:pPr>
-      <w:r>
-        <w:rPr/>
-        <w:t>Cation exchange (25.1.12, 25.1.13): clay and humus are negatively charged, so they hold positive mineral ions such as calcium (Ca2+) and potassium (K+), which keeps them from leaching away. A root hair releases hydrogen ions (H+), which exchange places with those minerals, so the root can take them up. Cation exchange capacity (CEC) is how many negative sites a soil has to bind them; sandy soil has a lower CEC.</w:t>
-      </w:r>
-    </w:p>
-    <w:p>
-      <w:pPr>
-        <w:pStyle w:val="Guidetext"/>
-      </w:pPr>
-      <w:r>
-        <w:rPr/>
-        <w:t>A soil profile is a vertical section from the surface down to unaltered rock, in layers called horizons (25.1.15, 25.1.16): A, the topsoil, with litter and the most humus; B, the subsoil, where inorganic nutrients leached from above accumulate; C, the weathered parent material (bedrock). The profile varies with the parent rock and climate.</w:t>
-      </w:r>
-    </w:p>
-    <w:p>
-      <w:pPr>
-        <w:pStyle w:val="Guidetext"/>
-      </w:pPr>
-      <w:r>
-        <w:rPr/>
-        <w:t>Erosion is water or wind carrying soil away; plowing, overgrazing, clearing land and stronger coastal storms make it worse. Crop rotation, reduced tillage and companion crops reduce farmland erosion, and trees prevent coastal erosion (25.1.17, 25.1.18).</w:t>
-      </w:r>
-    </w:p>
-    <w:p>
-      <w:pPr>
-        <w:pStyle w:val="Guidetext"/>
-      </w:pPr>
-      <w:r>
-        <w:rPr/>
-        <w:t>Traps: macro vs micro (amount needed, not importance); sand (drains) vs clay (holds water); A vs B vs C horizon; leaching vs cation exchange (25.1.4, 25.1.10, 25.1.12, 25.1.15).</w:t>
-      </w:r>
-    </w:p>
-    <w:p>
-      <w:pPr>
-        <w:pStyle w:val="Guidepart"/>
-      </w:pPr>
-      <w:bookmarkStart w:id="17" w:name="g252"/>
-      <w:r>
-        <w:rPr>
-          <w:rStyle w:val="Slidecode"/>
-        </w:rPr>
-        <w:t>25.2 Water and Mineral Uptake</w:t>
-      </w:r>
-      <w:r>
-        <w:rPr/>
-        <w:t xml:space="preserve"> (slides 19–27)</w:t>
-      </w:r>
-      <w:bookmarkEnd w:id="17"/>
-    </w:p>
-    <w:p>
-      <w:pPr>
-        <w:pStyle w:val="Guidetext"/>
-      </w:pPr>
-      <w:r>
-        <w:rPr/>
-        <w:t>Water and minerals enter the root by the same two pathways (25.2.19, 25.2.23): pathway A, between the porous cell walls until the Casparian strip of the endodermis blocks the way and forces them into the endodermal cells; pathway B, into root hairs and then from cell to cell through plasmodesmata (cytoplasmic strands connecting neighboring cells). Either way, everything reaching the xylem has passed through the endodermal cells.</w:t>
-      </w:r>
-    </w:p>
-    <w:p>
-      <w:pPr>
-        <w:pStyle w:val="Guidetext"/>
-      </w:pPr>
-      <w:r>
-        <w:rPr/>
-        <w:t>Water enters root cells passively, by osmosis, when there is more water outside the root than inside; the slide words this as the root's osmotic pressure being lower than the soil's (25.2.19). Minerals are different: plant cells spend energy to take them up actively and concentrate them, and the Casparian strip prevents backflow, so root xylem holds far more minerals than the soil (25.2.19, 25.2.20).</w:t>
-      </w:r>
-    </w:p>
-    <w:p>
-      <w:pPr>
-        <w:pStyle w:val="Guidesubheading"/>
-      </w:pPr>
-      <w:r>
-        <w:rPr/>
-        <w:t>Order of mineral uptake across the membrane</w:t>
+        <w:t>Soil particles, humus and horizons: the Soil and Soil profile tables.</w:t>
       </w:r>
     </w:p>
     <w:p>
@@ -1939,7 +2030,7 @@
       </w:pPr>
       <w:r>
         <w:rPr/>
-        <w:t>1. A proton pump in the plasma membrane uses ATP to pump hydrogen ions (H+) out of the cell (25.2.21, 25.2.23).</w:t>
+        <w:t>Mineral uptake, water's path, cohesion-tension, stomata and pressure flow, step by step: the Sequences.</w:t>
       </w:r>
     </w:p>
     <w:p>
@@ -1952,7 +2043,7 @@
       </w:pPr>
       <w:r>
         <w:rPr/>
-        <w:t>2. The resulting electrochemical gradient drives positive ions such as potassium (K+) into the cell through channel proteins (25.2.21, 25.2.23).</w:t>
+        <w:t>Xylem vs phloem and water potential: their tables.</w:t>
       </w:r>
     </w:p>
     <w:p>
@@ -1965,7 +2056,102 @@
       </w:pPr>
       <w:r>
         <w:rPr/>
-        <w:t>3. Negative mineral ions such as nitrate (NO3-) and phosphate (HPO4 2-) come in together with H+ through carrier proteins; this needs no extra energy, because H+ is moving down its gradient (25.2.21, 25.2.23).</w:t>
+        <w:t>Exact numbers (particle sizes, 10-20% humus, 10,000 times, erosion statistics): don't memorize them.</w:t>
+      </w:r>
+    </w:p>
+    <w:p>
+      <w:pPr>
+        <w:pStyle w:val="Chapterheading"/>
+      </w:pPr>
+      <w:r>
+        <w:rPr>
+          <w:rStyle w:val="Slidecode"/>
+        </w:rPr>
+        <w:t>Chapter 26: Flowering Plants: Control of Growth Responses</w:t>
+      </w:r>
+    </w:p>
+    <w:p>
+      <w:pPr>
+        <w:pStyle w:val="Guideheading"/>
+      </w:pPr>
+      <w:bookmarkStart w:id="20" w:name="g260"/>
+      <w:r>
+        <w:rPr>
+          <w:rStyle w:val="Slidecode"/>
+        </w:rPr>
+        <w:t>Quick guide: the big picture</w:t>
+      </w:r>
+      <w:bookmarkEnd w:id="20"/>
+    </w:p>
+    <w:p>
+      <w:pPr>
+        <w:pStyle w:val="Guidetext"/>
+      </w:pPr>
+      <w:r>
+        <w:rPr/>
+        <w:t>Plants can't move away from danger or toward food, so they respond to their surroundings mostly by changing how they grow (26.1.3). Ch 26 has three parts: the hormones that carry signals around the plant (26.1), growth and movement responses to light, gravity and touch (26.2), and phytochrome, the pigment that lets plants track day and night length (26.3).</w:t>
+      </w:r>
+    </w:p>
+    <w:p>
+      <w:pPr>
+        <w:pStyle w:val="Guidetext"/>
+      </w:pPr>
+      <w:r>
+        <w:rPr/>
+        <w:t>One pattern repeats throughout: a stimulus is detected by a receptor, the signal is passed along and amplified inside the cell, and the cell responds, often by changing which genes are turned on (26.1.4, 26.1.5).</w:t>
+      </w:r>
+    </w:p>
+    <w:p>
+      <w:pPr>
+        <w:pStyle w:val="Guidepart"/>
+      </w:pPr>
+      <w:bookmarkStart w:id="21" w:name="g261"/>
+      <w:r>
+        <w:rPr>
+          <w:rStyle w:val="Slidecode"/>
+        </w:rPr>
+        <w:t>26.1 Plant Hormones</w:t>
+      </w:r>
+      <w:r>
+        <w:rPr/>
+        <w:t xml:space="preserve"> (slides 3–23)</w:t>
+      </w:r>
+      <w:bookmarkEnd w:id="21"/>
+    </w:p>
+    <w:p>
+      <w:pPr>
+        <w:pStyle w:val="Guidetext"/>
+      </w:pPr>
+      <w:r>
+        <w:rPr/>
+        <w:t>Plants respond to stimuli such as light, gravity, carbon dioxide levels, pathogen infection, drought and touch, and responding helps the species survive. Responses can be short-term, like stomata opening and closing with light levels, or long-term, like roots growing down and stems growing up in response to gravity (26.1.3).</w:t>
+      </w:r>
+    </w:p>
+    <w:p>
+      <w:pPr>
+        <w:pStyle w:val="Guidetext"/>
+      </w:pPr>
+      <w:r>
+        <w:rPr/>
+        <w:t>Signal transduction (26.1.4, 26.1.5): a receptor, a protein in the plasma membrane, cytoplasm or nucleus, is activated by a specific signal (for example, blue light); a transduction pathway of relay proteins or enzymes amplifies the signal and converts it into one the cell's machinery understands; the cellular response follows, most often a change in gene expression (for example, a stem bending or roots growing).</w:t>
+      </w:r>
+    </w:p>
+    <w:p>
+      <w:pPr>
+        <w:pStyle w:val="Guidetext"/>
+      </w:pPr>
+      <w:r>
+        <w:rPr/>
+        <w:t>Hormones are chemical signals that let plant cells communicate and coordinate their responses. Each is made in one part of the plant and travels in the phloem or from cell to cell (26.1.6). There are five main ones (26.1.7).</w:t>
+      </w:r>
+    </w:p>
+    <w:p>
+      <w:pPr>
+        <w:pStyle w:val="Guidesubheading"/>
+      </w:pPr>
+      <w:r>
+        <w:rPr/>
+        <w:t>Auxin (26.1.8 to 26.1.11)</w:t>
       </w:r>
     </w:p>
     <w:p>
@@ -1978,144 +2164,8 @@
       </w:pPr>
       <w:r>
         <w:rPr/>
-        <w:t>Using a gradient this way is chemiosmosis. The minerals then move into the xylem and up to the leaves (25.2.21).</w:t>
-      </w:r>
-    </w:p>
-    <w:p>
-      <w:pPr>
-        <w:pStyle w:val="Guidetext"/>
-      </w:pPr>
-      <w:r>
-        <w:rPr/>
-        <w:t>Mutualisms for nutrients (25.2.24, 25.2.25, 25.2.26): Rhizobium bacteria in root nodules fix atmospheric nitrogen, and the host plant gives them carbohydrates. In mycorrhizae, the fungus increases the surface area for water and mineral uptake and breaks down organic matter, and the root gives the fungus sugars and amino acids; plants with mycorrhizae grow better.</w:t>
-      </w:r>
-    </w:p>
-    <w:p>
-      <w:pPr>
-        <w:pStyle w:val="Guidetext"/>
-      </w:pPr>
-      <w:r>
-        <w:rPr/>
-        <w:t>Other ways to get nutrients (25.2.24, 25.2.27): parasitic plants such as dodder wrap around a host plant and tap its xylem and phloem through root-like projections (haustoria, textbook); carnivorous plants such as the sundew trap prey on sticky hairs that release digestive enzymes.</w:t>
-      </w:r>
-    </w:p>
-    <w:p>
-      <w:pPr>
-        <w:pStyle w:val="Guidetext"/>
-      </w:pPr>
-      <w:r>
-        <w:rPr/>
-        <w:t>Traps: proton pump (H+ out, uses ATP) vs channel protein (K+ in) vs carrier protein (negative ions in with H+); nodules (bacteria, nitrogen) vs mycorrhizae (fungus, surface area); water enters passively vs minerals actively (25.2.20, 25.2.21, 25.2.24).</w:t>
-      </w:r>
-    </w:p>
-    <w:p>
-      <w:pPr>
-        <w:pStyle w:val="Guidepart"/>
-      </w:pPr>
-      <w:bookmarkStart w:id="18" w:name="g253"/>
-      <w:r>
-        <w:rPr>
-          <w:rStyle w:val="Slidecode"/>
-        </w:rPr>
-        <w:t>25.3 Transport Mechanisms in Plants</w:t>
-      </w:r>
-      <w:r>
-        <w:rPr/>
-        <w:t xml:space="preserve"> (slides 28–48)</w:t>
-      </w:r>
-      <w:bookmarkEnd w:id="18"/>
-    </w:p>
-    <w:p>
-      <w:pPr>
-        <w:pStyle w:val="Guidetext"/>
-      </w:pPr>
-      <w:r>
-        <w:rPr/>
-        <w:t>Xylem carries water and minerals from the bottom of the plant to the top, through tracheids and vessel elements. Phloem carries sucrose and other organic materials in any direction, through sieve-tube members, whose end walls are sieve plates crossed by plasmodesmata; companion cells supply them with proteins (25.3.28, 25.3.29, 25.3.30).</w:t>
-      </w:r>
-    </w:p>
-    <w:p>
-      <w:pPr>
-        <w:pStyle w:val="Guidetext"/>
-      </w:pPr>
-      <w:r>
-        <w:rPr/>
-        <w:t>Water potential is the energy of water; water always moves passively from higher to lower water potential (25.3.31). Two things set it (25.3.33): pressure (the higher the pressure, the higher the water potential) and solutes (the more solute, the lower the water potential, so water moves toward the side with more solute). Water potential falls from soil to root to stem to leaf, so water flows that way (25.3.32).</w:t>
-      </w:r>
-    </w:p>
-    <w:p>
-      <w:pPr>
-        <w:pStyle w:val="Guidetext"/>
-      </w:pPr>
-      <w:r>
-        <w:rPr/>
-        <w:t>Turgor pressure is the pressure that builds up inside a cell as water enters by osmosis. Turgid cells keep the plant firm; a wilted plant's cells have lost turgor, and water flows back in until the water potential is equal inside and out (25.3.33, 25.3.34).</w:t>
-      </w:r>
-    </w:p>
-    <w:p>
-      <w:pPr>
-        <w:pStyle w:val="Guidetext"/>
-      </w:pPr>
-      <w:r>
-        <w:rPr/>
-        <w:t>Root pressure: minerals concentrated in the root draw water in, creating a positive pressure that pushes xylem sap upward. It can force water droplets out of vein endings along leaf edges, which is guttation (25.3.35, 25.3.36). Root pressure alone can't lift water to the top of a tall tree (textbook).</w:t>
-      </w:r>
-    </w:p>
-    <w:p>
-      <w:pPr>
-        <w:pStyle w:val="Guidetext"/>
-      </w:pPr>
-      <w:r>
-        <w:rPr/>
-        <w:t>The cohesion-tension model (25.3.37, 25.3.38, 25.3.39) explains how water rises, passively, all the way up. Transpiration, water evaporating from the leaves through the stomata, creates tension that pulls on the water in the xylem. Cohesion, water molecules clinging to each other by hydrogen bonds, keeps the column unbroken from leaf to root, and adhesion, water sticking to the vessel walls, holds it in place. Water lost in the leaf is replaced from the leaf veins, the stem's column is pulled upward, and water enters the root xylem by osmosis. Transpired water rises as mist over forests (25.3.40).</w:t>
-      </w:r>
-    </w:p>
-    <w:p>
-      <w:pPr>
-        <w:pStyle w:val="Guidetext"/>
-      </w:pPr>
-      <w:r>
-        <w:rPr/>
-        <w:t>Stomata (25.3.41, 25.3.42): each stoma is bordered by two guard cells. To open, K+ is actively transported into the guard cells (H+ is pumped out, so H+ builds up outside), water follows by osmosis, turgor rises and the stoma opens. When K+ and then water leave, the stoma closes. Light regulates them, and ABA (abscisic acid) can close them. While stomata are closed, the waxy cuticle prevents water loss (25.3.39), but carbon dioxide can't enter, so photosynthesis slows (textbook).</w:t>
-      </w:r>
-    </w:p>
-    <w:p>
-      <w:pPr>
-        <w:pStyle w:val="Guidetext"/>
-      </w:pPr>
-      <w:r>
-        <w:rPr/>
-        <w:t>Phloem moves sap from source to sink (25.3.43, 25.3.44): a source is where sugar is made or comes from (older leaves); a sink is where it's unloaded (roots, young leaves). Evidence: girdling a tree below the leaves makes the bark swell just above the cut, where sugar accumulates; radioactive tracers confirm that phloem carries organic nutrients; and aphids, whose mouthparts tap the sieve tubes, are used to collect phloem sap (25.3.43, 25.3.48).</w:t>
-      </w:r>
-    </w:p>
-    <w:p>
-      <w:pPr>
-        <w:pStyle w:val="Guidetext"/>
-      </w:pPr>
-      <w:r>
-        <w:rPr/>
-        <w:t>The pressure-flow model (25.3.45, 25.3.46, 25.3.47): at the source, an ATP-driven pump pushes H+ out, and sucrose is loaded into the sieve tubes together with H+ (co-transport). Water follows by osmosis, creating high positive pressure, which pushes the sap toward the sink. At the sink, sugar is unloaded and used for cellular respiration or stored, and the water returns to the xylem.</w:t>
-      </w:r>
-    </w:p>
-    <w:p>
-      <w:pPr>
-        <w:pStyle w:val="Guidetext"/>
-      </w:pPr>
-      <w:r>
-        <w:rPr/>
-        <w:t>Traps: cohesion (water to water) vs adhesion (water to walls); transpiration (pull from the top) vs root pressure (push from below); xylem (one way, up, pulled, no energy) vs phloem (any direction, pushed, active loading); source vs sink; stomata open when K+ enters, close when it leaves (25.3.29, 25.3.35, 25.3.37, 25.3.41, 25.3.43).</w:t>
-      </w:r>
-    </w:p>
-    <w:p>
-      <w:pPr>
-        <w:pStyle w:val="Guidepart"/>
-      </w:pPr>
-      <w:bookmarkStart w:id="19" w:name="g259"/>
-      <w:r>
-        <w:rPr/>
-        <w:t>Look these up, don't memorize</w:t>
-      </w:r>
-      <w:bookmarkEnd w:id="19"/>
+        <w:t>Made in the shoot apical meristem; found in young leaves, flowers and fruits (26.1.8).</w:t>
+      </w:r>
     </w:p>
     <w:p>
       <w:pPr>
@@ -2127,7 +2177,7 @@
       </w:pPr>
       <w:r>
         <w:rPr/>
-        <w:t>Macronutrients and micronutrients: the nutrients table (with N added).</w:t>
+        <w:t>Apical dominance: auxin from the shoot tip prevents the axillary buds below from growing (26.1.8), which is why pruning the tip makes a plant bushier (textbook).</w:t>
       </w:r>
     </w:p>
     <w:p>
@@ -2140,7 +2190,7 @@
       </w:pPr>
       <w:r>
         <w:rPr/>
-        <w:t>Soil particles, horizons and what humus does: the soil tables.</w:t>
+        <w:t>Promotes growth of roots and fruit, prevents loss of leaves and fruit, and makes stems bend toward light (positive phototropism) (26.1.8).</w:t>
       </w:r>
     </w:p>
     <w:p>
@@ -2153,7 +2203,7 @@
       </w:pPr>
       <w:r>
         <w:rPr/>
-        <w:t>The three steps of mineral uptake, stomata opening and closing, cohesion-tension and pressure-flow: the sequences.</w:t>
+        <w:t>Discovery: auxin from a coleoptile tip (the sheath over a grass seedling's first leaves), collected in a block of agar and placed on one side of a cut seedling, makes it curve (26.1.9).</w:t>
       </w:r>
     </w:p>
     <w:p>
@@ -2166,7 +2216,7 @@
       </w:pPr>
       <w:r>
         <w:rPr/>
-        <w:t>Xylem vs phloem: the comparison table.</w:t>
+        <w:t>How it bends a stem (26.1.10, 26.1.11): with light from one side, auxin moves to the shady side; it binds receptors, which activates proton pumps; H+ pumped into the cell wall activates enzymes that break cellulose fibers and loosen the wall; water enters, turgor pressure rises, the cell enlarges and rebuilds a longer wall. Only the shady-side cells lengthen, so the stem bends toward the light.</w:t>
       </w:r>
     </w:p>
     <w:p>
@@ -2179,93 +2229,7 @@
       </w:pPr>
       <w:r>
         <w:rPr/>
-        <w:t>Exact numbers (particle sizes, 10-20% humus, 10,000 times, erosion statistics): don't memorize them.</w:t>
-      </w:r>
-    </w:p>
-    <w:p>
-      <w:pPr>
-        <w:pStyle w:val="Chapterheading"/>
-      </w:pPr>
-      <w:r>
-        <w:rPr>
-          <w:rStyle w:val="Slidecode"/>
-        </w:rPr>
-        <w:t>Chapter 26: Flowering Plants: Control of Growth Responses</w:t>
-      </w:r>
-    </w:p>
-    <w:p>
-      <w:pPr>
-        <w:pStyle w:val="Guideheading"/>
-      </w:pPr>
-      <w:bookmarkStart w:id="20" w:name="g260"/>
-      <w:r>
-        <w:rPr>
-          <w:rStyle w:val="Slidecode"/>
-        </w:rPr>
-        <w:t>Quick guide: the big picture</w:t>
-      </w:r>
-      <w:bookmarkEnd w:id="20"/>
-    </w:p>
-    <w:p>
-      <w:pPr>
-        <w:pStyle w:val="Guidetext"/>
-      </w:pPr>
-      <w:r>
-        <w:rPr/>
-        <w:t>Plants can't move away from danger or toward food, so they respond to their surroundings mostly by changing how they grow (26.1.3). Ch 26 has three parts: the hormones that carry signals around the plant (26.1), growth and movement responses to light, gravity and touch (26.2), and phytochrome, the pigment that lets plants track day and night length (26.3).</w:t>
-      </w:r>
-    </w:p>
-    <w:p>
-      <w:pPr>
-        <w:pStyle w:val="Guidetext"/>
-      </w:pPr>
-      <w:r>
-        <w:rPr/>
-        <w:t>One pattern repeats throughout: a stimulus is detected by a receptor, the signal is passed along and amplified inside the cell, and the cell responds, often by changing which genes are turned on (26.1.4, 26.1.5).</w:t>
-      </w:r>
-    </w:p>
-    <w:p>
-      <w:pPr>
-        <w:pStyle w:val="Guidepart"/>
-      </w:pPr>
-      <w:bookmarkStart w:id="21" w:name="g261"/>
-      <w:r>
-        <w:rPr>
-          <w:rStyle w:val="Slidecode"/>
-        </w:rPr>
-        <w:t>26.1 Plant Hormones</w:t>
-      </w:r>
-      <w:r>
-        <w:rPr/>
-        <w:t xml:space="preserve"> (slides 3–23)</w:t>
-      </w:r>
-      <w:bookmarkEnd w:id="21"/>
-    </w:p>
-    <w:p>
-      <w:pPr>
-        <w:pStyle w:val="Guidetext"/>
-      </w:pPr>
-      <w:r>
-        <w:rPr/>
-        <w:t>Plants respond to stimuli such as light, gravity, carbon dioxide levels, pathogen infection, drought and touch, and responding helps the species survive. Responses can be short-term, like stomata opening and closing with light levels, or long-term, like roots growing down and stems growing up in response to gravity (26.1.3).</w:t>
-      </w:r>
-    </w:p>
-    <w:p>
-      <w:pPr>
-        <w:pStyle w:val="Guidetext"/>
-      </w:pPr>
-      <w:r>
-        <w:rPr/>
-        <w:t>Signal transduction (26.1.4, 26.1.5): a receptor, a protein in the plasma membrane, cytoplasm or nucleus, is activated by a specific signal (for example, blue light); a transduction pathway of relay proteins or enzymes amplifies the signal and converts it into one the cell's machinery understands; the cellular response follows, most often a change in gene expression (for example, a stem bending or roots growing).</w:t>
-      </w:r>
-    </w:p>
-    <w:p>
-      <w:pPr>
-        <w:pStyle w:val="Guidetext"/>
-      </w:pPr>
-      <w:r>
-        <w:rPr/>
-        <w:t>Hormones are chemical signals that let plant cells communicate and coordinate their responses. Each is made in one part of the plant and travels in the phloem or from cell to cell (26.1.6). There are five main ones (26.1.7).</w:t>
+        <w:t>Synthetic auxins are used as herbicides; Agent Orange, used to defoliate forests in Vietnam, was one (26.1.10).</w:t>
       </w:r>
     </w:p>
     <w:p>
@@ -2274,7 +2238,7 @@
       </w:pPr>
       <w:r>
         <w:rPr/>
-        <w:t>Auxin (26.1.8 to 26.1.11)</w:t>
+        <w:t>Gibberellins (26.1.12, 26.1.13)</w:t>
       </w:r>
     </w:p>
     <w:p>
@@ -2287,7 +2251,7 @@
       </w:pPr>
       <w:r>
         <w:rPr/>
-        <w:t>Made in the shoot apical meristem; found in young leaves, flowers and fruits (26.1.8).</w:t>
+        <w:t>Growth-promoting hormones that cause stem elongation; the most common is gibberellic acid; used commercially to induce growth in crops (26.1.12, 26.1.13).</w:t>
       </w:r>
     </w:p>
     <w:p>
@@ -2300,7 +2264,16 @@
       </w:pPr>
       <w:r>
         <w:rPr/>
-        <w:t>Apical dominance: auxin from the shoot tip prevents the axillary buds below from growing (26.1.8), which is why pruning the tip makes a plant bushier (textbook).</w:t>
+        <w:t>They break the dormancy of buds and seeds; dormancy is a period when growth is suspended (26.1.12).</w:t>
+      </w:r>
+    </w:p>
+    <w:p>
+      <w:pPr>
+        <w:pStyle w:val="Guidesubheading"/>
+      </w:pPr>
+      <w:r>
+        <w:rPr/>
+        <w:t>Cytokinins (26.1.14 to 26.1.16)</w:t>
       </w:r>
     </w:p>
     <w:p>
@@ -2313,7 +2286,7 @@
       </w:pPr>
       <w:r>
         <w:rPr/>
-        <w:t>Promotes growth of roots and fruit, prevents loss of leaves and fruit, and makes stems bend toward light (positive phototropism) (26.1.8).</w:t>
+        <w:t>Promote cell division and organ formation; found in dividing root tissue, seeds and fruits (26.1.14).</w:t>
       </w:r>
     </w:p>
     <w:p>
@@ -2326,7 +2299,7 @@
       </w:pPr>
       <w:r>
         <w:rPr/>
-        <w:t>Discovery: auxin from a coleoptile tip (the sheath over a grass seedling's first leaves), collected in a block of agar and placed on one side of a cut seedling, makes it curve (26.1.9).</w:t>
+        <w:t>Responsible for root nodules (which house nitrogen-fixing bacteria) and galls on wounded trees (26.1.14).</w:t>
       </w:r>
     </w:p>
     <w:p>
@@ -2339,7 +2312,7 @@
       </w:pPr>
       <w:r>
         <w:rPr/>
-        <w:t>How it bends a stem (26.1.10, 26.1.11): with light from one side, auxin moves to the shady side; it binds receptors, which activates proton pumps; H+ pumped into the cell wall activates enzymes that break cellulose fibers and loosen the wall; water enters, turgor pressure rises, the cell enlarges and rebuilds a longer wall. Only the shady-side cells lengthen, so the stem bends toward the light.</w:t>
+        <w:t>Together with auxin, prevent senescence (aging); in autumn, low cytokinin levels let leaves change color and die; used to keep cut flowers and stored vegetables fresh (26.1.14, 26.1.16).</w:t>
       </w:r>
     </w:p>
     <w:p>
@@ -2352,7 +2325,7 @@
       </w:pPr>
       <w:r>
         <w:rPr/>
-        <w:t>Synthetic auxins are used as herbicides (2,4-D; Agent Orange defoliated forests in Vietnam), and auxin can make fruit form without pollination (26.1.7, 26.1.10).</w:t>
+        <w:t>In tissue culture, the ratio of auxin to cytokinin decides what forms: an undifferentiated callus, roots, leafy shoots or flowers (26.1.15; textbook).</w:t>
       </w:r>
     </w:p>
     <w:p>
@@ -2361,7 +2334,7 @@
       </w:pPr>
       <w:r>
         <w:rPr/>
-        <w:t>Gibberellins (26.1.12, 26.1.13)</w:t>
+        <w:t>Abscisic acid, ABA (26.1.17 to 26.1.19)</w:t>
       </w:r>
     </w:p>
     <w:p>
@@ -2374,7 +2347,7 @@
       </w:pPr>
       <w:r>
         <w:rPr/>
-        <w:t>Growth-promoting hormones that cause stem elongation; the most common is gibberellic acid (26.1.12).</w:t>
+        <w:t>Produced by any green tissue; called the stress hormone (26.1.17).</w:t>
       </w:r>
     </w:p>
     <w:p>
@@ -2387,7 +2360,7 @@
       </w:pPr>
       <w:r>
         <w:rPr/>
-        <w:t>They break the dormancy of buds and seeds; dormancy is a period when growth is suspended (26.1.12).</w:t>
+        <w:t>Starts and maintains seed and bud dormancy; corn that can't respond to ABA shows vivipary, sprouting while still on the cob (26.1.17, 26.1.18).</w:t>
       </w:r>
     </w:p>
     <w:p>
@@ -2400,7 +2373,7 @@
       </w:pPr>
       <w:r>
         <w:rPr/>
-        <w:t>Commercial use: inducing growth in crops; treated plants grow taller and treated grapes grow larger (26.1.12, 26.1.13).</w:t>
+        <w:t>Closes stomata (26.1.17, 26.1.19). How (textbook): ABA binds a receptor on the guard cell, calcium ions enter as a second messenger, K+ channels open, K+ and then water leave, and the stoma closes.</w:t>
       </w:r>
     </w:p>
     <w:p>
@@ -2409,7 +2382,7 @@
       </w:pPr>
       <w:r>
         <w:rPr/>
-        <w:t>Cytokinins (26.1.14 to 26.1.16)</w:t>
+        <w:t>Ethylene (26.1.20 to 26.1.22)</w:t>
       </w:r>
     </w:p>
     <w:p>
@@ -2422,7 +2395,7 @@
       </w:pPr>
       <w:r>
         <w:rPr/>
-        <w:t>Promote cell division and organ formation; found in dividing root tissue, seeds and fruits (26.1.14).</w:t>
+        <w:t>A gas formed from the amino acid methionine (26.1.20).</w:t>
       </w:r>
     </w:p>
     <w:p>
@@ -2435,7 +2408,7 @@
       </w:pPr>
       <w:r>
         <w:rPr/>
-        <w:t>Responsible for root nodules (which house nitrogen-fixing bacteria) and galls on wounded trees (26.1.14).</w:t>
+        <w:t>Causes abscission, the dropping of leaves, fruit or flowers, by stimulating enzymes such as cellulase; a ripe apple under a jar makes a holly twig drop its leaves (26.1.20, 26.1.21).</w:t>
       </w:r>
     </w:p>
     <w:p>
@@ -2448,7 +2421,7 @@
       </w:pPr>
       <w:r>
         <w:rPr/>
-        <w:t>Together with auxin, prevent senescence (aging); in autumn, low cytokinin levels let leaves change color and die; used to prolong the life of cut flowers and stored vegetables (26.1.14, 26.1.16).</w:t>
+        <w:t>Ripens fruit, by activating enzymes that soften it and produce its flavor and smell (26.1.20, 26.1.22).</w:t>
       </w:r>
     </w:p>
     <w:p>
@@ -2461,7 +2434,51 @@
       </w:pPr>
       <w:r>
         <w:rPr/>
-        <w:t>In tissue culture, the ratio of auxin to cytokinin decides what forms: an undifferentiated callus, roots, leafy shoots or flowers (26.1.15; textbook).</w:t>
+        <w:t>Also inhibits axillary buds and suppresses stem and root elongation (26.1.20).</w:t>
+      </w:r>
+    </w:p>
+    <w:p>
+      <w:pPr>
+        <w:pStyle w:val="Guidetext"/>
+      </w:pPr>
+      <w:r>
+        <w:rPr/>
+        <w:t>Hormones mainly handle abiotic stimuli (light, oxygen, water, pH, temperature). Against biotic threats (herbivores, parasites, competing plants), plants rely on their epidermis and bark and on secondary metabolites, defense chemicals once thought to be waste products. Primary metabolites, such as sugars and amino acids, are the ones every cell needs to work normally (26.1.23).</w:t>
+      </w:r>
+    </w:p>
+    <w:p>
+      <w:pPr>
+        <w:pStyle w:val="Guidetext"/>
+      </w:pPr>
+      <w:r>
+        <w:rPr/>
+        <w:t>Traps: abscisic acid vs abscission (the ABA slide defines abscission, but ethylene causes it; the textbook says ABA no longer counts as its natural cause); gibberellins (break dormancy) vs ABA (keeps dormancy); auxin (apical dominance, elongation) vs cytokinins (cell division); primary vs secondary metabolites (26.1.12, 26.1.17, 26.1.20, 26.1.23).</w:t>
+      </w:r>
+    </w:p>
+    <w:p>
+      <w:pPr>
+        <w:pStyle w:val="Guidepart"/>
+      </w:pPr>
+      <w:bookmarkStart w:id="22" w:name="g262"/>
+      <w:r>
+        <w:rPr>
+          <w:rStyle w:val="Slidecode"/>
+        </w:rPr>
+        <w:t>26.2 Plant Growth and Movement Responses</w:t>
+      </w:r>
+      <w:r>
+        <w:rPr/>
+        <w:t xml:space="preserve"> (slides 24–35)</w:t>
+      </w:r>
+      <w:bookmarkEnd w:id="22"/>
+    </w:p>
+    <w:p>
+      <w:pPr>
+        <w:pStyle w:val="Guidetext"/>
+      </w:pPr>
+      <w:r>
+        <w:rPr/>
+        <w:t>A tropism is plant growth toward or away from a stimulus that comes from one direction: positive tropism is growth toward it, negative tropism is growth away (26.2.24). It happens because one side of the organ grows faster than the other (textbook).</w:t>
       </w:r>
     </w:p>
     <w:p>
@@ -2470,7 +2487,7 @@
       </w:pPr>
       <w:r>
         <w:rPr/>
-        <w:t>Abscisic acid, ABA (26.1.17 to 26.1.19)</w:t>
+        <w:t>The three tropisms</w:t>
       </w:r>
     </w:p>
     <w:p>
@@ -2483,7 +2500,7 @@
       </w:pPr>
       <w:r>
         <w:rPr/>
-        <w:t>Produced by any green tissue; called the stress hormone (26.1.17).</w:t>
+        <w:t>Phototropism (light): stems bend toward light because auxin makes the cells on the shady side elongate. The receptor pigment phototropin absorbs blue light, becomes phosphorylated and starts the transduction pathway that moves auxin. Roots are insensitive to light or grow away from it (26.2.25, 26.2.26).</w:t>
       </w:r>
     </w:p>
     <w:p>
@@ -2496,7 +2513,7 @@
       </w:pPr>
       <w:r>
         <w:rPr/>
-        <w:t>Starts and maintains seed and bud dormancy; corn that can't respond to ABA shows vivipary, sprouting while still on the cob (26.1.17, 26.1.18).</w:t>
+        <w:t>Thigmotropism (touch from another plant, an animal, a rock or wind): stems and tendrils of runner beans and morning glories coil around a support. Thigmomorphogenesis is a change in the plant's overall shape due to touch, such as a barrier, wind or rain (26.2.27, 26.2.28).</w:t>
       </w:r>
     </w:p>
     <w:p>
@@ -2509,8 +2526,126 @@
       </w:pPr>
       <w:r>
         <w:rPr/>
-        <w:t>Closes stomata (26.1.17, 26.1.19). How (textbook): ABA binds a receptor on the guard cell, calcium ions enter as a second messenger, K+ channels open, K+ and then water leave, and the stoma closes.</w:t>
-      </w:r>
+        <w:t>Gravitropism (gravity): a plant laid on its side grows its stem upward and its roots downward. Roots sense gravity with statoliths, starch grains inside organelles called amyloplasts in root-cap cells, which settle to the bottom of each cell and signal the downward direction; auxin may then direct the bending (26.2.29, 26.2.30). A clinostat keeps a plant turning so statoliths can't settle (26.2.30). The slide's "stems with root caps grow downward" should say roots (26.2.29).</w:t>
+      </w:r>
+    </w:p>
+    <w:p>
+      <w:pPr>
+        <w:pStyle w:val="Guidetext"/>
+      </w:pPr>
+      <w:r>
+        <w:rPr/>
+        <w:t>Arabidopsis thaliana, a small weed related to cabbage and mustard, is the model organism for plant molecular genetics (26.2.31).</w:t>
+      </w:r>
+    </w:p>
+    <w:p>
+      <w:pPr>
+        <w:pStyle w:val="Guidetext"/>
+      </w:pPr>
+      <w:r>
+        <w:rPr/>
+        <w:t>Turgor movements, also called nastic movements, are caused by internal stimuli: they don't involve growth and don't depend on the direction of the stimulus. They come from electrical impulses, hormone action or changes in turgor pressure: a cell that fills with water is turgid, and one that loses water goes limp (26.2.33, 26.2.34).</w:t>
+      </w:r>
+    </w:p>
+    <w:p>
+      <w:pPr>
+        <w:pStyle w:val="Guidetext"/>
+      </w:pPr>
+      <w:r>
+        <w:rPr/>
+        <w:t>Examples (26.2.33, 26.2.35): touching Mimosa pudica (the sensitive plant) makes its leaflets collapse within a second, because cells in the leaf petiole lose turgor pressure; the Venus flytrap snaps shut when touched; and sleep movements, leaves folding daily with light and dark, follow a circadian rhythm.</w:t>
+      </w:r>
+    </w:p>
+    <w:p>
+      <w:pPr>
+        <w:pStyle w:val="Guidetext"/>
+      </w:pPr>
+      <w:r>
+        <w:rPr/>
+        <w:t>Traps: tropism (growth, directional) vs turgor movement (no growth, not directional); positive vs negative tropism; phototropin (blue light, phototropism) vs phytochrome (red and far-red, photoperiod) (26.2.24, 26.2.25, 26.2.33, 26.3.37).</w:t>
+      </w:r>
+    </w:p>
+    <w:p>
+      <w:pPr>
+        <w:pStyle w:val="Guidepart"/>
+      </w:pPr>
+      <w:bookmarkStart w:id="23" w:name="g263"/>
+      <w:r>
+        <w:rPr>
+          <w:rStyle w:val="Slidecode"/>
+        </w:rPr>
+        <w:t>26.3 Plant Responses to Phytochrome</w:t>
+      </w:r>
+      <w:r>
+        <w:rPr/>
+        <w:t xml:space="preserve"> (slides 36–46)</w:t>
+      </w:r>
+      <w:bookmarkEnd w:id="23"/>
+    </w:p>
+    <w:p>
+      <w:pPr>
+        <w:pStyle w:val="Guidetext"/>
+      </w:pPr>
+      <w:r>
+        <w:rPr/>
+        <w:t>Photoperiodism is any physiological response to changes in the length of day or night, such as when to flower. It requires a biological clock and the photoreceptor phytochrome (26.3.36).</w:t>
+      </w:r>
+    </w:p>
+    <w:p>
+      <w:pPr>
+        <w:pStyle w:val="Guidetext"/>
+      </w:pPr>
+      <w:r>
+        <w:rPr/>
+        <w:t>Phytochrome is a blue-green leaf pigment with two forms (26.3.37, 26.3.38, 26.3.39). Pr (phytochrome red), the inactive form, absorbs red light, which is plentiful in daylight, and turns into Pfr, the active form. Pfr absorbs far-red light and turns back into Pr in the evening, and whenever light is limited (shade, night). Switching between the two lets the plant detect photoperiod changes. Phytochrome also promotes seed germination and flowering and inhibits shoot elongation (26.3.37).</w:t>
+      </w:r>
+    </w:p>
+    <w:p>
+      <w:pPr>
+        <w:pStyle w:val="Guidetext"/>
+      </w:pPr>
+      <w:r>
+        <w:rPr/>
+        <w:t>Flowering (26.3.40, 26.3.41, 26.3.42): short-day plants flower when the day is shorter than a critical length; long-day plants, such as clover, flower when it is longer; day-neutral plants flower regardless of day length. What really counts is night length: a flash of light in the middle of the long night stops a short-day plant from flowering but makes a long-day plant flower. So short-day plants are long-night plants, and long-day plants are short-night plants.</w:t>
+      </w:r>
+    </w:p>
+    <w:p>
+      <w:pPr>
+        <w:pStyle w:val="Guidetext"/>
+      </w:pPr>
+      <w:r>
+        <w:rPr/>
+        <w:t>Shade and spacing (26.3.43, 26.3.44): leaf shade increases far-red light relative to red light, and plants measure the far-red light bounced back by neighboring plants; the more far-red they sense, the more energy they spend growing taller to outcompete the others for sunlight. Seedlings grown in darkness are etiolated: the shoot keeps elongating, and the leaves stay small and yellow (26.3.43; textbook).</w:t>
+      </w:r>
+    </w:p>
+    <w:p>
+      <w:pPr>
+        <w:pStyle w:val="Guidetext"/>
+      </w:pPr>
+      <w:r>
+        <w:rPr/>
+        <w:t>Circadian rhythms are biological rhythms with a cycle of about 24 hours, such as sleep movements and flowers opening and closing (26.3.45, 26.3.46). They persist without outside cues because a biological clock runs them, but a plant kept in dim light shifts its sleep cycle (26.3.45). Entrainment means being synchronized to light at daybreak (26.3.45).</w:t>
+      </w:r>
+    </w:p>
+    <w:p>
+      <w:pPr>
+        <w:pStyle w:val="Guidetext"/>
+      </w:pPr>
+      <w:r>
+        <w:rPr/>
+        <w:t>Traps: Pr (inactive, absorbs red) vs Pfr (active, absorbs far-red); short-day means long-night; a night flash changes night length, not day length; photoperiodism (seasons) vs circadian rhythm (daily) (26.3.37, 26.3.41, 26.3.42, 26.3.45). The text alternative printed with 26.3.41 actually describes Mimosa's leaves (26.2.35).</w:t>
+      </w:r>
+    </w:p>
+    <w:p>
+      <w:pPr>
+        <w:pStyle w:val="Guidepart"/>
+      </w:pPr>
+      <w:bookmarkStart w:id="24" w:name="g269"/>
+      <w:r>
+        <w:rPr/>
+        <w:t>Look these up, don't memorize</w:t>
+      </w:r>
+      <w:bookmarkEnd w:id="24"/>
     </w:p>
     <w:p>
       <w:pPr>
@@ -2522,16 +2657,7 @@
       </w:pPr>
       <w:r>
         <w:rPr/>
-        <w:t>Commercial use: thinning fruit so the remaining fruit grows larger (26.1.7).</w:t>
-      </w:r>
-    </w:p>
-    <w:p>
-      <w:pPr>
-        <w:pStyle w:val="Guidesubheading"/>
-      </w:pPr>
-      <w:r>
-        <w:rPr/>
-        <w:t>Ethylene (26.1.20 to 26.1.22)</w:t>
+        <w:t>Each hormone: where it's made, what it does, its commercial use: the Plant hormones table.</w:t>
       </w:r>
     </w:p>
     <w:p>
@@ -2544,7 +2670,7 @@
       </w:pPr>
       <w:r>
         <w:rPr/>
-        <w:t>A gas formed from the amino acid methionine (26.1.20).</w:t>
+        <w:t>Tropisms and turgor movements side by side: the Movements table.</w:t>
       </w:r>
     </w:p>
     <w:p>
@@ -2557,7 +2683,7 @@
       </w:pPr>
       <w:r>
         <w:rPr/>
-        <w:t>Causes abscission, the dropping of leaves, fruit or flowers, by stimulating enzymes such as cellulase; a ripe apple under a jar makes a holly twig drop its leaves (26.1.20, 26.1.21).</w:t>
+        <w:t>Short-day, long-day and day-neutral plants and the night flash; Pr and Pfr: the Photoperiod and Phytochrome tables.</w:t>
       </w:r>
     </w:p>
     <w:p>
@@ -2570,7 +2696,7 @@
       </w:pPr>
       <w:r>
         <w:rPr/>
-        <w:t>Ripens fruit, by activating enzymes that soften it and produce its flavor and smell; tomatoes engineered not to make ethylene are harvested green (26.1.20, 26.1.22).</w:t>
+        <w:t>How auxin bends a stem, how ABA closes stomata, how roots sense gravity: the Sequences.</w:t>
       </w:r>
     </w:p>
     <w:p>
@@ -2583,43 +2709,32 @@
       </w:pPr>
       <w:r>
         <w:rPr/>
-        <w:t>Also inhibits axillary buds and suppresses stem and root elongation (26.1.20).</w:t>
-      </w:r>
-    </w:p>
-    <w:p>
-      <w:pPr>
-        <w:pStyle w:val="Guidetext"/>
-      </w:pPr>
-      <w:r>
-        <w:rPr/>
-        <w:t>Hormones mainly handle abiotic stimuli (light, oxygen, water, pH, temperature). Against biotic threats (herbivores, parasites, competing plants), plants rely on their epidermis and bark and on secondary metabolites, defense chemicals once thought to be waste products. Primary metabolites, such as sugars and amino acids, are the ones every cell needs to work normally (26.1.23).</w:t>
-      </w:r>
-    </w:p>
-    <w:p>
-      <w:pPr>
-        <w:pStyle w:val="Guidetext"/>
-      </w:pPr>
-      <w:r>
-        <w:rPr/>
-        <w:t>Traps: abscisic acid vs abscission (the ABA slide defines abscission, but ethylene causes it; the textbook says ABA no longer counts as its natural cause); gibberellins (break dormancy) vs ABA (keeps dormancy); auxin (apical dominance, elongation) vs cytokinins (cell division); primary vs secondary metabolites (26.1.12, 26.1.17, 26.1.20, 26.1.23).</w:t>
-      </w:r>
-    </w:p>
-    <w:p>
-      <w:pPr>
-        <w:pStyle w:val="Guidepart"/>
-      </w:pPr>
-      <w:bookmarkStart w:id="22" w:name="g262"/>
+        <w:t>Exact numbers (136 gibberellins, Arabidopsis details): don't memorize them.</w:t>
+      </w:r>
+    </w:p>
+    <w:p>
+      <w:pPr>
+        <w:pStyle w:val="Chapterheading"/>
+      </w:pPr>
       <w:r>
         <w:rPr>
           <w:rStyle w:val="Slidecode"/>
         </w:rPr>
-        <w:t>26.2 Plant Growth and Movement Responses</w:t>
-      </w:r>
-      <w:r>
-        <w:rPr/>
-        <w:t xml:space="preserve"> (slides 24–35)</w:t>
-      </w:r>
-      <w:bookmarkEnd w:id="22"/>
+        <w:t>Chapter 27: Flowering Plants: Reproduction</w:t>
+      </w:r>
+    </w:p>
+    <w:p>
+      <w:pPr>
+        <w:pStyle w:val="Guideheading"/>
+      </w:pPr>
+      <w:bookmarkStart w:id="25" w:name="g270"/>
+      <w:r>
+        <w:rPr>
+          <w:rStyle w:val="Slidecode"/>
+        </w:rPr>
+        <w:t>Quick guide: the big picture</w:t>
+      </w:r>
+      <w:bookmarkEnd w:id="25"/>
     </w:p>
     <w:p>
       <w:pPr>
@@ -2627,7 +2742,60 @@
       </w:pPr>
       <w:r>
         <w:rPr/>
-        <w:t>A tropism is plant growth toward or away from a stimulus that comes from one direction: positive tropism is growth toward it, negative tropism is growth away (26.2.24). It happens because one side of the organ grows faster than the other (textbook).</w:t>
+        <w:t>Ch 27 follows the flowering plant's life cycle in detail: how a flower makes pollen (the male gametophyte) and the embryo sac (the female gametophyte), pollination and double fertilization (27.1), how the embryo develops inside the seed (27.2), fruits, seed dispersal and germination (27.3), and reproduction without seeds (27.4).</w:t>
+      </w:r>
+    </w:p>
+    <w:p>
+      <w:pPr>
+        <w:pStyle w:val="Guidetext"/>
+      </w:pPr>
+      <w:r>
+        <w:rPr/>
+        <w:t>It builds on the Ch 23 life cycle. Keep two rules in mind: meiosis makes spores and mitosis makes gametes; after fertilization, the ovule becomes the seed and the ovary becomes the fruit (27.1.3, 27.1.5).</w:t>
+      </w:r>
+    </w:p>
+    <w:p>
+      <w:pPr>
+        <w:pStyle w:val="Guidepart"/>
+      </w:pPr>
+      <w:bookmarkStart w:id="26" w:name="g271"/>
+      <w:r>
+        <w:rPr>
+          <w:rStyle w:val="Slidecode"/>
+        </w:rPr>
+        <w:t>27.1 Sexual Reproductive Strategies</w:t>
+      </w:r>
+      <w:r>
+        <w:rPr/>
+        <w:t xml:space="preserve"> (slides 3–19)</w:t>
+      </w:r>
+      <w:bookmarkEnd w:id="26"/>
+    </w:p>
+    <w:p>
+      <w:pPr>
+        <w:pStyle w:val="Guidetext"/>
+      </w:pPr>
+      <w:r>
+        <w:rPr/>
+        <w:t>Plants have a two-stage, alternating life cycle (27.1.3). The diploid (2n) sporophyte is dominant; it is the plant you see and the stage that bears flowers. Its flowers make two kinds of haploid spores by meiosis: microspores (in anthers) and megaspores (in ovules). Each spore divides by mitosis into a haploid gametophyte, which makes gametes; gametes fuse into a diploid zygote, which grows by mitosis into a new sporophyte (27.1.3, 27.1.4).</w:t>
+      </w:r>
+    </w:p>
+    <w:p>
+      <w:pPr>
+        <w:pStyle w:val="Guidetext"/>
+      </w:pPr>
+      <w:r>
+        <w:rPr/>
+        <w:t>A microspore becomes the male gametophyte, the pollen grain; a megaspore becomes the female gametophyte, the embryo sac, inside an ovule inside an ovary. The ovule becomes a seed, and the ovary becomes a fruit (27.1.5). The slide's "Microspore – Male gametophyte" means a microspore becomes one; the spore itself isn't the gametophyte.</w:t>
+      </w:r>
+    </w:p>
+    <w:p>
+      <w:pPr>
+        <w:pStyle w:val="Guidetext"/>
+      </w:pPr>
+      <w:r>
+        <w:rPr/>
+        <w:t>Flowers are unique to angiosperms: they attract pollinators and produce fruits that enclose seeds. Flowering often responds to signals such as day length: a meristem stops producing leaves and starts producing flowers. Monocot flower parts come in threes, eudicot parts in fours or fives (27.1.6, 27.1.9).</w:t>
       </w:r>
     </w:p>
     <w:p>
@@ -2636,7 +2804,7 @@
       </w:pPr>
       <w:r>
         <w:rPr/>
-        <w:t>The three tropisms</w:t>
+        <w:t>Flower structure (27.1.7, 27.1.8)</w:t>
       </w:r>
     </w:p>
     <w:p>
@@ -2649,7 +2817,7 @@
       </w:pPr>
       <w:r>
         <w:rPr/>
-        <w:t>Phototropism (light): stems bend toward light because auxin makes the cells on the shady side elongate. The receptor pigment phototropin absorbs blue light, becomes phosphorylated and starts the transduction pathway that moves auxin. Roots are insensitive to light or grow away from it (26.2.25, 26.2.26).</w:t>
+        <w:t>Four whorls of modified leaves sit on the receptacle, at the end of the flower stalk (peduncle) (27.1.7).</w:t>
       </w:r>
     </w:p>
     <w:p>
@@ -2662,7 +2830,7 @@
       </w:pPr>
       <w:r>
         <w:rPr/>
-        <w:t>Thigmotropism (touch from another plant, an animal, a rock or wind): stems and tendrils of runner beans and morning glories coil around a support. Thigmomorphogenesis is a change in the plant's overall shape due to touch, such as a barrier, wind or rain (26.2.27, 26.2.28); wind-blown plants grow shorter and sturdier (textbook).</w:t>
+        <w:t>Sepals protect the bud; petals attract pollinators (27.1.7).</w:t>
       </w:r>
     </w:p>
     <w:p>
@@ -2675,126 +2843,8 @@
       </w:pPr>
       <w:r>
         <w:rPr/>
-        <w:t>Gravitropism (gravity): a plant laid on its side grows its stem upward and its roots downward. Roots sense gravity with statoliths, starch grains inside organelles called amyloplasts in root-cap cells, which settle to the bottom of each cell and signal the downward direction; auxin may then direct the bending (26.2.29, 26.2.30). A clinostat keeps a plant turning so statoliths can't settle (26.2.30). The slide's "stems with root caps grow downward" should say roots (26.2.29).</w:t>
-      </w:r>
-    </w:p>
-    <w:p>
-      <w:pPr>
-        <w:pStyle w:val="Guidetext"/>
-      </w:pPr>
-      <w:r>
-        <w:rPr/>
-        <w:t>Arabidopsis thaliana, a small flowering plant related to cabbage and mustard with no commercial value, is the model organism for plant molecular genetics, including signal transduction: it's small, matures in 5 to 6 weeks, normally self-pollinates but is easily cross-pollinated, and has relatively few base pairs of DNA (26.2.31, 26.2.32).</w:t>
-      </w:r>
-    </w:p>
-    <w:p>
-      <w:pPr>
-        <w:pStyle w:val="Guidetext"/>
-      </w:pPr>
-      <w:r>
-        <w:rPr/>
-        <w:t>Turgor movements, also called nastic movements, are caused by internal stimuli: they don't involve growth and don't depend on the direction of the stimulus. They come from electrical impulses, hormone action or changes in turgor pressure: a cell that fills with water is turgid, and one that loses water goes limp (26.2.33, 26.2.34).</w:t>
-      </w:r>
-    </w:p>
-    <w:p>
-      <w:pPr>
-        <w:pStyle w:val="Guidetext"/>
-      </w:pPr>
-      <w:r>
-        <w:rPr/>
-        <w:t>Examples (26.2.33, 26.2.35): touching Mimosa pudica (the sensitive plant) makes its leaflets collapse within a second, because cells in the leaf petiole lose turgor pressure; the Venus flytrap snaps shut when touched; and sleep movements, leaves folding daily with light and dark, follow a circadian rhythm.</w:t>
-      </w:r>
-    </w:p>
-    <w:p>
-      <w:pPr>
-        <w:pStyle w:val="Guidetext"/>
-      </w:pPr>
-      <w:r>
-        <w:rPr/>
-        <w:t>Traps: tropism (growth, directional) vs turgor movement (no growth, not directional); positive vs negative tropism; phototropin (blue light, phototropism) vs phytochrome (red and far-red, photoperiod) (26.2.24, 26.2.25, 26.2.33, 26.3.37).</w:t>
-      </w:r>
-    </w:p>
-    <w:p>
-      <w:pPr>
-        <w:pStyle w:val="Guidepart"/>
-      </w:pPr>
-      <w:bookmarkStart w:id="23" w:name="g263"/>
-      <w:r>
-        <w:rPr>
-          <w:rStyle w:val="Slidecode"/>
-        </w:rPr>
-        <w:t>26.3 Plant Responses to Phytochrome</w:t>
-      </w:r>
-      <w:r>
-        <w:rPr/>
-        <w:t xml:space="preserve"> (slides 36–46)</w:t>
-      </w:r>
-      <w:bookmarkEnd w:id="23"/>
-    </w:p>
-    <w:p>
-      <w:pPr>
-        <w:pStyle w:val="Guidetext"/>
-      </w:pPr>
-      <w:r>
-        <w:rPr/>
-        <w:t>Photoperiodism is any physiological response to changes in the length of day or night, such as when to flower. It requires a biological clock and the photoreceptor phytochrome (26.3.36).</w:t>
-      </w:r>
-    </w:p>
-    <w:p>
-      <w:pPr>
-        <w:pStyle w:val="Guidetext"/>
-      </w:pPr>
-      <w:r>
-        <w:rPr/>
-        <w:t>Phytochrome is a blue-green leaf pigment with two forms (26.3.37, 26.3.38, 26.3.39). Pr (phytochrome red), the inactive form, absorbs red light, which is plentiful in daylight, and turns into Pfr, the active form. Pfr absorbs far-red light and turns back into Pr in the evening, and whenever light is limited (shade, night). Switching between the two lets the plant detect photoperiod changes. Phytochrome also promotes seed germination and flowering and inhibits shoot elongation (26.3.37).</w:t>
-      </w:r>
-    </w:p>
-    <w:p>
-      <w:pPr>
-        <w:pStyle w:val="Guidetext"/>
-      </w:pPr>
-      <w:r>
-        <w:rPr/>
-        <w:t>Flowering (26.3.40, 26.3.41, 26.3.42): short-day plants flower when the day is shorter than a critical length; long-day plants, such as clover, flower when it is longer; day-neutral plants flower regardless of day length. What really counts is night length: a flash of light in the middle of the long night stops a short-day plant from flowering but makes a long-day plant flower. So short-day plants are long-night plants, and long-day plants are short-night plants.</w:t>
-      </w:r>
-    </w:p>
-    <w:p>
-      <w:pPr>
-        <w:pStyle w:val="Guidetext"/>
-      </w:pPr>
-      <w:r>
-        <w:rPr/>
-        <w:t>Shade and spacing (26.3.43, 26.3.44): leaf shade increases far-red light relative to red light, and plants measure the far-red light bounced back by neighboring plants; the more far-red they sense, the more energy they spend growing taller to outcompete the others for sunlight. Seedlings grown in darkness are etiolated: the shoot keeps elongating, and the leaves stay small and yellow (26.3.43; textbook).</w:t>
-      </w:r>
-    </w:p>
-    <w:p>
-      <w:pPr>
-        <w:pStyle w:val="Guidetext"/>
-      </w:pPr>
-      <w:r>
-        <w:rPr/>
-        <w:t>Circadian rhythms are biological rhythms with a cycle of about 24 hours, such as sleep movements and flowers opening and closing (26.3.45, 26.3.46). They persist without outside cues because a biological clock runs them, but a plant kept in dim light shifts its sleep cycle (26.3.45). Entrainment means being synchronized to light at daybreak (26.3.45).</w:t>
-      </w:r>
-    </w:p>
-    <w:p>
-      <w:pPr>
-        <w:pStyle w:val="Guidetext"/>
-      </w:pPr>
-      <w:r>
-        <w:rPr/>
-        <w:t>Traps: Pr (inactive, absorbs red) vs Pfr (active, absorbs far-red); short-day means long-night; a night flash changes night length, not day length; photoperiodism (seasons) vs circadian rhythm (daily) (26.3.37, 26.3.41, 26.3.42, 26.3.45). The text alternative printed with 26.3.41 actually describes Mimosa's leaves (26.2.35).</w:t>
-      </w:r>
-    </w:p>
-    <w:p>
-      <w:pPr>
-        <w:pStyle w:val="Guidepart"/>
-      </w:pPr>
-      <w:bookmarkStart w:id="24" w:name="g269"/>
-      <w:r>
-        <w:rPr/>
-        <w:t>Look these up, don't memorize</w:t>
-      </w:r>
-      <w:bookmarkEnd w:id="24"/>
+        <w:t>Stamen (male): the anther, a saclike container where pollen forms, on a slender filament (27.1.7).</w:t>
+      </w:r>
     </w:p>
     <w:p>
       <w:pPr>
@@ -2806,7 +2856,16 @@
       </w:pPr>
       <w:r>
         <w:rPr/>
-        <w:t>Each hormone: where it's made, what it does, its commercial use: the hormone table.</w:t>
+        <w:t>Carpel (female): the stigma, an enlarged sticky knob; the style, a slender stalk; and the ovary, the enlarged base enclosing the ovules, which produce the megaspores (27.1.7).</w:t>
+      </w:r>
+    </w:p>
+    <w:p>
+      <w:pPr>
+        <w:pStyle w:val="Guidesubheading"/>
+      </w:pPr>
+      <w:r>
+        <w:rPr/>
+        <w:t>Flower and plant types (27.1.10, 27.1.11)</w:t>
       </w:r>
     </w:p>
     <w:p>
@@ -2819,7 +2878,7 @@
       </w:pPr>
       <w:r>
         <w:rPr/>
-        <w:t>Tropisms and turgor movements side by side: the movements table.</w:t>
+        <w:t>Complete flowers have sepals, petals, stamens and a carpel; incomplete flowers are missing one or more (27.1.10).</w:t>
       </w:r>
     </w:p>
     <w:p>
@@ -2832,7 +2891,7 @@
       </w:pPr>
       <w:r>
         <w:rPr/>
-        <w:t>Short-day, long-day and day-neutral plants, and what a night flash does: the photoperiod table.</w:t>
+        <w:t>Perfect (bisexual) flowers have both stamens and carpels; imperfect (unisexual) flowers have one but not the other (27.1.10).</w:t>
       </w:r>
     </w:p>
     <w:p>
@@ -2845,32 +2904,79 @@
       </w:pPr>
       <w:r>
         <w:rPr/>
-        <w:t>Exact numbers (136 gibberellins, Arabidopsis details): don't memorize them.</w:t>
-      </w:r>
-    </w:p>
-    <w:p>
-      <w:pPr>
-        <w:pStyle w:val="Chapterheading"/>
-      </w:pPr>
+        <w:t>Monoecious plants have staminate (male) and carpellate (female) flowers on the same plant; dioecious plants have them on separate plants, so only female holly trees bear berries (27.1.10, 27.1.11).</w:t>
+      </w:r>
+    </w:p>
+    <w:p>
+      <w:pPr>
+        <w:pStyle w:val="Guidetext"/>
+      </w:pPr>
+      <w:r>
+        <w:rPr/>
+        <w:t>Male gametophyte (27.1.12, 27.1.13): each anther has four pollen sacs full of microspore mother cells. Each mother cell undergoes meiosis to make four haploid microspores, and each microspore undergoes mitosis to make a pollen grain. At first it is an immature gametophyte of two cells: a tube cell, which will produce the pollen tube, and a generative cell, which divides by mitosis into two sperm. Then the pollen grain is the mature male gametophyte.</w:t>
+      </w:r>
+    </w:p>
+    <w:p>
+      <w:pPr>
+        <w:pStyle w:val="Guidetext"/>
+      </w:pPr>
+      <w:r>
+        <w:rPr/>
+        <w:t>Female gametophyte (27.1.13, 27.1.14): an ovule is a central mass of parenchyma cells covered by integuments. One cell enlarges into a megaspore mother cell, which undergoes meiosis to make four haploid megaspores, three of them nonfunctional. The functional megaspore divides by mitosis until there are eight nuclei. The embryo sac then has one egg cell with two synergid cells beside it, a central cell with two polar nuclei, and three antipodal cells (seven cells, eight nuclei; textbook).</w:t>
+      </w:r>
+    </w:p>
+    <w:p>
+      <w:pPr>
+        <w:pStyle w:val="Guidetext"/>
+      </w:pPr>
+      <w:r>
+        <w:rPr/>
+        <w:t>Pollination is the transfer of pollen from an anther to the stigma of a carpel: self-pollination if the pollen comes from the same plant, cross-pollination if it comes from a different plant of the same species (27.1.15).</w:t>
+      </w:r>
+    </w:p>
+    <w:p>
+      <w:pPr>
+        <w:pStyle w:val="Guidetext"/>
+      </w:pPr>
+      <w:r>
+        <w:rPr/>
+        <w:t>Fertilization comes after pollination (27.1.17): the pollen grain germinates on the stigma, and its pollen tube passes between the stigma and style to the ovule's micropyle (a small opening). Double fertilization follows: one sperm unites with the egg to make the 2n zygote, and the other unites with the two polar nuclei to make the 3n endosperm nucleus, which develops into the endosperm, the embryo's food. A mature seed contains the embryo, stored food and the seed coat (27.1.17).</w:t>
+      </w:r>
+    </w:p>
+    <w:p>
+      <w:pPr>
+        <w:pStyle w:val="Guidetext"/>
+      </w:pPr>
+      <w:r>
+        <w:rPr/>
+        <w:t>Pollinators (27.1.18, 27.1.19; textbook): bees favor yellow, blue or white flowers with ultraviolet nectar guides (bees can't see red); hummingbirds favor red, slender-tubed flowers with lots of nectar; bats favor large, sturdy, pale flowers that open at night.</w:t>
+      </w:r>
+    </w:p>
+    <w:p>
+      <w:pPr>
+        <w:pStyle w:val="Guidetext"/>
+      </w:pPr>
+      <w:r>
+        <w:rPr/>
+        <w:t>Traps: pollination (pollen reaches the stigma) vs fertilization (sperm meets egg); microspore vs megaspore; tube cell vs generative cell; synergids (beside the egg) vs antipodals vs polar nuclei; complete vs perfect; monoecious vs dioecious; zygote (2n) vs endosperm (3n) (27.1.10, 27.1.12, 27.1.14, 27.1.15, 27.1.17).</w:t>
+      </w:r>
+    </w:p>
+    <w:p>
+      <w:pPr>
+        <w:pStyle w:val="Guidepart"/>
+      </w:pPr>
+      <w:bookmarkStart w:id="27" w:name="g272"/>
       <w:r>
         <w:rPr>
           <w:rStyle w:val="Slidecode"/>
         </w:rPr>
-        <w:t>Chapter 27: Flowering Plants: Reproduction</w:t>
-      </w:r>
-    </w:p>
-    <w:p>
-      <w:pPr>
-        <w:pStyle w:val="Guideheading"/>
-      </w:pPr>
-      <w:bookmarkStart w:id="25" w:name="g270"/>
-      <w:r>
-        <w:rPr>
-          <w:rStyle w:val="Slidecode"/>
-        </w:rPr>
-        <w:t>Quick guide: the big picture</w:t>
-      </w:r>
-      <w:bookmarkEnd w:id="25"/>
+        <w:t>27.2 Seed Development</w:t>
+      </w:r>
+      <w:r>
+        <w:rPr/>
+        <w:t xml:space="preserve"> (slides 20–26)</w:t>
+      </w:r>
+      <w:bookmarkEnd w:id="27"/>
     </w:p>
     <w:p>
       <w:pPr>
@@ -2878,69 +2984,7 @@
       </w:pPr>
       <w:r>
         <w:rPr/>
-        <w:t>Ch 27 follows the flowering plant's life cycle in detail: how a flower makes pollen (the male gametophyte) and the embryo sac (the female gametophyte), pollination and double fertilization (27.1), how the embryo develops inside the seed (27.2), fruits, seed dispersal and germination (27.3), and reproduction without seeds (27.4).</w:t>
-      </w:r>
-    </w:p>
-    <w:p>
-      <w:pPr>
-        <w:pStyle w:val="Guidetext"/>
-      </w:pPr>
-      <w:r>
-        <w:rPr/>
-        <w:t>It builds on the Ch 23 life cycle. Keep two rules in mind: meiosis makes spores and mitosis makes gametes; after fertilization, the ovule becomes the seed and the ovary becomes the fruit (27.1.3, 27.1.5).</w:t>
-      </w:r>
-    </w:p>
-    <w:p>
-      <w:pPr>
-        <w:pStyle w:val="Guidepart"/>
-      </w:pPr>
-      <w:bookmarkStart w:id="26" w:name="g271"/>
-      <w:r>
-        <w:rPr>
-          <w:rStyle w:val="Slidecode"/>
-        </w:rPr>
-        <w:t>27.1 Sexual Reproductive Strategies</w:t>
-      </w:r>
-      <w:r>
-        <w:rPr/>
-        <w:t xml:space="preserve"> (slides 3–19)</w:t>
-      </w:r>
-      <w:bookmarkEnd w:id="26"/>
-    </w:p>
-    <w:p>
-      <w:pPr>
-        <w:pStyle w:val="Guidetext"/>
-      </w:pPr>
-      <w:r>
-        <w:rPr/>
-        <w:t>Plants have a two-stage, alternating life cycle (27.1.3). The diploid (2n) sporophyte is dominant; it is the plant you see and the stage that bears flowers. Its flowers make two kinds of haploid spores by meiosis: microspores (in anthers) and megaspores (in ovules). Each spore divides by mitosis into a haploid gametophyte, which makes gametes; gametes fuse into a diploid zygote, which grows by mitosis into a new sporophyte (27.1.3, 27.1.4).</w:t>
-      </w:r>
-    </w:p>
-    <w:p>
-      <w:pPr>
-        <w:pStyle w:val="Guidetext"/>
-      </w:pPr>
-      <w:r>
-        <w:rPr/>
-        <w:t>A microspore becomes the male gametophyte, the pollen grain; a megaspore becomes the female gametophyte, the embryo sac, inside an ovule inside an ovary. The ovule becomes a seed, and the ovary becomes a fruit (27.1.5). The slide's "Microspore – Male gametophyte" means a microspore becomes one; the spore itself isn't the gametophyte.</w:t>
-      </w:r>
-    </w:p>
-    <w:p>
-      <w:pPr>
-        <w:pStyle w:val="Guidetext"/>
-      </w:pPr>
-      <w:r>
-        <w:rPr/>
-        <w:t>The cycle suits life on land (textbook): the tiny gametophytes develop inside the sporophyte, protected from drying out; pollen has a tough wall; sperm reach the egg through a pollen tube, so no outside water is needed; and the seed coat protects the embryo until conditions favor germination.</w:t>
-      </w:r>
-    </w:p>
-    <w:p>
-      <w:pPr>
-        <w:pStyle w:val="Guidetext"/>
-      </w:pPr>
-      <w:r>
-        <w:rPr/>
-        <w:t>Flowers are unique to angiosperms: they attract pollinators and produce fruits that enclose seeds. Flowering often responds to signals such as day length: a meristem stops producing leaves and starts producing flowers. Monocot flower parts come in threes, eudicot parts in fours or fives (27.1.6, 27.1.9).</w:t>
+        <w:t>Development is a programmed series of stages from a simple to a more complex form, and cells differentiate (specialize) as it proceeds (27.2.20).</w:t>
       </w:r>
     </w:p>
     <w:p>
@@ -2949,7 +2993,7 @@
       </w:pPr>
       <w:r>
         <w:rPr/>
-        <w:t>Flower structure (27.1.7, 27.1.8)</w:t>
+        <w:t>Stages of a eudicot embryo (27.2.20 to 27.2.24)</w:t>
       </w:r>
     </w:p>
     <w:p>
@@ -2962,7 +3006,7 @@
       </w:pPr>
       <w:r>
         <w:rPr/>
-        <w:t>Four whorls of modified leaves sit on the receptacle, at the end of the flower stalk (peduncle) (27.1.7).</w:t>
+        <w:t>Zygote: right after double fertilization, the zygote and the endosperm appear (27.2.23).</w:t>
       </w:r>
     </w:p>
     <w:p>
@@ -2975,7 +3019,7 @@
       </w:pPr>
       <w:r>
         <w:rPr/>
-        <w:t>Sepals protect the bud; petals attract pollinators (27.1.7).</w:t>
+        <w:t>Proembryo: the zygote divides repeatedly into a proembryo and a suspensor, a stalk that anchors the embryo; the root-shoot axis is already set (27.2.20, 27.2.23).</w:t>
       </w:r>
     </w:p>
     <w:p>
@@ -2988,7 +3032,7 @@
       </w:pPr>
       <w:r>
         <w:rPr/>
-        <w:t>Stamen (male): the anther, a saclike container where pollen forms, on a slender filament (27.1.7).</w:t>
+        <w:t>Globular stage: the proembryo is a ball of cells; its outermost cells will become the dermal tissue, which protects against drying out and includes stomata (27.2.20, 27.2.24).</w:t>
       </w:r>
     </w:p>
     <w:p>
@@ -3001,16 +3045,7 @@
       </w:pPr>
       <w:r>
         <w:rPr/>
-        <w:t>Carpel (female): the stigma, an enlarged sticky knob; the style, a slender stalk; and the ovary, the enlarged base enclosing the ovules, which produce the megaspores (27.1.7).</w:t>
-      </w:r>
-    </w:p>
-    <w:p>
-      <w:pPr>
-        <w:pStyle w:val="Guidesubheading"/>
-      </w:pPr>
-      <w:r>
-        <w:rPr/>
-        <w:t>Flower and plant types (27.1.10, 27.1.11)</w:t>
+        <w:t>Heart stage: the embryo becomes heart-shaped as the cotyledons (seed leaves) appear (27.2.21, 27.2.24).</w:t>
       </w:r>
     </w:p>
     <w:p>
@@ -3023,7 +3058,7 @@
       </w:pPr>
       <w:r>
         <w:rPr/>
-        <w:t>Complete flowers have sepals, petals, stamens and a carpel; incomplete flowers are missing one or more (27.1.10).</w:t>
+        <w:t>Torpedo stage: the embryo enlarges and elongates; the shoot apical meristem (for aboveground growth) and root apical meristem (for underground growth) are present (27.2.21, 27.2.24).</w:t>
       </w:r>
     </w:p>
     <w:p>
@@ -3036,7 +3071,87 @@
       </w:pPr>
       <w:r>
         <w:rPr/>
-        <w:t>Perfect (bisexual) flowers have both stamens and carpels; imperfect (unisexual) flowers have one but not the other (27.1.10).</w:t>
+        <w:t>Mature embryo: the epicotyl, above the cotyledons, develops into the shoot; the hypocotyl, below them, contributes to the stem and ends in the radicle, the embryonic root (27.2.22). The textbook's text says the same, although the figure on 27.2.24 labels the hypocotyl the root axis.</w:t>
+      </w:r>
+    </w:p>
+    <w:p>
+      <w:pPr>
+        <w:pStyle w:val="Guidetext"/>
+      </w:pPr>
+      <w:r>
+        <w:rPr/>
+        <w:t>As the embryo develops, the ovule's integuments become the seed coat, which protects the embryo and its food (textbook).</w:t>
+      </w:r>
+    </w:p>
+    <w:p>
+      <w:pPr>
+        <w:pStyle w:val="Guidetext"/>
+      </w:pPr>
+      <w:r>
+        <w:rPr/>
+        <w:t>Monocot vs eudicot seeds (27.2.25, 27.2.26): a monocot has one cotyledon, which stores some nutrients, absorbs others from the endosperm and passes them to the embryo, so a corn kernel still has endosperm when mature. Eudicot cotyledons store all the nutrients the embryo needs, because they have taken up the endosperm, as in a bean seed (27.2.25). In corn, the coleoptile is a sheath protecting the shoot, and the coleorhiza a sheath protecting the root (27.2.26; textbook).</w:t>
+      </w:r>
+    </w:p>
+    <w:p>
+      <w:pPr>
+        <w:pStyle w:val="Guidetext"/>
+      </w:pPr>
+      <w:r>
+        <w:rPr/>
+        <w:t>Traps: epicotyl (shoot) vs hypocotyl (stem, below the cotyledons) vs radicle (root); suspensor (anchors the embryo) vs cotyledon (seed leaf); globular, then heart, then torpedo; coleoptile (shoot sheath) vs coleorhiza (root sheath) (27.2.20, 27.2.21, 27.2.22, 27.2.26).</w:t>
+      </w:r>
+    </w:p>
+    <w:p>
+      <w:pPr>
+        <w:pStyle w:val="Guidepart"/>
+      </w:pPr>
+      <w:bookmarkStart w:id="28" w:name="g273"/>
+      <w:r>
+        <w:rPr>
+          <w:rStyle w:val="Slidecode"/>
+        </w:rPr>
+        <w:t>27.3 Fruit Types and Seed Dispersal</w:t>
+      </w:r>
+      <w:r>
+        <w:rPr/>
+        <w:t xml:space="preserve"> (slides 27–35)</w:t>
+      </w:r>
+      <w:bookmarkEnd w:id="28"/>
+    </w:p>
+    <w:p>
+      <w:pPr>
+        <w:pStyle w:val="Guidetext"/>
+      </w:pPr>
+      <w:r>
+        <w:rPr/>
+        <w:t>A fruit is a mature ovary (27.3.27); fruits protect seeds and help disperse them (textbook). Simple fruits come from a single ovary, with one or several chambers. Compound fruits come from several ovaries: aggregate fruits from the ovaries of a single flower on one receptacle (blackberry), and multiple fruits from the ovaries of separate flowers clustered together (pineapple) (27.3.27).</w:t>
+      </w:r>
+    </w:p>
+    <w:p>
+      <w:pPr>
+        <w:pStyle w:val="Guidetext"/>
+      </w:pPr>
+      <w:r>
+        <w:rPr/>
+        <w:t>As the fruit develops, the ovary wall thickens into the pericarp, which can have three layers: the exocarp (the outermost skin), the mesocarp (the flesh) and the endocarp (the boundary around the seeds, like a peach pit) (27.3.28).</w:t>
+      </w:r>
+    </w:p>
+    <w:p>
+      <w:pPr>
+        <w:pStyle w:val="Guidetext"/>
+      </w:pPr>
+      <w:r>
+        <w:rPr/>
+        <w:t>In dry fruits the pericarp is papery, leathery or woody at maturity. Dehiscent fruits split open when ripe (legumes, such as pea pods); indehiscent fruits don't (grains) (27.3.29).</w:t>
+      </w:r>
+    </w:p>
+    <w:p>
+      <w:pPr>
+        <w:pStyle w:val="Guidesubheading"/>
+      </w:pPr>
+      <w:r>
+        <w:rPr/>
+        <w:t>Named fruit types (27.3.30; examples from the textbook)</w:t>
       </w:r>
     </w:p>
     <w:p>
@@ -3049,96 +3164,7 @@
       </w:pPr>
       <w:r>
         <w:rPr/>
-        <w:t>Monoecious plants have staminate (male) and carpellate (female) flowers on the same plant (Jatropha); dioecious plants have them on separate plants, so only female holly trees bear berries (27.1.10, 27.1.11).</w:t>
-      </w:r>
-    </w:p>
-    <w:p>
-      <w:pPr>
-        <w:pStyle w:val="Guidetext"/>
-      </w:pPr>
-      <w:r>
-        <w:rPr/>
-        <w:t>Male gametophyte (27.1.12, 27.1.13): each anther has four pollen sacs full of microspore mother cells. Each mother cell undergoes meiosis to make four haploid microspores, and each microspore undergoes mitosis to make a pollen grain. At first it is an immature gametophyte of two cells: a tube cell, which will produce the pollen tube, and a generative cell, which divides by mitosis into two sperm. Then the pollen grain is the mature male gametophyte.</w:t>
-      </w:r>
-    </w:p>
-    <w:p>
-      <w:pPr>
-        <w:pStyle w:val="Guidetext"/>
-      </w:pPr>
-      <w:r>
-        <w:rPr/>
-        <w:t>Female gametophyte (27.1.13, 27.1.14): an ovule is a central mass of parenchyma cells covered by integuments. One cell enlarges into a megaspore mother cell, which undergoes meiosis to make four haploid megaspores, three of them nonfunctional. The functional megaspore divides by mitosis until there are eight nuclei. The embryo sac then has one egg cell with two synergid cells beside it, a central cell with two polar nuclei, and three antipodal cells (seven cells, eight nuclei; textbook).</w:t>
-      </w:r>
-    </w:p>
-    <w:p>
-      <w:pPr>
-        <w:pStyle w:val="Guidetext"/>
-      </w:pPr>
-      <w:r>
-        <w:rPr/>
-        <w:t>Pollination is the transfer of pollen from an anther to the stigma of a carpel: self-pollination if the pollen comes from the same plant, cross-pollination if it comes from a different plant of the same species (27.1.15). Wind-pollinated plants such as grasses release huge amounts of pollen (27.1.16; textbook).</w:t>
-      </w:r>
-    </w:p>
-    <w:p>
-      <w:pPr>
-        <w:pStyle w:val="Guidetext"/>
-      </w:pPr>
-      <w:r>
-        <w:rPr/>
-        <w:t>Fertilization comes after pollination (27.1.17): the pollen grain germinates on the stigma, and its pollen tube passes between the stigma and style to the ovule's micropyle (a small opening). Double fertilization follows: one sperm unites with the egg to make the 2n zygote, and the other unites with the two polar nuclei to make the 3n endosperm nucleus, which develops into the endosperm, the embryo's food. A mature seed contains the embryo, stored food and the seed coat (27.1.17).</w:t>
-      </w:r>
-    </w:p>
-    <w:p>
-      <w:pPr>
-        <w:pStyle w:val="Guidetext"/>
-      </w:pPr>
-      <w:r>
-        <w:rPr/>
-        <w:t>Pollinators (27.1.18, 27.1.19; textbook): bees favor yellow, blue or white flowers (bees can't see red) with ultraviolet nectar guides; butterflies favor flowers with a landing platform, such as composite flowers; hummingbirds favor red, slender-tubed flowers curved back, with lots of nectar and little smell; bats favor large, sturdy, pale flowers that open at night and smell musky. Plants and their pollinators coevolved, each adapting to the other (textbook).</w:t>
-      </w:r>
-    </w:p>
-    <w:p>
-      <w:pPr>
-        <w:pStyle w:val="Guidetext"/>
-      </w:pPr>
-      <w:r>
-        <w:rPr/>
-        <w:t>Traps: pollination (pollen reaches the stigma) vs fertilization (sperm meets egg); microspore vs megaspore; tube cell vs generative cell; synergids (beside the egg) vs antipodals vs polar nuclei; complete vs perfect; monoecious vs dioecious; zygote (2n) vs endosperm (3n) (27.1.10, 27.1.12, 27.1.14, 27.1.15, 27.1.17).</w:t>
-      </w:r>
-    </w:p>
-    <w:p>
-      <w:pPr>
-        <w:pStyle w:val="Guidepart"/>
-      </w:pPr>
-      <w:bookmarkStart w:id="27" w:name="g272"/>
-      <w:r>
-        <w:rPr>
-          <w:rStyle w:val="Slidecode"/>
-        </w:rPr>
-        <w:t>27.2 Seed Development</w:t>
-      </w:r>
-      <w:r>
-        <w:rPr/>
-        <w:t xml:space="preserve"> (slides 20–26)</w:t>
-      </w:r>
-      <w:bookmarkEnd w:id="27"/>
-    </w:p>
-    <w:p>
-      <w:pPr>
-        <w:pStyle w:val="Guidetext"/>
-      </w:pPr>
-      <w:r>
-        <w:rPr/>
-        <w:t>Development is a programmed series of stages from a simple to a more complex form, and cells differentiate (specialize) as it proceeds (27.2.20).</w:t>
-      </w:r>
-    </w:p>
-    <w:p>
-      <w:pPr>
-        <w:pStyle w:val="Guidesubheading"/>
-      </w:pPr>
-      <w:r>
-        <w:rPr/>
-        <w:t>Stages of a eudicot embryo (27.2.20 to 27.2.24)</w:t>
+        <w:t>Drupe: fleshy, with a pit containing a single seed, from a simple ovary (peach) (27.3.30).</w:t>
       </w:r>
     </w:p>
     <w:p>
@@ -3151,7 +3177,7 @@
       </w:pPr>
       <w:r>
         <w:rPr/>
-        <w:t>Zygote: right after double fertilization, the zygote and the endosperm appear (27.2.23).</w:t>
+        <w:t>Berry: fleshy, with seeds and pulp, from a compound ovary (tomato) (27.3.30).</w:t>
       </w:r>
     </w:p>
     <w:p>
@@ -3164,7 +3190,7 @@
       </w:pPr>
       <w:r>
         <w:rPr/>
-        <w:t>Proembryo: the zygote divides repeatedly into a proembryo and a suspensor, a stalk that anchors the embryo; the root-shoot axis is already set (27.2.20, 27.2.23).</w:t>
+        <w:t>Legume: dry and dehiscent, from a single ovary (pea) (27.3.30).</w:t>
       </w:r>
     </w:p>
     <w:p>
@@ -3177,8 +3203,117 @@
       </w:pPr>
       <w:r>
         <w:rPr/>
-        <w:t>Globular stage: the proembryo is a ball of cells; its outermost cells will become the dermal tissue, which protects against drying out and includes stomata (27.2.20, 27.2.24).</w:t>
-      </w:r>
+        <w:t>Samara: dry and indehiscent, winged, from a simple ovary (maple) (27.3.30).</w:t>
+      </w:r>
+    </w:p>
+    <w:p>
+      <w:pPr>
+        <w:pStyle w:val="Guidetext"/>
+      </w:pPr>
+      <w:r>
+        <w:rPr/>
+        <w:t>Dispersal (27.3.31, 27.3.32): many dry fruits are carried by wind on woolly hairs, plumes or wings (dandelion); fleshy fruits feed animals (peaches, cherries, tomatoes), which carry the seeds away; hooks and spines attach dry fruits to animal fur and clothing (burdock); and dehiscent fruits disperse their seeds by forced ejection.</w:t>
+      </w:r>
+    </w:p>
+    <w:p>
+      <w:pPr>
+        <w:pStyle w:val="Guidetext"/>
+      </w:pPr>
+      <w:r>
+        <w:rPr/>
+        <w:t>Germination is when the embryo resumes growth and metabolic activity (27.3.33). Some seeds first need a dormant period with no growth: in temperate zones cold weather breaks dormancy, and fleshy fruits contain inhibitors so seeds don't germinate while still on the plant (27.3.33). A seed needs oxygen (for metabolism), warmth (for enzyme activity) and water (to hydrate its cells) (27.3.34).</w:t>
+      </w:r>
+    </w:p>
+    <w:p>
+      <w:pPr>
+        <w:pStyle w:val="Guidetext"/>
+      </w:pPr>
+      <w:r>
+        <w:rPr/>
+        <w:t>Bean vs corn germination (27.3.35; textbook): in a bean (eudicot) the root emerges first, the shoot is hook-shaped to protect the young leaves as it pushes up through the soil, and the two cotyledons feed the seedling until its leaves photosynthesize, then wither. In corn (monocot) the coleoptile covers the first leaf and the coleorhiza covers the first root as they emerge.</w:t>
+      </w:r>
+    </w:p>
+    <w:p>
+      <w:pPr>
+        <w:pStyle w:val="Guidetext"/>
+      </w:pPr>
+      <w:r>
+        <w:rPr/>
+        <w:t>Traps: simple vs aggregate vs multiple fruit; dehiscent vs indehiscent; exocarp vs mesocarp vs endocarp; drupe vs berry; dormancy vs germination (27.3.27, 27.3.28, 27.3.29, 27.3.30, 27.3.33).</w:t>
+      </w:r>
+    </w:p>
+    <w:p>
+      <w:pPr>
+        <w:pStyle w:val="Guidepart"/>
+      </w:pPr>
+      <w:bookmarkStart w:id="29" w:name="g274"/>
+      <w:r>
+        <w:rPr>
+          <w:rStyle w:val="Slidecode"/>
+        </w:rPr>
+        <w:t>27.4 Asexual Reproductive Strategies</w:t>
+      </w:r>
+      <w:r>
+        <w:rPr/>
+        <w:t xml:space="preserve"> (slides 36–41)</w:t>
+      </w:r>
+      <w:bookmarkEnd w:id="29"/>
+    </w:p>
+    <w:p>
+      <w:pPr>
+        <w:pStyle w:val="Guidetext"/>
+      </w:pPr>
+      <w:r>
+        <w:rPr/>
+        <w:t>Asexual reproduction makes clones, offspring genetically identical to their single parent (textbook). Plants do it with stolons, horizontal stems that run above ground (strawberry), and rhizomes, underground stems that produce new plants. New plants arise at the nodes of stolons and rhizomes, where new growth can occur; the "eyes" of a white potato are buds that can produce a new plant if planted with a portion of the tuber (27.4.36, 27.4.37).</w:t>
+      </w:r>
+    </w:p>
+    <w:p>
+      <w:pPr>
+        <w:pStyle w:val="Guidetext"/>
+      </w:pPr>
+      <w:r>
+        <w:rPr/>
+        <w:t>Tissue culture is the growth of a plant tissue in an artificial liquid or solid medium. It works because many plant cells are totipotent: each has the genetic capability of becoming an entire plant (27.4.38).</w:t>
+      </w:r>
+    </w:p>
+    <w:p>
+      <w:pPr>
+        <w:pStyle w:val="Guidetext"/>
+      </w:pPr>
+      <w:r>
+        <w:rPr/>
+        <w:t>Steps (27.4.39, 27.4.40): meristem tissue is placed on a medium containing auxin, cytokinins and nutrients; an undifferentiated mass of cells, the callus, forms first; organogenesis (organ formation) then starts roots and shoots; finally a plantlet forms. The plantlets are clones with identical traits, and rare plants such as the ladyslipper orchid are grown this way for conservation (27.4.40, 27.4.41).</w:t>
+      </w:r>
+    </w:p>
+    <w:p>
+      <w:pPr>
+        <w:pStyle w:val="Guidetext"/>
+      </w:pPr>
+      <w:r>
+        <w:rPr/>
+        <w:t>Cell suspension culture (27.4.40): rapidly growing calluses are cut into small pieces and shaken into a liquid nutrient medium, where single cells or small clumps form a suspension. Chemicals can be extracted from these cells, such as heart-disease drugs from Digitalis, which avoids overcollecting wild plants.</w:t>
+      </w:r>
+    </w:p>
+    <w:p>
+      <w:pPr>
+        <w:pStyle w:val="Guidetext"/>
+      </w:pPr>
+      <w:r>
+        <w:rPr/>
+        <w:t>Traps: stolon (above ground) vs rhizome (underground) vs tuber (swollen storage part); callus (undifferentiated) vs plantlet; tissue culture (whole plants) vs cell suspension culture (chemicals) (27.4.36, 27.4.40).</w:t>
+      </w:r>
+    </w:p>
+    <w:p>
+      <w:pPr>
+        <w:pStyle w:val="Guidepart"/>
+      </w:pPr>
+      <w:bookmarkStart w:id="30" w:name="g279"/>
+      <w:r>
+        <w:rPr/>
+        <w:t>Look these up, don't memorize</w:t>
+      </w:r>
+      <w:bookmarkEnd w:id="30"/>
     </w:p>
     <w:p>
       <w:pPr>
@@ -3190,7 +3325,7 @@
       </w:pPr>
       <w:r>
         <w:rPr/>
-        <w:t>Heart stage: the embryo becomes heart-shaped as the cotyledons (seed leaves) appear (27.2.21, 27.2.24).</w:t>
+        <w:t>Male vs female gametophyte, step by step: the Male vs female gametophyte table and the Sequences.</w:t>
       </w:r>
     </w:p>
     <w:p>
@@ -3203,7 +3338,7 @@
       </w:pPr>
       <w:r>
         <w:rPr/>
-        <w:t>Torpedo stage: the embryo enlarges and elongates; the shoot apical meristem (for aboveground growth) and root apical meristem (for underground growth) are present (27.2.21, 27.2.24).</w:t>
+        <w:t>Which structures are n, 2n or 3n, and where meiosis happens: the n / 2n / 3n list.</w:t>
       </w:r>
     </w:p>
     <w:p>
@@ -3216,87 +3351,7 @@
       </w:pPr>
       <w:r>
         <w:rPr/>
-        <w:t>Mature embryo: the epicotyl, above the cotyledons, develops into the shoot; the hypocotyl, below them, contributes to the stem and ends in the radicle, the embryonic root (27.2.22). The figure's description calls the hypocotyl the root axis (27.2.24); the slide's wording is the safer one.</w:t>
-      </w:r>
-    </w:p>
-    <w:p>
-      <w:pPr>
-        <w:pStyle w:val="Guidetext"/>
-      </w:pPr>
-      <w:r>
-        <w:rPr/>
-        <w:t>As the embryo develops, the ovule's integuments become the seed coat, which protects the embryo and its food (textbook).</w:t>
-      </w:r>
-    </w:p>
-    <w:p>
-      <w:pPr>
-        <w:pStyle w:val="Guidetext"/>
-      </w:pPr>
-      <w:r>
-        <w:rPr/>
-        <w:t>Monocot vs eudicot seeds (27.2.25, 27.2.26): a monocot has one cotyledon, which stores some nutrients, absorbs others from the endosperm and passes them to the embryo, so a corn kernel still has endosperm when mature. Eudicot cotyledons store all the nutrients the embryo needs, because they have taken up the endosperm, as in a bean seed (27.2.25). In corn, the coleoptile is a sheath protecting the shoot, and the coleorhiza a sheath protecting the root (27.2.26; textbook).</w:t>
-      </w:r>
-    </w:p>
-    <w:p>
-      <w:pPr>
-        <w:pStyle w:val="Guidetext"/>
-      </w:pPr>
-      <w:r>
-        <w:rPr/>
-        <w:t>Traps: epicotyl (shoot) vs hypocotyl (stem, below the cotyledons) vs radicle (root); suspensor (anchors the embryo) vs cotyledon (seed leaf); globular, then heart, then torpedo; coleoptile (shoot sheath) vs coleorhiza (root sheath) (27.2.20, 27.2.21, 27.2.22, 27.2.26).</w:t>
-      </w:r>
-    </w:p>
-    <w:p>
-      <w:pPr>
-        <w:pStyle w:val="Guidepart"/>
-      </w:pPr>
-      <w:bookmarkStart w:id="28" w:name="g273"/>
-      <w:r>
-        <w:rPr>
-          <w:rStyle w:val="Slidecode"/>
-        </w:rPr>
-        <w:t>27.3 Fruit Types and Seed Dispersal</w:t>
-      </w:r>
-      <w:r>
-        <w:rPr/>
-        <w:t xml:space="preserve"> (slides 27–35)</w:t>
-      </w:r>
-      <w:bookmarkEnd w:id="28"/>
-    </w:p>
-    <w:p>
-      <w:pPr>
-        <w:pStyle w:val="Guidetext"/>
-      </w:pPr>
-      <w:r>
-        <w:rPr/>
-        <w:t>A fruit is a mature ovary (27.3.27); fruits protect seeds and help disperse them (textbook). Simple fruits come from a single ovary, with one or several chambers. Compound fruits come from several ovaries: aggregate fruits from the ovaries of a single flower on one receptacle (blackberry), and multiple fruits from the ovaries of separate flowers clustered together (pineapple) (27.3.27).</w:t>
-      </w:r>
-    </w:p>
-    <w:p>
-      <w:pPr>
-        <w:pStyle w:val="Guidetext"/>
-      </w:pPr>
-      <w:r>
-        <w:rPr/>
-        <w:t>As the fruit develops, the ovary wall thickens into the pericarp, which can have three layers: the exocarp (the outermost skin), the mesocarp (the flesh) and the endocarp (the boundary around the seeds, like a peach pit) (27.3.28).</w:t>
-      </w:r>
-    </w:p>
-    <w:p>
-      <w:pPr>
-        <w:pStyle w:val="Guidetext"/>
-      </w:pPr>
-      <w:r>
-        <w:rPr/>
-        <w:t>In dry fruits the pericarp is papery, leathery or woody at maturity. Dehiscent fruits split open when ripe (legumes, such as pea pods); indehiscent fruits don't (grains) (27.3.29).</w:t>
-      </w:r>
-    </w:p>
-    <w:p>
-      <w:pPr>
-        <w:pStyle w:val="Guidesubheading"/>
-      </w:pPr>
-      <w:r>
-        <w:rPr/>
-        <w:t>Named fruit types (27.3.30; examples from the textbook)</w:t>
+        <w:t>Flower parts and flower terms: the Flower parts and terms table.</w:t>
       </w:r>
     </w:p>
     <w:p>
@@ -3309,7 +3364,7 @@
       </w:pPr>
       <w:r>
         <w:rPr/>
-        <w:t>Drupe: fleshy, with a pit containing a single seed, from a simple ovary (peach) (27.3.30).</w:t>
+        <w:t>Embryo stages, seed parts, fruit types, germination and asexual methods: the Embryo and seed, Fruits, Germination and Asexual reproduction tables.</w:t>
       </w:r>
     </w:p>
     <w:p>
@@ -3322,207 +3377,7 @@
       </w:pPr>
       <w:r>
         <w:rPr/>
-        <w:t>Berry: fleshy, with seeds and pulp, from a compound ovary (tomato) (27.3.30).</w:t>
-      </w:r>
-    </w:p>
-    <w:p>
-      <w:pPr>
-        <w:pStyle w:val="Guidebullet"/>
-        <w:numPr>
-          <w:ilvl w:val="0"/>
-          <w:numId w:val="90"/>
-        </w:numPr>
-      </w:pPr>
-      <w:r>
-        <w:rPr/>
-        <w:t>Legume: dry and dehiscent, from a single ovary (pea) (27.3.30).</w:t>
-      </w:r>
-    </w:p>
-    <w:p>
-      <w:pPr>
-        <w:pStyle w:val="Guidebullet"/>
-        <w:numPr>
-          <w:ilvl w:val="0"/>
-          <w:numId w:val="90"/>
-        </w:numPr>
-      </w:pPr>
-      <w:r>
-        <w:rPr/>
-        <w:t>Samara: dry and indehiscent, winged, from a simple ovary (maple) (27.3.30).</w:t>
-      </w:r>
-    </w:p>
-    <w:p>
-      <w:pPr>
-        <w:pStyle w:val="Guidetext"/>
-      </w:pPr>
-      <w:r>
-        <w:rPr/>
-        <w:t>Dispersal (27.3.31, 27.3.32): many dry fruits are carried by wind on woolly hairs, plumes or wings (dandelion); fleshy fruits feed animals (peaches, cherries, tomatoes), which carry the seeds away; hooks and spines attach dry fruits to animal fur and clothing (burdock); and dehiscent fruits disperse their seeds by forced ejection.</w:t>
-      </w:r>
-    </w:p>
-    <w:p>
-      <w:pPr>
-        <w:pStyle w:val="Guidetext"/>
-      </w:pPr>
-      <w:r>
-        <w:rPr/>
-        <w:t>Germination is when the embryo resumes growth and metabolic activity (27.3.33). Some seeds first need a dormant period with no growth: in temperate zones cold weather breaks dormancy, and fleshy fruits contain inhibitors so seeds don't germinate while still on the plant (27.3.33). A seed needs oxygen (for metabolism), warmth (for enzyme activity) and water (to hydrate its cells) (27.3.34).</w:t>
-      </w:r>
-    </w:p>
-    <w:p>
-      <w:pPr>
-        <w:pStyle w:val="Guidetext"/>
-      </w:pPr>
-      <w:r>
-        <w:rPr/>
-        <w:t>Bean vs corn germination (27.3.35; textbook): in a bean (eudicot) the root emerges first, the shoot is hook-shaped to protect the young leaves as it pushes up through the soil, and the two cotyledons feed the seedling until its leaves photosynthesize, then wither. In corn (monocot) the coleoptile covers the first leaf and the coleorhiza covers the first root as they emerge; later come adventitious and prop roots.</w:t>
-      </w:r>
-    </w:p>
-    <w:p>
-      <w:pPr>
-        <w:pStyle w:val="Guidetext"/>
-      </w:pPr>
-      <w:r>
-        <w:rPr/>
-        <w:t>Traps: simple vs aggregate vs multiple fruit; dehiscent vs indehiscent; exocarp vs mesocarp vs endocarp; drupe vs berry; dormancy vs germination (27.3.27, 27.3.28, 27.3.29, 27.3.30, 27.3.33).</w:t>
-      </w:r>
-    </w:p>
-    <w:p>
-      <w:pPr>
-        <w:pStyle w:val="Guidepart"/>
-      </w:pPr>
-      <w:bookmarkStart w:id="29" w:name="g274"/>
-      <w:r>
-        <w:rPr>
-          <w:rStyle w:val="Slidecode"/>
-        </w:rPr>
-        <w:t>27.4 Asexual Reproductive Strategies</w:t>
-      </w:r>
-      <w:r>
-        <w:rPr/>
-        <w:t xml:space="preserve"> (slides 36–41)</w:t>
-      </w:r>
-      <w:bookmarkEnd w:id="29"/>
-    </w:p>
-    <w:p>
-      <w:pPr>
-        <w:pStyle w:val="Guidetext"/>
-      </w:pPr>
-      <w:r>
-        <w:rPr/>
-        <w:t>Asexual reproduction makes clones, offspring genetically identical to their single parent (textbook). Plants do it with stolons, horizontal stems that run above ground (strawberry), and rhizomes, underground stems that produce new plants. New plants arise at the nodes of stolons and rhizomes, where new growth can occur; the "eyes" of a white potato are buds that can produce a new plant if planted with a portion of the tuber (27.4.36, 27.4.37).</w:t>
-      </w:r>
-    </w:p>
-    <w:p>
-      <w:pPr>
-        <w:pStyle w:val="Guidetext"/>
-      </w:pPr>
-      <w:r>
-        <w:rPr/>
-        <w:t>Tissue culture is the growth of a plant tissue in an artificial liquid or solid medium. It works because many plant cells are totipotent: each has the genetic capability of becoming an entire plant (27.4.38).</w:t>
-      </w:r>
-    </w:p>
-    <w:p>
-      <w:pPr>
-        <w:pStyle w:val="Guidetext"/>
-      </w:pPr>
-      <w:r>
-        <w:rPr/>
-        <w:t>Steps (27.4.39, 27.4.40): meristem tissue is placed on a medium containing auxin, cytokinins and nutrients; an undifferentiated mass of cells, the callus, forms first; organogenesis (organ formation) then starts roots and shoots; finally a plantlet forms. The plantlets are clones with identical traits, and rare plants such as the ladyslipper orchid are grown this way for conservation (27.4.40, 27.4.41).</w:t>
-      </w:r>
-    </w:p>
-    <w:p>
-      <w:pPr>
-        <w:pStyle w:val="Guidetext"/>
-      </w:pPr>
-      <w:r>
-        <w:rPr/>
-        <w:t>Cell suspension culture (27.4.40): rapidly growing calluses are cut into small pieces and shaken into a liquid nutrient medium, where single cells or small clumps form a suspension. Chemicals can be extracted from these cells, such as heart-disease drugs from Digitalis, which avoids overcollecting wild plants.</w:t>
-      </w:r>
-    </w:p>
-    <w:p>
-      <w:pPr>
-        <w:pStyle w:val="Guidetext"/>
-      </w:pPr>
-      <w:r>
-        <w:rPr/>
-        <w:t>Traps: stolon (above ground) vs rhizome (underground) vs tuber (swollen storage part); callus (undifferentiated) vs plantlet; tissue culture (whole plants) vs cell suspension culture (chemicals) (27.4.36, 27.4.40).</w:t>
-      </w:r>
-    </w:p>
-    <w:p>
-      <w:pPr>
-        <w:pStyle w:val="Guidepart"/>
-      </w:pPr>
-      <w:bookmarkStart w:id="30" w:name="g279"/>
-      <w:r>
-        <w:rPr/>
-        <w:t>Look these up, don't memorize</w:t>
-      </w:r>
-      <w:bookmarkEnd w:id="30"/>
-    </w:p>
-    <w:p>
-      <w:pPr>
-        <w:pStyle w:val="Guidebullet"/>
-        <w:numPr>
-          <w:ilvl w:val="0"/>
-          <w:numId w:val="90"/>
-        </w:numPr>
-      </w:pPr>
-      <w:r>
-        <w:rPr/>
-        <w:t>Male vs female gametophyte, step by step: the gametophyte table.</w:t>
-      </w:r>
-    </w:p>
-    <w:p>
-      <w:pPr>
-        <w:pStyle w:val="Guidebullet"/>
-        <w:numPr>
-          <w:ilvl w:val="0"/>
-          <w:numId w:val="90"/>
-        </w:numPr>
-      </w:pPr>
-      <w:r>
-        <w:rPr/>
-        <w:t>Flower parts and flower terms: the flower tables.</w:t>
-      </w:r>
-    </w:p>
-    <w:p>
-      <w:pPr>
-        <w:pStyle w:val="Guidebullet"/>
-        <w:numPr>
-          <w:ilvl w:val="0"/>
-          <w:numId w:val="90"/>
-        </w:numPr>
-      </w:pPr>
-      <w:r>
-        <w:rPr/>
-        <w:t>Embryo stages, seed parts, fruit types and dispersal: the seed and fruit tables.</w:t>
-      </w:r>
-    </w:p>
-    <w:p>
-      <w:pPr>
-        <w:pStyle w:val="Guidebullet"/>
-        <w:numPr>
-          <w:ilvl w:val="0"/>
-          <w:numId w:val="90"/>
-        </w:numPr>
-      </w:pPr>
-      <w:r>
-        <w:rPr/>
-        <w:t>Pollinators and their flowers: the pollinator table.</w:t>
-      </w:r>
-    </w:p>
-    <w:p>
-      <w:pPr>
-        <w:pStyle w:val="Guidebullet"/>
-        <w:numPr>
-          <w:ilvl w:val="0"/>
-          <w:numId w:val="90"/>
-        </w:numPr>
-      </w:pPr>
-      <w:r>
-        <w:rPr/>
-        <w:t>Exact numbers (species counts, seed sizes): don't memorize them.</w:t>
+        <w:t>Pollinators and their flowers: the Pollinators table.</w:t>
       </w:r>
     </w:p>
     <w:sectPr>
@@ -3580,7 +3435,7 @@
       <w:rPr>
         <w:sz w:val="16"/>
       </w:rPr>
-      <w:t>BIO II Unit 2 quick guides (reading copy)</w:t>
+      <w:t>BIO II Unit 2 quick guides</w:t>
       <w:tab/>
     </w:r>
     <w:r>

--- a/Printed Exam Notes/Unit 2 Quick Guides.docx
+++ b/Printed Exam Notes/Unit 2 Quick Guides.docx
@@ -53,7 +53,7 @@
       </w:pPr>
       <w:r>
         <w:rPr/>
-        <w:t>Plants are multicellular, photosynthetic eukaryotes that evolved from freshwater green algae (23.1.3). This chapter is the story of how plants moved onto land, and how each new group solved another problem of living there: drying out, moving water up against gravity, and reproducing without water for sperm to swim in (23.1.9, 23.1.11).</w:t>
+        <w:t>Plants are multicellular, photosynthetic eukaryotes that evolved from freshwater green algae (23.1.3). This chapter tells how plants moved onto land. Land brought new problems: drying out, moving water up against gravity, and reproducing without water for sperm to swim in (23.1.9, 23.1.11). Each new group of plants solved more of them.</w:t>
       </w:r>
     </w:p>
     <w:p>
@@ -62,7 +62,7 @@
       </w:pPr>
       <w:r>
         <w:rPr/>
-        <w:t>There are four big groups, in the order they evolved (23.1.4, 23.1.6): bryophytes (mosses and their relatives: no plumbing), seedless vascular plants (lycophytes and ferns: plumbing, but spores instead of seeds), gymnosperms (seeds, usually on cones) and angiosperms (flowering plants: seeds inside a fruit).</w:t>
+        <w:t>There are four big groups, in the order they evolved (23.1.4, 23.1.6): bryophytes (mosses and their relatives: no vascular tissue, the plant's plumbing), seedless vascular plants (lycophytes and ferns: plumbing, but spores instead of seeds), gymnosperms (seeds, usually on cones) and angiosperms (flowering plants: seeds inside a fruit).</w:t>
       </w:r>
     </w:p>
     <w:p>
@@ -71,7 +71,7 @@
       </w:pPr>
       <w:r>
         <w:rPr/>
-        <w:t>One idea runs through the whole chapter. Every plant has two generations that take turns: a haploid (n) gametophyte that makes eggs and sperm, and a diploid (2n) sporophyte that makes spores. Over evolution the sporophyte got bigger and the gametophyte got smaller (23.1.12, 23.1.14, 23.1.15).</w:t>
+        <w:t>One idea runs through the whole chapter: every plant's life cycle has two generations that take turns. The gametophyte is haploid (n) and makes eggs and sperm; the sporophyte is diploid (2n) and makes spores. Over evolution, the sporophyte got bigger and the gametophyte got smaller (23.1.12, 23.1.14, 23.1.15).</w:t>
       </w:r>
     </w:p>
     <w:p>
@@ -97,7 +97,7 @@
       </w:pPr>
       <w:r>
         <w:rPr/>
-        <w:t>Plants come from green algae: both have chlorophylls, store starch and have cellulose cell walls (23.1.3). The closest living relatives are the charophytes (Chara and Coleochaete), which, like plants, protect the zygote (23.1.5). What plants add is protecting and nourishing the embryo (23.1.3, 23.1.7).</w:t>
+        <w:t>Plants come from green algae: both have chlorophylls, store starch and have cellulose cell walls (23.1.3). Their closest living relatives are the charophytes, freshwater green algae such as Chara and Coleochaete; like plants, they protect the zygote (23.1.5). Plants go further: they also protect and nourish the embryo (23.1.3, 23.1.7).</w:t>
       </w:r>
     </w:p>
     <w:p>
@@ -171,7 +171,7 @@
       </w:pPr>
       <w:r>
         <w:rPr/>
-        <w:t>A body made of tissues also loses less water than branched filaments do, because it has a lower surface-area-to-volume ratio (23.1.11).</w:t>
+        <w:t>A body made of tissues also loses less water than branched filaments do, because it has less surface for its volume (23.1.11).</w:t>
       </w:r>
     </w:p>
     <w:p>
@@ -193,7 +193,7 @@
       </w:pPr>
       <w:r>
         <w:rPr/>
-        <w:t>The gametophyte is the haploid (n) plant. It makes eggs and sperm by mitosis in gametangia: antheridia make sperm, archegonia make eggs (23.1.12).</w:t>
+        <w:t>The gametophyte (n) makes eggs and sperm by mitosis, in structures called gametangia: antheridia make sperm, archegonia make eggs (23.1.12).</w:t>
       </w:r>
     </w:p>
     <w:p>
@@ -206,7 +206,7 @@
       </w:pPr>
       <w:r>
         <w:rPr/>
-        <w:t>Egg + sperm make a diploid zygote, which grows into the sporophyte, the diploid (2n) plant (23.1.12, 23.1.13).</w:t>
+        <w:t>Egg + sperm make a diploid zygote, which grows into the sporophyte (2n) (23.1.12, 23.1.13).</w:t>
       </w:r>
     </w:p>
     <w:p>
@@ -241,7 +241,7 @@
       </w:pPr>
       <w:r>
         <w:rPr/>
-        <w:t>The dominant generation is the one you notice. In mosses it's the gametophyte; in ferns, pine trees and flowering plants it's the sporophyte (23.1.14). The shift to a dominant sporophyte is an adaptation to land: only sporophytes have vascular systems, and the gametophyte shrinks and becomes dependent on the sporophyte (23.1.14, 23.1.15). In mosses and ferns, spores disperse the gametophyte; in gymnosperms and angiosperms, seeds disperse the sporophyte (23.1.15).</w:t>
+        <w:t>The dominant generation is the bigger, more noticeable one: the gametophyte in mosses; the sporophyte in ferns, pine trees and flowering plants (23.1.14). The shift to a dominant sporophyte was an adaptation to land: only sporophytes have vascular systems, and the gametophyte became smaller and dependent on the sporophyte (23.1.14, 23.1.15). In mosses and ferns, spores disperse the gametophyte; in gymnosperms and angiosperms, seeds disperse the sporophyte (23.1.15).</w:t>
       </w:r>
     </w:p>
     <w:p>
@@ -267,7 +267,7 @@
       </w:pPr>
       <w:r>
         <w:rPr/>
-        <w:t>Bryophytes (liverworts, hornworts and mosses) were the first plants to colonize land. With no vascular tissue they stay low-lying and have no true roots, stems or leaves. The gametophyte is dominant, and its flagellated sperm swim to the egg in a film of water, so bryophytes need moist places (23.2.16).</w:t>
+        <w:t>Bryophytes (liverworts, hornworts and mosses) were the first plants to colonize land. With no vascular tissue, they stay low-lying and have no true roots, stems or leaves. The gametophyte is dominant, and its flagellated sperm swim to the egg in a film of water, so bryophytes need moist places (23.2.16).</w:t>
       </w:r>
     </w:p>
     <w:p>
@@ -289,7 +289,7 @@
       </w:pPr>
       <w:r>
         <w:rPr/>
-        <w:t>Liverworts: a flat body (thallus) or leafy shoots. Marchantia has rhizoids (hair-like anchors, not true roots) and reproduces asexually with gemmae, groups of cells that detach and start a new plant (23.2.17, 23.2.18).</w:t>
+        <w:t>Liverworts: a flat body (thallus) or leafy shoots. Marchantia has rhizoids (hair-like threads that anchor it; not true roots) and reproduces asexually with gemmae, groups of cells that detach and grow into a new plant (23.2.17, 23.2.18).</w:t>
       </w:r>
     </w:p>
     <w:p>
@@ -302,7 +302,7 @@
       </w:pPr>
       <w:r>
         <w:rPr/>
-        <w:t>Hornworts: small horn-shaped sporophytes rise out of the gametophyte; one chloroplast per sporophyte cell; cyanobacteria partners fix nitrogen (23.2.19, 23.2.20).</w:t>
+        <w:t>Hornworts: small horn-shaped sporophytes grow out of a thin gametophyte; each sporophyte cell has one chloroplast; cyanobacteria partners fix nitrogen from the air (23.2.19, 23.2.20).</w:t>
       </w:r>
     </w:p>
     <w:p>
@@ -315,7 +315,7 @@
       </w:pPr>
       <w:r>
         <w:rPr/>
-        <w:t>Mosses: the largest group of nonvascular plants. They can dry out, turn brown and revive when it rains. Peat moss improves the water capacity of soil (23.2.21).</w:t>
+        <w:t>Mosses: the largest group of nonvascular plants. When dry they shrivel and turn brown; when it rains they turn green again. Peat moss improves the water capacity of soil (23.2.21).</w:t>
       </w:r>
     </w:p>
     <w:p>
@@ -324,7 +324,7 @@
       </w:pPr>
       <w:r>
         <w:rPr/>
-        <w:t>Moss life cycle (23.2.22, 23.2.30): a spore germinates into a thread-like protonema, the first stage of the gametophyte, which produces leafy shoots bearing antheridia or archegonia. Sperm swim in external water to the egg. The zygote stays in the archegonium and grows into the sporophyte: a foot, a stalk and a capsule, always attached to the gametophyte. Meiosis in the capsule makes spores, which are dispersed by air currents.</w:t>
+        <w:t>Moss life cycle (23.2.22, 23.2.30): a spore germinates into a protonema, the thread-like first stage of the gametophyte, which produces leafy shoots bearing antheridia or archegonia. Sperm swim in external water to the egg. The zygote stays in the archegonium and grows into the sporophyte: a foot, a stalk and a capsule, always attached to the gametophyte. Meiosis in the capsule makes spores, which air currents disperse.</w:t>
       </w:r>
     </w:p>
     <w:p>
@@ -333,7 +333,7 @@
       </w:pPr>
       <w:r>
         <w:rPr/>
-        <w:t>Traps: the protonema (first stage of the moss gametophyte) vs the prothallus (the fern gametophyte); rhizoids vs true roots (23.2.17, 23.2.22, 23.4.52).</w:t>
+        <w:t>Traps: protonema (first stage of the moss gametophyte) vs prothallus (the fern gametophyte); rhizoids vs true roots (23.2.17, 23.2.22, 23.4.52).</w:t>
       </w:r>
     </w:p>
     <w:p>
@@ -359,7 +359,7 @@
       </w:pPr>
       <w:r>
         <w:rPr/>
-        <w:t>Vascular tissue is the plant's plumbing, and it let plants grow tall. Xylem conducts water and minerals up from the roots, and lignin strengthens its cell walls; phloem conducts sucrose and other organic compounds throughout the plant (23.3.31).</w:t>
+        <w:t>Vascular tissue is the plant's plumbing, and it let plants grow tall. Xylem carries water and minerals up from the roots, and lignin, a tough substance, strengthens its cell walls. Phloem carries sucrose and other organic compounds throughout the plant. Vascular plants are also called tracheophytes (23.3.31).</w:t>
       </w:r>
     </w:p>
     <w:p>
@@ -368,7 +368,7 @@
       </w:pPr>
       <w:r>
         <w:rPr/>
-        <w:t>The first vascular plants, such as Cooksonia, were small and branched; branching meant more sporangia and more spores, and shows it had vascular tissue (23.3.32, 23.3.33). Lycophytes and all later vascular plants have a dominant sporophyte (23.3.32).</w:t>
+        <w:t>Cooksonia, one of the first vascular plants, is extinct and known only from fossils (23.3.32, 23.3.33). It was a few centimeters tall, with no roots or leaves: just forked stems ending in sporangia. Branching meant more sporangia, so more spores, and it shows the plant had vascular tissue (23.3.32). Its windblown spores make it a seedless vascular plant, but it wasn't a lycophyte: it belonged to an extinct group, the rhyniophytes (textbook).</w:t>
       </w:r>
     </w:p>
     <w:p>
@@ -377,7 +377,7 @@
       </w:pPr>
       <w:r>
         <w:rPr/>
-        <w:t>Lycophytes (ground pines, spike mosses and quillworts) have roots and microphylls: small leaves with a single strand of vascular tissue. Their spores are made in cone-shaped strobili (23.3.34).</w:t>
+        <w:t>Lycophytes came next and still live today: ground pines, spike mosses and quillworts (23.3.34). They added roots and microphylls, small leaves with a single strand of vascular tissue, and they make spores in cone-shaped strobili (23.3.34). Like all later vascular plants, they have a dominant sporophyte (23.3.32).</w:t>
       </w:r>
     </w:p>
     <w:p>
@@ -386,7 +386,7 @@
       </w:pPr>
       <w:r>
         <w:rPr/>
-        <w:t>Homosporous plants make one type of spore. Heterosporous plants make two: microspores, which become male gametophytes, and megaspores, which become female gametophytes (23.3.34). (The slide says homosporous spores grow into 'one type of gamete'; it should say one type of spore.)</w:t>
+        <w:t>Homosporous plants make one type of spore. Heterosporous plants make two: microspores, which become male gametophytes, and megaspores, which become female gametophytes (23.3.34). The slide's “one type of gamete” should say one type of spore.</w:t>
       </w:r>
     </w:p>
     <w:p>
@@ -412,7 +412,7 @@
       </w:pPr>
       <w:r>
         <w:rPr/>
-        <w:t>Pteridophytes are ferns and their allies (horsetails and whisk ferns): seedless vascular plants that were dominant from the late Devonian through the Carboniferous (23.4.36). Their big new feature is the megaphyll, a broad leaf with branching veins that collects more solar energy (23.4.36, 23.4.37).</w:t>
+        <w:t>Pteridophytes are ferns and their allies, the horsetails and whisk ferns. They are seedless vascular plants, dominant long before seed plants, from the late Devonian through the Carboniferous period (23.4.36). Their new feature is the megaphyll, a broad leaf with branching veins, which collects more solar energy (23.4.36, 23.4.37).</w:t>
       </w:r>
     </w:p>
     <w:p>
@@ -434,7 +434,7 @@
       </w:pPr>
       <w:r>
         <w:rPr/>
-        <w:t>Horsetails (Equisetum): reduced leaves in whorls at the nodes, strobili at the stem tips, and silica that makes the stems tough (23.4.38, 23.4.39).</w:t>
+        <w:t>Horsetails (Equisetum): small leaves in whorls (rings) at the nodes, spore-making strobili at the stem tips, and stems toughened by silica (23.4.38, 23.4.39).</w:t>
       </w:r>
     </w:p>
     <w:p>
@@ -447,7 +447,7 @@
       </w:pPr>
       <w:r>
         <w:rPr/>
-        <w:t>Whisk ferns (Psilotum): no leaves at all; stems that fork repeatedly grow up from a horizontal rhizome (23.4.40, 23.4.41).</w:t>
+        <w:t>Whisk ferns (Psilotum): no leaves; stems that fork repeatedly grow up from a horizontal rhizome, an underground stem (23.4.40, 23.4.41).</w:t>
       </w:r>
     </w:p>
     <w:p>
@@ -469,16 +469,7 @@
       </w:pPr>
       <w:r>
         <w:rPr/>
-        <w:t>Fern life cycle (23.4.43, 23.4.52): the fern you see is the sporophyte. Meiosis in the sporangia makes spores. A spore grows into a small, flat gametophyte, the prothallus, with archegonia and antheridia. Fertilization needs moisture, because the flagellated sperm swim to the egg. The new sporophyte grows out of the prothallus, which then disappears, so both generations live independently.</w:t>
-      </w:r>
-    </w:p>
-    <w:p>
-      <w:pPr>
-        <w:pStyle w:val="Guidetext"/>
-      </w:pPr>
-      <w:r>
-        <w:rPr/>
-        <w:t>Uses: maidenhair fern is the source of a cold medicine, and tropical tree-fern wood resists decay by termites (23.4.53).</w:t>
+        <w:t>Fern life cycle (23.4.43, 23.4.52): the fern you see is the sporophyte. Meiosis in its sporangia makes spores. A spore grows into a small, flat gametophyte, the prothallus, with archegonia and antheridia. Fertilization needs moisture, because the flagellated sperm swim to the egg. The new sporophyte grows out of the prothallus, which then disappears; each generation lives on its own.</w:t>
       </w:r>
     </w:p>
     <w:p>
@@ -504,7 +495,7 @@
       </w:pPr>
       <w:r>
         <w:rPr/>
-        <w:t>A seed is a sporophyte embryo plus stored food inside a protective seed coat. It can survive harsh conditions in a dormant state, which largely explains why seed plants dominate today (23.5.54).</w:t>
+        <w:t>A seed is a sporophyte embryo plus stored food inside a protective seed coat. It can survive harsh conditions in a dormant (resting) state, which largely explains why seed plants dominate today (23.5.54).</w:t>
       </w:r>
     </w:p>
     <w:p>
@@ -513,7 +504,7 @@
       </w:pPr>
       <w:r>
         <w:rPr/>
-        <w:t>Seed plants are heterosporous and keep their spores instead of releasing them. A microspore becomes a pollen grain (the male gametophyte); a megaspore becomes a female gametophyte inside an ovule, which becomes the seed. Wind or a pollinator carries pollen to the female gametophyte (pollination), and sperm reach the egg through a pollen tube, so no external water is needed (23.5.55).</w:t>
+        <w:t>Seed plants are heterosporous and keep their spores instead of releasing them. A microspore becomes a pollen grain, the male gametophyte. A megaspore becomes a female gametophyte inside an ovule, and the ovule becomes the seed. Wind or a pollinator carries pollen to the female gametophyte (pollination), and the sperm reach the egg through a pollen tube, so no external water is needed (23.5.55).</w:t>
       </w:r>
     </w:p>
     <w:p>
@@ -522,7 +513,7 @@
       </w:pPr>
       <w:r>
         <w:rPr/>
-        <w:t>Gymnosperms vs angiosperms: gymnosperm ovules aren't completely enclosed ("naked" seeds, mostly on cones); angiosperm ovules are completely enclosed in an ovary, which becomes a fruit (23.5.56, 23.5.57).</w:t>
+        <w:t>Gymnosperms vs angiosperms: gymnosperm ovules aren't completely enclosed, so their seeds are “naked,” mostly on cones; angiosperm ovules are completely enclosed in an ovary, which becomes a fruit (23.5.56, 23.5.57).</w:t>
       </w:r>
     </w:p>
     <w:p>
@@ -544,7 +535,7 @@
       </w:pPr>
       <w:r>
         <w:rPr/>
-        <w:t>Conifers (pines and relatives, the most plentiful): needle-like leaves with a thick cuticle and recessed stomata; windblown pollen; monoecious, meaning one plant has both pollen cones and seed cones (23.5.58).</w:t>
+        <w:t>Conifers (pines and their relatives; the most plentiful group): needle-like leaves with a thick cuticle and recessed (sunken) stomata; windblown pollen; monoecious, meaning one plant has both pollen cones and seed cones (23.5.58).</w:t>
       </w:r>
     </w:p>
     <w:p>
@@ -557,7 +548,7 @@
       </w:pPr>
       <w:r>
         <w:rPr/>
-        <w:t>Pine life cycle: small pollen cones make winged pollen; seed cones hold ovules; in an ovule, meiosis makes four megaspores and only one survives; a pollen tube grows to the egg; the seed cone releases winged seeds in the fall of the second season (23.5.68).</w:t>
+        <w:t>Pine life cycle: small pollen cones make winged pollen; seed cones hold the ovules; in an ovule, meiosis makes four megaspores and only one survives; a pollen tube grows to the egg; the seed cone releases winged seeds in the fall of the second season (23.5.68).</w:t>
       </w:r>
     </w:p>
     <w:p>
@@ -570,7 +561,7 @@
       </w:pPr>
       <w:r>
         <w:rPr/>
-        <w:t>Cycads: palm- or fern-like, with cones that can be over 1 m long, pollen and seed cones on separate plants, insect pollination and sperm with many flagella (23.5.70, 23.5.71).</w:t>
+        <w:t>Cycads: look like palms or ferns; cones can be over 1 m long; pollen and seed cones on separate plants; pollinated by insects; sperm with many flagella (23.5.70, 23.5.71).</w:t>
       </w:r>
     </w:p>
     <w:p>
@@ -596,7 +587,7 @@
       </w:pPr>
       <w:r>
         <w:rPr/>
-        <w:t>Gnetophytes: Gnetum, Ephedra (source of ephedrine) and Welwitschia (only two strap-like leaves); none have archegonia (23.5.74).</w:t>
+        <w:t>Gnetophytes: none have archegonia. Gnetum (trees or vines with leathery leaves in pairs), Ephedra (source of the medicine ephedrine) and Welwitschia (only two strap-like leaves) (23.5.74).</w:t>
       </w:r>
     </w:p>
     <w:p>
@@ -605,7 +596,7 @@
       </w:pPr>
       <w:r>
         <w:rPr/>
-        <w:t>Angiosperms (flowering plants) are the largest, most successful group; their ovules are always enclosed (23.5.77). Archaefructus, long the earliest known angiosperm fossil, already has fruit and flowers, and the living plant closest to the first flowering plants is Amborella (23.5.78, 23.5.79). The two main classes are monocots (one cotyledon, or seed leaf; flower parts in threes; pollen with one pore; usually parallel veins; scattered stem bundles; fibrous roots) and eudicots (two cotyledons; parts in fours or fives; three pores; usually net veins; bundles in a ring; a taproot) (23.5.80, 23.5.81).</w:t>
+        <w:t>Angiosperms (flowering plants) are the largest, most successful group; their ovules are always enclosed (23.5.77). Amborella is the living plant thought to be closest to the first flowering plants (23.5.78, 23.5.79).</w:t>
       </w:r>
     </w:p>
     <w:p>
@@ -614,7 +605,7 @@
       </w:pPr>
       <w:r>
         <w:rPr/>
-        <w:t>The flower</w:t>
+        <w:t>Monocots vs eudicots, the two main classes (23.5.80, 23.5.81)</w:t>
       </w:r>
     </w:p>
     <w:p>
@@ -627,7 +618,7 @@
       </w:pPr>
       <w:r>
         <w:rPr/>
-        <w:t>Sepals (together, the calyx) protect the flower bud; petals (together, the corolla) attract pollinators (23.5.83).</w:t>
+        <w:t>Cotyledons (seed leaves that nourish the embryo): monocots have one, eudicots two (23.5.80).</w:t>
       </w:r>
     </w:p>
     <w:p>
@@ -640,7 +631,7 @@
       </w:pPr>
       <w:r>
         <w:rPr/>
-        <w:t>Stamen (male): the anther makes pollen, on a stalk called the filament (23.5.84).</w:t>
+        <w:t>Flower parts: in threes vs in fours or fives (23.5.81).</w:t>
       </w:r>
     </w:p>
     <w:p>
@@ -653,7 +644,7 @@
       </w:pPr>
       <w:r>
         <w:rPr/>
-        <w:t>Carpel (female): the sticky stigma, the stalk-like style, and the ovary, which encloses the ovules (23.5.84).</w:t>
+        <w:t>Pollen: one pore vs three pores (23.5.81).</w:t>
       </w:r>
     </w:p>
     <w:p>
@@ -666,46 +657,8 @@
       </w:pPr>
       <w:r>
         <w:rPr/>
-        <w:t>After fertilization the ovule becomes the seed and the ovary becomes the fruit (23.5.84).</w:t>
-      </w:r>
-    </w:p>
-    <w:p>
-      <w:pPr>
-        <w:pStyle w:val="Guidetext"/>
-      </w:pPr>
-      <w:r>
-        <w:rPr/>
-        <w:t>Flowering plant life cycle (23.5.86, 23.5.87, 23.5.88, 23.5.89): in the anther, meiosis makes microspores, which become pollen grains with a tube cell and a generative cell that divides into two sperm. In the ovule, meiosis makes four megaspores; three disintegrate and one becomes the embryo sac (female gametophyte), with an egg and two polar nuclei. After pollination, the pollen tube grows down the style to the ovule. Double fertilization: one sperm + the egg make the zygote (2n); the other sperm + the two polar nuclei make the endosperm (3n), the seed's food. The mature male gametophyte is just three cells (the tube cell and two sperm), and the embryo sac usually has seven cells (23.5.86, 23.5.87).</w:t>
-      </w:r>
-    </w:p>
-    <w:p>
-      <w:pPr>
-        <w:pStyle w:val="Guidetext"/>
-      </w:pPr>
-      <w:r>
-        <w:rPr/>
-        <w:t>Flowers match their pollinators: wind-pollinated flowers aren't showy, bird- and insect-pollinated ones are colorful, and night-blooming ones are white or cream and aromatic (23.5.90). A complete flower has all four parts; a perfect flower has both stamens and carpels; an inflorescence is a cluster of flowers (23.5.91).</w:t>
-      </w:r>
-    </w:p>
-    <w:p>
-      <w:pPr>
-        <w:pStyle w:val="Guidetext"/>
-      </w:pPr>
-      <w:r>
-        <w:rPr/>
-        <w:t>Traps: monoecious (one plant has both) vs dioecious (separate plants); complete vs perfect; zygote (2n) vs endosperm (3n); pollination (pollen arrives) vs fertilization (sperm meets egg) (23.5.58, 23.5.72, 23.5.88, 23.5.91).</w:t>
-      </w:r>
-    </w:p>
-    <w:p>
-      <w:pPr>
-        <w:pStyle w:val="Guidepart"/>
-      </w:pPr>
-      <w:bookmarkStart w:id="7" w:name="g239"/>
-      <w:r>
-        <w:rPr/>
-        <w:t>Look these up, don't memorize</w:t>
-      </w:r>
-      <w:bookmarkEnd w:id="7"/>
+        <w:t>Leaf veins: usually parallel vs usually net (23.5.81).</w:t>
+      </w:r>
     </w:p>
     <w:p>
       <w:pPr>
@@ -717,7 +670,7 @@
       </w:pPr>
       <w:r>
         <w:rPr/>
-        <w:t>Features of each plant group: the Plant groups table and 23.1.4.</w:t>
+        <w:t>Stem vascular bundles: scattered vs in a ring (23.5.81).</w:t>
       </w:r>
     </w:p>
     <w:p>
@@ -730,7 +683,16 @@
       </w:pPr>
       <w:r>
         <w:rPr/>
-        <w:t>Which generation dominates and where meiosis happens: the Life cycles table, and the full steps at 23.2.30 (moss), 23.4.52 (fern), 23.5.68 (pine) and 23.5.89 (flowering plant).</w:t>
+        <w:t>Roots: fibrous (many thin roots) vs a taproot (one main root) (23.5.81).</w:t>
+      </w:r>
+    </w:p>
+    <w:p>
+      <w:pPr>
+        <w:pStyle w:val="Guidesubheading"/>
+      </w:pPr>
+      <w:r>
+        <w:rPr/>
+        <w:t>The flower</w:t>
       </w:r>
     </w:p>
     <w:p>
@@ -743,7 +705,7 @@
       </w:pPr>
       <w:r>
         <w:rPr/>
-        <w:t>Which organism has which odd feature (Ephedra, Welwitschia, Psilotum, Equisetum, Marchantia...): the Index file's term index and clue index.</w:t>
+        <w:t>Sepals (together, the calyx) protect the flower bud; petals (together, the corolla) attract pollinators (23.5.83).</w:t>
       </w:r>
     </w:p>
     <w:p>
@@ -756,7 +718,7 @@
       </w:pPr>
       <w:r>
         <w:rPr/>
-        <w:t>Uses (peat moss, ferns, pines, ginkgo, Ephedra): the Uses table.</w:t>
+        <w:t>Stamen (male): the anther makes pollen, on a stalk called the filament (23.5.84).</w:t>
       </w:r>
     </w:p>
     <w:p>
@@ -769,93 +731,7 @@
       </w:pPr>
       <w:r>
         <w:rPr/>
-        <w:t>Exact numbers and dates (species counts, millions of years ago): don't memorize them.</w:t>
-      </w:r>
-    </w:p>
-    <w:p>
-      <w:pPr>
-        <w:pStyle w:val="Chapterheading"/>
-      </w:pPr>
-      <w:r>
-        <w:rPr>
-          <w:rStyle w:val="Slidecode"/>
-        </w:rPr>
-        <w:t>Chapter 24: Flowering Plants: Structure and Organization</w:t>
-      </w:r>
-    </w:p>
-    <w:p>
-      <w:pPr>
-        <w:pStyle w:val="Guideheading"/>
-      </w:pPr>
-      <w:bookmarkStart w:id="8" w:name="g240"/>
-      <w:r>
-        <w:rPr>
-          <w:rStyle w:val="Slidecode"/>
-        </w:rPr>
-        <w:t>Quick guide: the big picture</w:t>
-      </w:r>
-      <w:bookmarkEnd w:id="8"/>
-    </w:p>
-    <w:p>
-      <w:pPr>
-        <w:pStyle w:val="Guidetext"/>
-      </w:pPr>
-      <w:r>
-        <w:rPr/>
-        <w:t>Ch 24 is the anatomy of a flowering plant, from cells to tissues to organs: a tissue is a group of specialized cells doing one job, and an organ, such as a root, stem or leaf, is made of several tissues (24.1.4).</w:t>
-      </w:r>
-    </w:p>
-    <w:p>
-      <w:pPr>
-        <w:pStyle w:val="Guidetext"/>
-      </w:pPr>
-      <w:r>
-        <w:rPr/>
-        <w:t>Everything grows from meristems, undifferentiated cells that keep dividing for the plant's whole life; each division leaves one meristem cell and one cell that goes on to specialize (24.1.5, 24.1.6). The new cells become three tissue types: epidermal (the outer covering), ground (the filler that photosynthesizes, stores and supports) and vascular (xylem and phloem, the plumbing) (24.1.3, 24.1.6). These build the three vegetative organs: roots, stems and leaves (24.2.18).</w:t>
-      </w:r>
-    </w:p>
-    <w:p>
-      <w:pPr>
-        <w:pStyle w:val="Guidetext"/>
-      </w:pPr>
-      <w:r>
-        <w:rPr/>
-        <w:t>Two kinds of growth run through the chapter: primary growth, from apical meristems at the tips, makes roots and stems longer; secondary growth, from lateral meristems, makes woody stems thicker (24.1.6, 24.4.41, 24.4.42). The chapter is term-heavy: this guide gives the ideas that hold the terms together, and the tables hold the details.</w:t>
-      </w:r>
-    </w:p>
-    <w:p>
-      <w:pPr>
-        <w:pStyle w:val="Guidepart"/>
-      </w:pPr>
-      <w:bookmarkStart w:id="9" w:name="g241"/>
-      <w:r>
-        <w:rPr>
-          <w:rStyle w:val="Slidecode"/>
-        </w:rPr>
-        <w:t>24.1 Cells and Tissues of Flowering Plants</w:t>
-      </w:r>
-      <w:r>
-        <w:rPr/>
-        <w:t xml:space="preserve"> (slides 3–17)</w:t>
-      </w:r>
-      <w:bookmarkEnd w:id="9"/>
-    </w:p>
-    <w:p>
-      <w:pPr>
-        <w:pStyle w:val="Guidetext"/>
-      </w:pPr>
-      <w:r>
-        <w:rPr/>
-        <w:t>Apical meristems at the tips of stems and roots make them longer. They produce three primary meristems, each of which makes one tissue type: protoderm makes epidermal tissue, ground meristem makes ground tissue, and procambium makes vascular tissue (24.1.3, 24.1.6).</w:t>
-      </w:r>
-    </w:p>
-    <w:p>
-      <w:pPr>
-        <w:pStyle w:val="Guidesubheading"/>
-      </w:pPr>
-      <w:r>
-        <w:rPr/>
-        <w:t>Epidermal tissue: the protective skin</w:t>
+        <w:t>Carpel (female): the sticky stigma, the stalk-like style, and the ovary, which encloses the ovules (23.5.84).</w:t>
       </w:r>
     </w:p>
     <w:p>
@@ -868,7 +744,16 @@
       </w:pPr>
       <w:r>
         <w:rPr/>
-        <w:t>Closely packed epidermal cells, covered by a waxy cuticle where they face the air (24.1.7).</w:t>
+        <w:t>After fertilization the ovule becomes the seed and the ovary becomes the fruit (23.5.84).</w:t>
+      </w:r>
+    </w:p>
+    <w:p>
+      <w:pPr>
+        <w:pStyle w:val="Guidesubheading"/>
+      </w:pPr>
+      <w:r>
+        <w:rPr/>
+        <w:t>Flowering plant life cycle (23.5.86 to 23.5.89)</w:t>
       </w:r>
     </w:p>
     <w:p>
@@ -881,7 +766,7 @@
       </w:pPr>
       <w:r>
         <w:rPr/>
-        <w:t>Root hairs on root epidermal cells increase the root's surface area for absorbing water (24.1.7).</w:t>
+        <w:t>Male: in the anther, meiosis makes microspores. Each becomes a pollen grain with two cells, a tube cell and a generative cell; the generative cell divides into two sperm. The mature male gametophyte is just three cells: the tube cell and two sperm (23.5.87, 23.5.89).</w:t>
       </w:r>
     </w:p>
     <w:p>
@@ -894,7 +779,7 @@
       </w:pPr>
       <w:r>
         <w:rPr/>
-        <w:t>Trichomes (hairs) on stems, leaves and reproductive organs protect from sun and moisture loss and discourage herbivory (being eaten); the lower leaf surface has stomata (24.1.8).</w:t>
+        <w:t>Female: in the ovule, meiosis makes four megaspores; three disintegrate and one becomes the embryo sac (the female gametophyte). It usually has seven cells, including the egg and a cell with two polar nuclei (23.5.86, 23.5.89).</w:t>
       </w:r>
     </w:p>
     <w:p>
@@ -907,16 +792,7 @@
       </w:pPr>
       <w:r>
         <w:rPr/>
-        <w:t>In older woody stems the epidermis is replaced by periderm, mainly cork made by the cork cambium; gases pass through the cork only at lenticels (24.1.8, 24.4.44).</w:t>
-      </w:r>
-    </w:p>
-    <w:p>
-      <w:pPr>
-        <w:pStyle w:val="Guidesubheading"/>
-      </w:pPr>
-      <w:r>
-        <w:rPr/>
-        <w:t>Ground tissue: the bulk of the plant</w:t>
+        <w:t>Pollination: pollen reaches the stigma, and the tube cell grows a pollen tube down the style to the ovule (23.5.87, 23.5.89).</w:t>
       </w:r>
     </w:p>
     <w:p>
@@ -929,8 +805,37 @@
       </w:pPr>
       <w:r>
         <w:rPr/>
-        <w:t>Parenchyma: the least specialized and most abundant cells; they can divide, and those with chloroplasts photosynthesize (24.1.10).</w:t>
-      </w:r>
+        <w:t>Double fertilization: one sperm + the egg make the zygote (2n); the other sperm + the two polar nuclei make the endosperm (3n), the seed's food (23.5.88).</w:t>
+      </w:r>
+    </w:p>
+    <w:p>
+      <w:pPr>
+        <w:pStyle w:val="Guidetext"/>
+      </w:pPr>
+      <w:r>
+        <w:rPr/>
+        <w:t>Flowers match their pollinators: wind-pollinated flowers aren't showy, bird- and insect-pollinated ones are colorful, and night-blooming ones are white or cream and aromatic (23.5.90). A complete flower has all four parts; a perfect flower has both stamens and carpels; an inflorescence is a cluster of flowers (23.5.91).</w:t>
+      </w:r>
+    </w:p>
+    <w:p>
+      <w:pPr>
+        <w:pStyle w:val="Guidetext"/>
+      </w:pPr>
+      <w:r>
+        <w:rPr/>
+        <w:t>Traps: monoecious (one plant has both) vs dioecious (separate plants); complete vs perfect; zygote (2n) vs endosperm (3n); pollination (pollen arrives) vs fertilization (sperm meets egg) (23.5.58, 23.5.72, 23.5.88, 23.5.91).</w:t>
+      </w:r>
+    </w:p>
+    <w:p>
+      <w:pPr>
+        <w:pStyle w:val="Guidepart"/>
+      </w:pPr>
+      <w:bookmarkStart w:id="7" w:name="g239"/>
+      <w:r>
+        <w:rPr/>
+        <w:t>Look these up, don't memorize</w:t>
+      </w:r>
+      <w:bookmarkEnd w:id="7"/>
     </w:p>
     <w:p>
       <w:pPr>
@@ -942,7 +847,7 @@
       </w:pPr>
       <w:r>
         <w:rPr/>
-        <w:t>Collenchyma: living cells with thicker primary walls; flexible support for young regions, like the strings in celery stalks (24.1.10).</w:t>
+        <w:t>Features of each plant group: the Plant groups table and 23.1.4.</w:t>
       </w:r>
     </w:p>
     <w:p>
@@ -955,16 +860,7 @@
       </w:pPr>
       <w:r>
         <w:rPr/>
-        <w:t>Sclerenchyma: thick walls hardened with lignin; most are dead at maturity; support for mature regions. Fibers are long and slender (hemp, rope); sclereids are shorter (seed coats, nutshells) (24.1.11).</w:t>
-      </w:r>
-    </w:p>
-    <w:p>
-      <w:pPr>
-        <w:pStyle w:val="Guidesubheading"/>
-      </w:pPr>
-      <w:r>
-        <w:rPr/>
-        <w:t>Vascular tissue: the plumbing</w:t>
+        <w:t>Which generation dominates and where meiosis happens: the Life cycles table, and the full steps at 23.2.30 (moss), 23.4.52 (fern), 23.5.68 (pine) and 23.5.89 (flowering plant).</w:t>
       </w:r>
     </w:p>
     <w:p>
@@ -977,7 +873,7 @@
       </w:pPr>
       <w:r>
         <w:rPr/>
-        <w:t>Xylem carries water and minerals from the roots to the leaves through two kinds of cells: tracheids, long with tapered ends, where water crosses through pits in the walls, and vessel elements, larger, with perforation plates in their end walls, joined into a continuous vessel (24.1.13, 24.1.15). Both are dead and hollow when they work (textbook).</w:t>
+        <w:t>Which organism has which odd feature (Ephedra, Welwitschia, Psilotum, Equisetum, Marchantia...): the Index file's term index and clue index.</w:t>
       </w:r>
     </w:p>
     <w:p>
@@ -990,7 +886,7 @@
       </w:pPr>
       <w:r>
         <w:rPr/>
-        <w:t>Phloem carries sucrose and other organic compounds. Its conducting cells, sieve-tube members, have cytoplasm but no nucleus, and sieve plates (clusters of pores) in their walls. Each has a companion cell, which has a nucleus and helps with transport; plasmodesmata (channels between plant cells) connect the two (24.1.16).</w:t>
+        <w:t>Uses (peat moss, ferns, pines, ginkgo, Ephedra): the Uses table.</w:t>
       </w:r>
     </w:p>
     <w:p>
@@ -1003,34 +899,32 @@
       </w:pPr>
       <w:r>
         <w:rPr/>
-        <w:t>Where it is: the vascular cylinder in roots, vascular bundles in stems, leaf veins in leaves (24.1.13).</w:t>
-      </w:r>
-    </w:p>
-    <w:p>
-      <w:pPr>
-        <w:pStyle w:val="Guidetext"/>
-      </w:pPr>
-      <w:r>
-        <w:rPr/>
-        <w:t>Traps: tracheid vs vessel element (both xylem, both carry water); sieve-tube member (no nucleus) vs companion cell (nucleus); collenchyma (living, flexible) vs sclerenchyma (mostly dead, rigid, lignin); fibers (long) vs sclereids (short) (24.1.10, 24.1.11, 24.1.15, 24.1.16).</w:t>
-      </w:r>
-    </w:p>
-    <w:p>
-      <w:pPr>
-        <w:pStyle w:val="Guidepart"/>
-      </w:pPr>
-      <w:bookmarkStart w:id="10" w:name="g242"/>
+        <w:t>Exact numbers, dates and fossil names (species counts, millions of years ago, Archaefructus): don't memorize them.</w:t>
+      </w:r>
+    </w:p>
+    <w:p>
+      <w:pPr>
+        <w:pStyle w:val="Chapterheading"/>
+      </w:pPr>
       <w:r>
         <w:rPr>
           <w:rStyle w:val="Slidecode"/>
         </w:rPr>
-        <w:t>24.2 Organs of Flowering Plants</w:t>
-      </w:r>
-      <w:r>
-        <w:rPr/>
-        <w:t xml:space="preserve"> (slides 18–25)</w:t>
-      </w:r>
-      <w:bookmarkEnd w:id="10"/>
+        <w:t>Chapter 24: Flowering Plants: Structure and Organization</w:t>
+      </w:r>
+    </w:p>
+    <w:p>
+      <w:pPr>
+        <w:pStyle w:val="Guideheading"/>
+      </w:pPr>
+      <w:bookmarkStart w:id="8" w:name="g240"/>
+      <w:r>
+        <w:rPr>
+          <w:rStyle w:val="Slidecode"/>
+        </w:rPr>
+        <w:t>Quick guide: the big picture</w:t>
+      </w:r>
+      <w:bookmarkEnd w:id="8"/>
     </w:p>
     <w:p>
       <w:pPr>
@@ -1038,7 +932,7 @@
       </w:pPr>
       <w:r>
         <w:rPr/>
-        <w:t>Vegetative organs are all the plant parts except the reproductive structures (flowers, seeds and fruits); they handle growth and nutrition: roots, stems and leaves. The root system is just the roots; the shoot system is the stem and leaves (24.2.18, 24.2.19).</w:t>
+        <w:t>Ch 24 is the anatomy of a flowering plant: cells form tissues, and tissues form organs. A tissue is a group of specialized cells doing one job; an organ, such as a root, stem or leaf, is made of several tissues (24.1.4).</w:t>
       </w:r>
     </w:p>
     <w:p>
@@ -1047,7 +941,42 @@
       </w:pPr>
       <w:r>
         <w:rPr/>
-        <w:t>The stem is the main axis; it grows longer and produces leaves. Nodes are where leaves attach, and internodes are the stretches of stem between nodes. The terminal bud at the stem's end contains the shoot apical meristem and produces new leaves, and lateral (axillary) buds, where a leaf joins the stem, can grow into branches (24.2.20, 24.2.21).</w:t>
+        <w:t>Plants grow from meristems: undifferentiated cells that keep dividing for the plant's whole life. Each division leaves one meristem cell and one cell that goes on to specialize (24.1.5, 24.1.6). The new cells form three tissue types: epidermal (the outer covering), ground (the filler, which photosynthesizes, stores food and gives support) and vascular (xylem and phloem, the plumbing) (24.1.3, 24.1.6). These tissues build the three vegetative organs: roots, stems and leaves (24.2.18).</w:t>
+      </w:r>
+    </w:p>
+    <w:p>
+      <w:pPr>
+        <w:pStyle w:val="Guidetext"/>
+      </w:pPr>
+      <w:r>
+        <w:rPr/>
+        <w:t>Two kinds of growth run through the chapter. Primary growth, from apical meristems at the tips, makes roots and stems longer. Secondary growth, from lateral meristems, makes woody stems thicker (24.1.6, 24.4.41, 24.4.42).</w:t>
+      </w:r>
+    </w:p>
+    <w:p>
+      <w:pPr>
+        <w:pStyle w:val="Guidepart"/>
+      </w:pPr>
+      <w:bookmarkStart w:id="9" w:name="g241"/>
+      <w:r>
+        <w:rPr>
+          <w:rStyle w:val="Slidecode"/>
+        </w:rPr>
+        <w:t>24.1 Cells and Tissues of Flowering Plants</w:t>
+      </w:r>
+      <w:r>
+        <w:rPr/>
+        <w:t xml:space="preserve"> (slides 3–17)</w:t>
+      </w:r>
+      <w:bookmarkEnd w:id="9"/>
+    </w:p>
+    <w:p>
+      <w:pPr>
+        <w:pStyle w:val="Guidetext"/>
+      </w:pPr>
+      <w:r>
+        <w:rPr/>
+        <w:t>Apical meristems at the tips of stems and roots make them longer. They produce three primary meristems, each making one tissue type: protoderm makes epidermal tissue, ground meristem makes ground tissue, and procambium makes vascular tissue (24.1.3, 24.1.6).</w:t>
       </w:r>
     </w:p>
     <w:p>
@@ -1056,7 +985,7 @@
       </w:pPr>
       <w:r>
         <w:rPr/>
-        <w:t>Monocots vs eudicots (24.2.22 to 24.2.24)</w:t>
+        <w:t>Epidermal tissue: the protective skin</w:t>
       </w:r>
     </w:p>
     <w:p>
@@ -1069,7 +998,7 @@
       </w:pPr>
       <w:r>
         <w:rPr/>
-        <w:t>Cotyledons (seed leaves): monocots have one, which acts as transfer tissue, passing on nutrients from the endosperm; eudicots have two, which supply the seedling's nutrients themselves (24.2.22, 24.2.23).</w:t>
+        <w:t>Closely packed epidermal cells, covered by a waxy cuticle where they face the air (24.1.7).</w:t>
       </w:r>
     </w:p>
     <w:p>
@@ -1082,7 +1011,7 @@
       </w:pPr>
       <w:r>
         <w:rPr/>
-        <w:t>Roots: monocot vascular tissue is in a ring; in eudicots the phloem sits between the arms of the xylem (24.2.22, 24.2.23).</w:t>
+        <w:t>Root hairs on root epidermal cells increase the root's surface area for absorbing water (24.1.7).</w:t>
       </w:r>
     </w:p>
     <w:p>
@@ -1095,7 +1024,7 @@
       </w:pPr>
       <w:r>
         <w:rPr/>
-        <w:t>Stems: monocot vascular bundles are scattered; eudicot bundles are in a distinct ring (24.2.24).</w:t>
+        <w:t>Trichomes (hairs) on stems, leaves and reproductive organs protect from sun and moisture loss and discourage herbivory (being eaten) (24.1.8).</w:t>
       </w:r>
     </w:p>
     <w:p>
@@ -1108,7 +1037,7 @@
       </w:pPr>
       <w:r>
         <w:rPr/>
-        <w:t>Leaves: monocots have parallel veins; eudicots have netted veins (24.2.22, 24.2.23).</w:t>
+        <w:t>Stomata (pores) in the lower leaf surface; two guard cells border each stoma and open or close it (24.1.8, 24.1.9).</w:t>
       </w:r>
     </w:p>
     <w:p>
@@ -1121,42 +1050,7 @@
       </w:pPr>
       <w:r>
         <w:rPr/>
-        <w:t>Flowers: monocot parts in threes; eudicot parts in fours or fives. Pollen: monocots have one pore or slit, eudicots three (24.2.24).</w:t>
-      </w:r>
-    </w:p>
-    <w:p>
-      <w:pPr>
-        <w:pStyle w:val="Guidetext"/>
-      </w:pPr>
-      <w:r>
-        <w:rPr/>
-        <w:t>Annual plants live one growing season: they make just enough vegetative structures to support flowers and seeds, and die after the seeds are dispersed. Perennial plants live three or more seasons and spend energy on vegetative structures that keep them alive for years. The switch is a pair of flower-inducing genes, LEAFY and Apetala 1: blocking them makes an annual grow like a perennial (24.2.25).</w:t>
-      </w:r>
-    </w:p>
-    <w:p>
-      <w:pPr>
-        <w:pStyle w:val="Guidepart"/>
-      </w:pPr>
-      <w:bookmarkStart w:id="11" w:name="g243"/>
-      <w:r>
-        <w:rPr>
-          <w:rStyle w:val="Slidecode"/>
-        </w:rPr>
-        <w:t>24.3 Organization and Diversity of Roots</w:t>
-      </w:r>
-      <w:r>
-        <w:rPr/>
-        <w:t xml:space="preserve"> (slides 26–34)</w:t>
-      </w:r>
-      <w:bookmarkEnd w:id="11"/>
-    </w:p>
-    <w:p>
-      <w:pPr>
-        <w:pStyle w:val="Guidetext"/>
-      </w:pPr>
-      <w:r>
-        <w:rPr/>
-        <w:t>Root zones, from the tip up (24.3.26, 24.3.28): the root cap covers and protects the root apical meristem; in the zone of cell division the primary meristems divide; in the zone of elongation cells lengthen and begin to specialize; in the zone of maturation cells are fully differentiated, and root hairs grow there.</w:t>
+        <w:t>In older woody stems, periderm replaces the epidermis. Its main part is cork, made by the cork cambium; gases pass through cork only at lenticels, small loose spots (24.1.8, 24.4.44).</w:t>
       </w:r>
     </w:p>
     <w:p>
@@ -1165,7 +1059,7 @@
       </w:pPr>
       <w:r>
         <w:rPr/>
-        <w:t>Eudicot root tissues, from the outside in</w:t>
+        <w:t>Ground tissue: the bulk of the plant</w:t>
       </w:r>
     </w:p>
     <w:p>
@@ -1178,7 +1072,7 @@
       </w:pPr>
       <w:r>
         <w:rPr/>
-        <w:t>Epidermis: the outer layer of the root, with the root hairs (24.3.27, 24.3.28).</w:t>
+        <w:t>Parenchyma: the least specialized and most abundant cells; they can divide, and those with chloroplasts photosynthesize (24.1.10).</w:t>
       </w:r>
     </w:p>
     <w:p>
@@ -1191,7 +1085,7 @@
       </w:pPr>
       <w:r>
         <w:rPr/>
-        <w:t>Cortex: parenchyma cells; water and minerals move between and through them (24.3.27).</w:t>
+        <w:t>Collenchyma: living cells with thicker primary walls; flexible support for young regions, like the strings in celery stalks (24.1.10).</w:t>
       </w:r>
     </w:p>
     <w:p>
@@ -1204,7 +1098,16 @@
       </w:pPr>
       <w:r>
         <w:rPr/>
-        <w:t>Endodermis: one layer of cells forming the boundary between the cortex and the vascular cylinder. Its Casparian strip, made of lignin and suberin, is a waterproof band, so water and minerals can't slip between the cells and must pass through the endodermal cells, which control what enters (24.3.27, 24.3.28). The slide calls lignin a protein; it isn't one.</w:t>
+        <w:t>Sclerenchyma: thick secondary walls hardened with lignin; most are dead at maturity; support for mature regions. Fibers are long and slender (hemp, rope); sclereids are shorter (seed coats, nutshells) (24.1.11).</w:t>
+      </w:r>
+    </w:p>
+    <w:p>
+      <w:pPr>
+        <w:pStyle w:val="Guidesubheading"/>
+      </w:pPr>
+      <w:r>
+        <w:rPr/>
+        <w:t>Vascular tissue: the plumbing</w:t>
       </w:r>
     </w:p>
     <w:p>
@@ -1217,7 +1120,7 @@
       </w:pPr>
       <w:r>
         <w:rPr/>
-        <w:t>Pericycle: just inside the endodermis; its cells keep dividing and start branch (lateral) roots, which grow out through the cortex (24.3.27, 24.3.29).</w:t>
+        <w:t>Xylem carries water and minerals from the roots to the leaves through two kinds of cells, which are dead and hollow when they work (24.1.13; textbook).</w:t>
       </w:r>
     </w:p>
     <w:p>
@@ -1230,132 +1133,7 @@
       </w:pPr>
       <w:r>
         <w:rPr/>
-        <w:t>Vascular cylinder: in eudicots, star-shaped xylem with phloem between its arms (24.2.23, 24.3.28).</w:t>
-      </w:r>
-    </w:p>
-    <w:p>
-      <w:pPr>
-        <w:pStyle w:val="Guidetext"/>
-      </w:pPr>
-      <w:r>
-        <w:rPr/>
-        <w:t>Monocot roots have the same growth zones and the same layers (pericycle, endodermis, cortex, epidermis), but a central pith surrounded by a ring of vascular tissue (24.3.30, 24.3.31). The slide says they don't undergo secondary growth; the textbook says they undergo the same secondary growth as eudicot roots, and the textbook wins.</w:t>
-      </w:r>
-    </w:p>
-    <w:p>
-      <w:pPr>
-        <w:pStyle w:val="Guidetext"/>
-      </w:pPr>
-      <w:r>
-        <w:rPr/>
-        <w:t>Root types (24.3.32, 24.3.33): a taproot is one long, fleshy main root that grows straight down and stores food; a fibrous root system is many slender roots that anchor the plant (monocots). Specialized roots include storage roots (sweet potato), prop roots for support (corn), pneumatophores that reach above water for oxygen (mangrove), and aerial roots (orchids).</w:t>
-      </w:r>
-    </w:p>
-    <w:p>
-      <w:pPr>
-        <w:pStyle w:val="Guidetext"/>
-      </w:pPr>
-      <w:r>
-        <w:rPr/>
-        <w:t>Root partners (24.3.34): mycorrhizae are mutualistic fungi on roots that help extract water and minerals. Root nodules hold nitrogen-fixing bacteria: plants can't extract nitrogen from the air, but the bacteria take it up and reduce it, so the plant gets nitrogen and the bacteria get carbohydrates.</w:t>
-      </w:r>
-    </w:p>
-    <w:p>
-      <w:pPr>
-        <w:pStyle w:val="Guidetext"/>
-      </w:pPr>
-      <w:r>
-        <w:rPr/>
-        <w:t>Traps: root cap (protects the tip) vs root hairs (absorb, in the zone of maturation); endodermis (Casparian strip, controls entry) vs pericycle (makes branch roots); taproot vs fibrous roots; mycorrhizae (fungi) vs nodules (bacteria) (24.3.26, 24.3.27, 24.3.32, 24.3.34).</w:t>
-      </w:r>
-    </w:p>
-    <w:p>
-      <w:pPr>
-        <w:pStyle w:val="Guidepart"/>
-      </w:pPr>
-      <w:bookmarkStart w:id="12" w:name="g244"/>
-      <w:r>
-        <w:rPr>
-          <w:rStyle w:val="Slidecode"/>
-        </w:rPr>
-        <w:t>24.4 Organization and Diversity of Stems</w:t>
-      </w:r>
-      <w:r>
-        <w:rPr/>
-        <w:t xml:space="preserve"> (slides 35–49)</w:t>
-      </w:r>
-      <w:bookmarkEnd w:id="12"/>
-    </w:p>
-    <w:p>
-      <w:pPr>
-        <w:pStyle w:val="Guidetext"/>
-      </w:pPr>
-      <w:r>
-        <w:rPr/>
-        <w:t>A woody twig (24.4.35, 24.4.36): the terminal bud at the tip holds the shoot tip, protected by bud scales. Each spring the scales drop and leave a ring of scars, so each scar ring marks one year of growth.</w:t>
-      </w:r>
-    </w:p>
-    <w:p>
-      <w:pPr>
-        <w:pStyle w:val="Guidetext"/>
-      </w:pPr>
-      <w:r>
-        <w:rPr/>
-        <w:t>The shoot tip's primary meristems make the stem's primary tissues: protoderm makes the epidermis, ground meristem makes the pith and cortex, and procambium makes primary xylem and phloem (24.4.35, 24.4.37).</w:t>
-      </w:r>
-    </w:p>
-    <w:p>
-      <w:pPr>
-        <w:pStyle w:val="Guidetext"/>
-      </w:pPr>
-      <w:r>
-        <w:rPr/>
-        <w:t>Herbaceous (non-woody) stems have only primary growth and a waxy cuticle. Their vascular bundles are in a distinct ring in eudicots, with cortex outside and pith inside, and scattered in monocots (24.4.38, 24.4.39, 24.4.40).</w:t>
-      </w:r>
-    </w:p>
-    <w:p>
-      <w:pPr>
-        <w:pStyle w:val="Guidetext"/>
-      </w:pPr>
-      <w:r>
-        <w:rPr/>
-        <w:t>Woody stems have both primary growth, which adds length, and secondary growth, which adds girth (thickness). Secondary tissues come from lateral meristems: the vascular cambium makes secondary xylem and secondary phloem each year, and the cork cambium makes cork (24.4.41, 24.4.42, 24.4.43).</w:t>
-      </w:r>
-    </w:p>
-    <w:p>
-      <w:pPr>
-        <w:pStyle w:val="Guidetext"/>
-      </w:pPr>
-      <w:r>
-        <w:rPr/>
-        <w:t>A woody stem has three regions: bark, wood and pith (24.4.42, 24.4.46). The slide lists only bark and pith and says woody stems have no vascular tissue, which is wrong (the professor confirmed it): wood is secondary xylem and bark contains phloem (24.4.44, 24.4.45).</w:t>
-      </w:r>
-    </w:p>
-    <w:p>
-      <w:pPr>
-        <w:pStyle w:val="Guidetext"/>
-      </w:pPr>
-      <w:r>
-        <w:rPr/>
-        <w:t>Bark is everything outside the vascular cambium: cork, cork cambium, cortex and phloem (24.4.44). Girdling, removing a ring of bark all the way around, kills the tree, because the phloem in the bark can no longer carry organic nutrients (24.4.44).</w:t>
-      </w:r>
-    </w:p>
-    <w:p>
-      <w:pPr>
-        <w:pStyle w:val="Guidetext"/>
-      </w:pPr>
-      <w:r>
-        <w:rPr/>
-        <w:t>Wood is secondary xylem that builds up year after year; the vascular cambium is dormant in winter. Each annual ring is spring wood plus summer wood, and summer wood has fewer vessels, so counting rings gives the age. Sapwood, the outer rings, still carries water; heartwood, the inner rings of older trees, no longer does (24.4.45, 24.4.46, 24.4.47).</w:t>
-      </w:r>
-    </w:p>
-    <w:p>
-      <w:pPr>
-        <w:pStyle w:val="Guidesubheading"/>
-      </w:pPr>
-      <w:r>
-        <w:rPr/>
-        <w:t>Stem types (24.4.48, 24.4.49)</w:t>
+        <w:t>Tracheids are long with tapered ends; water crosses between them through pits, thin spots in their walls. Vessel elements are larger, with perforation plates (end walls with openings), and join end to end into a continuous vessel (24.1.15).</w:t>
       </w:r>
     </w:p>
     <w:p>
@@ -1368,7 +1146,7 @@
       </w:pPr>
       <w:r>
         <w:rPr/>
-        <w:t>Stolons: above-ground horizontal stems that make new plants where their nodes touch the ground (strawberry runners) (24.4.48, 24.4.49).</w:t>
+        <w:t>Vascular rays, sheets of cells between rows of tracheids, carry water across the width of the plant (24.1.15).</w:t>
       </w:r>
     </w:p>
     <w:p>
@@ -1381,7 +1159,7 @@
       </w:pPr>
       <w:r>
         <w:rPr/>
-        <w:t>Rhizomes: underground horizontal stems that contribute to asexual reproduction (24.4.48).</w:t>
+        <w:t>Phloem carries sucrose and other organic compounds. Its conducting cells, sieve-tube members, have cytoplasm but no nucleus, and sieve plates (clusters of pores) in their walls. Each has a companion cell, which has a nucleus and helps with transport; plasmodesmata (channels between plant cells) connect the two (24.1.16).</w:t>
       </w:r>
     </w:p>
     <w:p>
@@ -1394,7 +1172,60 @@
       </w:pPr>
       <w:r>
         <w:rPr/>
-        <w:t>Tubers: enlarged food-storing parts of rhizomes; a potato is a tuber (24.4.48, 24.4.49).</w:t>
+        <w:t>Where it is: the vascular cylinder in roots, vascular bundles in stems, leaf veins in leaves (24.1.13).</w:t>
+      </w:r>
+    </w:p>
+    <w:p>
+      <w:pPr>
+        <w:pStyle w:val="Guidetext"/>
+      </w:pPr>
+      <w:r>
+        <w:rPr/>
+        <w:t>Traps: tracheid vs vessel element (both xylem, both carry water); sieve-tube member (no nucleus) vs companion cell (nucleus); collenchyma (living, flexible) vs sclerenchyma (mostly dead, rigid, lignin); fibers (long) vs sclereids (short) (24.1.10, 24.1.11, 24.1.15, 24.1.16).</w:t>
+      </w:r>
+    </w:p>
+    <w:p>
+      <w:pPr>
+        <w:pStyle w:val="Guidepart"/>
+      </w:pPr>
+      <w:bookmarkStart w:id="10" w:name="g242"/>
+      <w:r>
+        <w:rPr>
+          <w:rStyle w:val="Slidecode"/>
+        </w:rPr>
+        <w:t>24.2 Organs of Flowering Plants</w:t>
+      </w:r>
+      <w:r>
+        <w:rPr/>
+        <w:t xml:space="preserve"> (slides 18–25)</w:t>
+      </w:r>
+      <w:bookmarkEnd w:id="10"/>
+    </w:p>
+    <w:p>
+      <w:pPr>
+        <w:pStyle w:val="Guidetext"/>
+      </w:pPr>
+      <w:r>
+        <w:rPr/>
+        <w:t>Vegetative organs are all the plant parts except the reproductive structures (flowers, seeds and fruits); they handle growth and nutrition: roots, stems and leaves. The root system is just the roots; the shoot system is the stem and leaves (24.2.18, 24.2.19).</w:t>
+      </w:r>
+    </w:p>
+    <w:p>
+      <w:pPr>
+        <w:pStyle w:val="Guidetext"/>
+      </w:pPr>
+      <w:r>
+        <w:rPr/>
+        <w:t>The stem is the main axis; it grows longer and produces leaves. Nodes are where leaves attach, and internodes are the stretches of stem between nodes. The terminal bud at the stem's end contains the shoot apical meristem and produces new leaves (24.2.20, 24.2.21). Lateral (axillary) buds, where a leaf joins the stem, can grow into branches (textbook).</w:t>
+      </w:r>
+    </w:p>
+    <w:p>
+      <w:pPr>
+        <w:pStyle w:val="Guidesubheading"/>
+      </w:pPr>
+      <w:r>
+        <w:rPr/>
+        <w:t>Monocots vs eudicots (24.2.22 to 24.2.24)</w:t>
       </w:r>
     </w:p>
     <w:p>
@@ -1407,90 +1238,8 @@
       </w:pPr>
       <w:r>
         <w:rPr/>
-        <w:t>Corms: underground stems that make new plants the next season (24.4.48).</w:t>
-      </w:r>
-    </w:p>
-    <w:p>
-      <w:pPr>
-        <w:pStyle w:val="Guidetext"/>
-      </w:pPr>
-      <w:r>
-        <w:rPr/>
-        <w:t>Traps: primary growth (length, apical meristems) vs secondary growth (girth, lateral meristems); bark vs wood; spring vs summer wood; heartwood vs sapwood; stolon (above ground) vs rhizome (below ground); bundles in a ring (eudicot) vs scattered (monocot) (24.4.38, 24.4.42, 24.4.45, 24.4.47, 24.4.48).</w:t>
-      </w:r>
-    </w:p>
-    <w:p>
-      <w:pPr>
-        <w:pStyle w:val="Guidepart"/>
-      </w:pPr>
-      <w:bookmarkStart w:id="13" w:name="g245"/>
-      <w:r>
-        <w:rPr>
-          <w:rStyle w:val="Slidecode"/>
-        </w:rPr>
-        <w:t>24.5 Organization and Diversity of Leaves</w:t>
-      </w:r>
-      <w:r>
-        <w:rPr/>
-        <w:t xml:space="preserve"> (slides 50–55)</w:t>
-      </w:r>
-      <w:bookmarkEnd w:id="13"/>
-    </w:p>
-    <w:p>
-      <w:pPr>
-        <w:pStyle w:val="Guidetext"/>
-      </w:pPr>
-      <w:r>
-        <w:rPr/>
-        <w:t>The leaf carries on most of the plant's photosynthesis, which needs water, carbon dioxide and sunlight (24.5.50). A foliage leaf is usually broad and thin: the blade is the wide part, the petiole is the stalk attaching it to the stem, and the leaf axil, the upper angle between petiole and stem, holds the axillary bud. Evergreens keep their leaves all year; deciduous plants lose all of them (24.5.50).</w:t>
-      </w:r>
-    </w:p>
-    <w:p>
-      <w:pPr>
-        <w:pStyle w:val="Guidetext"/>
-      </w:pPr>
-      <w:r>
-        <w:rPr/>
-        <w:t>Inside a leaf (24.5.51, 24.5.52): upper and lower epidermis with a waxy cuticle and trichomes; stomata in the lower epidermis for gas exchange; and mesophyll, the chloroplast-filled middle. In eudicots the mesophyll has two layers: palisade mesophyll, elongated cells near the top that do most of the photosynthesis, and spongy mesophyll, irregular cells bounded by air spaces. Leaf veins bring water and minerals in through the xylem and carry sugar out through the phloem.</w:t>
-      </w:r>
-    </w:p>
-    <w:p>
-      <w:pPr>
-        <w:pStyle w:val="Guidetext"/>
-      </w:pPr>
-      <w:r>
-        <w:rPr/>
-        <w:t>Carbon dioxide enters through the stomata, and oxygen and water vapor leave; the figure description saying carbon dioxide leaves is a slip (24.5.52).</w:t>
-      </w:r>
-    </w:p>
-    <w:p>
-      <w:pPr>
-        <w:pStyle w:val="Guidetext"/>
-      </w:pPr>
-      <w:r>
-        <w:rPr/>
-        <w:t>Leaves are arranged on the stem as alternate, opposite (two per node) or whorled (several per node), and a blade is simple (one piece) or compound (divided into leaflets) (24.5.53, 24.5.54). Leaves are also adapted to their environment: shade leaves, spines (a cactus's spines are modified leaves that protect the stem), climbing tendrils, reduced leaves, and insect-catching leaves such as the sundew's and the Venus flytrap's (24.5.53, 24.5.55).</w:t>
-      </w:r>
-    </w:p>
-    <w:p>
-      <w:pPr>
-        <w:pStyle w:val="Guidetext"/>
-      </w:pPr>
-      <w:r>
-        <w:rPr/>
-        <w:t>Traps: blade vs petiole; palisade vs spongy mesophyll; simple vs compound; alternate vs opposite vs whorled; evergreen vs deciduous; cactus spines are leaves, not stems (24.5.50, 24.5.51, 24.5.53, 24.5.55).</w:t>
-      </w:r>
-    </w:p>
-    <w:p>
-      <w:pPr>
-        <w:pStyle w:val="Guidepart"/>
-      </w:pPr>
-      <w:bookmarkStart w:id="14" w:name="g249"/>
-      <w:r>
-        <w:rPr/>
-        <w:t>Look these up, don't memorize</w:t>
-      </w:r>
-      <w:bookmarkEnd w:id="14"/>
+        <w:t>Cotyledons (seed leaves): monocots have one, which acts as transfer tissue, passing on nutrients from the endosperm (the seed's stored food); eudicots have two, which supply the seedling's nutrients themselves (24.2.22, 24.2.23).</w:t>
+      </w:r>
     </w:p>
     <w:p>
       <w:pPr>
@@ -1502,7 +1251,7 @@
       </w:pPr>
       <w:r>
         <w:rPr/>
-        <w:t>Which meristem makes what, and every cell type side by side: the Meristems and Cell and tissue types tables.</w:t>
+        <w:t>Roots: monocot vascular tissue is in a ring; in eudicots the phloem sits between the arms of the xylem (24.2.22, 24.2.23).</w:t>
       </w:r>
     </w:p>
     <w:p>
@@ -1515,7 +1264,7 @@
       </w:pPr>
       <w:r>
         <w:rPr/>
-        <w:t>Root zones and root tissues in order: the Sequences; root types, specializations and partners: the Roots table.</w:t>
+        <w:t>Stems: monocot vascular bundles are scattered; eudicot bundles are in a distinct ring (24.2.24).</w:t>
       </w:r>
     </w:p>
     <w:p>
@@ -1528,7 +1277,7 @@
       </w:pPr>
       <w:r>
         <w:rPr/>
-        <w:t>Monocot vs eudicot features: the Monocots vs eudicots table.</w:t>
+        <w:t>Leaves: monocots have parallel veins; eudicots have netted veins (24.2.22, 24.2.23).</w:t>
       </w:r>
     </w:p>
     <w:p>
@@ -1541,7 +1290,51 @@
       </w:pPr>
       <w:r>
         <w:rPr/>
-        <w:t>Woody stem regions, stem types and leaf terms with examples: the Woody stem, Stems and Leaves tables.</w:t>
+        <w:t>Flowers: monocot parts in threes; eudicot parts in fours or fives. Pollen: monocots have one pore or slit, eudicots three (24.2.24).</w:t>
+      </w:r>
+    </w:p>
+    <w:p>
+      <w:pPr>
+        <w:pStyle w:val="Guidetext"/>
+      </w:pPr>
+      <w:r>
+        <w:rPr/>
+        <w:t>Annual plants live one growing season: they make just enough vegetative structures to support flowers and seeds, and die after the seeds are dispersed. Perennial plants live three or more seasons and spend energy on vegetative structures that keep them alive for years. The switch is a pair of flower-inducing genes, LEAFY and Apetala 1: blocking them makes an annual grow like a perennial (24.2.25).</w:t>
+      </w:r>
+    </w:p>
+    <w:p>
+      <w:pPr>
+        <w:pStyle w:val="Guidepart"/>
+      </w:pPr>
+      <w:bookmarkStart w:id="11" w:name="g243"/>
+      <w:r>
+        <w:rPr>
+          <w:rStyle w:val="Slidecode"/>
+        </w:rPr>
+        <w:t>24.3 Organization and Diversity of Roots</w:t>
+      </w:r>
+      <w:r>
+        <w:rPr/>
+        <w:t xml:space="preserve"> (slides 26–34)</w:t>
+      </w:r>
+      <w:bookmarkEnd w:id="11"/>
+    </w:p>
+    <w:p>
+      <w:pPr>
+        <w:pStyle w:val="Guidetext"/>
+      </w:pPr>
+      <w:r>
+        <w:rPr/>
+        <w:t>Root zones, from the tip up (24.3.26, 24.3.28): the root cap covers and protects the tip; the zone of cell division holds the root apical meristem, whose cells keep dividing (the slide says the root cap contains it; the textbook places it here); in the zone of elongation cells lengthen and begin to specialize; in the zone of maturation cells are fully differentiated, and root hairs grow there.</w:t>
+      </w:r>
+    </w:p>
+    <w:p>
+      <w:pPr>
+        <w:pStyle w:val="Guidesubheading"/>
+      </w:pPr>
+      <w:r>
+        <w:rPr/>
+        <w:t>Eudicot root tissues, from the outside in</w:t>
       </w:r>
     </w:p>
     <w:p>
@@ -1554,111 +1347,7 @@
       </w:pPr>
       <w:r>
         <w:rPr/>
-        <w:t>Uses (sugar cane, cinnamon, quinine, wood, hemp): the Uses table.</w:t>
-      </w:r>
-    </w:p>
-    <w:p>
-      <w:pPr>
-        <w:pStyle w:val="Chapterheading"/>
-      </w:pPr>
-      <w:r>
-        <w:rPr>
-          <w:rStyle w:val="Slidecode"/>
-        </w:rPr>
-        <w:t>Chapter 25: Flowering Plants: Nutrition and Transport</w:t>
-      </w:r>
-    </w:p>
-    <w:p>
-      <w:pPr>
-        <w:pStyle w:val="Guideheading"/>
-      </w:pPr>
-      <w:bookmarkStart w:id="15" w:name="g250"/>
-      <w:r>
-        <w:rPr>
-          <w:rStyle w:val="Slidecode"/>
-        </w:rPr>
-        <w:t>Quick guide: the big picture</w:t>
-      </w:r>
-      <w:bookmarkEnd w:id="15"/>
-    </w:p>
-    <w:p>
-      <w:pPr>
-        <w:pStyle w:val="Guidetext"/>
-      </w:pPr>
-      <w:r>
-        <w:rPr/>
-        <w:t>Ch 25 is about how a plant feeds itself and moves materials around. A plant builds most of its body from carbon dioxide and water; everything else comes from the soil as minerals (25.1.3). Water and minerals travel up in the xylem, and sugar travels in the phloem to wherever it's needed (25.3.28, 25.3.29).</w:t>
-      </w:r>
-    </w:p>
-    <w:p>
-      <w:pPr>
-        <w:pStyle w:val="Guidetext"/>
-      </w:pPr>
-      <w:r>
-        <w:rPr/>
-        <w:t>Most of the chapter is about how things move. Water always moves passively, from higher to lower water potential, and the plant spends no energy on it (25.3.31, 25.3.37). Minerals and sugar are moved actively: a pump uses ATP to push hydrogen ions (H+) out of a cell, and the H+ gradient then drives minerals and sugar across the membrane (25.2.21, 25.3.45).</w:t>
-      </w:r>
-    </w:p>
-    <w:p>
-      <w:pPr>
-        <w:pStyle w:val="Guidepart"/>
-      </w:pPr>
-      <w:bookmarkStart w:id="16" w:name="g251"/>
-      <w:r>
-        <w:rPr>
-          <w:rStyle w:val="Slidecode"/>
-        </w:rPr>
-        <w:t>25.1 Plant Nutrition and Soil</w:t>
-      </w:r>
-      <w:r>
-        <w:rPr/>
-        <w:t xml:space="preserve"> (slides 3–18)</w:t>
-      </w:r>
-      <w:bookmarkEnd w:id="16"/>
-    </w:p>
-    <w:p>
-      <w:pPr>
-        <w:pStyle w:val="Guidetext"/>
-      </w:pPr>
-      <w:r>
-        <w:rPr/>
-        <w:t>About 95% of a plant's dry weight is carbon, hydrogen and oxygen, the building blocks of organic compounds such as carbohydrates. Carbon dioxide supplies the carbon, and water supplies the hydrogen and oxygen (25.1.3). Everything else is absorbed by the roots as minerals; a mineral is an inorganic substance, usually with two or more elements (25.1.3).</w:t>
-      </w:r>
-    </w:p>
-    <w:p>
-      <w:pPr>
-        <w:pStyle w:val="Guidetext"/>
-      </w:pPr>
-      <w:r>
-        <w:rPr/>
-        <w:t>Leaves take in carbon dioxide and release oxygen and water; roots take in water, oxygen and minerals and release carbon dioxide, because root cells carry on cellular respiration (25.1.5). That's why roots need air in the soil: overwatering fills the air spaces and the plant dies (textbook).</w:t>
-      </w:r>
-    </w:p>
-    <w:p>
-      <w:pPr>
-        <w:pStyle w:val="Guidetext"/>
-      </w:pPr>
-      <w:r>
-        <w:rPr/>
-        <w:t>A nutrient is essential if it has an identifiable role, no other nutrient can substitute for it, and a deficiency causes the plant to die (25.1.4). Essential nutrients are macronutrients, needed in larger amounts (C, H, O, N, P, K, S, Ca, Mg), or micronutrients, needed in smaller amounts (Fe, B, Mn, Cu, Zn, Cl, Mo) (25.1.4). The slide's macronutrient list leaves out nitrogen (N); the textbook includes it.</w:t>
-      </w:r>
-    </w:p>
-    <w:p>
-      <w:pPr>
-        <w:pStyle w:val="Guidetext"/>
-      </w:pPr>
-      <w:r>
-        <w:rPr/>
-        <w:t>Hydroponics, growing plants in water with dissolved nutrients, proved that plants need only sunlight, water and minerals; leaving one nutrient out and watching growth suffer shows it's essential (25.1.6, 25.1.7). Deficiencies cause stunted growth and other symptoms, such as light yellow leaves without nitrogen (25.1.6, 25.1.8). Fertilizer's NPK ratio is its percentage by weight of nitrogen, phosphorus and potassium (25.1.6, 25.1.8).</w:t>
-      </w:r>
-    </w:p>
-    <w:p>
-      <w:pPr>
-        <w:pStyle w:val="Guidesubheading"/>
-      </w:pPr>
-      <w:r>
-        <w:rPr/>
-        <w:t>Soil</w:t>
+        <w:t>Epidermis: the outer layer of the root, with the root hairs (24.3.27, 24.3.28).</w:t>
       </w:r>
     </w:p>
     <w:p>
@@ -1671,7 +1360,7 @@
       </w:pPr>
       <w:r>
         <w:rPr/>
-        <w:t>Soil is a mixture of mineral particles, decaying organic material, living organisms, air and water (25.1.9).</w:t>
+        <w:t>Cortex: parenchyma cells that store food; water and minerals move between and through them (24.3.27; textbook).</w:t>
       </w:r>
     </w:p>
     <w:p>
@@ -1684,7 +1373,7 @@
       </w:pPr>
       <w:r>
         <w:rPr/>
-        <w:t>It forms by weathering of rock: mechanical (wind, rain, ice, rock grinding on rock) or chemical (acid rain, degradation by lichens and mosses) (25.1.9).</w:t>
+        <w:t>Endodermis: one layer of cells forming the boundary between the cortex and the vascular cylinder. Its Casparian strip, made of lignin and suberin (a waxy substance), is a waterproof band, so water and minerals can't slip between the cells and must pass through the endodermal cells, which control what enters (24.3.27, 24.3.28).</w:t>
       </w:r>
     </w:p>
     <w:p>
@@ -1697,7 +1386,7 @@
       </w:pPr>
       <w:r>
         <w:rPr/>
-        <w:t>Particles: sand is largest, and water drains readily between the grains; silt is in between; clay is smallest, with small spaces that fill with water. Loam combines sand's aeration with the mineral retention of silt and clay (25.1.10).</w:t>
+        <w:t>Pericycle: just inside the endodermis; its cells keep dividing and start branch (lateral) roots, which grow out through the cortex (24.3.27, 24.3.29).</w:t>
       </w:r>
     </w:p>
     <w:p>
@@ -1710,7 +1399,132 @@
       </w:pPr>
       <w:r>
         <w:rPr/>
-        <w:t>Humus (decaying organic material) decreases runoff, prevents leaching (minerals being washed away), makes soil more acidic and retains positively charged minerals; bacteria and fungi break it down and return its nutrients to plants (25.1.11).</w:t>
+        <w:t>Vascular cylinder: in eudicots, star-shaped xylem with phloem between its arms (24.2.23, 24.3.28).</w:t>
+      </w:r>
+    </w:p>
+    <w:p>
+      <w:pPr>
+        <w:pStyle w:val="Guidetext"/>
+      </w:pPr>
+      <w:r>
+        <w:rPr/>
+        <w:t>Monocot roots have the same growth zones and the same layers (pericycle, endodermis, cortex, epidermis), but a central pith (parenchyma) surrounded by a ring of vascular tissue, and they don't undergo secondary growth (24.3.30, 24.3.31).</w:t>
+      </w:r>
+    </w:p>
+    <w:p>
+      <w:pPr>
+        <w:pStyle w:val="Guidetext"/>
+      </w:pPr>
+      <w:r>
+        <w:rPr/>
+        <w:t>Root types (24.3.32, 24.3.33): a taproot is one long, fleshy main root that grows straight down and stores food; a fibrous root system is many slender roots that anchor the plant (monocots). Specialized roots include storage roots (sweet potato), prop roots for support (corn), pneumatophores that reach above water for oxygen (mangrove), and aerial roots (orchids).</w:t>
+      </w:r>
+    </w:p>
+    <w:p>
+      <w:pPr>
+        <w:pStyle w:val="Guidetext"/>
+      </w:pPr>
+      <w:r>
+        <w:rPr/>
+        <w:t>Root partners (24.3.34): mycorrhizae are fungi living with roots in a mutualism (both benefit); the fungi help extract water and minerals. Root nodules hold nitrogen-fixing bacteria: plants can't use the nitrogen in the air, but the bacteria take it up and reduce it, so the plant gets nitrogen and the bacteria get carbohydrates.</w:t>
+      </w:r>
+    </w:p>
+    <w:p>
+      <w:pPr>
+        <w:pStyle w:val="Guidetext"/>
+      </w:pPr>
+      <w:r>
+        <w:rPr/>
+        <w:t>Traps: root cap (protects the tip) vs root hairs (absorb, in the zone of maturation); endodermis (Casparian strip, controls entry) vs pericycle (makes branch roots); taproot vs fibrous roots; mycorrhizae (fungi) vs nodules (bacteria) (24.3.26, 24.3.27, 24.3.32, 24.3.34).</w:t>
+      </w:r>
+    </w:p>
+    <w:p>
+      <w:pPr>
+        <w:pStyle w:val="Guidepart"/>
+      </w:pPr>
+      <w:bookmarkStart w:id="12" w:name="g244"/>
+      <w:r>
+        <w:rPr>
+          <w:rStyle w:val="Slidecode"/>
+        </w:rPr>
+        <w:t>24.4 Organization and Diversity of Stems</w:t>
+      </w:r>
+      <w:r>
+        <w:rPr/>
+        <w:t xml:space="preserve"> (slides 35–49)</w:t>
+      </w:r>
+      <w:bookmarkEnd w:id="12"/>
+    </w:p>
+    <w:p>
+      <w:pPr>
+        <w:pStyle w:val="Guidetext"/>
+      </w:pPr>
+      <w:r>
+        <w:rPr/>
+        <w:t>A woody twig (24.4.35, 24.4.36): the terminal bud at the tip holds the shoot tip, protected by bud scales. Each spring the scales drop and leave a ring of scars, so each scar ring marks one year of growth.</w:t>
+      </w:r>
+    </w:p>
+    <w:p>
+      <w:pPr>
+        <w:pStyle w:val="Guidetext"/>
+      </w:pPr>
+      <w:r>
+        <w:rPr/>
+        <w:t>The shoot tip's primary meristems make the stem's primary tissues: protoderm makes the epidermis, ground meristem makes the pith (central parenchyma) and cortex, and procambium makes primary xylem and phloem (24.4.35, 24.4.37).</w:t>
+      </w:r>
+    </w:p>
+    <w:p>
+      <w:pPr>
+        <w:pStyle w:val="Guidetext"/>
+      </w:pPr>
+      <w:r>
+        <w:rPr/>
+        <w:t>Herbaceous (non-woody) stems have only primary growth and a waxy cuticle. Their vascular bundles are in a distinct ring in eudicots, with cortex outside and pith inside, and scattered in monocots (24.4.38, 24.4.39, 24.4.40).</w:t>
+      </w:r>
+    </w:p>
+    <w:p>
+      <w:pPr>
+        <w:pStyle w:val="Guidetext"/>
+      </w:pPr>
+      <w:r>
+        <w:rPr/>
+        <w:t>Woody stems have both primary growth, which adds length, and secondary growth, which adds girth (thickness). Secondary tissues come from lateral meristems: the vascular cambium makes secondary xylem and secondary phloem each year, and the cork cambium makes cork (24.4.41, 24.4.42, 24.4.43).</w:t>
+      </w:r>
+    </w:p>
+    <w:p>
+      <w:pPr>
+        <w:pStyle w:val="Guidetext"/>
+      </w:pPr>
+      <w:r>
+        <w:rPr/>
+        <w:t>A woody stem has three regions: bark, wood and pith (24.4.42, 24.4.46). The slide lists only bark and pith and says woody stems have no vascular tissue; that's wrong (the professor confirmed it): wood is secondary xylem, and bark contains phloem (24.4.44, 24.4.45).</w:t>
+      </w:r>
+    </w:p>
+    <w:p>
+      <w:pPr>
+        <w:pStyle w:val="Guidetext"/>
+      </w:pPr>
+      <w:r>
+        <w:rPr/>
+        <w:t>Bark is everything outside the vascular cambium: cork, cork cambium, cortex and phloem (24.4.44). Girdling, removing a ring of bark all the way around, kills the tree, because the phloem in the bark can no longer carry organic nutrients (24.4.44).</w:t>
+      </w:r>
+    </w:p>
+    <w:p>
+      <w:pPr>
+        <w:pStyle w:val="Guidetext"/>
+      </w:pPr>
+      <w:r>
+        <w:rPr/>
+        <w:t>Wood is secondary xylem that builds up year after year; the vascular cambium is dormant in winter. Each annual ring is spring wood plus summer wood, and summer wood has fewer vessels, so counting rings gives the age. Sapwood, the outer rings, still carries water; heartwood, the inner rings of older trees, no longer does (24.4.45, 24.4.46, 24.4.47).</w:t>
+      </w:r>
+    </w:p>
+    <w:p>
+      <w:pPr>
+        <w:pStyle w:val="Guidesubheading"/>
+      </w:pPr>
+      <w:r>
+        <w:rPr/>
+        <w:t>Stem types (24.4.48, 24.4.49)</w:t>
       </w:r>
     </w:p>
     <w:p>
@@ -1723,87 +1537,7 @@
       </w:pPr>
       <w:r>
         <w:rPr/>
-        <w:t>Living organisms: plant roots open soil to bedrock, earthworms and ants mix and aerate it, microorganisms decompose humus, and soil bacteria make nitrogen available to plants (25.1.14).</w:t>
-      </w:r>
-    </w:p>
-    <w:p>
-      <w:pPr>
-        <w:pStyle w:val="Guidetext"/>
-      </w:pPr>
-      <w:r>
-        <w:rPr/>
-        <w:t>Cation exchange (25.1.12, 25.1.13): clay and humus are negatively charged, so they hold positive mineral ions such as calcium (Ca2+) and potassium (K+), which keeps them from leaching away. A root hair releases hydrogen ions (H+), which exchange places with those minerals, so the root can take them up. Cation exchange capacity (CEC) is how many negative sites a soil has to bind them; sandy soil has a lower CEC.</w:t>
-      </w:r>
-    </w:p>
-    <w:p>
-      <w:pPr>
-        <w:pStyle w:val="Guidetext"/>
-      </w:pPr>
-      <w:r>
-        <w:rPr/>
-        <w:t>A soil profile is a vertical section from the surface down to unaltered rock, in layers called horizons (25.1.15, 25.1.16): A, the topsoil, with litter and the most humus; B, the subsoil, where inorganic nutrients leached from above accumulate; C, the weathered parent material (bedrock). The profile varies with the parent rock and climate.</w:t>
-      </w:r>
-    </w:p>
-    <w:p>
-      <w:pPr>
-        <w:pStyle w:val="Guidetext"/>
-      </w:pPr>
-      <w:r>
-        <w:rPr/>
-        <w:t>Erosion is water or wind carrying soil away; plowing, overgrazing, clearing land and stronger coastal storms make it worse. Crop rotation, reduced tillage and companion crops reduce farmland erosion, and trees prevent coastal erosion (25.1.17, 25.1.18).</w:t>
-      </w:r>
-    </w:p>
-    <w:p>
-      <w:pPr>
-        <w:pStyle w:val="Guidetext"/>
-      </w:pPr>
-      <w:r>
-        <w:rPr/>
-        <w:t>Traps: macro vs micro (amount needed, not importance); sand (drains) vs clay (holds water); A vs B vs C horizon; leaching vs cation exchange (25.1.4, 25.1.10, 25.1.12, 25.1.15).</w:t>
-      </w:r>
-    </w:p>
-    <w:p>
-      <w:pPr>
-        <w:pStyle w:val="Guidepart"/>
-      </w:pPr>
-      <w:bookmarkStart w:id="17" w:name="g252"/>
-      <w:r>
-        <w:rPr>
-          <w:rStyle w:val="Slidecode"/>
-        </w:rPr>
-        <w:t>25.2 Water and Mineral Uptake</w:t>
-      </w:r>
-      <w:r>
-        <w:rPr/>
-        <w:t xml:space="preserve"> (slides 19–27)</w:t>
-      </w:r>
-      <w:bookmarkEnd w:id="17"/>
-    </w:p>
-    <w:p>
-      <w:pPr>
-        <w:pStyle w:val="Guidetext"/>
-      </w:pPr>
-      <w:r>
-        <w:rPr/>
-        <w:t>Water and minerals enter the root by the same two pathways (25.2.19, 25.2.23): pathway A, between the porous cell walls until the Casparian strip of the endodermis blocks the way and forces them into the endodermal cells; pathway B, into root hairs and then from cell to cell through plasmodesmata (cytoplasmic strands connecting neighboring cells). Either way, everything reaching the xylem has passed through the endodermal cells.</w:t>
-      </w:r>
-    </w:p>
-    <w:p>
-      <w:pPr>
-        <w:pStyle w:val="Guidetext"/>
-      </w:pPr>
-      <w:r>
-        <w:rPr/>
-        <w:t>Water enters root cells passively, by osmosis, when there is more water outside the root than inside; the slide words this as the root's osmotic pressure being lower than the soil's (25.2.19). Minerals are different: plant cells spend energy to take them up actively and concentrate them, and the Casparian strip prevents backflow, so root xylem holds far more minerals than the soil (25.2.19, 25.2.20).</w:t>
-      </w:r>
-    </w:p>
-    <w:p>
-      <w:pPr>
-        <w:pStyle w:val="Guidesubheading"/>
-      </w:pPr>
-      <w:r>
-        <w:rPr/>
-        <w:t>Order of mineral uptake across the membrane</w:t>
+        <w:t>Stolons: above-ground horizontal stems that make new plants where their nodes touch the ground (strawberry runners) (24.4.48, 24.4.49).</w:t>
       </w:r>
     </w:p>
     <w:p>
@@ -1816,7 +1550,7 @@
       </w:pPr>
       <w:r>
         <w:rPr/>
-        <w:t>1. A proton pump in the plasma membrane uses ATP to pump hydrogen ions (H+) out of the cell (25.2.21, 25.2.23).</w:t>
+        <w:t>Rhizomes: underground horizontal stems that contribute to asexual reproduction (24.4.48).</w:t>
       </w:r>
     </w:p>
     <w:p>
@@ -1829,7 +1563,7 @@
       </w:pPr>
       <w:r>
         <w:rPr/>
-        <w:t>2. The resulting electrochemical gradient drives positive ions such as potassium (K+) into the cell through channel proteins (25.2.21, 25.2.23).</w:t>
+        <w:t>Tubers: enlarged food-storing parts of rhizomes; a potato is a tuber (24.4.48, 24.4.49).</w:t>
       </w:r>
     </w:p>
     <w:p>
@@ -1842,8 +1576,90 @@
       </w:pPr>
       <w:r>
         <w:rPr/>
-        <w:t>3. Negative mineral ions such as nitrate (NO3−) and phosphate (HPO4²−) come in together with H+ through carrier proteins; this needs no extra energy, because H+ is moving down its gradient (25.2.21, 25.2.23).</w:t>
-      </w:r>
+        <w:t>Corms: underground stems that make new plants the next season (24.4.48).</w:t>
+      </w:r>
+    </w:p>
+    <w:p>
+      <w:pPr>
+        <w:pStyle w:val="Guidetext"/>
+      </w:pPr>
+      <w:r>
+        <w:rPr/>
+        <w:t>Traps: primary growth (length, apical meristems) vs secondary growth (girth, lateral meristems); bark vs wood; spring vs summer wood; heartwood vs sapwood; stolon (above ground) vs rhizome (below ground); bundles in a ring (eudicot) vs scattered (monocot) (24.4.38, 24.4.42, 24.4.45, 24.4.47, 24.4.48).</w:t>
+      </w:r>
+    </w:p>
+    <w:p>
+      <w:pPr>
+        <w:pStyle w:val="Guidepart"/>
+      </w:pPr>
+      <w:bookmarkStart w:id="13" w:name="g245"/>
+      <w:r>
+        <w:rPr>
+          <w:rStyle w:val="Slidecode"/>
+        </w:rPr>
+        <w:t>24.5 Organization and Diversity of Leaves</w:t>
+      </w:r>
+      <w:r>
+        <w:rPr/>
+        <w:t xml:space="preserve"> (slides 50–55)</w:t>
+      </w:r>
+      <w:bookmarkEnd w:id="13"/>
+    </w:p>
+    <w:p>
+      <w:pPr>
+        <w:pStyle w:val="Guidetext"/>
+      </w:pPr>
+      <w:r>
+        <w:rPr/>
+        <w:t>The leaf carries on most of the plant's photosynthesis, which needs water, carbon dioxide and sunlight (24.5.50). A foliage leaf is usually broad and thin: the blade is the wide part, the petiole is the stalk attaching it to the stem, and the leaf axil, the upper angle between petiole and stem, holds the axillary bud. Evergreens keep their leaves all year; deciduous plants lose all of them (24.5.50).</w:t>
+      </w:r>
+    </w:p>
+    <w:p>
+      <w:pPr>
+        <w:pStyle w:val="Guidetext"/>
+      </w:pPr>
+      <w:r>
+        <w:rPr/>
+        <w:t>Inside a leaf (24.5.51, 24.5.52): upper and lower epidermis with a waxy cuticle and trichomes; stomata in the lower epidermis for gas exchange; and mesophyll, the chloroplast-filled middle. In eudicots the mesophyll has two layers: palisade mesophyll, elongated cells near the top that do most of the photosynthesis, and spongy mesophyll, irregular cells bounded by air spaces. Leaf veins bring water and minerals in through the xylem and carry sugar out through the phloem.</w:t>
+      </w:r>
+    </w:p>
+    <w:p>
+      <w:pPr>
+        <w:pStyle w:val="Guidetext"/>
+      </w:pPr>
+      <w:r>
+        <w:rPr/>
+        <w:t>Carbon dioxide enters through the stomata, and oxygen and water vapor leave; the figure description saying carbon dioxide leaves is a slip (24.5.52).</w:t>
+      </w:r>
+    </w:p>
+    <w:p>
+      <w:pPr>
+        <w:pStyle w:val="Guidetext"/>
+      </w:pPr>
+      <w:r>
+        <w:rPr/>
+        <w:t>Leaves are arranged on the stem as alternate (one per node), opposite (two per node) or whorled (several per node), and a blade is simple (one piece) or compound (divided into leaflets) (24.5.53, 24.5.54). Leaves are also adapted to their environment: shade leaves, spines (a cactus's spines are modified leaves that protect the stem), climbing tendrils, reduced leaves, and insect-catching leaves such as the sundew's and the Venus flytrap's (24.5.53, 24.5.55).</w:t>
+      </w:r>
+    </w:p>
+    <w:p>
+      <w:pPr>
+        <w:pStyle w:val="Guidetext"/>
+      </w:pPr>
+      <w:r>
+        <w:rPr/>
+        <w:t>Traps: blade vs petiole; palisade vs spongy mesophyll; simple vs compound; alternate vs opposite vs whorled; evergreen vs deciduous; cactus spines are leaves, not stems (24.5.50, 24.5.51, 24.5.53, 24.5.55).</w:t>
+      </w:r>
+    </w:p>
+    <w:p>
+      <w:pPr>
+        <w:pStyle w:val="Guidepart"/>
+      </w:pPr>
+      <w:bookmarkStart w:id="14" w:name="g249"/>
+      <w:r>
+        <w:rPr/>
+        <w:t>Look these up, don't memorize</w:t>
+      </w:r>
+      <w:bookmarkEnd w:id="14"/>
     </w:p>
     <w:p>
       <w:pPr>
@@ -1855,144 +1671,8 @@
       </w:pPr>
       <w:r>
         <w:rPr/>
-        <w:t>Using a gradient this way is chemiosmosis. The minerals then move into the xylem and up to the leaves (25.2.21).</w:t>
-      </w:r>
-    </w:p>
-    <w:p>
-      <w:pPr>
-        <w:pStyle w:val="Guidetext"/>
-      </w:pPr>
-      <w:r>
-        <w:rPr/>
-        <w:t>Mutualisms for nutrients (25.2.24, 25.2.25, 25.2.26): Rhizobium bacteria in root nodules fix atmospheric nitrogen, and the host plant gives them carbohydrates. In mycorrhizae, the fungus increases the surface area for water and mineral uptake and breaks down organic matter, and the root gives the fungus sugars and amino acids; plants with mycorrhizae grow better.</w:t>
-      </w:r>
-    </w:p>
-    <w:p>
-      <w:pPr>
-        <w:pStyle w:val="Guidetext"/>
-      </w:pPr>
-      <w:r>
-        <w:rPr/>
-        <w:t>Other ways to get nutrients (25.2.24, 25.2.27): parasitic plants such as dodder wrap around a host plant and tap its xylem and phloem; carnivorous plants such as the sundew trap prey on sticky hairs that release digestive enzymes.</w:t>
-      </w:r>
-    </w:p>
-    <w:p>
-      <w:pPr>
-        <w:pStyle w:val="Guidetext"/>
-      </w:pPr>
-      <w:r>
-        <w:rPr/>
-        <w:t>Traps: proton pump (H+ out, uses ATP) vs channel protein (K+ in) vs carrier protein (negative ions in with H+); nodules (bacteria, nitrogen) vs mycorrhizae (fungus, surface area); water enters passively vs minerals actively (25.2.20, 25.2.21, 25.2.24).</w:t>
-      </w:r>
-    </w:p>
-    <w:p>
-      <w:pPr>
-        <w:pStyle w:val="Guidepart"/>
-      </w:pPr>
-      <w:bookmarkStart w:id="18" w:name="g253"/>
-      <w:r>
-        <w:rPr>
-          <w:rStyle w:val="Slidecode"/>
-        </w:rPr>
-        <w:t>25.3 Transport Mechanisms in Plants</w:t>
-      </w:r>
-      <w:r>
-        <w:rPr/>
-        <w:t xml:space="preserve"> (slides 28–48)</w:t>
-      </w:r>
-      <w:bookmarkEnd w:id="18"/>
-    </w:p>
-    <w:p>
-      <w:pPr>
-        <w:pStyle w:val="Guidetext"/>
-      </w:pPr>
-      <w:r>
-        <w:rPr/>
-        <w:t>Xylem carries water and minerals from the bottom of the plant to the top, through tracheids and vessel elements. Phloem carries sucrose and other organic materials in any direction, through sieve-tube members, whose end walls are sieve plates crossed by plasmodesmata; companion cells supply them with proteins (25.3.28, 25.3.29, 25.3.30).</w:t>
-      </w:r>
-    </w:p>
-    <w:p>
-      <w:pPr>
-        <w:pStyle w:val="Guidetext"/>
-      </w:pPr>
-      <w:r>
-        <w:rPr/>
-        <w:t>Water potential is the energy of water; water always moves passively from higher to lower water potential (25.3.31). Two things set it (25.3.33): pressure (the higher the pressure, the higher the water potential) and solutes (the more solute, the lower the water potential, so water moves toward the side with more solute). Water potential falls from soil to root to stem to leaf, so water flows that way (25.3.32).</w:t>
-      </w:r>
-    </w:p>
-    <w:p>
-      <w:pPr>
-        <w:pStyle w:val="Guidetext"/>
-      </w:pPr>
-      <w:r>
-        <w:rPr/>
-        <w:t>Turgor pressure is the pressure that builds up inside a cell as water enters by osmosis. Turgid cells keep the plant firm; a wilted plant's cells have lost turgor, and water flows back in until the water potential is equal inside and out (25.3.33, 25.3.34).</w:t>
-      </w:r>
-    </w:p>
-    <w:p>
-      <w:pPr>
-        <w:pStyle w:val="Guidetext"/>
-      </w:pPr>
-      <w:r>
-        <w:rPr/>
-        <w:t>Root pressure: minerals concentrated in the root draw water in, creating a positive pressure that pushes xylem sap upward. It can force water droplets out of vein endings along leaf edges, which is guttation (25.3.35, 25.3.36). Root pressure alone can't lift water to the top of a tall tree (textbook).</w:t>
-      </w:r>
-    </w:p>
-    <w:p>
-      <w:pPr>
-        <w:pStyle w:val="Guidetext"/>
-      </w:pPr>
-      <w:r>
-        <w:rPr/>
-        <w:t>The cohesion-tension model (25.3.37, 25.3.38, 25.3.39) explains how water rises, passively, all the way up. Transpiration, water evaporating from the leaves through the stomata, creates tension that pulls on the water in the xylem. Cohesion, water molecules clinging to each other by hydrogen bonds, keeps the column unbroken from leaf to root, and adhesion, water sticking to the vessel walls, holds it in place. Water lost in the leaf is replaced from the leaf veins, the stem's column is pulled upward, and water enters the root xylem by osmosis.</w:t>
-      </w:r>
-    </w:p>
-    <w:p>
-      <w:pPr>
-        <w:pStyle w:val="Guidetext"/>
-      </w:pPr>
-      <w:r>
-        <w:rPr/>
-        <w:t>Stomata (25.3.41, 25.3.42): each stoma is bordered by two guard cells. To open, K+ is actively transported into the guard cells (H+ is pumped out, so H+ builds up outside), water follows by osmosis, turgor rises and the stoma opens. When K+ and then water leave, the stoma closes. Light regulates them, and ABA (abscisic acid) can close them. While stomata are closed, the waxy cuticle prevents water loss (25.3.39), but carbon dioxide can't enter, so photosynthesis slows (textbook).</w:t>
-      </w:r>
-    </w:p>
-    <w:p>
-      <w:pPr>
-        <w:pStyle w:val="Guidetext"/>
-      </w:pPr>
-      <w:r>
-        <w:rPr/>
-        <w:t>Phloem moves sap from source to sink (25.3.43, 25.3.44): a source is where sugar is made or comes from (older leaves); a sink is where it's unloaded (roots, young leaves). Evidence: girdling a tree below the leaves makes the bark swell just above the cut, where sugar accumulates; radioactive tracers confirm that phloem carries organic nutrients; and aphids, whose mouthparts tap the sieve tubes, are used to collect phloem sap (25.3.43, 25.3.48).</w:t>
-      </w:r>
-    </w:p>
-    <w:p>
-      <w:pPr>
-        <w:pStyle w:val="Guidetext"/>
-      </w:pPr>
-      <w:r>
-        <w:rPr/>
-        <w:t>The pressure-flow model (25.3.45, 25.3.46, 25.3.47): at the source, an ATP-driven pump pushes H+ out, and sucrose is loaded into the sieve tubes together with H+ (co-transport). Water follows by osmosis, creating high positive pressure, which pushes the sap toward the sink. At the sink, sugar is unloaded and used for cellular respiration or stored, and the water returns to the xylem.</w:t>
-      </w:r>
-    </w:p>
-    <w:p>
-      <w:pPr>
-        <w:pStyle w:val="Guidetext"/>
-      </w:pPr>
-      <w:r>
-        <w:rPr/>
-        <w:t>Traps: cohesion (water to water) vs adhesion (water to walls); transpiration (pull from the top) vs root pressure (push from below); xylem (one way, up, pulled, no energy) vs phloem (any direction, pushed, active loading); source vs sink; stomata open when K+ enters, close when it leaves (25.3.29, 25.3.35, 25.3.37, 25.3.41, 25.3.43).</w:t>
-      </w:r>
-    </w:p>
-    <w:p>
-      <w:pPr>
-        <w:pStyle w:val="Guidepart"/>
-      </w:pPr>
-      <w:bookmarkStart w:id="19" w:name="g259"/>
-      <w:r>
-        <w:rPr/>
-        <w:t>Look these up, don't memorize</w:t>
-      </w:r>
-      <w:bookmarkEnd w:id="19"/>
+        <w:t>Which meristem makes what, and every cell type side by side: the Meristems and Cell and tissue types tables.</w:t>
+      </w:r>
     </w:p>
     <w:p>
       <w:pPr>
@@ -2004,7 +1684,7 @@
       </w:pPr>
       <w:r>
         <w:rPr/>
-        <w:t>Macronutrients and micronutrients: the Essential nutrients table (with N added).</w:t>
+        <w:t>Root zones and root tissues in order: the Sequences; root types, specializations and partners: the Roots table.</w:t>
       </w:r>
     </w:p>
     <w:p>
@@ -2017,7 +1697,7 @@
       </w:pPr>
       <w:r>
         <w:rPr/>
-        <w:t>Soil particles, humus and horizons: the Soil and Soil profile tables.</w:t>
+        <w:t>Monocot vs eudicot features: the Monocots vs eudicots table.</w:t>
       </w:r>
     </w:p>
     <w:p>
@@ -2030,7 +1710,7 @@
       </w:pPr>
       <w:r>
         <w:rPr/>
-        <w:t>Mineral uptake, water's path, cohesion-tension, stomata and pressure flow, step by step: the Sequences.</w:t>
+        <w:t>Woody stem regions, stem types and leaf terms with examples: the Woody stem, Stems and Leaves tables.</w:t>
       </w:r>
     </w:p>
     <w:p>
@@ -2043,7 +1723,111 @@
       </w:pPr>
       <w:r>
         <w:rPr/>
-        <w:t>Xylem vs phloem and water potential: their tables.</w:t>
+        <w:t>Uses (sugar cane, cinnamon, quinine, wood, hemp): the Uses table.</w:t>
+      </w:r>
+    </w:p>
+    <w:p>
+      <w:pPr>
+        <w:pStyle w:val="Chapterheading"/>
+      </w:pPr>
+      <w:r>
+        <w:rPr>
+          <w:rStyle w:val="Slidecode"/>
+        </w:rPr>
+        <w:t>Chapter 25: Flowering Plants: Nutrition and Transport</w:t>
+      </w:r>
+    </w:p>
+    <w:p>
+      <w:pPr>
+        <w:pStyle w:val="Guideheading"/>
+      </w:pPr>
+      <w:bookmarkStart w:id="15" w:name="g250"/>
+      <w:r>
+        <w:rPr>
+          <w:rStyle w:val="Slidecode"/>
+        </w:rPr>
+        <w:t>Quick guide: the big picture</w:t>
+      </w:r>
+      <w:bookmarkEnd w:id="15"/>
+    </w:p>
+    <w:p>
+      <w:pPr>
+        <w:pStyle w:val="Guidetext"/>
+      </w:pPr>
+      <w:r>
+        <w:rPr/>
+        <w:t>Ch 25 is about how a plant feeds itself and moves materials around. A plant builds most of its body from carbon dioxide and water; everything else comes from the soil as minerals (25.1.3). Water and minerals travel up in the xylem, and sugar travels in the phloem to wherever it's needed (25.3.28, 25.3.29).</w:t>
+      </w:r>
+    </w:p>
+    <w:p>
+      <w:pPr>
+        <w:pStyle w:val="Guidetext"/>
+      </w:pPr>
+      <w:r>
+        <w:rPr/>
+        <w:t>Most of the chapter is about how things move. Water moves passively (the plant spends no energy), from higher to lower water potential (25.3.31, 25.3.37). Minerals and sugar are moved actively: a pump uses ATP to push hydrogen ions (H+) out of a cell, and the H+ gradient then drives minerals and sugar across the membrane (25.2.21, 25.3.45).</w:t>
+      </w:r>
+    </w:p>
+    <w:p>
+      <w:pPr>
+        <w:pStyle w:val="Guidepart"/>
+      </w:pPr>
+      <w:bookmarkStart w:id="16" w:name="g251"/>
+      <w:r>
+        <w:rPr>
+          <w:rStyle w:val="Slidecode"/>
+        </w:rPr>
+        <w:t>25.1 Plant Nutrition and Soil</w:t>
+      </w:r>
+      <w:r>
+        <w:rPr/>
+        <w:t xml:space="preserve"> (slides 3–18)</w:t>
+      </w:r>
+      <w:bookmarkEnd w:id="16"/>
+    </w:p>
+    <w:p>
+      <w:pPr>
+        <w:pStyle w:val="Guidetext"/>
+      </w:pPr>
+      <w:r>
+        <w:rPr/>
+        <w:t>About 95% of a plant's dry weight is carbon, hydrogen and oxygen, the elements of organic compounds such as carbohydrates. Carbon dioxide supplies the carbon, and water supplies the hydrogen and oxygen (25.1.3). Carbon dioxide itself is inorganic; the slide's “(organic compound)” is a slip (25.1.3). Everything else is absorbed by the roots as minerals: inorganic substances, usually of two or more elements (25.1.3).</w:t>
+      </w:r>
+    </w:p>
+    <w:p>
+      <w:pPr>
+        <w:pStyle w:val="Guidetext"/>
+      </w:pPr>
+      <w:r>
+        <w:rPr/>
+        <w:t>Leaves take in carbon dioxide and release oxygen and water; roots take in water, oxygen and minerals and release carbon dioxide, because root cells carry on cellular respiration (25.1.5). That's why roots need air in the soil: overwatering fills the air spaces and kills the plant (textbook).</w:t>
+      </w:r>
+    </w:p>
+    <w:p>
+      <w:pPr>
+        <w:pStyle w:val="Guidetext"/>
+      </w:pPr>
+      <w:r>
+        <w:rPr/>
+        <w:t>A nutrient is essential if it has an identifiable role, no other nutrient can substitute for it, and a deficiency causes the plant to die (25.1.4). Macronutrients are needed in larger amounts: C, H, O, N, P, K, S, Ca, Mg; the slide leaves out nitrogen (N), which the textbook includes (25.1.4). Micronutrients are needed in smaller amounts: Fe, B, Mn, Cu, Zn, Cl, Mo (25.1.4).</w:t>
+      </w:r>
+    </w:p>
+    <w:p>
+      <w:pPr>
+        <w:pStyle w:val="Guidetext"/>
+      </w:pPr>
+      <w:r>
+        <w:rPr/>
+        <w:t>Hydroponics, growing plants in water with dissolved nutrients, showed that plants grow well if supplied with sunlight, water and minerals; leaving one nutrient out and watching growth suffer shows it's essential (25.1.6, 25.1.7). Deficiencies cause stunted growth and other symptoms, such as light yellow leaves without nitrogen (25.1.6, 25.1.8). A fertilizer's NPK ratio is its percentage by weight of nitrogen, phosphorus and potassium (25.1.6, 25.1.8).</w:t>
+      </w:r>
+    </w:p>
+    <w:p>
+      <w:pPr>
+        <w:pStyle w:val="Guidesubheading"/>
+      </w:pPr>
+      <w:r>
+        <w:rPr/>
+        <w:t>Soil</w:t>
       </w:r>
     </w:p>
     <w:p>
@@ -2056,102 +1840,7 @@
       </w:pPr>
       <w:r>
         <w:rPr/>
-        <w:t>Exact numbers (particle sizes, 10-20% humus, 10,000 times, erosion statistics): don't memorize them.</w:t>
-      </w:r>
-    </w:p>
-    <w:p>
-      <w:pPr>
-        <w:pStyle w:val="Chapterheading"/>
-      </w:pPr>
-      <w:r>
-        <w:rPr>
-          <w:rStyle w:val="Slidecode"/>
-        </w:rPr>
-        <w:t>Chapter 26: Flowering Plants: Control of Growth Responses</w:t>
-      </w:r>
-    </w:p>
-    <w:p>
-      <w:pPr>
-        <w:pStyle w:val="Guideheading"/>
-      </w:pPr>
-      <w:bookmarkStart w:id="20" w:name="g260"/>
-      <w:r>
-        <w:rPr>
-          <w:rStyle w:val="Slidecode"/>
-        </w:rPr>
-        <w:t>Quick guide: the big picture</w:t>
-      </w:r>
-      <w:bookmarkEnd w:id="20"/>
-    </w:p>
-    <w:p>
-      <w:pPr>
-        <w:pStyle w:val="Guidetext"/>
-      </w:pPr>
-      <w:r>
-        <w:rPr/>
-        <w:t>Plants can't move away from danger or toward food, so they respond to their surroundings mostly by changing how they grow (26.1.3). Ch 26 has three parts: the hormones that carry signals around the plant (26.1), growth and movement responses to light, gravity and touch (26.2), and phytochrome, the pigment that lets plants track day and night length (26.3).</w:t>
-      </w:r>
-    </w:p>
-    <w:p>
-      <w:pPr>
-        <w:pStyle w:val="Guidetext"/>
-      </w:pPr>
-      <w:r>
-        <w:rPr/>
-        <w:t>One pattern repeats throughout: a stimulus is detected by a receptor, the signal is passed along and amplified inside the cell, and the cell responds, often by changing which genes are turned on (26.1.4, 26.1.5).</w:t>
-      </w:r>
-    </w:p>
-    <w:p>
-      <w:pPr>
-        <w:pStyle w:val="Guidepart"/>
-      </w:pPr>
-      <w:bookmarkStart w:id="21" w:name="g261"/>
-      <w:r>
-        <w:rPr>
-          <w:rStyle w:val="Slidecode"/>
-        </w:rPr>
-        <w:t>26.1 Plant Hormones</w:t>
-      </w:r>
-      <w:r>
-        <w:rPr/>
-        <w:t xml:space="preserve"> (slides 3–23)</w:t>
-      </w:r>
-      <w:bookmarkEnd w:id="21"/>
-    </w:p>
-    <w:p>
-      <w:pPr>
-        <w:pStyle w:val="Guidetext"/>
-      </w:pPr>
-      <w:r>
-        <w:rPr/>
-        <w:t>Plants respond to stimuli such as light, gravity, carbon dioxide levels, pathogen infection, drought and touch, and responding helps the species survive. Responses can be short-term, like stomata opening and closing with light levels, or long-term, like roots growing down and stems growing up in response to gravity (26.1.3).</w:t>
-      </w:r>
-    </w:p>
-    <w:p>
-      <w:pPr>
-        <w:pStyle w:val="Guidetext"/>
-      </w:pPr>
-      <w:r>
-        <w:rPr/>
-        <w:t>Signal transduction (26.1.4, 26.1.5): a receptor, a protein in the plasma membrane, cytoplasm or nucleus, is activated by a specific signal (for example, blue light); a transduction pathway of relay proteins or enzymes amplifies the signal and converts it into one the cell's machinery understands; the cellular response follows, most often a change in gene expression (for example, a stem bending or roots growing).</w:t>
-      </w:r>
-    </w:p>
-    <w:p>
-      <w:pPr>
-        <w:pStyle w:val="Guidetext"/>
-      </w:pPr>
-      <w:r>
-        <w:rPr/>
-        <w:t>Hormones are chemical signals that let plant cells communicate and coordinate their responses. Each is made in one part of the plant and travels in the phloem or from cell to cell (26.1.6). There are five main ones (26.1.7).</w:t>
-      </w:r>
-    </w:p>
-    <w:p>
-      <w:pPr>
-        <w:pStyle w:val="Guidesubheading"/>
-      </w:pPr>
-      <w:r>
-        <w:rPr/>
-        <w:t>Auxin (26.1.8 to 26.1.11)</w:t>
+        <w:t>Soil is a mixture of mineral particles, decaying organic material, living organisms, air and water (25.1.9).</w:t>
       </w:r>
     </w:p>
     <w:p>
@@ -2164,7 +1853,7 @@
       </w:pPr>
       <w:r>
         <w:rPr/>
-        <w:t>Made in the shoot apical meristem; found in young leaves, flowers and fruits (26.1.8).</w:t>
+        <w:t>It forms by weathering of rock: mechanical (wind, rain, ice, rock grinding on rock) or chemical (acid rain, degradation by lichens and mosses) (25.1.9).</w:t>
       </w:r>
     </w:p>
     <w:p>
@@ -2177,7 +1866,7 @@
       </w:pPr>
       <w:r>
         <w:rPr/>
-        <w:t>Apical dominance: auxin from the shoot tip prevents the axillary buds below from growing (26.1.8), which is why pruning the tip makes a plant bushier (textbook).</w:t>
+        <w:t>Particles: sand is largest, and water drains readily between the grains; silt is in between; clay is smallest, with small spaces that fill with water. Loam combines sand's aeration with the mineral retention of silt and clay (25.1.10).</w:t>
       </w:r>
     </w:p>
     <w:p>
@@ -2190,7 +1879,7 @@
       </w:pPr>
       <w:r>
         <w:rPr/>
-        <w:t>Promotes growth of roots and fruit, prevents loss of leaves and fruit, and makes stems bend toward light (positive phototropism) (26.1.8).</w:t>
+        <w:t>Humus (decaying organic material) decreases runoff (rain running off the surface), prevents leaching (minerals being washed away), makes soil more acidic and holds positively charged minerals; bacteria and fungi break it down and return its nutrients to plants (25.1.11).</w:t>
       </w:r>
     </w:p>
     <w:p>
@@ -2203,7 +1892,87 @@
       </w:pPr>
       <w:r>
         <w:rPr/>
-        <w:t>Discovery: auxin from a coleoptile tip (the sheath over a grass seedling's first leaves), collected in a block of agar and placed on one side of a cut seedling, makes it curve (26.1.9).</w:t>
+        <w:t>Living organisms: plant roots open the soil down to the bedrock, earthworms and ants mix and aerate it, microorganisms decompose humus, and soil bacteria make nitrogen available to plants (25.1.14).</w:t>
+      </w:r>
+    </w:p>
+    <w:p>
+      <w:pPr>
+        <w:pStyle w:val="Guidetext"/>
+      </w:pPr>
+      <w:r>
+        <w:rPr/>
+        <w:t>Cation exchange (25.1.12, 25.1.13): cations are positive ions. Clay and humus are negatively charged, so they hold positive mineral ions such as calcium (Ca2+) and potassium (K+), which keeps them from leaching away. A root hair releases hydrogen ions (H+), which take their place, freeing the minerals for the root to take up. Cation exchange capacity (CEC) is how many negative sites a soil has to hold them; sandy soil has a lower CEC.</w:t>
+      </w:r>
+    </w:p>
+    <w:p>
+      <w:pPr>
+        <w:pStyle w:val="Guidetext"/>
+      </w:pPr>
+      <w:r>
+        <w:rPr/>
+        <w:t>A soil profile is a vertical section from the surface down to unaltered rock, in layers called horizons (25.1.15, 25.1.16): A, the topsoil, with litter and the most humus; B, the subsoil, where minerals leached from above accumulate; C, the weathered parent material (bedrock). The profile varies with the parent rock and the climate.</w:t>
+      </w:r>
+    </w:p>
+    <w:p>
+      <w:pPr>
+        <w:pStyle w:val="Guidetext"/>
+      </w:pPr>
+      <w:r>
+        <w:rPr/>
+        <w:t>Erosion is water or wind carrying soil away; plowing, overgrazing, clearing land and stronger coastal storms make it worse. Crop rotation, reduced tillage and companion crops reduce farmland erosion, and trees prevent coastal erosion (25.1.17, 25.1.18).</w:t>
+      </w:r>
+    </w:p>
+    <w:p>
+      <w:pPr>
+        <w:pStyle w:val="Guidetext"/>
+      </w:pPr>
+      <w:r>
+        <w:rPr/>
+        <w:t>Traps: macro vs micro (amount needed, not importance); sand (drains) vs clay (holds water); A vs B vs C horizon; leaching vs cation exchange (25.1.4, 25.1.10, 25.1.12, 25.1.15).</w:t>
+      </w:r>
+    </w:p>
+    <w:p>
+      <w:pPr>
+        <w:pStyle w:val="Guidepart"/>
+      </w:pPr>
+      <w:bookmarkStart w:id="17" w:name="g252"/>
+      <w:r>
+        <w:rPr>
+          <w:rStyle w:val="Slidecode"/>
+        </w:rPr>
+        <w:t>25.2 Water and Mineral Uptake</w:t>
+      </w:r>
+      <w:r>
+        <w:rPr/>
+        <w:t xml:space="preserve"> (slides 19–27)</w:t>
+      </w:r>
+      <w:bookmarkEnd w:id="17"/>
+    </w:p>
+    <w:p>
+      <w:pPr>
+        <w:pStyle w:val="Guidetext"/>
+      </w:pPr>
+      <w:r>
+        <w:rPr/>
+        <w:t>Water and minerals enter the root by the same two pathways (25.2.19, 25.2.23): pathway A, between the porous cell walls until the Casparian strip of the endodermis blocks the way and forces them into the endodermal cells; pathway B, into root hairs and then from cell to cell through plasmodesmata (cytoplasmic strands connecting neighboring cells). Either way, everything reaching the xylem has passed through the endodermal cells.</w:t>
+      </w:r>
+    </w:p>
+    <w:p>
+      <w:pPr>
+        <w:pStyle w:val="Guidetext"/>
+      </w:pPr>
+      <w:r>
+        <w:rPr/>
+        <w:t>Water enters root cells passively, by osmosis, when there is more water outside the root than inside; the slide words this as the root's osmotic pressure being lower than the soil's (25.2.19). Minerals are different: plant cells spend energy to take them up actively and concentrate them, and the Casparian strip stops them leaking back out, so root xylem holds far more minerals than the soil (25.2.19, 25.2.20).</w:t>
+      </w:r>
+    </w:p>
+    <w:p>
+      <w:pPr>
+        <w:pStyle w:val="Guidesubheading"/>
+      </w:pPr>
+      <w:r>
+        <w:rPr/>
+        <w:t>Order of mineral uptake across the membrane</w:t>
       </w:r>
     </w:p>
     <w:p>
@@ -2216,7 +1985,7 @@
       </w:pPr>
       <w:r>
         <w:rPr/>
-        <w:t>How it bends a stem (26.1.10, 26.1.11): with light from one side, auxin moves to the shady side; it binds receptors, which activates proton pumps; H+ pumped into the cell wall activates enzymes that break cellulose fibers and loosen the wall; water enters, turgor pressure rises, the cell enlarges and rebuilds a longer wall. Only the shady-side cells lengthen, so the stem bends toward the light.</w:t>
+        <w:t>1. A proton pump in the plasma membrane uses ATP to pump hydrogen ions (H+) out of the cell (25.2.21, 25.2.23).</w:t>
       </w:r>
     </w:p>
     <w:p>
@@ -2229,16 +1998,7 @@
       </w:pPr>
       <w:r>
         <w:rPr/>
-        <w:t>Synthetic auxins are used as herbicides; Agent Orange, used to defoliate forests in Vietnam, was one (26.1.10).</w:t>
-      </w:r>
-    </w:p>
-    <w:p>
-      <w:pPr>
-        <w:pStyle w:val="Guidesubheading"/>
-      </w:pPr>
-      <w:r>
-        <w:rPr/>
-        <w:t>Gibberellins (26.1.12, 26.1.13)</w:t>
+        <w:t>2. The outside now has more H+ and more positive charge than the inside (an electrochemical gradient). This draws positive ions such as potassium (K+) into the cell through channel proteins (25.2.21, 25.2.23).</w:t>
       </w:r>
     </w:p>
     <w:p>
@@ -2251,7 +2011,7 @@
       </w:pPr>
       <w:r>
         <w:rPr/>
-        <w:t>Growth-promoting hormones that cause stem elongation; the most common is gibberellic acid; used commercially to induce growth in crops (26.1.12, 26.1.13).</w:t>
+        <w:t>3. Negative mineral ions such as nitrate (NO3−) and phosphate (HPO4²−) come in together with H+ through carrier proteins; this needs no extra energy, because H+ is moving down its gradient (25.2.21, 25.2.23).</w:t>
       </w:r>
     </w:p>
     <w:p>
@@ -2264,17 +2024,144 @@
       </w:pPr>
       <w:r>
         <w:rPr/>
-        <w:t>They break the dormancy of buds and seeds; dormancy is a period when growth is suspended (26.1.12).</w:t>
-      </w:r>
-    </w:p>
-    <w:p>
-      <w:pPr>
-        <w:pStyle w:val="Guidesubheading"/>
-      </w:pPr>
-      <w:r>
-        <w:rPr/>
-        <w:t>Cytokinins (26.1.14 to 26.1.16)</w:t>
-      </w:r>
+        <w:t>Using a gradient this way is chemiosmosis. The minerals then move into the xylem and up to the leaves (25.2.21).</w:t>
+      </w:r>
+    </w:p>
+    <w:p>
+      <w:pPr>
+        <w:pStyle w:val="Guidetext"/>
+      </w:pPr>
+      <w:r>
+        <w:rPr/>
+        <w:t>Mutualisms for nutrients (25.2.24, 25.2.25, 25.2.26): Rhizobium bacteria in root nodules fix atmospheric nitrogen, and the host plant gives them carbohydrates. In mycorrhizae, a fungus living with the roots increases the surface area for water and mineral uptake and breaks down organic matter, and the root gives the fungus sugars and amino acids; plants with mycorrhizae grow better.</w:t>
+      </w:r>
+    </w:p>
+    <w:p>
+      <w:pPr>
+        <w:pStyle w:val="Guidetext"/>
+      </w:pPr>
+      <w:r>
+        <w:rPr/>
+        <w:t>Other ways to get nutrients (25.2.24, 25.2.27): parasitic plants such as dodder wrap around a host plant and tap its xylem and phloem; carnivorous plants such as the sundew trap prey on sticky hairs that release digestive enzymes.</w:t>
+      </w:r>
+    </w:p>
+    <w:p>
+      <w:pPr>
+        <w:pStyle w:val="Guidetext"/>
+      </w:pPr>
+      <w:r>
+        <w:rPr/>
+        <w:t>Traps: proton pump (H+ out, uses ATP) vs channel protein (K+ in) vs carrier protein (negative ions in with H+); nodules (bacteria, nitrogen) vs mycorrhizae (fungus, surface area); water enters passively vs minerals actively (25.2.20, 25.2.21, 25.2.24).</w:t>
+      </w:r>
+    </w:p>
+    <w:p>
+      <w:pPr>
+        <w:pStyle w:val="Guidepart"/>
+      </w:pPr>
+      <w:bookmarkStart w:id="18" w:name="g253"/>
+      <w:r>
+        <w:rPr>
+          <w:rStyle w:val="Slidecode"/>
+        </w:rPr>
+        <w:t>25.3 Transport Mechanisms in Plants</w:t>
+      </w:r>
+      <w:r>
+        <w:rPr/>
+        <w:t xml:space="preserve"> (slides 28–48)</w:t>
+      </w:r>
+      <w:bookmarkEnd w:id="18"/>
+    </w:p>
+    <w:p>
+      <w:pPr>
+        <w:pStyle w:val="Guidetext"/>
+      </w:pPr>
+      <w:r>
+        <w:rPr/>
+        <w:t>Xylem carries water and minerals from the bottom of the plant to the top, through tracheids and vessel elements. Phloem carries sucrose and other organic materials in any direction, through sieve-tube members, whose end walls are sieve plates crossed by plasmodesmata; companion cells supply them with proteins (25.3.28, 25.3.29, 25.3.30).</w:t>
+      </w:r>
+    </w:p>
+    <w:p>
+      <w:pPr>
+        <w:pStyle w:val="Guidetext"/>
+      </w:pPr>
+      <w:r>
+        <w:rPr/>
+        <w:t>Water potential is the energy of water; water moves passively from higher to lower water potential (25.3.31). Two things set it. Pressure potential is the effect of pressure: the higher the pressure, the higher the water potential (25.3.33). Osmotic potential is the effect of solutes (dissolved substances): the more solute, the lower the water potential, so water moves toward the side with more solute (25.3.33). Water potential falls from soil to root to stem to leaf, so water flows that way (25.3.32).</w:t>
+      </w:r>
+    </w:p>
+    <w:p>
+      <w:pPr>
+        <w:pStyle w:val="Guidetext"/>
+      </w:pPr>
+      <w:r>
+        <w:rPr/>
+        <w:t>Turgor pressure is the pressure that builds up inside a cell as water enters by osmosis. Turgid cells keep the plant firm; a wilted plant's cells have lost turgor, and water flows back in until the water potential is equal inside and out (25.3.33, 25.3.34).</w:t>
+      </w:r>
+    </w:p>
+    <w:p>
+      <w:pPr>
+        <w:pStyle w:val="Guidetext"/>
+      </w:pPr>
+      <w:r>
+        <w:rPr/>
+        <w:t>Root pressure: minerals concentrated in the root draw water in, creating a positive pressure that pushes xylem sap upward. It can force water droplets out of vein endings along leaf edges, which is guttation (25.3.35, 25.3.36). Root pressure alone can't lift water to the top of a tall tree (textbook).</w:t>
+      </w:r>
+    </w:p>
+    <w:p>
+      <w:pPr>
+        <w:pStyle w:val="Guidetext"/>
+      </w:pPr>
+      <w:r>
+        <w:rPr/>
+        <w:t>The cohesion-tension model (25.3.37, 25.3.38, 25.3.39) explains how water rises, passively, all the way up. Transpiration, water evaporating from the leaves through the stomata, creates tension that pulls on the water in the xylem. Cohesion, water molecules clinging to each other by hydrogen bonds, keeps the column unbroken from leaf to root, and adhesion, water sticking to the vessel walls, holds it in place. Water lost in the leaf is replaced from the leaf veins, the stem's column is pulled upward, and water enters the root xylem by osmosis.</w:t>
+      </w:r>
+    </w:p>
+    <w:p>
+      <w:pPr>
+        <w:pStyle w:val="Guidetext"/>
+      </w:pPr>
+      <w:r>
+        <w:rPr/>
+        <w:t>Stomata (25.3.41, 25.3.42): each stoma is bordered by two guard cells. To open, K+ is actively transported into the guard cells (H+ is pumped out, so H+ builds up outside), water follows by osmosis, turgor rises and the stoma opens. When K+ and then water leave, the stoma closes. Light regulates them, and ABA (abscisic acid) can close them. While stomata are closed, the waxy cuticle prevents water loss (25.3.39), but carbon dioxide can't enter, so photosynthesis slows (textbook).</w:t>
+      </w:r>
+    </w:p>
+    <w:p>
+      <w:pPr>
+        <w:pStyle w:val="Guidetext"/>
+      </w:pPr>
+      <w:r>
+        <w:rPr/>
+        <w:t>Phloem moves sap from source to sink (25.3.43, 25.3.44): a source is where sugar is made or comes from (older leaves); a sink is where it's unloaded (roots, young leaves). Evidence: girdling a tree below the leaves makes the bark swell just above the cut, where sugar accumulates; radioactive tracers confirm that phloem carries organic nutrients; and aphids, whose mouthparts tap the sieve tubes, are used to collect phloem sap (25.3.43, 25.3.48).</w:t>
+      </w:r>
+    </w:p>
+    <w:p>
+      <w:pPr>
+        <w:pStyle w:val="Guidetext"/>
+      </w:pPr>
+      <w:r>
+        <w:rPr/>
+        <w:t>The pressure-flow model (25.3.45, 25.3.46, 25.3.47): at the source, an ATP-driven pump pushes H+ out, and sucrose is loaded into the sieve tubes together with H+ (co-transport). Water follows by osmosis, creating high positive pressure, which pushes the sap toward the sink. At the sink, sugar is unloaded and used for cellular respiration or stored, and the water returns to the xylem.</w:t>
+      </w:r>
+    </w:p>
+    <w:p>
+      <w:pPr>
+        <w:pStyle w:val="Guidetext"/>
+      </w:pPr>
+      <w:r>
+        <w:rPr/>
+        <w:t>Traps: cohesion (water to water) vs adhesion (water to walls); transpiration (pull from the top) vs root pressure (push from below); pressure potential vs osmotic potential; xylem (one way, up, pulled, no energy) vs phloem (any direction, pushed, active loading); source vs sink; stomata open when K+ enters, close when it leaves (25.3.29, 25.3.33, 25.3.35, 25.3.37, 25.3.41, 25.3.43).</w:t>
+      </w:r>
+    </w:p>
+    <w:p>
+      <w:pPr>
+        <w:pStyle w:val="Guidepart"/>
+      </w:pPr>
+      <w:bookmarkStart w:id="19" w:name="g259"/>
+      <w:r>
+        <w:rPr/>
+        <w:t>Look these up, don't memorize</w:t>
+      </w:r>
+      <w:bookmarkEnd w:id="19"/>
     </w:p>
     <w:p>
       <w:pPr>
@@ -2286,7 +2173,7 @@
       </w:pPr>
       <w:r>
         <w:rPr/>
-        <w:t>Promote cell division and organ formation; found in dividing root tissue, seeds and fruits (26.1.14).</w:t>
+        <w:t>Macronutrients and micronutrients: the Essential nutrients table (with N added).</w:t>
       </w:r>
     </w:p>
     <w:p>
@@ -2299,7 +2186,7 @@
       </w:pPr>
       <w:r>
         <w:rPr/>
-        <w:t>Responsible for root nodules (which house nitrogen-fixing bacteria) and galls on wounded trees (26.1.14).</w:t>
+        <w:t>Soil particles, humus and horizons: the Soil and Soil profile tables.</w:t>
       </w:r>
     </w:p>
     <w:p>
@@ -2312,7 +2199,7 @@
       </w:pPr>
       <w:r>
         <w:rPr/>
-        <w:t>Together with auxin, prevent senescence (aging); in autumn, low cytokinin levels let leaves change color and die; used to keep cut flowers and stored vegetables fresh (26.1.14, 26.1.16).</w:t>
+        <w:t>Mineral uptake, water's path, cohesion-tension, stomata and pressure flow, step by step: the Sequences.</w:t>
       </w:r>
     </w:p>
     <w:p>
@@ -2325,16 +2212,7 @@
       </w:pPr>
       <w:r>
         <w:rPr/>
-        <w:t>In tissue culture, the ratio of auxin to cytokinin decides what forms: an undifferentiated callus, roots, leafy shoots or flowers (26.1.15; textbook).</w:t>
-      </w:r>
-    </w:p>
-    <w:p>
-      <w:pPr>
-        <w:pStyle w:val="Guidesubheading"/>
-      </w:pPr>
-      <w:r>
-        <w:rPr/>
-        <w:t>Abscisic acid, ABA (26.1.17 to 26.1.19)</w:t>
+        <w:t>Xylem vs phloem and water potential: their tables.</w:t>
       </w:r>
     </w:p>
     <w:p>
@@ -2347,7 +2225,93 @@
       </w:pPr>
       <w:r>
         <w:rPr/>
-        <w:t>Produced by any green tissue; called the stress hormone (26.1.17).</w:t>
+        <w:t>Exact numbers (particle sizes, 10-20% humus, 10,000 times, erosion statistics): don't memorize them.</w:t>
+      </w:r>
+    </w:p>
+    <w:p>
+      <w:pPr>
+        <w:pStyle w:val="Chapterheading"/>
+      </w:pPr>
+      <w:r>
+        <w:rPr>
+          <w:rStyle w:val="Slidecode"/>
+        </w:rPr>
+        <w:t>Chapter 26: Flowering Plants: Control of Growth Responses</w:t>
+      </w:r>
+    </w:p>
+    <w:p>
+      <w:pPr>
+        <w:pStyle w:val="Guideheading"/>
+      </w:pPr>
+      <w:bookmarkStart w:id="20" w:name="g260"/>
+      <w:r>
+        <w:rPr>
+          <w:rStyle w:val="Slidecode"/>
+        </w:rPr>
+        <w:t>Quick guide: the big picture</w:t>
+      </w:r>
+      <w:bookmarkEnd w:id="20"/>
+    </w:p>
+    <w:p>
+      <w:pPr>
+        <w:pStyle w:val="Guidetext"/>
+      </w:pPr>
+      <w:r>
+        <w:rPr/>
+        <w:t>Plants can't move away from danger or toward food, so they respond to their surroundings mostly by changing how they grow (26.1.3). Ch 26 has three parts: hormones, the chemical signals that carry messages around the plant (26.1); growth and movement responses to light, gravity and touch (26.2); and phytochrome, the pigment that lets plants track day and night length (26.3).</w:t>
+      </w:r>
+    </w:p>
+    <w:p>
+      <w:pPr>
+        <w:pStyle w:val="Guidepart"/>
+      </w:pPr>
+      <w:bookmarkStart w:id="21" w:name="g261"/>
+      <w:r>
+        <w:rPr>
+          <w:rStyle w:val="Slidecode"/>
+        </w:rPr>
+        <w:t>26.1 Plant Hormones</w:t>
+      </w:r>
+      <w:r>
+        <w:rPr/>
+        <w:t xml:space="preserve"> (slides 3–23)</w:t>
+      </w:r>
+      <w:bookmarkEnd w:id="21"/>
+    </w:p>
+    <w:p>
+      <w:pPr>
+        <w:pStyle w:val="Guidetext"/>
+      </w:pPr>
+      <w:r>
+        <w:rPr/>
+        <w:t>Plants respond to stimuli such as light, gravity, carbon dioxide levels, pathogen infection, drought and touch, and responding helps the species survive. Responses can be short-term, like stomata opening and closing with light levels, or long-term, like roots growing down and stems growing up in response to gravity (26.1.3).</w:t>
+      </w:r>
+    </w:p>
+    <w:p>
+      <w:pPr>
+        <w:pStyle w:val="Guidetext"/>
+      </w:pPr>
+      <w:r>
+        <w:rPr/>
+        <w:t>Plants respond through signal transduction (26.1.4, 26.1.5): a receptor, a protein in the plasma membrane, cytoplasm or nucleus, is activated by a specific signal (for example, blue light); a transduction pathway of relay proteins or enzymes amplifies the signal and converts it into one the cell's machinery understands; the cellular response follows, most often a change in gene expression (for example, a stem bending or roots growing).</w:t>
+      </w:r>
+    </w:p>
+    <w:p>
+      <w:pPr>
+        <w:pStyle w:val="Guidetext"/>
+      </w:pPr>
+      <w:r>
+        <w:rPr/>
+        <w:t>Hormones are chemical signals that let plant cells communicate and coordinate their responses. Each is made in one part of the plant and travels in the phloem or from cell to cell (26.1.6). There are five main ones (26.1.7).</w:t>
+      </w:r>
+    </w:p>
+    <w:p>
+      <w:pPr>
+        <w:pStyle w:val="Guidesubheading"/>
+      </w:pPr>
+      <w:r>
+        <w:rPr/>
+        <w:t>Auxin (26.1.8 to 26.1.11)</w:t>
       </w:r>
     </w:p>
     <w:p>
@@ -2360,7 +2324,7 @@
       </w:pPr>
       <w:r>
         <w:rPr/>
-        <w:t>Starts and maintains seed and bud dormancy; corn that can't respond to ABA shows vivipary, sprouting while still on the cob (26.1.17, 26.1.18).</w:t>
+        <w:t>Made in the shoot apical meristem; found in young leaves, flowers and fruits (26.1.8).</w:t>
       </w:r>
     </w:p>
     <w:p>
@@ -2373,16 +2337,7 @@
       </w:pPr>
       <w:r>
         <w:rPr/>
-        <w:t>Closes stomata (26.1.17, 26.1.19). How (textbook): ABA binds a receptor on the guard cell, calcium ions enter as a second messenger, K+ channels open, K+ and then water leave, and the stoma closes.</w:t>
-      </w:r>
-    </w:p>
-    <w:p>
-      <w:pPr>
-        <w:pStyle w:val="Guidesubheading"/>
-      </w:pPr>
-      <w:r>
-        <w:rPr/>
-        <w:t>Ethylene (26.1.20 to 26.1.22)</w:t>
+        <w:t>Apical dominance: auxin from the shoot tip prevents the axillary buds below from growing (26.1.8), which is why pruning the tip makes a plant bushier (textbook).</w:t>
       </w:r>
     </w:p>
     <w:p>
@@ -2395,7 +2350,7 @@
       </w:pPr>
       <w:r>
         <w:rPr/>
-        <w:t>A gas formed from the amino acid methionine (26.1.20).</w:t>
+        <w:t>Promotes growth of roots and fruit, prevents loss of leaves and fruit, and makes stems bend toward light (positive phototropism) (26.1.8).</w:t>
       </w:r>
     </w:p>
     <w:p>
@@ -2408,7 +2363,7 @@
       </w:pPr>
       <w:r>
         <w:rPr/>
-        <w:t>Causes abscission, the dropping of leaves, fruit or flowers, by stimulating enzymes such as cellulase; a ripe apple under a jar makes a holly twig drop its leaves (26.1.20, 26.1.21).</w:t>
+        <w:t>Discovery: auxin from a coleoptile tip (the sheath over a grass seedling's first leaves), collected in a block of agar (a jelly) and placed on one side of a cut seedling, makes it curve (26.1.9).</w:t>
       </w:r>
     </w:p>
     <w:p>
@@ -2421,7 +2376,7 @@
       </w:pPr>
       <w:r>
         <w:rPr/>
-        <w:t>Ripens fruit, by activating enzymes that soften it and produce its flavor and smell (26.1.20, 26.1.22).</w:t>
+        <w:t>How it bends a stem (26.1.10, 26.1.11): with light from one side, auxin moves to the shady side and attaches to a receptor (in the cell's nucleus, says the textbook; the slide says the plasma membrane). Proton pumps then push H+ into the cell wall, which activates enzymes that break cellulose fibers and loosen the wall; water enters, turgor pressure rises, and the cell enlarges and rebuilds a longer wall. Only the shady-side cells lengthen, so the stem bends toward the light.</w:t>
       </w:r>
     </w:p>
     <w:p>
@@ -2434,51 +2389,7 @@
       </w:pPr>
       <w:r>
         <w:rPr/>
-        <w:t>Also inhibits axillary buds and suppresses stem and root elongation (26.1.20).</w:t>
-      </w:r>
-    </w:p>
-    <w:p>
-      <w:pPr>
-        <w:pStyle w:val="Guidetext"/>
-      </w:pPr>
-      <w:r>
-        <w:rPr/>
-        <w:t>Hormones mainly handle abiotic stimuli (light, oxygen, water, pH, temperature). Against biotic threats (herbivores, parasites, competing plants), plants rely on their epidermis and bark and on secondary metabolites, defense chemicals once thought to be waste products. Primary metabolites, such as sugars and amino acids, are the ones every cell needs to work normally (26.1.23).</w:t>
-      </w:r>
-    </w:p>
-    <w:p>
-      <w:pPr>
-        <w:pStyle w:val="Guidetext"/>
-      </w:pPr>
-      <w:r>
-        <w:rPr/>
-        <w:t>Traps: abscisic acid vs abscission (the ABA slide defines abscission, but ethylene causes it; the textbook says ABA no longer counts as its natural cause); gibberellins (break dormancy) vs ABA (keeps dormancy); auxin (apical dominance, elongation) vs cytokinins (cell division); primary vs secondary metabolites (26.1.12, 26.1.17, 26.1.20, 26.1.23).</w:t>
-      </w:r>
-    </w:p>
-    <w:p>
-      <w:pPr>
-        <w:pStyle w:val="Guidepart"/>
-      </w:pPr>
-      <w:bookmarkStart w:id="22" w:name="g262"/>
-      <w:r>
-        <w:rPr>
-          <w:rStyle w:val="Slidecode"/>
-        </w:rPr>
-        <w:t>26.2 Plant Growth and Movement Responses</w:t>
-      </w:r>
-      <w:r>
-        <w:rPr/>
-        <w:t xml:space="preserve"> (slides 24–35)</w:t>
-      </w:r>
-      <w:bookmarkEnd w:id="22"/>
-    </w:p>
-    <w:p>
-      <w:pPr>
-        <w:pStyle w:val="Guidetext"/>
-      </w:pPr>
-      <w:r>
-        <w:rPr/>
-        <w:t>A tropism is plant growth toward or away from a stimulus that comes from one direction: positive tropism is growth toward it, negative tropism is growth away (26.2.24). It happens because one side of the organ grows faster than the other (textbook).</w:t>
+        <w:t>Synthetic auxins are used as herbicides (weed killers), such as 2,4-D and Agent Orange (26.1.7, 26.1.10).</w:t>
       </w:r>
     </w:p>
     <w:p>
@@ -2487,7 +2398,7 @@
       </w:pPr>
       <w:r>
         <w:rPr/>
-        <w:t>The three tropisms</w:t>
+        <w:t>Gibberellins (26.1.12, 26.1.13)</w:t>
       </w:r>
     </w:p>
     <w:p>
@@ -2500,7 +2411,7 @@
       </w:pPr>
       <w:r>
         <w:rPr/>
-        <w:t>Phototropism (light): stems bend toward light because auxin makes the cells on the shady side elongate. The receptor pigment phototropin absorbs blue light, becomes phosphorylated and starts the transduction pathway that moves auxin. Roots are insensitive to light or grow away from it (26.2.25, 26.2.26).</w:t>
+        <w:t>Growth-promoting hormones that cause stem elongation; the most common is gibberellic acid; used commercially to induce growth in crops (26.1.12, 26.1.13).</w:t>
       </w:r>
     </w:p>
     <w:p>
@@ -2513,7 +2424,16 @@
       </w:pPr>
       <w:r>
         <w:rPr/>
-        <w:t>Thigmotropism (touch from another plant, an animal, a rock or wind): stems and tendrils of runner beans and morning glories coil around a support. Thigmomorphogenesis is a change in the plant's overall shape due to touch, such as a barrier, wind or rain (26.2.27, 26.2.28).</w:t>
+        <w:t>They break the dormancy of buds and seeds; dormancy is a period when growth is suspended (26.1.12).</w:t>
+      </w:r>
+    </w:p>
+    <w:p>
+      <w:pPr>
+        <w:pStyle w:val="Guidesubheading"/>
+      </w:pPr>
+      <w:r>
+        <w:rPr/>
+        <w:t>Cytokinins (26.1.14 to 26.1.16)</w:t>
       </w:r>
     </w:p>
     <w:p>
@@ -2526,126 +2446,8 @@
       </w:pPr>
       <w:r>
         <w:rPr/>
-        <w:t>Gravitropism (gravity): a plant laid on its side grows its stem upward and its roots downward. Roots sense gravity with statoliths, starch grains inside organelles called amyloplasts in root-cap cells, which settle to the bottom of each cell and signal the downward direction; auxin may then direct the bending (26.2.29, 26.2.30). A clinostat keeps a plant turning so statoliths can't settle (26.2.30). The slide's "stems with root caps grow downward" should say roots (26.2.29).</w:t>
-      </w:r>
-    </w:p>
-    <w:p>
-      <w:pPr>
-        <w:pStyle w:val="Guidetext"/>
-      </w:pPr>
-      <w:r>
-        <w:rPr/>
-        <w:t>Arabidopsis thaliana, a small weed related to cabbage and mustard, is the model organism for plant molecular genetics (26.2.31).</w:t>
-      </w:r>
-    </w:p>
-    <w:p>
-      <w:pPr>
-        <w:pStyle w:val="Guidetext"/>
-      </w:pPr>
-      <w:r>
-        <w:rPr/>
-        <w:t>Turgor movements, also called nastic movements, are caused by internal stimuli: they don't involve growth and don't depend on the direction of the stimulus. They come from electrical impulses, hormone action or changes in turgor pressure: a cell that fills with water is turgid, and one that loses water goes limp (26.2.33, 26.2.34).</w:t>
-      </w:r>
-    </w:p>
-    <w:p>
-      <w:pPr>
-        <w:pStyle w:val="Guidetext"/>
-      </w:pPr>
-      <w:r>
-        <w:rPr/>
-        <w:t>Examples (26.2.33, 26.2.35): touching Mimosa pudica (the sensitive plant) makes its leaflets collapse within a second, because cells in the leaf petiole lose turgor pressure; the Venus flytrap snaps shut when touched; and sleep movements, leaves folding daily with light and dark, follow a circadian rhythm.</w:t>
-      </w:r>
-    </w:p>
-    <w:p>
-      <w:pPr>
-        <w:pStyle w:val="Guidetext"/>
-      </w:pPr>
-      <w:r>
-        <w:rPr/>
-        <w:t>Traps: tropism (growth, directional) vs turgor movement (no growth, not directional); positive vs negative tropism; phototropin (blue light, phototropism) vs phytochrome (red and far-red, photoperiod) (26.2.24, 26.2.25, 26.2.33, 26.3.37).</w:t>
-      </w:r>
-    </w:p>
-    <w:p>
-      <w:pPr>
-        <w:pStyle w:val="Guidepart"/>
-      </w:pPr>
-      <w:bookmarkStart w:id="23" w:name="g263"/>
-      <w:r>
-        <w:rPr>
-          <w:rStyle w:val="Slidecode"/>
-        </w:rPr>
-        <w:t>26.3 Plant Responses to Phytochrome</w:t>
-      </w:r>
-      <w:r>
-        <w:rPr/>
-        <w:t xml:space="preserve"> (slides 36–46)</w:t>
-      </w:r>
-      <w:bookmarkEnd w:id="23"/>
-    </w:p>
-    <w:p>
-      <w:pPr>
-        <w:pStyle w:val="Guidetext"/>
-      </w:pPr>
-      <w:r>
-        <w:rPr/>
-        <w:t>Photoperiodism is any physiological response to changes in the length of day or night, such as when to flower. It requires a biological clock and the photoreceptor phytochrome (26.3.36).</w:t>
-      </w:r>
-    </w:p>
-    <w:p>
-      <w:pPr>
-        <w:pStyle w:val="Guidetext"/>
-      </w:pPr>
-      <w:r>
-        <w:rPr/>
-        <w:t>Phytochrome is a blue-green leaf pigment with two forms (26.3.37, 26.3.38, 26.3.39). Pr (phytochrome red), the inactive form, absorbs red light, which is plentiful in daylight, and turns into Pfr, the active form. Pfr absorbs far-red light and turns back into Pr in the evening, and whenever light is limited (shade, night). Switching between the two lets the plant detect photoperiod changes. Phytochrome also promotes seed germination and flowering and inhibits shoot elongation (26.3.37).</w:t>
-      </w:r>
-    </w:p>
-    <w:p>
-      <w:pPr>
-        <w:pStyle w:val="Guidetext"/>
-      </w:pPr>
-      <w:r>
-        <w:rPr/>
-        <w:t>Flowering (26.3.40, 26.3.41, 26.3.42): short-day plants flower when the day is shorter than a critical length; long-day plants, such as clover, flower when it is longer; day-neutral plants flower regardless of day length. What really counts is night length: a flash of light in the middle of the long night stops a short-day plant from flowering but makes a long-day plant flower. So short-day plants are long-night plants, and long-day plants are short-night plants.</w:t>
-      </w:r>
-    </w:p>
-    <w:p>
-      <w:pPr>
-        <w:pStyle w:val="Guidetext"/>
-      </w:pPr>
-      <w:r>
-        <w:rPr/>
-        <w:t>Shade and spacing (26.3.43, 26.3.44): leaf shade increases far-red light relative to red light, and plants measure the far-red light bounced back by neighboring plants; the more far-red they sense, the more energy they spend growing taller to outcompete the others for sunlight. Seedlings grown in darkness are etiolated: the shoot keeps elongating, and the leaves stay small and yellow (26.3.43; textbook).</w:t>
-      </w:r>
-    </w:p>
-    <w:p>
-      <w:pPr>
-        <w:pStyle w:val="Guidetext"/>
-      </w:pPr>
-      <w:r>
-        <w:rPr/>
-        <w:t>Circadian rhythms are biological rhythms with a cycle of about 24 hours, such as sleep movements and flowers opening and closing (26.3.45, 26.3.46). They persist without outside cues because a biological clock runs them, but a plant kept in dim light shifts its sleep cycle (26.3.45). Entrainment means being synchronized to light at daybreak (26.3.45).</w:t>
-      </w:r>
-    </w:p>
-    <w:p>
-      <w:pPr>
-        <w:pStyle w:val="Guidetext"/>
-      </w:pPr>
-      <w:r>
-        <w:rPr/>
-        <w:t>Traps: Pr (inactive, absorbs red) vs Pfr (active, absorbs far-red); short-day means long-night; a night flash changes night length, not day length; photoperiodism (seasons) vs circadian rhythm (daily) (26.3.37, 26.3.41, 26.3.42, 26.3.45). The text alternative printed with 26.3.41 actually describes Mimosa's leaves (26.2.35).</w:t>
-      </w:r>
-    </w:p>
-    <w:p>
-      <w:pPr>
-        <w:pStyle w:val="Guidepart"/>
-      </w:pPr>
-      <w:bookmarkStart w:id="24" w:name="g269"/>
-      <w:r>
-        <w:rPr/>
-        <w:t>Look these up, don't memorize</w:t>
-      </w:r>
-      <w:bookmarkEnd w:id="24"/>
+        <w:t>Promote cell division and organ formation; found in dividing root tissue, seeds and fruits (26.1.14).</w:t>
+      </w:r>
     </w:p>
     <w:p>
       <w:pPr>
@@ -2657,7 +2459,7 @@
       </w:pPr>
       <w:r>
         <w:rPr/>
-        <w:t>Each hormone: where it's made, what it does, its commercial use: the Plant hormones table.</w:t>
+        <w:t>Responsible for root nodules (which house nitrogen-fixing bacteria) and galls (swellings) on wounded trees (26.1.14).</w:t>
       </w:r>
     </w:p>
     <w:p>
@@ -2670,7 +2472,7 @@
       </w:pPr>
       <w:r>
         <w:rPr/>
-        <w:t>Tropisms and turgor movements side by side: the Movements table.</w:t>
+        <w:t>Together with auxin, prevent senescence (aging); in autumn, low cytokinin levels let leaves change color and die; used to keep cut flowers and stored vegetables fresh (26.1.14, 26.1.16).</w:t>
       </w:r>
     </w:p>
     <w:p>
@@ -2683,7 +2485,16 @@
       </w:pPr>
       <w:r>
         <w:rPr/>
-        <w:t>Short-day, long-day and day-neutral plants and the night flash; Pr and Pfr: the Photoperiod and Phytochrome tables.</w:t>
+        <w:t>In tissue culture, the ratio of auxin to cytokinin decides what forms: an undifferentiated callus, roots, leafy shoots or flowers (26.1.15; textbook).</w:t>
+      </w:r>
+    </w:p>
+    <w:p>
+      <w:pPr>
+        <w:pStyle w:val="Guidesubheading"/>
+      </w:pPr>
+      <w:r>
+        <w:rPr/>
+        <w:t>Abscisic acid, ABA (26.1.17 to 26.1.19)</w:t>
       </w:r>
     </w:p>
     <w:p>
@@ -2696,7 +2507,7 @@
       </w:pPr>
       <w:r>
         <w:rPr/>
-        <w:t>How auxin bends a stem, how ABA closes stomata, how roots sense gravity: the Sequences.</w:t>
+        <w:t>Produced by any green tissue; called the stress hormone (26.1.17).</w:t>
       </w:r>
     </w:p>
     <w:p>
@@ -2709,102 +2520,7 @@
       </w:pPr>
       <w:r>
         <w:rPr/>
-        <w:t>Exact numbers (136 gibberellins, Arabidopsis details): don't memorize them.</w:t>
-      </w:r>
-    </w:p>
-    <w:p>
-      <w:pPr>
-        <w:pStyle w:val="Chapterheading"/>
-      </w:pPr>
-      <w:r>
-        <w:rPr>
-          <w:rStyle w:val="Slidecode"/>
-        </w:rPr>
-        <w:t>Chapter 27: Flowering Plants: Reproduction</w:t>
-      </w:r>
-    </w:p>
-    <w:p>
-      <w:pPr>
-        <w:pStyle w:val="Guideheading"/>
-      </w:pPr>
-      <w:bookmarkStart w:id="25" w:name="g270"/>
-      <w:r>
-        <w:rPr>
-          <w:rStyle w:val="Slidecode"/>
-        </w:rPr>
-        <w:t>Quick guide: the big picture</w:t>
-      </w:r>
-      <w:bookmarkEnd w:id="25"/>
-    </w:p>
-    <w:p>
-      <w:pPr>
-        <w:pStyle w:val="Guidetext"/>
-      </w:pPr>
-      <w:r>
-        <w:rPr/>
-        <w:t>Ch 27 follows the flowering plant's life cycle in detail: how a flower makes pollen (the male gametophyte) and the embryo sac (the female gametophyte), pollination and double fertilization (27.1), how the embryo develops inside the seed (27.2), fruits, seed dispersal and germination (27.3), and reproduction without seeds (27.4).</w:t>
-      </w:r>
-    </w:p>
-    <w:p>
-      <w:pPr>
-        <w:pStyle w:val="Guidetext"/>
-      </w:pPr>
-      <w:r>
-        <w:rPr/>
-        <w:t>It builds on the Ch 23 life cycle. Keep two rules in mind: meiosis makes spores and mitosis makes gametes; after fertilization, the ovule becomes the seed and the ovary becomes the fruit (27.1.3, 27.1.5).</w:t>
-      </w:r>
-    </w:p>
-    <w:p>
-      <w:pPr>
-        <w:pStyle w:val="Guidepart"/>
-      </w:pPr>
-      <w:bookmarkStart w:id="26" w:name="g271"/>
-      <w:r>
-        <w:rPr>
-          <w:rStyle w:val="Slidecode"/>
-        </w:rPr>
-        <w:t>27.1 Sexual Reproductive Strategies</w:t>
-      </w:r>
-      <w:r>
-        <w:rPr/>
-        <w:t xml:space="preserve"> (slides 3–19)</w:t>
-      </w:r>
-      <w:bookmarkEnd w:id="26"/>
-    </w:p>
-    <w:p>
-      <w:pPr>
-        <w:pStyle w:val="Guidetext"/>
-      </w:pPr>
-      <w:r>
-        <w:rPr/>
-        <w:t>Plants have a two-stage, alternating life cycle (27.1.3). The diploid (2n) sporophyte is dominant; it is the plant you see and the stage that bears flowers. Its flowers make two kinds of haploid spores by meiosis: microspores (in anthers) and megaspores (in ovules). Each spore divides by mitosis into a haploid gametophyte, which makes gametes; gametes fuse into a diploid zygote, which grows by mitosis into a new sporophyte (27.1.3, 27.1.4).</w:t>
-      </w:r>
-    </w:p>
-    <w:p>
-      <w:pPr>
-        <w:pStyle w:val="Guidetext"/>
-      </w:pPr>
-      <w:r>
-        <w:rPr/>
-        <w:t>A microspore becomes the male gametophyte, the pollen grain; a megaspore becomes the female gametophyte, the embryo sac, inside an ovule inside an ovary. The ovule becomes a seed, and the ovary becomes a fruit (27.1.5). The slide's "Microspore – Male gametophyte" means a microspore becomes one; the spore itself isn't the gametophyte.</w:t>
-      </w:r>
-    </w:p>
-    <w:p>
-      <w:pPr>
-        <w:pStyle w:val="Guidetext"/>
-      </w:pPr>
-      <w:r>
-        <w:rPr/>
-        <w:t>Flowers are unique to angiosperms: they attract pollinators and produce fruits that enclose seeds. Flowering often responds to signals such as day length: a meristem stops producing leaves and starts producing flowers. Monocot flower parts come in threes, eudicot parts in fours or fives (27.1.6, 27.1.9).</w:t>
-      </w:r>
-    </w:p>
-    <w:p>
-      <w:pPr>
-        <w:pStyle w:val="Guidesubheading"/>
-      </w:pPr>
-      <w:r>
-        <w:rPr/>
-        <w:t>Flower structure (27.1.7, 27.1.8)</w:t>
+        <w:t>Starts and maintains seed and bud dormancy; corn that can't respond to ABA shows vivipary, sprouting while still on the cob (26.1.17, 26.1.18).</w:t>
       </w:r>
     </w:p>
     <w:p>
@@ -2817,7 +2533,16 @@
       </w:pPr>
       <w:r>
         <w:rPr/>
-        <w:t>Four whorls of modified leaves sit on the receptacle, at the end of the flower stalk (peduncle) (27.1.7).</w:t>
+        <w:t>Closes stomata (26.1.17, 26.1.19). How (textbook): ABA binds a receptor on the guard cell, calcium ions enter as a second messenger (a signal inside the cell), K+ channels open, K+ and then water leave, and the stoma closes.</w:t>
+      </w:r>
+    </w:p>
+    <w:p>
+      <w:pPr>
+        <w:pStyle w:val="Guidesubheading"/>
+      </w:pPr>
+      <w:r>
+        <w:rPr/>
+        <w:t>Ethylene (26.1.20 to 26.1.22)</w:t>
       </w:r>
     </w:p>
     <w:p>
@@ -2830,7 +2555,7 @@
       </w:pPr>
       <w:r>
         <w:rPr/>
-        <w:t>Sepals protect the bud; petals attract pollinators (27.1.7).</w:t>
+        <w:t>A gas formed from the amino acid methionine (26.1.20).</w:t>
       </w:r>
     </w:p>
     <w:p>
@@ -2843,7 +2568,7 @@
       </w:pPr>
       <w:r>
         <w:rPr/>
-        <w:t>Stamen (male): the anther, a saclike container where pollen forms, on a slender filament (27.1.7).</w:t>
+        <w:t>Causes abscission, the dropping of leaves, fruit or flowers, by stimulating enzymes such as cellulase; a ripe apple under a jar makes a holly twig drop its leaves (26.1.20, 26.1.21).</w:t>
       </w:r>
     </w:p>
     <w:p>
@@ -2856,16 +2581,7 @@
       </w:pPr>
       <w:r>
         <w:rPr/>
-        <w:t>Carpel (female): the stigma, an enlarged sticky knob; the style, a slender stalk; and the ovary, the enlarged base enclosing the ovules, which produce the megaspores (27.1.7).</w:t>
-      </w:r>
-    </w:p>
-    <w:p>
-      <w:pPr>
-        <w:pStyle w:val="Guidesubheading"/>
-      </w:pPr>
-      <w:r>
-        <w:rPr/>
-        <w:t>Flower and plant types (27.1.10, 27.1.11)</w:t>
+        <w:t>Ripens fruit, by activating enzymes that soften it and produce its flavor and smell (26.1.20, 26.1.22).</w:t>
       </w:r>
     </w:p>
     <w:p>
@@ -2878,7 +2594,60 @@
       </w:pPr>
       <w:r>
         <w:rPr/>
-        <w:t>Complete flowers have sepals, petals, stamens and a carpel; incomplete flowers are missing one or more (27.1.10).</w:t>
+        <w:t>Also inhibits axillary buds and suppresses stem and root elongation (26.1.20).</w:t>
+      </w:r>
+    </w:p>
+    <w:p>
+      <w:pPr>
+        <w:pStyle w:val="Guidetext"/>
+      </w:pPr>
+      <w:r>
+        <w:rPr/>
+        <w:t>Hormones mainly handle abiotic (nonliving) stimuli: light, oxygen, water, pH, temperature. Against biotic (living) threats such as herbivores, parasites and competing plants, plants rely on their epidermis and bark and on secondary metabolites, defense chemicals once thought to be waste products. Primary metabolites, such as sugars and amino acids, are the ones every cell needs to work normally (26.1.23).</w:t>
+      </w:r>
+    </w:p>
+    <w:p>
+      <w:pPr>
+        <w:pStyle w:val="Guidetext"/>
+      </w:pPr>
+      <w:r>
+        <w:rPr/>
+        <w:t>Traps: abscisic acid vs abscission (the ABA slide defines abscission, but ethylene causes it; the textbook says ABA no longer counts as its natural cause); gibberellins (break dormancy) vs ABA (keeps dormancy); auxin (apical dominance, elongation) vs cytokinins (cell division); primary vs secondary metabolites (26.1.12, 26.1.17, 26.1.20, 26.1.23).</w:t>
+      </w:r>
+    </w:p>
+    <w:p>
+      <w:pPr>
+        <w:pStyle w:val="Guidepart"/>
+      </w:pPr>
+      <w:bookmarkStart w:id="22" w:name="g262"/>
+      <w:r>
+        <w:rPr>
+          <w:rStyle w:val="Slidecode"/>
+        </w:rPr>
+        <w:t>26.2 Plant Growth and Movement Responses</w:t>
+      </w:r>
+      <w:r>
+        <w:rPr/>
+        <w:t xml:space="preserve"> (slides 24–35)</w:t>
+      </w:r>
+      <w:bookmarkEnd w:id="22"/>
+    </w:p>
+    <w:p>
+      <w:pPr>
+        <w:pStyle w:val="Guidetext"/>
+      </w:pPr>
+      <w:r>
+        <w:rPr/>
+        <w:t>A tropism is plant growth toward or away from a stimulus that comes from one direction: positive tropism is growth toward it, negative tropism is growth away (26.2.24). It happens because one side of the organ grows faster than the other (textbook).</w:t>
+      </w:r>
+    </w:p>
+    <w:p>
+      <w:pPr>
+        <w:pStyle w:val="Guidesubheading"/>
+      </w:pPr>
+      <w:r>
+        <w:rPr/>
+        <w:t>The three tropisms</w:t>
       </w:r>
     </w:p>
     <w:p>
@@ -2891,7 +2660,7 @@
       </w:pPr>
       <w:r>
         <w:rPr/>
-        <w:t>Perfect (bisexual) flowers have both stamens and carpels; imperfect (unisexual) flowers have one but not the other (27.1.10).</w:t>
+        <w:t>Phototropism (light): stems bend toward light because auxin makes the cells on the shady side elongate. The receptor pigment phototropin absorbs blue light, becomes phosphorylated (gains a phosphate group) and starts the transduction pathway that moves auxin. Roots are insensitive to light or grow away from it (26.2.25, 26.2.26).</w:t>
       </w:r>
     </w:p>
     <w:p>
@@ -2904,96 +2673,7 @@
       </w:pPr>
       <w:r>
         <w:rPr/>
-        <w:t>Monoecious plants have staminate (male) and carpellate (female) flowers on the same plant; dioecious plants have them on separate plants, so only female holly trees bear berries (27.1.10, 27.1.11).</w:t>
-      </w:r>
-    </w:p>
-    <w:p>
-      <w:pPr>
-        <w:pStyle w:val="Guidetext"/>
-      </w:pPr>
-      <w:r>
-        <w:rPr/>
-        <w:t>Male gametophyte (27.1.12, 27.1.13): each anther has four pollen sacs full of microspore mother cells. Each mother cell undergoes meiosis to make four haploid microspores, and each microspore undergoes mitosis to make a pollen grain. At first it is an immature gametophyte of two cells: a tube cell, which will produce the pollen tube, and a generative cell, which divides by mitosis into two sperm. Then the pollen grain is the mature male gametophyte.</w:t>
-      </w:r>
-    </w:p>
-    <w:p>
-      <w:pPr>
-        <w:pStyle w:val="Guidetext"/>
-      </w:pPr>
-      <w:r>
-        <w:rPr/>
-        <w:t>Female gametophyte (27.1.13, 27.1.14): an ovule is a central mass of parenchyma cells covered by integuments. One cell enlarges into a megaspore mother cell, which undergoes meiosis to make four haploid megaspores, three of them nonfunctional. The functional megaspore divides by mitosis until there are eight nuclei. The embryo sac then has one egg cell with two synergid cells beside it, a central cell with two polar nuclei, and three antipodal cells (seven cells, eight nuclei; textbook).</w:t>
-      </w:r>
-    </w:p>
-    <w:p>
-      <w:pPr>
-        <w:pStyle w:val="Guidetext"/>
-      </w:pPr>
-      <w:r>
-        <w:rPr/>
-        <w:t>Pollination is the transfer of pollen from an anther to the stigma of a carpel: self-pollination if the pollen comes from the same plant, cross-pollination if it comes from a different plant of the same species (27.1.15).</w:t>
-      </w:r>
-    </w:p>
-    <w:p>
-      <w:pPr>
-        <w:pStyle w:val="Guidetext"/>
-      </w:pPr>
-      <w:r>
-        <w:rPr/>
-        <w:t>Fertilization comes after pollination (27.1.17): the pollen grain germinates on the stigma, and its pollen tube passes between the stigma and style to the ovule's micropyle (a small opening). Double fertilization follows: one sperm unites with the egg to make the 2n zygote, and the other unites with the two polar nuclei to make the 3n endosperm nucleus, which develops into the endosperm, the embryo's food. A mature seed contains the embryo, stored food and the seed coat (27.1.17).</w:t>
-      </w:r>
-    </w:p>
-    <w:p>
-      <w:pPr>
-        <w:pStyle w:val="Guidetext"/>
-      </w:pPr>
-      <w:r>
-        <w:rPr/>
-        <w:t>Pollinators (27.1.18, 27.1.19; textbook): bees favor yellow, blue or white flowers with ultraviolet nectar guides (bees can't see red); hummingbirds favor red, slender-tubed flowers with lots of nectar; bats favor large, sturdy, pale flowers that open at night.</w:t>
-      </w:r>
-    </w:p>
-    <w:p>
-      <w:pPr>
-        <w:pStyle w:val="Guidetext"/>
-      </w:pPr>
-      <w:r>
-        <w:rPr/>
-        <w:t>Traps: pollination (pollen reaches the stigma) vs fertilization (sperm meets egg); microspore vs megaspore; tube cell vs generative cell; synergids (beside the egg) vs antipodals vs polar nuclei; complete vs perfect; monoecious vs dioecious; zygote (2n) vs endosperm (3n) (27.1.10, 27.1.12, 27.1.14, 27.1.15, 27.1.17).</w:t>
-      </w:r>
-    </w:p>
-    <w:p>
-      <w:pPr>
-        <w:pStyle w:val="Guidepart"/>
-      </w:pPr>
-      <w:bookmarkStart w:id="27" w:name="g272"/>
-      <w:r>
-        <w:rPr>
-          <w:rStyle w:val="Slidecode"/>
-        </w:rPr>
-        <w:t>27.2 Seed Development</w:t>
-      </w:r>
-      <w:r>
-        <w:rPr/>
-        <w:t xml:space="preserve"> (slides 20–26)</w:t>
-      </w:r>
-      <w:bookmarkEnd w:id="27"/>
-    </w:p>
-    <w:p>
-      <w:pPr>
-        <w:pStyle w:val="Guidetext"/>
-      </w:pPr>
-      <w:r>
-        <w:rPr/>
-        <w:t>Development is a programmed series of stages from a simple to a more complex form, and cells differentiate (specialize) as it proceeds (27.2.20).</w:t>
-      </w:r>
-    </w:p>
-    <w:p>
-      <w:pPr>
-        <w:pStyle w:val="Guidesubheading"/>
-      </w:pPr>
-      <w:r>
-        <w:rPr/>
-        <w:t>Stages of a eudicot embryo (27.2.20 to 27.2.24)</w:t>
+        <w:t>Thigmotropism (touch from another plant, an animal, a rock or wind): stems and tendrils of runner beans and morning glories coil around a support. Thigmomorphogenesis is a change in the plant's overall shape due to touch, such as a barrier, wind or rain (26.2.27, 26.2.28).</w:t>
       </w:r>
     </w:p>
     <w:p>
@@ -3006,8 +2686,126 @@
       </w:pPr>
       <w:r>
         <w:rPr/>
-        <w:t>Zygote: right after double fertilization, the zygote and the endosperm appear (27.2.23).</w:t>
-      </w:r>
+        <w:t>Gravitropism (gravity): a plant laid on its side grows its stem upward and its roots downward. Roots sense gravity with statoliths, starch grains inside organelles called amyloplasts in root-cap cells, which settle to the bottom of each cell and signal the downward direction; auxin may then direct the bending (26.2.29, 26.2.30). A clinostat keeps a plant turning so statoliths can't settle (26.2.30). The slide's “stems with root caps grow downward” should say roots (26.2.29).</w:t>
+      </w:r>
+    </w:p>
+    <w:p>
+      <w:pPr>
+        <w:pStyle w:val="Guidetext"/>
+      </w:pPr>
+      <w:r>
+        <w:rPr/>
+        <w:t>Arabidopsis thaliana, a small weed related to cabbage and mustard, is the model organism for plant molecular genetics (26.2.31).</w:t>
+      </w:r>
+    </w:p>
+    <w:p>
+      <w:pPr>
+        <w:pStyle w:val="Guidetext"/>
+      </w:pPr>
+      <w:r>
+        <w:rPr/>
+        <w:t>Turgor movements, also called nastic movements, don't involve growth and don't depend on the direction of the stimulus. Touch, shaking or heat can trigger them, but the movement itself comes from inside the plant: electrical impulses, hormone action or changes in turgor pressure, which is why the slide calls them internal (26.2.33). A cell that fills with water is turgid; one that loses water goes limp (26.2.34).</w:t>
+      </w:r>
+    </w:p>
+    <w:p>
+      <w:pPr>
+        <w:pStyle w:val="Guidetext"/>
+      </w:pPr>
+      <w:r>
+        <w:rPr/>
+        <w:t>Examples (26.2.33, 26.2.35): touching Mimosa pudica (the sensitive plant) makes its leaflets collapse within a second, because cells in the leaf petiole lose turgor pressure; the Venus flytrap snaps shut when touched; and sleep movements, leaves folding daily with light and dark, follow a circadian rhythm.</w:t>
+      </w:r>
+    </w:p>
+    <w:p>
+      <w:pPr>
+        <w:pStyle w:val="Guidetext"/>
+      </w:pPr>
+      <w:r>
+        <w:rPr/>
+        <w:t>Traps: tropism (growth, directional) vs turgor movement (no growth, not directional); positive vs negative tropism; phototropin (blue light, phototropism) vs phytochrome (red and far-red, photoperiod) (26.2.24, 26.2.25, 26.2.33, 26.3.37).</w:t>
+      </w:r>
+    </w:p>
+    <w:p>
+      <w:pPr>
+        <w:pStyle w:val="Guidepart"/>
+      </w:pPr>
+      <w:bookmarkStart w:id="23" w:name="g263"/>
+      <w:r>
+        <w:rPr>
+          <w:rStyle w:val="Slidecode"/>
+        </w:rPr>
+        <w:t>26.3 Plant Responses to Phytochrome</w:t>
+      </w:r>
+      <w:r>
+        <w:rPr/>
+        <w:t xml:space="preserve"> (slides 36–46)</w:t>
+      </w:r>
+      <w:bookmarkEnd w:id="23"/>
+    </w:p>
+    <w:p>
+      <w:pPr>
+        <w:pStyle w:val="Guidetext"/>
+      </w:pPr>
+      <w:r>
+        <w:rPr/>
+        <w:t>Photoperiodism is any physiological response to changes in the length of day or night, such as when to flower. It requires a biological clock and the photoreceptor (light-sensing pigment) phytochrome (26.3.36).</w:t>
+      </w:r>
+    </w:p>
+    <w:p>
+      <w:pPr>
+        <w:pStyle w:val="Guidetext"/>
+      </w:pPr>
+      <w:r>
+        <w:rPr/>
+        <w:t>Phytochrome is a blue-green leaf pigment with two forms (26.3.37, 26.3.38, 26.3.39). Pr (phytochrome red), the inactive form, absorbs red light, which is plentiful in daylight, and turns into Pfr, the active form. Pfr absorbs far-red light and turns back into Pr in the evening and whenever light is limited (shade, night). Switching between the two lets the plant detect photoperiod changes. Phytochrome also promotes seed germination and flowering and inhibits shoot elongation (26.3.37).</w:t>
+      </w:r>
+    </w:p>
+    <w:p>
+      <w:pPr>
+        <w:pStyle w:val="Guidetext"/>
+      </w:pPr>
+      <w:r>
+        <w:rPr/>
+        <w:t>Flowering (26.3.40, 26.3.41, 26.3.42): each plant has a critical length, a set number of hours of day (or night) that its flowering depends on. Short-day plants flower when the day is shorter than the critical length; long-day plants, such as clover, flower when it is longer; day-neutral plants flower regardless of day length. What really counts is night length: a flash of light in the middle of the long night stops a short-day plant from flowering but makes a long-day plant flower. So short-day plants are long-night plants, and long-day plants are short-night plants.</w:t>
+      </w:r>
+    </w:p>
+    <w:p>
+      <w:pPr>
+        <w:pStyle w:val="Guidetext"/>
+      </w:pPr>
+      <w:r>
+        <w:rPr/>
+        <w:t>Shade and spacing (26.3.43, 26.3.44): leaf shade increases far-red light relative to red light, and plants measure the far-red light bounced back by neighboring plants; the more far-red they sense, the more energy they spend growing taller to outcompete the others for sunlight. Seedlings grown in darkness are etiolated: the shoot keeps elongating, and the leaves stay small and yellow (26.3.43; textbook).</w:t>
+      </w:r>
+    </w:p>
+    <w:p>
+      <w:pPr>
+        <w:pStyle w:val="Guidetext"/>
+      </w:pPr>
+      <w:r>
+        <w:rPr/>
+        <w:t>Circadian rhythms are biological rhythms with a cycle of about 24 hours, such as sleep movements and flowers opening and closing (26.3.45, 26.3.46). They persist without outside cues because a biological clock runs them, but a plant kept in dim light shifts its sleep cycle (26.3.45). Entrainment means being synchronized to light at daybreak (26.3.45).</w:t>
+      </w:r>
+    </w:p>
+    <w:p>
+      <w:pPr>
+        <w:pStyle w:val="Guidetext"/>
+      </w:pPr>
+      <w:r>
+        <w:rPr/>
+        <w:t>Traps: Pr (inactive, absorbs red) vs Pfr (active, absorbs far-red); short-day means long-night; a night flash changes night length, not day length; photoperiodism (seasons) vs circadian rhythm (daily) (26.3.37, 26.3.41, 26.3.42, 26.3.45).</w:t>
+      </w:r>
+    </w:p>
+    <w:p>
+      <w:pPr>
+        <w:pStyle w:val="Guidepart"/>
+      </w:pPr>
+      <w:bookmarkStart w:id="24" w:name="g269"/>
+      <w:r>
+        <w:rPr/>
+        <w:t>Look these up, don't memorize</w:t>
+      </w:r>
+      <w:bookmarkEnd w:id="24"/>
     </w:p>
     <w:p>
       <w:pPr>
@@ -3019,7 +2817,7 @@
       </w:pPr>
       <w:r>
         <w:rPr/>
-        <w:t>Proembryo: the zygote divides repeatedly into a proembryo and a suspensor, a stalk that anchors the embryo; the root-shoot axis is already set (27.2.20, 27.2.23).</w:t>
+        <w:t>Each hormone: where it's made, what it does, its commercial use: the Plant hormones table.</w:t>
       </w:r>
     </w:p>
     <w:p>
@@ -3032,7 +2830,7 @@
       </w:pPr>
       <w:r>
         <w:rPr/>
-        <w:t>Globular stage: the proembryo is a ball of cells; its outermost cells will become the dermal tissue, which protects against drying out and includes stomata (27.2.20, 27.2.24).</w:t>
+        <w:t>Tropisms and turgor movements side by side: the Movements table.</w:t>
       </w:r>
     </w:p>
     <w:p>
@@ -3045,7 +2843,7 @@
       </w:pPr>
       <w:r>
         <w:rPr/>
-        <w:t>Heart stage: the embryo becomes heart-shaped as the cotyledons (seed leaves) appear (27.2.21, 27.2.24).</w:t>
+        <w:t>Short-day, long-day and day-neutral plants and the night flash; Pr and Pfr: the Photoperiod and Phytochrome tables.</w:t>
       </w:r>
     </w:p>
     <w:p>
@@ -3058,7 +2856,7 @@
       </w:pPr>
       <w:r>
         <w:rPr/>
-        <w:t>Torpedo stage: the embryo enlarges and elongates; the shoot apical meristem (for aboveground growth) and root apical meristem (for underground growth) are present (27.2.21, 27.2.24).</w:t>
+        <w:t>How auxin bends a stem, how ABA closes stomata, how roots sense gravity: the Sequences.</w:t>
       </w:r>
     </w:p>
     <w:p>
@@ -3071,52 +2869,32 @@
       </w:pPr>
       <w:r>
         <w:rPr/>
-        <w:t>Mature embryo: the epicotyl, above the cotyledons, develops into the shoot; the hypocotyl, below them, contributes to the stem and ends in the radicle, the embryonic root (27.2.22). The textbook's text says the same, although the figure on 27.2.24 labels the hypocotyl the root axis.</w:t>
-      </w:r>
-    </w:p>
-    <w:p>
-      <w:pPr>
-        <w:pStyle w:val="Guidetext"/>
-      </w:pPr>
-      <w:r>
-        <w:rPr/>
-        <w:t>As the embryo develops, the ovule's integuments become the seed coat, which protects the embryo and its food (textbook).</w:t>
-      </w:r>
-    </w:p>
-    <w:p>
-      <w:pPr>
-        <w:pStyle w:val="Guidetext"/>
-      </w:pPr>
-      <w:r>
-        <w:rPr/>
-        <w:t>Monocot vs eudicot seeds (27.2.25, 27.2.26): a monocot has one cotyledon, which stores some nutrients, absorbs others from the endosperm and passes them to the embryo, so a corn kernel still has endosperm when mature. Eudicot cotyledons store all the nutrients the embryo needs, because they have taken up the endosperm, as in a bean seed (27.2.25). In corn, the coleoptile is a sheath protecting the shoot, and the coleorhiza a sheath protecting the root (27.2.26; textbook).</w:t>
-      </w:r>
-    </w:p>
-    <w:p>
-      <w:pPr>
-        <w:pStyle w:val="Guidetext"/>
-      </w:pPr>
-      <w:r>
-        <w:rPr/>
-        <w:t>Traps: epicotyl (shoot) vs hypocotyl (stem, below the cotyledons) vs radicle (root); suspensor (anchors the embryo) vs cotyledon (seed leaf); globular, then heart, then torpedo; coleoptile (shoot sheath) vs coleorhiza (root sheath) (27.2.20, 27.2.21, 27.2.22, 27.2.26).</w:t>
-      </w:r>
-    </w:p>
-    <w:p>
-      <w:pPr>
-        <w:pStyle w:val="Guidepart"/>
-      </w:pPr>
-      <w:bookmarkStart w:id="28" w:name="g273"/>
+        <w:t>Exact numbers (136 gibberellins, Arabidopsis details): don't memorize them.</w:t>
+      </w:r>
+    </w:p>
+    <w:p>
+      <w:pPr>
+        <w:pStyle w:val="Chapterheading"/>
+      </w:pPr>
       <w:r>
         <w:rPr>
           <w:rStyle w:val="Slidecode"/>
         </w:rPr>
-        <w:t>27.3 Fruit Types and Seed Dispersal</w:t>
-      </w:r>
-      <w:r>
-        <w:rPr/>
-        <w:t xml:space="preserve"> (slides 27–35)</w:t>
-      </w:r>
-      <w:bookmarkEnd w:id="28"/>
+        <w:t>Chapter 27: Flowering Plants: Reproduction</w:t>
+      </w:r>
+    </w:p>
+    <w:p>
+      <w:pPr>
+        <w:pStyle w:val="Guideheading"/>
+      </w:pPr>
+      <w:bookmarkStart w:id="25" w:name="g270"/>
+      <w:r>
+        <w:rPr>
+          <w:rStyle w:val="Slidecode"/>
+        </w:rPr>
+        <w:t>Quick guide: the big picture</w:t>
+      </w:r>
+      <w:bookmarkEnd w:id="25"/>
     </w:p>
     <w:p>
       <w:pPr>
@@ -3124,7 +2902,7 @@
       </w:pPr>
       <w:r>
         <w:rPr/>
-        <w:t>A fruit is a mature ovary (27.3.27); fruits protect seeds and help disperse them (textbook). Simple fruits come from a single ovary, with one or several chambers. Compound fruits come from several ovaries: aggregate fruits from the ovaries of a single flower on one receptacle (blackberry), and multiple fruits from the ovaries of separate flowers clustered together (pineapple) (27.3.27).</w:t>
+        <w:t>Ch 27 follows the flowering plant's life cycle in detail: how a flower makes the male gametophyte (the pollen grain) and the female gametophyte (the embryo sac), pollination and double fertilization (27.1), how the embryo develops inside the seed (27.2), fruits, seed dispersal and germination (27.3), and reproduction without seeds (27.4).</w:t>
       </w:r>
     </w:p>
     <w:p>
@@ -3133,8 +2911,25 @@
       </w:pPr>
       <w:r>
         <w:rPr/>
-        <w:t>As the fruit develops, the ovary wall thickens into the pericarp, which can have three layers: the exocarp (the outermost skin), the mesocarp (the flesh) and the endocarp (the boundary around the seeds, like a peach pit) (27.3.28).</w:t>
-      </w:r>
+        <w:t>It builds on the Ch 23 life cycle, and two rules carry over: meiosis makes spores and mitosis makes gametes; after fertilization, the ovule becomes the seed and the ovary becomes the fruit (27.1.3, 27.1.5).</w:t>
+      </w:r>
+    </w:p>
+    <w:p>
+      <w:pPr>
+        <w:pStyle w:val="Guidepart"/>
+      </w:pPr>
+      <w:bookmarkStart w:id="26" w:name="g271"/>
+      <w:r>
+        <w:rPr>
+          <w:rStyle w:val="Slidecode"/>
+        </w:rPr>
+        <w:t>27.1 Sexual Reproductive Strategies</w:t>
+      </w:r>
+      <w:r>
+        <w:rPr/>
+        <w:t xml:space="preserve"> (slides 3–19)</w:t>
+      </w:r>
+      <w:bookmarkEnd w:id="26"/>
     </w:p>
     <w:p>
       <w:pPr>
@@ -3142,7 +2937,25 @@
       </w:pPr>
       <w:r>
         <w:rPr/>
-        <w:t>In dry fruits the pericarp is papery, leathery or woody at maturity. Dehiscent fruits split open when ripe (legumes, such as pea pods); indehiscent fruits don't (grains) (27.3.29).</w:t>
+        <w:t>The diploid (2n) sporophyte is the dominant generation: the plant you see, which bears the flowers. Its flowers make two kinds of haploid spores by meiosis: microspores in the anthers and megaspores in the ovules. Each spore divides by mitosis into a haploid gametophyte, which makes gametes; gametes fuse into a diploid zygote, which grows by mitosis into a new sporophyte (27.1.3, 27.1.4).</w:t>
+      </w:r>
+    </w:p>
+    <w:p>
+      <w:pPr>
+        <w:pStyle w:val="Guidetext"/>
+      </w:pPr>
+      <w:r>
+        <w:rPr/>
+        <w:t>A microspore becomes the male gametophyte, the pollen grain; a megaspore becomes the female gametophyte, the embryo sac, inside an ovule inside an ovary (27.1.5). The slide's “Microspore – Male gametophyte” means a microspore becomes one; the spore itself isn't the gametophyte.</w:t>
+      </w:r>
+    </w:p>
+    <w:p>
+      <w:pPr>
+        <w:pStyle w:val="Guidetext"/>
+      </w:pPr>
+      <w:r>
+        <w:rPr/>
+        <w:t>Flowers are unique to angiosperms: they attract pollinators and produce fruits that enclose seeds. Flowering often responds to signals such as day length; a meristem then stops producing leaves and starts producing flowers. Monocot flower parts come in threes, eudicot parts in fours or fives (27.1.6, 27.1.9).</w:t>
       </w:r>
     </w:p>
     <w:p>
@@ -3151,7 +2964,7 @@
       </w:pPr>
       <w:r>
         <w:rPr/>
-        <w:t>Named fruit types (27.3.30; examples from the textbook)</w:t>
+        <w:t>Flower structure (27.1.7, 27.1.8)</w:t>
       </w:r>
     </w:p>
     <w:p>
@@ -3164,7 +2977,7 @@
       </w:pPr>
       <w:r>
         <w:rPr/>
-        <w:t>Drupe: fleshy, with a pit containing a single seed, from a simple ovary (peach) (27.3.30).</w:t>
+        <w:t>Four whorls (rings) of modified leaves sit on the receptacle, at the end of the flower stalk (peduncle) (27.1.7).</w:t>
       </w:r>
     </w:p>
     <w:p>
@@ -3177,7 +2990,7 @@
       </w:pPr>
       <w:r>
         <w:rPr/>
-        <w:t>Berry: fleshy, with seeds and pulp, from a compound ovary (tomato) (27.3.30).</w:t>
+        <w:t>Sepals protect the bud; petals attract pollinators (27.1.7).</w:t>
       </w:r>
     </w:p>
     <w:p>
@@ -3190,7 +3003,7 @@
       </w:pPr>
       <w:r>
         <w:rPr/>
-        <w:t>Legume: dry and dehiscent, from a single ovary (pea) (27.3.30).</w:t>
+        <w:t>Stamen (male): the anther, a saclike container where pollen forms, on a slender filament (27.1.7).</w:t>
       </w:r>
     </w:p>
     <w:p>
@@ -3203,6 +3016,353 @@
       </w:pPr>
       <w:r>
         <w:rPr/>
+        <w:t>Carpel (female): the stigma, an enlarged sticky knob; the style, a slender stalk; and the ovary, the enlarged base enclosing the ovules, which produce the megaspores (27.1.7).</w:t>
+      </w:r>
+    </w:p>
+    <w:p>
+      <w:pPr>
+        <w:pStyle w:val="Guidesubheading"/>
+      </w:pPr>
+      <w:r>
+        <w:rPr/>
+        <w:t>Flower and plant types (27.1.10, 27.1.11)</w:t>
+      </w:r>
+    </w:p>
+    <w:p>
+      <w:pPr>
+        <w:pStyle w:val="Guidebullet"/>
+        <w:numPr>
+          <w:ilvl w:val="0"/>
+          <w:numId w:val="90"/>
+        </w:numPr>
+      </w:pPr>
+      <w:r>
+        <w:rPr/>
+        <w:t>Complete flowers have sepals, petals, stamens and a carpel; incomplete flowers are missing one or more (27.1.10).</w:t>
+      </w:r>
+    </w:p>
+    <w:p>
+      <w:pPr>
+        <w:pStyle w:val="Guidebullet"/>
+        <w:numPr>
+          <w:ilvl w:val="0"/>
+          <w:numId w:val="90"/>
+        </w:numPr>
+      </w:pPr>
+      <w:r>
+        <w:rPr/>
+        <w:t>Perfect (bisexual) flowers have both stamens and carpels; imperfect (unisexual) flowers have one but not the other (27.1.10).</w:t>
+      </w:r>
+    </w:p>
+    <w:p>
+      <w:pPr>
+        <w:pStyle w:val="Guidebullet"/>
+        <w:numPr>
+          <w:ilvl w:val="0"/>
+          <w:numId w:val="90"/>
+        </w:numPr>
+      </w:pPr>
+      <w:r>
+        <w:rPr/>
+        <w:t>Monoecious plants have staminate (male, stamens only) and carpellate (female, carpels only) flowers on the same plant; dioecious plants have them on separate plants, so only female holly trees bear berries (27.1.10, 27.1.11).</w:t>
+      </w:r>
+    </w:p>
+    <w:p>
+      <w:pPr>
+        <w:pStyle w:val="Guidetext"/>
+      </w:pPr>
+      <w:r>
+        <w:rPr/>
+        <w:t>Male gametophyte (27.1.12, 27.1.13): each anther has four pollen sacs full of microspore mother cells. Each mother cell undergoes meiosis to make four haploid microspores, and each microspore undergoes mitosis to make a pollen grain. At first it is an immature gametophyte of two cells: a tube cell, which grows into the pollen tube without dividing (the slide's “divides” is a slip), and a generative cell, which divides by mitosis into two sperm. Then the pollen grain is the mature male gametophyte.</w:t>
+      </w:r>
+    </w:p>
+    <w:p>
+      <w:pPr>
+        <w:pStyle w:val="Guidetext"/>
+      </w:pPr>
+      <w:r>
+        <w:rPr/>
+        <w:t>Female gametophyte (27.1.13, 27.1.14): an ovule is a central mass of parenchyma cells covered by integuments, its outer layers. One cell enlarges into a megaspore mother cell, which undergoes meiosis to make four haploid megaspores, three of them nonfunctional. The functional megaspore divides by mitosis until there are eight nuclei. The embryo sac then has one egg cell with two synergid cells beside it, a central cell with two polar nuclei, and three antipodal cells (seven cells, eight nuclei; textbook).</w:t>
+      </w:r>
+    </w:p>
+    <w:p>
+      <w:pPr>
+        <w:pStyle w:val="Guidetext"/>
+      </w:pPr>
+      <w:r>
+        <w:rPr/>
+        <w:t>Pollination is the transfer of pollen from an anther to the stigma of a carpel: self-pollination if the pollen comes from the same plant, cross-pollination if it comes from a different plant of the same species (27.1.15).</w:t>
+      </w:r>
+    </w:p>
+    <w:p>
+      <w:pPr>
+        <w:pStyle w:val="Guidetext"/>
+      </w:pPr>
+      <w:r>
+        <w:rPr/>
+        <w:t>Fertilization comes after pollination (27.1.17): the pollen grain germinates on the stigma, and its pollen tube grows down through the stigma and style, between their cells (textbook), to the ovule's micropyle (a small opening). Double fertilization follows: one sperm unites with the egg to make the 2n zygote, and the other unites with the two polar nuclei to make the 3n endosperm nucleus, which develops into the endosperm, the embryo's food. A mature seed contains the embryo, stored food and the seed coat (27.1.17).</w:t>
+      </w:r>
+    </w:p>
+    <w:p>
+      <w:pPr>
+        <w:pStyle w:val="Guidetext"/>
+      </w:pPr>
+      <w:r>
+        <w:rPr/>
+        <w:t>Pollinators (27.1.18, 27.1.19; textbook): bees favor yellow, blue or white flowers with ultraviolet nectar guides (bees can't see red); hummingbirds favor red, slender-tubed flowers with lots of nectar; bats favor large, sturdy, pale flowers that open at night.</w:t>
+      </w:r>
+    </w:p>
+    <w:p>
+      <w:pPr>
+        <w:pStyle w:val="Guidetext"/>
+      </w:pPr>
+      <w:r>
+        <w:rPr/>
+        <w:t>Traps: pollination (pollen reaches the stigma) vs fertilization (sperm meets egg); microspore vs megaspore; tube cell (grows the tube) vs generative cell (divides into 2 sperm); synergids (beside the egg) vs antipodals vs polar nuclei; complete vs perfect; monoecious vs dioecious; zygote (2n) vs endosperm (3n) (27.1.10, 27.1.12, 27.1.14, 27.1.15, 27.1.17).</w:t>
+      </w:r>
+    </w:p>
+    <w:p>
+      <w:pPr>
+        <w:pStyle w:val="Guidepart"/>
+      </w:pPr>
+      <w:bookmarkStart w:id="27" w:name="g272"/>
+      <w:r>
+        <w:rPr>
+          <w:rStyle w:val="Slidecode"/>
+        </w:rPr>
+        <w:t>27.2 Seed Development</w:t>
+      </w:r>
+      <w:r>
+        <w:rPr/>
+        <w:t xml:space="preserve"> (slides 20–26)</w:t>
+      </w:r>
+      <w:bookmarkEnd w:id="27"/>
+    </w:p>
+    <w:p>
+      <w:pPr>
+        <w:pStyle w:val="Guidetext"/>
+      </w:pPr>
+      <w:r>
+        <w:rPr/>
+        <w:t>Development is a programmed series of stages from a simple to a more complex form, and cells differentiate (specialize) as it proceeds (27.2.20).</w:t>
+      </w:r>
+    </w:p>
+    <w:p>
+      <w:pPr>
+        <w:pStyle w:val="Guidesubheading"/>
+      </w:pPr>
+      <w:r>
+        <w:rPr/>
+        <w:t>Stages of a eudicot embryo (27.2.20 to 27.2.24)</w:t>
+      </w:r>
+    </w:p>
+    <w:p>
+      <w:pPr>
+        <w:pStyle w:val="Guidebullet"/>
+        <w:numPr>
+          <w:ilvl w:val="0"/>
+          <w:numId w:val="90"/>
+        </w:numPr>
+      </w:pPr>
+      <w:r>
+        <w:rPr/>
+        <w:t>Zygote: right after double fertilization, the zygote and the endosperm appear (27.2.23).</w:t>
+      </w:r>
+    </w:p>
+    <w:p>
+      <w:pPr>
+        <w:pStyle w:val="Guidebullet"/>
+        <w:numPr>
+          <w:ilvl w:val="0"/>
+          <w:numId w:val="90"/>
+        </w:numPr>
+      </w:pPr>
+      <w:r>
+        <w:rPr/>
+        <w:t>Proembryo: the zygote divides repeatedly into a proembryo and a suspensor, a stalk that anchors the embryo; the root-shoot axis is already set (27.2.20, 27.2.23).</w:t>
+      </w:r>
+    </w:p>
+    <w:p>
+      <w:pPr>
+        <w:pStyle w:val="Guidebullet"/>
+        <w:numPr>
+          <w:ilvl w:val="0"/>
+          <w:numId w:val="90"/>
+        </w:numPr>
+      </w:pPr>
+      <w:r>
+        <w:rPr/>
+        <w:t>Globular stage: the proembryo is a ball of cells; its outermost cells will become the dermal tissue, which protects against drying out and includes stomata (27.2.20, 27.2.24).</w:t>
+      </w:r>
+    </w:p>
+    <w:p>
+      <w:pPr>
+        <w:pStyle w:val="Guidebullet"/>
+        <w:numPr>
+          <w:ilvl w:val="0"/>
+          <w:numId w:val="90"/>
+        </w:numPr>
+      </w:pPr>
+      <w:r>
+        <w:rPr/>
+        <w:t>Heart stage: the embryo becomes heart-shaped as the cotyledons (seed leaves) appear (27.2.21, 27.2.24).</w:t>
+      </w:r>
+    </w:p>
+    <w:p>
+      <w:pPr>
+        <w:pStyle w:val="Guidebullet"/>
+        <w:numPr>
+          <w:ilvl w:val="0"/>
+          <w:numId w:val="90"/>
+        </w:numPr>
+      </w:pPr>
+      <w:r>
+        <w:rPr/>
+        <w:t>Torpedo stage: the embryo enlarges and elongates; the shoot apical meristem (for aboveground growth) and root apical meristem (for underground growth) are present (27.2.21, 27.2.24).</w:t>
+      </w:r>
+    </w:p>
+    <w:p>
+      <w:pPr>
+        <w:pStyle w:val="Guidebullet"/>
+        <w:numPr>
+          <w:ilvl w:val="0"/>
+          <w:numId w:val="90"/>
+        </w:numPr>
+      </w:pPr>
+      <w:r>
+        <w:rPr/>
+        <w:t>Mature embryo: the epicotyl, above the cotyledons, develops into the shoot; the hypocotyl, below them, contributes to the stem and ends in the radicle, the embryonic root (27.2.22). The figure on 27.2.24 calls the hypocotyl the root axis; the textbook agrees with 27.2.22.</w:t>
+      </w:r>
+    </w:p>
+    <w:p>
+      <w:pPr>
+        <w:pStyle w:val="Guidetext"/>
+      </w:pPr>
+      <w:r>
+        <w:rPr/>
+        <w:t>As the embryo develops, the ovule's integuments become the seed coat, which protects the embryo and its food (textbook).</w:t>
+      </w:r>
+    </w:p>
+    <w:p>
+      <w:pPr>
+        <w:pStyle w:val="Guidetext"/>
+      </w:pPr>
+      <w:r>
+        <w:rPr/>
+        <w:t>Monocot vs eudicot seeds (27.2.25, 27.2.26): a monocot has one cotyledon, which stores some nutrients, absorbs others from the endosperm and passes them to the embryo, so a corn kernel still has endosperm when mature. Eudicot cotyledons store all the nutrients the embryo needs, because they have taken up the endosperm, as in a bean seed (27.2.25). In corn, the coleoptile is a sheath protecting the shoot, and the coleorhiza a sheath protecting the root (27.2.26; textbook).</w:t>
+      </w:r>
+    </w:p>
+    <w:p>
+      <w:pPr>
+        <w:pStyle w:val="Guidetext"/>
+      </w:pPr>
+      <w:r>
+        <w:rPr/>
+        <w:t>Traps: epicotyl (shoot) vs hypocotyl (stem, below the cotyledons) vs radicle (root); suspensor (anchors the embryo) vs cotyledon (seed leaf); globular, then heart, then torpedo; coleoptile (shoot sheath) vs coleorhiza (root sheath) (27.2.20, 27.2.21, 27.2.22, 27.2.26).</w:t>
+      </w:r>
+    </w:p>
+    <w:p>
+      <w:pPr>
+        <w:pStyle w:val="Guidepart"/>
+      </w:pPr>
+      <w:bookmarkStart w:id="28" w:name="g273"/>
+      <w:r>
+        <w:rPr>
+          <w:rStyle w:val="Slidecode"/>
+        </w:rPr>
+        <w:t>27.3 Fruit Types and Seed Dispersal</w:t>
+      </w:r>
+      <w:r>
+        <w:rPr/>
+        <w:t xml:space="preserve"> (slides 27–35)</w:t>
+      </w:r>
+      <w:bookmarkEnd w:id="28"/>
+    </w:p>
+    <w:p>
+      <w:pPr>
+        <w:pStyle w:val="Guidetext"/>
+      </w:pPr>
+      <w:r>
+        <w:rPr/>
+        <w:t>A fruit is a mature ovary (27.3.27); fruits protect seeds and help disperse them (textbook). Simple fruits come from a single ovary, with one or several chambers. Compound fruits come from several ovaries: aggregate fruits from the ovaries of a single flower on one receptacle (blackberry), and multiple fruits from the ovaries of separate flowers clustered together (pineapple) (27.3.27).</w:t>
+      </w:r>
+    </w:p>
+    <w:p>
+      <w:pPr>
+        <w:pStyle w:val="Guidetext"/>
+      </w:pPr>
+      <w:r>
+        <w:rPr/>
+        <w:t>As the fruit develops, the ovary wall thickens into the pericarp, which can have three layers: the exocarp (the outermost skin), the mesocarp (the flesh) and the endocarp (the boundary around the seeds, like a peach pit) (27.3.28).</w:t>
+      </w:r>
+    </w:p>
+    <w:p>
+      <w:pPr>
+        <w:pStyle w:val="Guidetext"/>
+      </w:pPr>
+      <w:r>
+        <w:rPr/>
+        <w:t>In dry fruits the pericarp is papery, leathery or woody at maturity. Dehiscent fruits split open when ripe (legumes, such as pea pods); indehiscent fruits don't (grains) (27.3.29).</w:t>
+      </w:r>
+    </w:p>
+    <w:p>
+      <w:pPr>
+        <w:pStyle w:val="Guidesubheading"/>
+      </w:pPr>
+      <w:r>
+        <w:rPr/>
+        <w:t>Named fruit types (27.3.30; examples from the textbook)</w:t>
+      </w:r>
+    </w:p>
+    <w:p>
+      <w:pPr>
+        <w:pStyle w:val="Guidebullet"/>
+        <w:numPr>
+          <w:ilvl w:val="0"/>
+          <w:numId w:val="90"/>
+        </w:numPr>
+      </w:pPr>
+      <w:r>
+        <w:rPr/>
+        <w:t>Drupe: fleshy, with a pit containing a single seed, from a simple ovary (peach) (27.3.30).</w:t>
+      </w:r>
+    </w:p>
+    <w:p>
+      <w:pPr>
+        <w:pStyle w:val="Guidebullet"/>
+        <w:numPr>
+          <w:ilvl w:val="0"/>
+          <w:numId w:val="90"/>
+        </w:numPr>
+      </w:pPr>
+      <w:r>
+        <w:rPr/>
+        <w:t>Berry: fleshy, with seeds and pulp, from a compound ovary, several carpels fused into one ovary with several chambers (tomato) (27.3.30).</w:t>
+      </w:r>
+    </w:p>
+    <w:p>
+      <w:pPr>
+        <w:pStyle w:val="Guidebullet"/>
+        <w:numPr>
+          <w:ilvl w:val="0"/>
+          <w:numId w:val="90"/>
+        </w:numPr>
+      </w:pPr>
+      <w:r>
+        <w:rPr/>
+        <w:t>Legume: dry and dehiscent, from a single ovary (pea) (27.3.30).</w:t>
+      </w:r>
+    </w:p>
+    <w:p>
+      <w:pPr>
+        <w:pStyle w:val="Guidebullet"/>
+        <w:numPr>
+          <w:ilvl w:val="0"/>
+          <w:numId w:val="90"/>
+        </w:numPr>
+      </w:pPr>
+      <w:r>
+        <w:rPr/>
         <w:t>Samara: dry and indehiscent, winged, from a simple ovary (maple) (27.3.30).</w:t>
       </w:r>
     </w:p>
@@ -3239,7 +3399,7 @@
       </w:pPr>
       <w:r>
         <w:rPr/>
-        <w:t>Traps: simple vs aggregate vs multiple fruit; dehiscent vs indehiscent; exocarp vs mesocarp vs endocarp; drupe vs berry; dormancy vs germination (27.3.27, 27.3.28, 27.3.29, 27.3.30, 27.3.33).</w:t>
+        <w:t>Traps: simple vs aggregate vs multiple fruit; a compound ovary (one flower's fused carpels) still makes a simple fruit, such as a berry, unlike a compound fruit (several ovaries; textbook); dehiscent vs indehiscent; exocarp vs mesocarp vs endocarp; drupe vs berry; dormancy vs germination (27.3.27, 27.3.28, 27.3.29, 27.3.30, 27.3.33).</w:t>
       </w:r>
     </w:p>
     <w:p>
@@ -3265,7 +3425,7 @@
       </w:pPr>
       <w:r>
         <w:rPr/>
-        <w:t>Asexual reproduction makes clones, offspring genetically identical to their single parent (textbook). Plants do it with stolons, horizontal stems that run above ground (strawberry), and rhizomes, underground stems that produce new plants. New plants arise at the nodes of stolons and rhizomes, where new growth can occur; the "eyes" of a white potato are buds that can produce a new plant if planted with a portion of the tuber (27.4.36, 27.4.37).</w:t>
+        <w:t>Asexual reproduction makes clones, offspring genetically identical to their single parent (textbook). Plants do it with stolons, horizontal stems that run above ground (strawberry), and rhizomes, underground stems that produce new plants. New plants arise at the nodes of stolons and rhizomes, where new growth can occur; the “eyes” of a white potato are buds that can produce a new plant if planted with a portion of the tuber (27.4.36, 27.4.37).</w:t>
       </w:r>
     </w:p>
     <w:p>
@@ -15754,7 +15914,6 @@
     </w:pPr>
     <w:rPr>
       <w:b/>
-      <w:sz w:val="25"/>
     </w:rPr>
   </w:style>
   <w:style w:type="paragraph" w:customStyle="1" w:styleId="Pointer">
@@ -15819,7 +15978,6 @@
     </w:pPr>
     <w:rPr>
       <w:b/>
-      <w:sz w:val="29"/>
     </w:rPr>
   </w:style>
   <w:style w:type="paragraph" w:customStyle="1" w:styleId="Tabletitle">
@@ -15840,7 +15998,6 @@
     </w:pPr>
     <w:rPr>
       <w:b/>
-      <w:sz w:val="22"/>
     </w:rPr>
   </w:style>
   <w:style w:type="paragraph" w:customStyle="1" w:styleId="Entry">

--- a/Printed Exam Notes/Unit 2 Quick Guides.docx
+++ b/Printed Exam Notes/Unit 2 Quick Guides.docx
@@ -71,7 +71,7 @@
       </w:pPr>
       <w:r>
         <w:rPr/>
-        <w:t>One idea runs through the whole chapter: every plant's life cycle has two generations that take turns. The gametophyte is haploid (n) and makes eggs and sperm; the sporophyte is diploid (2n) and makes spores. Over evolution, the sporophyte got bigger and the gametophyte got smaller (23.1.12, 23.1.14, 23.1.15).</w:t>
+        <w:t>One idea runs through the whole chapter: every land plant's life cycle has two generations that take turns. The gametophyte is haploid (n) and makes eggs and sperm; the sporophyte is diploid (2n) and makes spores. Over evolution, the sporophyte got bigger and the gametophyte got smaller (23.1.12, 23.1.14, 23.1.15).</w:t>
       </w:r>
     </w:p>
     <w:p>
@@ -2376,7 +2376,7 @@
       </w:pPr>
       <w:r>
         <w:rPr/>
-        <w:t>How it bends a stem (26.1.10, 26.1.11): with light from one side, auxin moves to the shady side and attaches to a receptor (in the cell's nucleus, says the textbook; the slide says the plasma membrane). Proton pumps then push H+ into the cell wall, which activates enzymes that break cellulose fibers and loosen the wall; water enters, turgor pressure rises, and the cell enlarges and rebuilds a longer wall. Only the shady-side cells lengthen, so the stem bends toward the light.</w:t>
+        <w:t>How it bends a stem (26.1.10, 26.1.11): with light from one side, auxin moves to the shady side and attaches to a receptor (in the cell's nucleus, says the textbook; the slide says the plasma membrane). Proton pumps then push H+ into the cell wall, which activates enzymes that break cellulose fibers and loosen the wall; water enters, turgor pressure rises, and the cell enlarges and rebuilds a longer wall. The shady side grows longer than the lit side, so the stem bends toward the light.</w:t>
       </w:r>
     </w:p>
     <w:p>
@@ -2603,7 +2603,7 @@
       </w:pPr>
       <w:r>
         <w:rPr/>
-        <w:t>Hormones mainly handle abiotic (nonliving) stimuli: light, oxygen, water, pH, temperature. Against biotic (living) threats such as herbivores, parasites and competing plants, plants rely on their epidermis and bark and on secondary metabolites, defense chemicals once thought to be waste products. Primary metabolites, such as sugars and amino acids, are the ones every cell needs to work normally (26.1.23).</w:t>
+        <w:t>Hormones mainly handle abiotic (nonliving) stimuli: light, oxygen, water, pH, temperature. Against biotic (living) threats such as herbivores, parasites and competing plants, plants rely on their epidermis and bark and on secondary metabolites, defense chemicals once thought to be waste products. Primary metabolites, such as sugars and amino acids, are the ones a cell needs to work normally (26.1.23).</w:t>
       </w:r>
     </w:p>
     <w:p>

--- a/Printed Exam Notes/Unit 2 Quick Guides.docx
+++ b/Printed Exam Notes/Unit 2 Quick Guides.docx
@@ -15914,16 +15914,6 @@
     </w:pPr>
     <w:rPr>
       <w:b/>
-    </w:rPr>
-  </w:style>
-  <w:style w:type="paragraph" w:customStyle="1" w:styleId="Pointer">
-    <w:name w:val="Pointer"/>
-    <w:basedOn w:val="Normal"/>
-    <w:pPr>
-      <w:spacing w:before="0" w:after="22"/>
-    </w:pPr>
-    <w:rPr>
-      <w:i/>
     </w:rPr>
   </w:style>
   <w:style w:type="paragraph" w:customStyle="1" w:styleId="Slideheading">

--- a/Printed Exam Notes/Unit 2 Quick Guides.docx
+++ b/Printed Exam Notes/Unit 2 Quick Guides.docx
@@ -15,10 +15,13 @@
       <w:pPr>
         <w:sectPr>
           <w:headerReference w:type="default" r:id="rId9"/>
-          <w:footerReference w:type="default" r:id="rId10"/>
+          <w:headerReference w:type="first" r:id="rId10"/>
+          <w:footerReference w:type="default" r:id="rId11"/>
+          <w:footerReference w:type="first" r:id="rId12"/>
           <w:pgSz w:w="12240" w:h="15840"/>
           <w:pgMar w:top="792" w:right="576" w:bottom="720" w:left="576" w:header="432" w:footer="360" w:gutter="0"/>
           <w:cols w:space="720"/>
+          <w:titlePg/>
           <w:docGrid w:linePitch="360"/>
         </w:sectPr>
       </w:pPr>
@@ -3545,6 +3548,7 @@
       <w:pgSz w:w="12240" w:h="15840"/>
       <w:pgMar w:top="792" w:right="576" w:bottom="720" w:left="576" w:header="432" w:footer="360" w:gutter="0"/>
       <w:cols w:space="288" w:num="2" w:sep="1"/>
+      <w:titlePg/>
       <w:docGrid w:linePitch="360"/>
     </w:sectPr>
   </w:body>
@@ -3552,6 +3556,32 @@
 </file>
 
 <file path=word/footer1.xml><?xml version="1.0" encoding="utf-8"?>
+<w:ftr xmlns:m="http://schemas.openxmlformats.org/officeDocument/2006/math" xmlns:mc="http://schemas.openxmlformats.org/markup-compatibility/2006" xmlns:mo="http://schemas.microsoft.com/office/mac/office/2008/main" xmlns:mv="urn:schemas-microsoft-com:mac:vml" xmlns:o="urn:schemas-microsoft-com:office:office" xmlns:r="http://schemas.openxmlformats.org/officeDocument/2006/relationships" xmlns:v="urn:schemas-microsoft-com:vml" xmlns:w10="urn:schemas-microsoft-com:office:word" xmlns:w14="http://schemas.microsoft.com/office/word/2010/wordml" xmlns:w="http://schemas.openxmlformats.org/wordprocessingml/2006/main" xmlns:wne="http://schemas.microsoft.com/office/word/2006/wordml" xmlns:wp14="http://schemas.microsoft.com/office/word/2010/wordprocessingDrawing" xmlns:wp="http://schemas.openxmlformats.org/drawingml/2006/wordprocessingDrawing" xmlns:wpc="http://schemas.microsoft.com/office/word/2010/wordprocessingCanvas" xmlns:wpg="http://schemas.microsoft.com/office/word/2010/wordprocessingGroup" xmlns:wpi="http://schemas.microsoft.com/office/word/2010/wordprocessingInk" xmlns:wps="http://schemas.microsoft.com/office/word/2010/wordprocessingShape" mc:Ignorable="w14 wp14">
+  <w:p>
+    <w:pPr>
+      <w:pStyle w:val="Footer"/>
+      <w:jc w:val="center"/>
+    </w:pPr>
+    <w:r>
+      <w:fldChar w:fldCharType="begin"/>
+    </w:r>
+    <w:r>
+      <w:instrText xml:space="preserve"> PAGE </w:instrText>
+    </w:r>
+    <w:r>
+      <w:fldChar w:fldCharType="separate"/>
+    </w:r>
+    <w:r>
+      <w:t>1</w:t>
+    </w:r>
+    <w:r>
+      <w:fldChar w:fldCharType="end"/>
+    </w:r>
+  </w:p>
+</w:ftr>
+</file>
+
+<file path=word/footer2.xml><?xml version="1.0" encoding="utf-8"?>
 <w:ftr xmlns:m="http://schemas.openxmlformats.org/officeDocument/2006/math" xmlns:mc="http://schemas.openxmlformats.org/markup-compatibility/2006" xmlns:mo="http://schemas.microsoft.com/office/mac/office/2008/main" xmlns:mv="urn:schemas-microsoft-com:mac:vml" xmlns:o="urn:schemas-microsoft-com:office:office" xmlns:r="http://schemas.openxmlformats.org/officeDocument/2006/relationships" xmlns:v="urn:schemas-microsoft-com:vml" xmlns:w10="urn:schemas-microsoft-com:office:word" xmlns:w14="http://schemas.microsoft.com/office/word/2010/wordml" xmlns:w="http://schemas.openxmlformats.org/wordprocessingml/2006/main" xmlns:wne="http://schemas.microsoft.com/office/word/2006/wordml" xmlns:wp14="http://schemas.microsoft.com/office/word/2010/wordprocessingDrawing" xmlns:wp="http://schemas.openxmlformats.org/drawingml/2006/wordprocessingDrawing" xmlns:wpc="http://schemas.microsoft.com/office/word/2010/wordprocessingCanvas" xmlns:wpg="http://schemas.microsoft.com/office/word/2010/wordprocessingGroup" xmlns:wpi="http://schemas.microsoft.com/office/word/2010/wordprocessingInk" xmlns:wps="http://schemas.microsoft.com/office/word/2010/wordprocessingShape" mc:Ignorable="w14 wp14">
   <w:p>
     <w:pPr>
@@ -3664,6 +3694,16 @@
       </w:rPr>
       <w:fldChar w:fldCharType="end"/>
     </w:r>
+  </w:p>
+</w:hdr>
+</file>
+
+<file path=word/header2.xml><?xml version="1.0" encoding="utf-8"?>
+<w:hdr xmlns:m="http://schemas.openxmlformats.org/officeDocument/2006/math" xmlns:mc="http://schemas.openxmlformats.org/markup-compatibility/2006" xmlns:mo="http://schemas.microsoft.com/office/mac/office/2008/main" xmlns:mv="urn:schemas-microsoft-com:mac:vml" xmlns:o="urn:schemas-microsoft-com:office:office" xmlns:r="http://schemas.openxmlformats.org/officeDocument/2006/relationships" xmlns:v="urn:schemas-microsoft-com:vml" xmlns:w10="urn:schemas-microsoft-com:office:word" xmlns:w14="http://schemas.microsoft.com/office/word/2010/wordml" xmlns:w="http://schemas.openxmlformats.org/wordprocessingml/2006/main" xmlns:wne="http://schemas.microsoft.com/office/word/2006/wordml" xmlns:wp14="http://schemas.microsoft.com/office/word/2010/wordprocessingDrawing" xmlns:wp="http://schemas.openxmlformats.org/drawingml/2006/wordprocessingDrawing" xmlns:wpc="http://schemas.microsoft.com/office/word/2010/wordprocessingCanvas" xmlns:wpg="http://schemas.microsoft.com/office/word/2010/wordprocessingGroup" xmlns:wpi="http://schemas.microsoft.com/office/word/2010/wordprocessingInk" xmlns:wps="http://schemas.microsoft.com/office/word/2010/wordprocessingShape" mc:Ignorable="w14 wp14">
+  <w:p>
+    <w:pPr>
+      <w:pStyle w:val="Header"/>
+    </w:pPr>
   </w:p>
 </w:hdr>
 </file>
